--- a/Cicles/Segundo Ciclo/docs/Segundo ciclo.docx
+++ b/Cicles/Segundo Ciclo/docs/Segundo ciclo.docx
@@ -179,18 +179,8 @@
           <w:color w:val="000000" w:themeColor="text1"/>
           <w:lang w:val="es-CO"/>
         </w:rPr>
-        <w:t xml:space="preserve">David Santiago Garzon </w:t>
-      </w:r>
-      <w:proofErr w:type="spellStart"/>
-      <w:r>
-        <w:rPr>
-          <w:rFonts w:ascii="Times New Roman" w:eastAsia="Times New Roman" w:hAnsi="Times New Roman" w:cs="Times New Roman"/>
-          <w:color w:val="000000" w:themeColor="text1"/>
-          <w:lang w:val="es-CO"/>
-        </w:rPr>
-        <w:t>Rodriguez</w:t>
-      </w:r>
-      <w:proofErr w:type="spellEnd"/>
+        <w:t>David Santiago Garzon Rodriguez</w:t>
+      </w:r>
     </w:p>
     <w:p>
       <w:pPr>
@@ -349,21 +339,7 @@
         <w:rPr>
           <w:lang w:val="es-CO"/>
         </w:rPr>
-        <w:t xml:space="preserve">Antes de iniciar con los </w:t>
-      </w:r>
-      <w:proofErr w:type="spellStart"/>
-      <w:r>
-        <w:rPr>
-          <w:lang w:val="es-CO"/>
-        </w:rPr>
-        <w:t>miniCiclos</w:t>
-      </w:r>
-      <w:proofErr w:type="spellEnd"/>
-      <w:r>
-        <w:rPr>
-          <w:lang w:val="es-CO"/>
-        </w:rPr>
-        <w:t xml:space="preserve"> que pide el Ciclo2, vemos viable refactorizar un poco el código para lograr los siguientes objetivos:</w:t>
+        <w:t>Antes de iniciar con los miniCiclos que pide el Ciclo2, vemos viable refactorizar un poco el código para lograr los siguientes objetivos:</w:t>
       </w:r>
     </w:p>
     <w:p>
@@ -385,15 +361,7 @@
         <w:t xml:space="preserve">Si hay más de cierta cantidad de ruedas, las siguientes ruedas se posicionan debajo </w:t>
       </w:r>
       <w:r>
-        <w:t xml:space="preserve">y el tamaño de la </w:t>
-      </w:r>
-      <w:proofErr w:type="spellStart"/>
-      <w:r>
-        <w:t>slotMachine</w:t>
-      </w:r>
-      <w:proofErr w:type="spellEnd"/>
-      <w:r>
-        <w:t xml:space="preserve"> crece para permitir poner más ruedas</w:t>
+        <w:t>y el tamaño de la slotMachine crece para permitir poner más ruedas</w:t>
       </w:r>
       <w:r>
         <w:t>.</w:t>
@@ -414,19 +382,8 @@
     <w:p>
       <w:pPr>
         <w:pStyle w:val="Prrafodelista"/>
-        <w:numPr>
-          <w:ilvl w:val="0"/>
-          <w:numId w:val="1"/>
-        </w:numPr>
-      </w:pPr>
-      <w:r>
-        <w:t xml:space="preserve">Nueva animación de </w:t>
-      </w:r>
-      <w:r>
-        <w:t>victoria.</w:t>
-      </w:r>
-    </w:p>
-    <w:p/>
+      </w:pPr>
+    </w:p>
     <w:p>
       <w:pPr>
         <w:pStyle w:val="Prrafodelista"/>
@@ -436,15 +393,7 @@
         </w:numPr>
       </w:pPr>
       <w:r>
-        <w:t xml:space="preserve">Se le añadió una base negra a la </w:t>
-      </w:r>
-      <w:proofErr w:type="spellStart"/>
-      <w:r>
-        <w:t>SlotMachine</w:t>
-      </w:r>
-      <w:proofErr w:type="spellEnd"/>
-      <w:r>
-        <w:t>:</w:t>
+        <w:t>Se le añadió una base negra a la SlotMachine:</w:t>
       </w:r>
     </w:p>
     <w:p>
@@ -556,15 +505,7 @@
         </w:numPr>
       </w:pPr>
       <w:r>
-        <w:t xml:space="preserve">Actualmente este es el limite de la </w:t>
-      </w:r>
-      <w:proofErr w:type="spellStart"/>
-      <w:r>
-        <w:t>slotMachine</w:t>
-      </w:r>
-      <w:proofErr w:type="spellEnd"/>
-      <w:r>
-        <w:t xml:space="preserve"> sin que se salga de la ventana:</w:t>
+        <w:t>Actualmente este es el limite de la slotMachine sin que se salga de la ventana:</w:t>
       </w:r>
     </w:p>
     <w:p>
@@ -671,15 +612,7 @@
         <w:pStyle w:val="Prrafodelista"/>
       </w:pPr>
       <w:r>
-        <w:t xml:space="preserve">En este caso se ven las 50 entradas máximas que debería poder tener la </w:t>
-      </w:r>
-      <w:proofErr w:type="spellStart"/>
-      <w:r>
-        <w:t>maquina</w:t>
-      </w:r>
-      <w:proofErr w:type="spellEnd"/>
-      <w:r>
-        <w:t>.</w:t>
+        <w:t>En este caso se ven las 50 entradas máximas que debería poder tener la maquina.</w:t>
       </w:r>
     </w:p>
     <w:p>
@@ -700,11 +633,124 @@
         <w:lastRenderedPageBreak/>
         <w:t xml:space="preserve">Para el tema de los símbolos, es necesario refactorizar varias partes del código, la primera, es necesario crear </w:t>
       </w:r>
+      <w:r>
+        <w:t xml:space="preserve">una herencia de </w:t>
+      </w:r>
+      <w:r>
+        <w:t>las diferentes figuras de shape:</w:t>
+      </w:r>
     </w:p>
     <w:p>
       <w:pPr>
         <w:pStyle w:val="Prrafodelista"/>
       </w:pPr>
+      <w:r>
+        <w:drawing>
+          <wp:inline distT="0" distB="0" distL="0" distR="0" wp14:anchorId="657BE5CE" wp14:editId="0EF3D918">
+            <wp:extent cx="5612130" cy="4411980"/>
+            <wp:effectExtent l="0" t="0" r="7620" b="7620"/>
+            <wp:docPr id="242551655" name="Imagen 1"/>
+            <wp:cNvGraphicFramePr>
+              <a:graphicFrameLocks xmlns:a="http://schemas.openxmlformats.org/drawingml/2006/main" noChangeAspect="1"/>
+            </wp:cNvGraphicFramePr>
+            <a:graphic xmlns:a="http://schemas.openxmlformats.org/drawingml/2006/main">
+              <a:graphicData uri="http://schemas.openxmlformats.org/drawingml/2006/picture">
+                <pic:pic xmlns:pic="http://schemas.openxmlformats.org/drawingml/2006/picture">
+                  <pic:nvPicPr>
+                    <pic:cNvPr id="242551655" name=""/>
+                    <pic:cNvPicPr/>
+                  </pic:nvPicPr>
+                  <pic:blipFill>
+                    <a:blip r:embed="rId9"/>
+                    <a:stretch>
+                      <a:fillRect/>
+                    </a:stretch>
+                  </pic:blipFill>
+                  <pic:spPr>
+                    <a:xfrm>
+                      <a:off x="0" y="0"/>
+                      <a:ext cx="5612130" cy="4411980"/>
+                    </a:xfrm>
+                    <a:prstGeom prst="rect">
+                      <a:avLst/>
+                    </a:prstGeom>
+                  </pic:spPr>
+                </pic:pic>
+              </a:graphicData>
+            </a:graphic>
+          </wp:inline>
+        </w:drawing>
+      </w:r>
+    </w:p>
+    <w:p>
+      <w:pPr>
+        <w:pStyle w:val="Prrafodelista"/>
+      </w:pPr>
+      <w:r>
+        <w:t xml:space="preserve">Esto se traspasa a código, lo cual nos permitirá </w:t>
+      </w:r>
+      <w:r>
+        <w:t>hacer que el cuerpo del symbol ahora sea una figura, y ahora slotMachine tenga dentro de si diferentes Figures. El objetivo de que slotMachine tenga diferentes Figures es para que, cada ves que cree una rueda, le diga de que color es el símbolo y la forma del símbolo.</w:t>
+      </w:r>
+    </w:p>
+    <w:p>
+      <w:pPr>
+        <w:pStyle w:val="Prrafodelista"/>
+      </w:pPr>
+    </w:p>
+    <w:p>
+      <w:pPr>
+        <w:pStyle w:val="Prrafodelista"/>
+      </w:pPr>
+      <w:r>
+        <w:drawing>
+          <wp:inline distT="0" distB="0" distL="0" distR="0" wp14:anchorId="1748B9B3" wp14:editId="6C053ACC">
+            <wp:extent cx="5612130" cy="2007235"/>
+            <wp:effectExtent l="0" t="0" r="7620" b="0"/>
+            <wp:docPr id="850895739" name="Imagen 1"/>
+            <wp:cNvGraphicFramePr>
+              <a:graphicFrameLocks xmlns:a="http://schemas.openxmlformats.org/drawingml/2006/main" noChangeAspect="1"/>
+            </wp:cNvGraphicFramePr>
+            <a:graphic xmlns:a="http://schemas.openxmlformats.org/drawingml/2006/main">
+              <a:graphicData uri="http://schemas.openxmlformats.org/drawingml/2006/picture">
+                <pic:pic xmlns:pic="http://schemas.openxmlformats.org/drawingml/2006/picture">
+                  <pic:nvPicPr>
+                    <pic:cNvPr id="850895739" name=""/>
+                    <pic:cNvPicPr/>
+                  </pic:nvPicPr>
+                  <pic:blipFill>
+                    <a:blip r:embed="rId10"/>
+                    <a:stretch>
+                      <a:fillRect/>
+                    </a:stretch>
+                  </pic:blipFill>
+                  <pic:spPr>
+                    <a:xfrm>
+                      <a:off x="0" y="0"/>
+                      <a:ext cx="5612130" cy="2007235"/>
+                    </a:xfrm>
+                    <a:prstGeom prst="rect">
+                      <a:avLst/>
+                    </a:prstGeom>
+                  </pic:spPr>
+                </pic:pic>
+              </a:graphicData>
+            </a:graphic>
+          </wp:inline>
+        </w:drawing>
+      </w:r>
+    </w:p>
+    <w:p>
+      <w:pPr>
+        <w:pStyle w:val="Prrafodelista"/>
+      </w:pPr>
+      <w:r>
+        <w:lastRenderedPageBreak/>
+        <w:t xml:space="preserve">Después de añadir varias ruedas y </w:t>
+      </w:r>
+      <w:r>
+        <w:t>añadir varios colores de símbolos, ahí se puede apreciar el cambio, permitiendo que tenga un poco más de azar, al tener diferentes figuras dependiendo del color.</w:t>
+      </w:r>
     </w:p>
     <w:sectPr>
       <w:pgSz w:w="12240" w:h="15840"/>

--- a/Cicles/Segundo Ciclo/docs/Segundo ciclo.docx
+++ b/Cicles/Segundo Ciclo/docs/Segundo ciclo.docx
@@ -179,18 +179,18 @@
           <w:color w:val="000000" w:themeColor="text1"/>
           <w:lang w:val="es-CO"/>
         </w:rPr>
-        <w:t>David Santiago Garzon Rodriguez</w:t>
-      </w:r>
-    </w:p>
-    <w:p>
-      <w:pPr>
-        <w:jc w:val="center"/>
+        <w:t xml:space="preserve">David Santiago Garzon </w:t>
+      </w:r>
+      <w:proofErr w:type="spellStart"/>
+      <w:r>
         <w:rPr>
           <w:rFonts w:ascii="Times New Roman" w:eastAsia="Times New Roman" w:hAnsi="Times New Roman" w:cs="Times New Roman"/>
           <w:color w:val="000000" w:themeColor="text1"/>
           <w:lang w:val="es-CO"/>
         </w:rPr>
-      </w:pPr>
+        <w:t>Rodriguez</w:t>
+      </w:r>
+      <w:proofErr w:type="spellEnd"/>
     </w:p>
     <w:p>
       <w:pPr>
@@ -211,41 +211,51 @@
           <w:lang w:val="es-CO"/>
         </w:rPr>
       </w:pPr>
-      <w:r>
+    </w:p>
+    <w:p>
+      <w:pPr>
+        <w:jc w:val="center"/>
         <w:rPr>
           <w:rFonts w:ascii="Times New Roman" w:eastAsia="Times New Roman" w:hAnsi="Times New Roman" w:cs="Times New Roman"/>
           <w:color w:val="000000" w:themeColor="text1"/>
           <w:lang w:val="es-CO"/>
         </w:rPr>
-        <w:t>Docente:</w:t>
-      </w:r>
-    </w:p>
-    <w:p>
-      <w:pPr>
-        <w:jc w:val="center"/>
+      </w:pPr>
+      <w:r>
         <w:rPr>
           <w:rFonts w:ascii="Times New Roman" w:eastAsia="Times New Roman" w:hAnsi="Times New Roman" w:cs="Times New Roman"/>
           <w:color w:val="000000" w:themeColor="text1"/>
           <w:lang w:val="es-CO"/>
         </w:rPr>
-      </w:pPr>
-      <w:r>
+        <w:t>Docente:</w:t>
+      </w:r>
+    </w:p>
+    <w:p>
+      <w:pPr>
+        <w:jc w:val="center"/>
         <w:rPr>
           <w:rFonts w:ascii="Times New Roman" w:eastAsia="Times New Roman" w:hAnsi="Times New Roman" w:cs="Times New Roman"/>
           <w:color w:val="000000" w:themeColor="text1"/>
           <w:lang w:val="es-CO"/>
         </w:rPr>
-        <w:t>María Irma Diaz Rozo</w:t>
-      </w:r>
-    </w:p>
-    <w:p>
-      <w:pPr>
-        <w:jc w:val="center"/>
+      </w:pPr>
+      <w:r>
         <w:rPr>
           <w:rFonts w:ascii="Times New Roman" w:eastAsia="Times New Roman" w:hAnsi="Times New Roman" w:cs="Times New Roman"/>
           <w:color w:val="000000" w:themeColor="text1"/>
           <w:lang w:val="es-CO"/>
         </w:rPr>
+        <w:t>María Irma Diaz Rozo</w:t>
+      </w:r>
+    </w:p>
+    <w:p>
+      <w:pPr>
+        <w:jc w:val="center"/>
+        <w:rPr>
+          <w:rFonts w:ascii="Times New Roman" w:eastAsia="Times New Roman" w:hAnsi="Times New Roman" w:cs="Times New Roman"/>
+          <w:color w:val="000000" w:themeColor="text1"/>
+          <w:lang w:val="es-CO"/>
+        </w:rPr>
       </w:pPr>
     </w:p>
     <w:p>
@@ -339,7 +349,21 @@
         <w:rPr>
           <w:lang w:val="es-CO"/>
         </w:rPr>
-        <w:t>Antes de iniciar con los miniCiclos que pide el Ciclo2, vemos viable refactorizar un poco el código para lograr los siguientes objetivos:</w:t>
+        <w:t xml:space="preserve">Antes de iniciar con los </w:t>
+      </w:r>
+      <w:proofErr w:type="spellStart"/>
+      <w:r>
+        <w:rPr>
+          <w:lang w:val="es-CO"/>
+        </w:rPr>
+        <w:t>miniCiclos</w:t>
+      </w:r>
+      <w:proofErr w:type="spellEnd"/>
+      <w:r>
+        <w:rPr>
+          <w:lang w:val="es-CO"/>
+        </w:rPr>
+        <w:t xml:space="preserve"> que pide el Ciclo2, vemos viable refactorizar un poco el código para lograr los siguientes objetivos:</w:t>
       </w:r>
     </w:p>
     <w:p>
@@ -361,7 +385,15 @@
         <w:t xml:space="preserve">Si hay más de cierta cantidad de ruedas, las siguientes ruedas se posicionan debajo </w:t>
       </w:r>
       <w:r>
-        <w:t>y el tamaño de la slotMachine crece para permitir poner más ruedas</w:t>
+        <w:t xml:space="preserve">y el tamaño de la </w:t>
+      </w:r>
+      <w:proofErr w:type="spellStart"/>
+      <w:r>
+        <w:t>slotMachine</w:t>
+      </w:r>
+      <w:proofErr w:type="spellEnd"/>
+      <w:r>
+        <w:t xml:space="preserve"> crece para permitir poner más ruedas</w:t>
       </w:r>
       <w:r>
         <w:t>.</w:t>
@@ -393,7 +425,15 @@
         </w:numPr>
       </w:pPr>
       <w:r>
-        <w:t>Se le añadió una base negra a la SlotMachine:</w:t>
+        <w:t xml:space="preserve">Se le añadió una base negra a la </w:t>
+      </w:r>
+      <w:proofErr w:type="spellStart"/>
+      <w:r>
+        <w:t>SlotMachine</w:t>
+      </w:r>
+      <w:proofErr w:type="spellEnd"/>
+      <w:r>
+        <w:t>:</w:t>
       </w:r>
     </w:p>
     <w:p>
@@ -401,6 +441,9 @@
         <w:pStyle w:val="Prrafodelista"/>
       </w:pPr>
       <w:r>
+        <w:rPr>
+          <w:noProof/>
+        </w:rPr>
         <w:drawing>
           <wp:inline distT="0" distB="0" distL="0" distR="0" wp14:anchorId="33FBBACF" wp14:editId="2E9B51A3">
             <wp:extent cx="5612130" cy="1967230"/>
@@ -451,6 +494,9 @@
         <w:pStyle w:val="Prrafodelista"/>
       </w:pPr>
       <w:r>
+        <w:rPr>
+          <w:noProof/>
+        </w:rPr>
         <w:drawing>
           <wp:inline distT="0" distB="0" distL="0" distR="0" wp14:anchorId="426664F5" wp14:editId="2A21FA0E">
             <wp:extent cx="5612130" cy="2199640"/>
@@ -505,7 +551,23 @@
         </w:numPr>
       </w:pPr>
       <w:r>
-        <w:t>Actualmente este es el limite de la slotMachine sin que se salga de la ventana:</w:t>
+        <w:t xml:space="preserve">Actualmente este es el </w:t>
+      </w:r>
+      <w:proofErr w:type="spellStart"/>
+      <w:r>
+        <w:t>limite</w:t>
+      </w:r>
+      <w:proofErr w:type="spellEnd"/>
+      <w:r>
+        <w:t xml:space="preserve"> de la </w:t>
+      </w:r>
+      <w:proofErr w:type="spellStart"/>
+      <w:r>
+        <w:t>slotMachine</w:t>
+      </w:r>
+      <w:proofErr w:type="spellEnd"/>
+      <w:r>
+        <w:t xml:space="preserve"> sin que se salga de la ventana:</w:t>
       </w:r>
     </w:p>
     <w:p>
@@ -513,6 +575,9 @@
         <w:pStyle w:val="Prrafodelista"/>
       </w:pPr>
       <w:r>
+        <w:rPr>
+          <w:noProof/>
+        </w:rPr>
         <w:lastRenderedPageBreak/>
         <w:drawing>
           <wp:inline distT="0" distB="0" distL="0" distR="0" wp14:anchorId="3642C33A" wp14:editId="509AA4C3">
@@ -559,7 +624,15 @@
         <w:t>Pero, en el enunciado original, se deberían poder tener hasta 50</w:t>
       </w:r>
       <w:r>
-        <w:t>, por tanto es necesario refactorizar buena parte del código para que todo siga funcionando correctamente y que se puedan añadir nuevas ruedas debajo</w:t>
+        <w:t xml:space="preserve">, por </w:t>
+      </w:r>
+      <w:proofErr w:type="gramStart"/>
+      <w:r>
+        <w:t>tanto</w:t>
+      </w:r>
+      <w:proofErr w:type="gramEnd"/>
+      <w:r>
+        <w:t xml:space="preserve"> es necesario refactorizar buena parte del código para que todo siga funcionando correctamente y que se puedan añadir nuevas ruedas debajo</w:t>
       </w:r>
       <w:r>
         <w:t>:</w:t>
@@ -570,6 +643,9 @@
         <w:pStyle w:val="Prrafodelista"/>
       </w:pPr>
       <w:r>
+        <w:rPr>
+          <w:noProof/>
+        </w:rPr>
         <w:drawing>
           <wp:inline distT="0" distB="0" distL="0" distR="0" wp14:anchorId="1BA40704" wp14:editId="29B43E9B">
             <wp:extent cx="5612130" cy="3214370"/>
@@ -612,7 +688,15 @@
         <w:pStyle w:val="Prrafodelista"/>
       </w:pPr>
       <w:r>
-        <w:t>En este caso se ven las 50 entradas máximas que debería poder tener la maquina.</w:t>
+        <w:t xml:space="preserve">En este caso se ven las 50 entradas máximas que debería poder tener la </w:t>
+      </w:r>
+      <w:proofErr w:type="spellStart"/>
+      <w:r>
+        <w:t>maquina</w:t>
+      </w:r>
+      <w:proofErr w:type="spellEnd"/>
+      <w:r>
+        <w:t>.</w:t>
       </w:r>
     </w:p>
     <w:p>
@@ -637,7 +721,15 @@
         <w:t xml:space="preserve">una herencia de </w:t>
       </w:r>
       <w:r>
-        <w:t>las diferentes figuras de shape:</w:t>
+        <w:t xml:space="preserve">las diferentes figuras de </w:t>
+      </w:r>
+      <w:proofErr w:type="spellStart"/>
+      <w:r>
+        <w:t>shape</w:t>
+      </w:r>
+      <w:proofErr w:type="spellEnd"/>
+      <w:r>
+        <w:t>:</w:t>
       </w:r>
     </w:p>
     <w:p>
@@ -645,6 +737,9 @@
         <w:pStyle w:val="Prrafodelista"/>
       </w:pPr>
       <w:r>
+        <w:rPr>
+          <w:noProof/>
+        </w:rPr>
         <w:drawing>
           <wp:inline distT="0" distB="0" distL="0" distR="0" wp14:anchorId="657BE5CE" wp14:editId="0EF3D918">
             <wp:extent cx="5612130" cy="4411980"/>
@@ -690,7 +785,47 @@
         <w:t xml:space="preserve">Esto se traspasa a código, lo cual nos permitirá </w:t>
       </w:r>
       <w:r>
-        <w:t>hacer que el cuerpo del symbol ahora sea una figura, y ahora slotMachine tenga dentro de si diferentes Figures. El objetivo de que slotMachine tenga diferentes Figures es para que, cada ves que cree una rueda, le diga de que color es el símbolo y la forma del símbolo.</w:t>
+        <w:t xml:space="preserve">hacer que el cuerpo del symbol ahora sea una figura, y ahora </w:t>
+      </w:r>
+      <w:proofErr w:type="spellStart"/>
+      <w:r>
+        <w:t>slotMachine</w:t>
+      </w:r>
+      <w:proofErr w:type="spellEnd"/>
+      <w:r>
+        <w:t xml:space="preserve"> tenga dentro de </w:t>
+      </w:r>
+      <w:proofErr w:type="spellStart"/>
+      <w:r>
+        <w:t>si</w:t>
+      </w:r>
+      <w:proofErr w:type="spellEnd"/>
+      <w:r>
+        <w:t xml:space="preserve"> diferentes Figures. El objetivo de que </w:t>
+      </w:r>
+      <w:proofErr w:type="spellStart"/>
+      <w:r>
+        <w:t>slotMachine</w:t>
+      </w:r>
+      <w:proofErr w:type="spellEnd"/>
+      <w:r>
+        <w:t xml:space="preserve"> tenga diferentes Figures es para que, cada </w:t>
+      </w:r>
+      <w:proofErr w:type="spellStart"/>
+      <w:r>
+        <w:t>ves</w:t>
+      </w:r>
+      <w:proofErr w:type="spellEnd"/>
+      <w:r>
+        <w:t xml:space="preserve"> que cree una rueda, le diga de </w:t>
+      </w:r>
+      <w:proofErr w:type="spellStart"/>
+      <w:r>
+        <w:t>que</w:t>
+      </w:r>
+      <w:proofErr w:type="spellEnd"/>
+      <w:r>
+        <w:t xml:space="preserve"> color es el símbolo y la forma del símbolo.</w:t>
       </w:r>
     </w:p>
     <w:p>
@@ -703,6 +838,9 @@
         <w:pStyle w:val="Prrafodelista"/>
       </w:pPr>
       <w:r>
+        <w:rPr>
+          <w:noProof/>
+        </w:rPr>
         <w:drawing>
           <wp:inline distT="0" distB="0" distL="0" distR="0" wp14:anchorId="1748B9B3" wp14:editId="6C053ACC">
             <wp:extent cx="5612130" cy="2007235"/>
@@ -752,6 +890,3752 @@
         <w:t>añadir varios colores de símbolos, ahí se puede apreciar el cambio, permitiendo que tenga un poco más de azar, al tener diferentes figuras dependiendo del color.</w:t>
       </w:r>
     </w:p>
+    <w:p/>
+    <w:p/>
+    <w:p>
+      <w:pPr>
+        <w:rPr>
+          <w:b/>
+          <w:bCs/>
+          <w:lang w:val="es-CO"/>
+        </w:rPr>
+      </w:pPr>
+      <w:r>
+        <w:rPr>
+          <w:b/>
+          <w:bCs/>
+          <w:lang w:val="es-CO"/>
+        </w:rPr>
+        <w:t>Casos de prueba de unicidad:</w:t>
+      </w:r>
+    </w:p>
+    <w:p>
+      <w:pPr>
+        <w:rPr>
+          <w:lang w:val="es-CO"/>
+        </w:rPr>
+      </w:pPr>
+      <w:r>
+        <w:rPr>
+          <w:lang w:val="es-CO"/>
+        </w:rPr>
+        <w:tab/>
+      </w:r>
+      <w:r>
+        <w:rPr>
+          <w:lang w:val="es-CO"/>
+        </w:rPr>
+        <w:t>Casos de pruebas de unidad de su proyecto: SlotMachineC2Test</w:t>
+      </w:r>
+    </w:p>
+    <w:p>
+      <w:pPr>
+        <w:ind w:firstLine="708"/>
+        <w:rPr>
+          <w:lang w:val="es-CO"/>
+        </w:rPr>
+      </w:pPr>
+      <w:r>
+        <w:rPr>
+          <w:lang w:val="es-CO"/>
+        </w:rPr>
+        <w:t>Las pruebas de unidad deben ser en modo invisible.</w:t>
+      </w:r>
+    </w:p>
+    <w:p>
+      <w:pPr>
+        <w:ind w:left="708"/>
+        <w:rPr>
+          <w:lang w:val="es-CO"/>
+        </w:rPr>
+      </w:pPr>
+      <w:r>
+        <w:rPr>
+          <w:lang w:val="es-CO"/>
+        </w:rPr>
+        <w:t>No olviden diseñar las pruebas considerando dos preguntas: ¿qué debería</w:t>
+      </w:r>
+      <w:r>
+        <w:rPr>
+          <w:lang w:val="es-CO"/>
+        </w:rPr>
+        <w:t xml:space="preserve"> </w:t>
+      </w:r>
+      <w:r>
+        <w:rPr>
+          <w:lang w:val="es-CO"/>
+        </w:rPr>
+        <w:t>hacer? ¿qué no debería hacer?</w:t>
+      </w:r>
+    </w:p>
+    <w:p>
+      <w:pPr>
+        <w:ind w:left="708"/>
+        <w:rPr>
+          <w:lang w:val="es-CO"/>
+        </w:rPr>
+      </w:pPr>
+    </w:p>
+    <w:tbl>
+      <w:tblPr>
+        <w:tblStyle w:val="Tablaconcuadrcula"/>
+        <w:tblW w:w="0" w:type="auto"/>
+        <w:tblInd w:w="279" w:type="dxa"/>
+        <w:tblLook w:val="04A0" w:firstRow="1" w:lastRow="0" w:firstColumn="1" w:lastColumn="0" w:noHBand="0" w:noVBand="1"/>
+      </w:tblPr>
+      <w:tblGrid>
+        <w:gridCol w:w="2033"/>
+        <w:gridCol w:w="6516"/>
+      </w:tblGrid>
+      <w:tr>
+        <w:tc>
+          <w:tcPr>
+            <w:tcW w:w="1969" w:type="dxa"/>
+          </w:tcPr>
+          <w:p>
+            <w:pPr>
+              <w:rPr>
+                <w:lang w:val="es-CO"/>
+              </w:rPr>
+            </w:pPr>
+            <w:r>
+              <w:rPr>
+                <w:lang w:val="es-CO"/>
+              </w:rPr>
+              <w:t>Método público:</w:t>
+            </w:r>
+          </w:p>
+        </w:tc>
+        <w:tc>
+          <w:tcPr>
+            <w:tcW w:w="6580" w:type="dxa"/>
+          </w:tcPr>
+          <w:p>
+            <w:pPr>
+              <w:rPr>
+                <w:lang w:val="es-CO"/>
+              </w:rPr>
+            </w:pPr>
+            <w:r>
+              <w:rPr>
+                <w:lang w:val="es-CO"/>
+              </w:rPr>
+              <w:t>Pruebas</w:t>
+            </w:r>
+          </w:p>
+        </w:tc>
+      </w:tr>
+      <w:tr>
+        <w:tc>
+          <w:tcPr>
+            <w:tcW w:w="1969" w:type="dxa"/>
+          </w:tcPr>
+          <w:p>
+            <w:pPr>
+              <w:rPr>
+                <w:lang w:val="es-CO"/>
+              </w:rPr>
+            </w:pPr>
+            <w:proofErr w:type="spellStart"/>
+            <w:proofErr w:type="gramStart"/>
+            <w:r>
+              <w:rPr>
+                <w:lang w:val="es-CO"/>
+              </w:rPr>
+              <w:t>addWheel</w:t>
+            </w:r>
+            <w:proofErr w:type="spellEnd"/>
+            <w:r>
+              <w:rPr>
+                <w:lang w:val="es-CO"/>
+              </w:rPr>
+              <w:t>(</w:t>
+            </w:r>
+            <w:proofErr w:type="gramEnd"/>
+            <w:r>
+              <w:rPr>
+                <w:lang w:val="es-CO"/>
+              </w:rPr>
+              <w:t>)</w:t>
+            </w:r>
+          </w:p>
+        </w:tc>
+        <w:tc>
+          <w:tcPr>
+            <w:tcW w:w="6580" w:type="dxa"/>
+          </w:tcPr>
+          <w:p>
+            <w:pPr>
+              <w:rPr>
+                <w:lang w:val="es-CO"/>
+              </w:rPr>
+            </w:pPr>
+            <w:proofErr w:type="spellStart"/>
+            <w:proofErr w:type="gramStart"/>
+            <w:r>
+              <w:rPr>
+                <w:lang w:val="es-CO"/>
+              </w:rPr>
+              <w:t>shouldWheel</w:t>
+            </w:r>
+            <w:r>
+              <w:rPr>
+                <w:lang w:val="es-CO"/>
+              </w:rPr>
+              <w:t>Number</w:t>
+            </w:r>
+            <w:r>
+              <w:rPr>
+                <w:lang w:val="es-CO"/>
+              </w:rPr>
+              <w:t>Be</w:t>
+            </w:r>
+            <w:r>
+              <w:rPr>
+                <w:lang w:val="es-CO"/>
+              </w:rPr>
+              <w:t>Greate</w:t>
+            </w:r>
+            <w:r>
+              <w:rPr>
+                <w:lang w:val="es-CO"/>
+              </w:rPr>
+              <w:t>r</w:t>
+            </w:r>
+            <w:r>
+              <w:rPr>
+                <w:lang w:val="es-CO"/>
+              </w:rPr>
+              <w:t>IfWheelAdded</w:t>
+            </w:r>
+            <w:proofErr w:type="spellEnd"/>
+            <w:r>
+              <w:rPr>
+                <w:lang w:val="es-CO"/>
+              </w:rPr>
+              <w:t>(</w:t>
+            </w:r>
+            <w:proofErr w:type="gramEnd"/>
+            <w:r>
+              <w:rPr>
+                <w:lang w:val="es-CO"/>
+              </w:rPr>
+              <w:t>)</w:t>
+            </w:r>
+            <w:r>
+              <w:rPr>
+                <w:lang w:val="es-CO"/>
+              </w:rPr>
+              <w:t xml:space="preserve"> </w:t>
+            </w:r>
+            <w:r>
+              <w:rPr>
+                <w:lang w:val="es-CO"/>
+              </w:rPr>
+              <w:t>()</w:t>
+            </w:r>
+          </w:p>
+          <w:p>
+            <w:pPr>
+              <w:rPr>
+                <w:lang w:val="es-CO"/>
+              </w:rPr>
+            </w:pPr>
+            <w:proofErr w:type="spellStart"/>
+            <w:proofErr w:type="gramStart"/>
+            <w:r>
+              <w:rPr>
+                <w:lang w:val="es-CO"/>
+              </w:rPr>
+              <w:t>shouldAdd</w:t>
+            </w:r>
+            <w:r>
+              <w:rPr>
+                <w:lang w:val="es-CO"/>
+              </w:rPr>
+              <w:t>Wheel</w:t>
+            </w:r>
+            <w:r>
+              <w:rPr>
+                <w:lang w:val="es-CO"/>
+              </w:rPr>
+              <w:t>AtEndIfPosTooBig</w:t>
+            </w:r>
+            <w:proofErr w:type="spellEnd"/>
+            <w:r>
+              <w:rPr>
+                <w:lang w:val="es-CO"/>
+              </w:rPr>
+              <w:t>(</w:t>
+            </w:r>
+            <w:proofErr w:type="gramEnd"/>
+            <w:r>
+              <w:rPr>
+                <w:lang w:val="es-CO"/>
+              </w:rPr>
+              <w:t>)</w:t>
+            </w:r>
+          </w:p>
+          <w:p>
+            <w:pPr>
+              <w:rPr>
+                <w:lang w:val="es-CO"/>
+              </w:rPr>
+            </w:pPr>
+            <w:proofErr w:type="spellStart"/>
+            <w:proofErr w:type="gramStart"/>
+            <w:r>
+              <w:rPr>
+                <w:lang w:val="es-CO"/>
+              </w:rPr>
+              <w:t>shouldAdd</w:t>
+            </w:r>
+            <w:r>
+              <w:rPr>
+                <w:lang w:val="es-CO"/>
+              </w:rPr>
+              <w:t>Wheel</w:t>
+            </w:r>
+            <w:r>
+              <w:rPr>
+                <w:lang w:val="es-CO"/>
+              </w:rPr>
+              <w:t>AtStartIfPosTooShort</w:t>
+            </w:r>
+            <w:proofErr w:type="spellEnd"/>
+            <w:r>
+              <w:rPr>
+                <w:lang w:val="es-CO"/>
+              </w:rPr>
+              <w:t>(</w:t>
+            </w:r>
+            <w:proofErr w:type="gramEnd"/>
+            <w:r>
+              <w:rPr>
+                <w:lang w:val="es-CO"/>
+              </w:rPr>
+              <w:t>)</w:t>
+            </w:r>
+          </w:p>
+        </w:tc>
+      </w:tr>
+      <w:tr>
+        <w:tc>
+          <w:tcPr>
+            <w:tcW w:w="1969" w:type="dxa"/>
+          </w:tcPr>
+          <w:p>
+            <w:pPr>
+              <w:rPr>
+                <w:lang w:val="es-CO"/>
+              </w:rPr>
+            </w:pPr>
+            <w:proofErr w:type="spellStart"/>
+            <w:proofErr w:type="gramStart"/>
+            <w:r>
+              <w:rPr>
+                <w:lang w:val="es-CO"/>
+              </w:rPr>
+              <w:t>delWheel</w:t>
+            </w:r>
+            <w:proofErr w:type="spellEnd"/>
+            <w:r>
+              <w:rPr>
+                <w:lang w:val="es-CO"/>
+              </w:rPr>
+              <w:t>(</w:t>
+            </w:r>
+            <w:proofErr w:type="gramEnd"/>
+            <w:r>
+              <w:rPr>
+                <w:lang w:val="es-CO"/>
+              </w:rPr>
+              <w:t>)</w:t>
+            </w:r>
+          </w:p>
+        </w:tc>
+        <w:tc>
+          <w:tcPr>
+            <w:tcW w:w="6580" w:type="dxa"/>
+          </w:tcPr>
+          <w:p>
+            <w:pPr>
+              <w:rPr>
+                <w:lang w:val="es-CO"/>
+              </w:rPr>
+            </w:pPr>
+            <w:proofErr w:type="spellStart"/>
+            <w:proofErr w:type="gramStart"/>
+            <w:r>
+              <w:rPr>
+                <w:lang w:val="es-CO"/>
+              </w:rPr>
+              <w:t>shouldWheel</w:t>
+            </w:r>
+            <w:r>
+              <w:rPr>
+                <w:lang w:val="es-CO"/>
+              </w:rPr>
+              <w:t>Number</w:t>
+            </w:r>
+            <w:r>
+              <w:rPr>
+                <w:lang w:val="es-CO"/>
+              </w:rPr>
+              <w:t>BeL</w:t>
+            </w:r>
+            <w:r>
+              <w:rPr>
+                <w:lang w:val="es-CO"/>
+              </w:rPr>
+              <w:t>ess</w:t>
+            </w:r>
+            <w:r>
+              <w:rPr>
+                <w:lang w:val="es-CO"/>
+              </w:rPr>
+              <w:t>IfWheel</w:t>
+            </w:r>
+            <w:r>
+              <w:rPr>
+                <w:lang w:val="es-CO"/>
+              </w:rPr>
+              <w:t>Deleted</w:t>
+            </w:r>
+            <w:proofErr w:type="spellEnd"/>
+            <w:r>
+              <w:rPr>
+                <w:lang w:val="es-CO"/>
+              </w:rPr>
+              <w:t>(</w:t>
+            </w:r>
+            <w:proofErr w:type="gramEnd"/>
+            <w:r>
+              <w:rPr>
+                <w:lang w:val="es-CO"/>
+              </w:rPr>
+              <w:t>)</w:t>
+            </w:r>
+            <w:r>
+              <w:rPr>
+                <w:lang w:val="es-CO"/>
+              </w:rPr>
+              <w:t xml:space="preserve"> </w:t>
+            </w:r>
+          </w:p>
+          <w:p>
+            <w:pPr>
+              <w:rPr>
+                <w:lang w:val="es-CO"/>
+              </w:rPr>
+            </w:pPr>
+            <w:proofErr w:type="spellStart"/>
+            <w:proofErr w:type="gramStart"/>
+            <w:r>
+              <w:rPr>
+                <w:lang w:val="es-CO"/>
+              </w:rPr>
+              <w:t>shouldDelete</w:t>
+            </w:r>
+            <w:r>
+              <w:rPr>
+                <w:lang w:val="es-CO"/>
+              </w:rPr>
+              <w:t>Wheel</w:t>
+            </w:r>
+            <w:r>
+              <w:rPr>
+                <w:lang w:val="es-CO"/>
+              </w:rPr>
+              <w:t>AtEndIfPosTooBig</w:t>
+            </w:r>
+            <w:proofErr w:type="spellEnd"/>
+            <w:r>
+              <w:rPr>
+                <w:lang w:val="es-CO"/>
+              </w:rPr>
+              <w:t>(</w:t>
+            </w:r>
+            <w:proofErr w:type="gramEnd"/>
+            <w:r>
+              <w:rPr>
+                <w:lang w:val="es-CO"/>
+              </w:rPr>
+              <w:t>)</w:t>
+            </w:r>
+          </w:p>
+          <w:p>
+            <w:pPr>
+              <w:rPr>
+                <w:lang w:val="es-CO"/>
+              </w:rPr>
+            </w:pPr>
+            <w:proofErr w:type="spellStart"/>
+            <w:proofErr w:type="gramStart"/>
+            <w:r>
+              <w:rPr>
+                <w:lang w:val="es-CO"/>
+              </w:rPr>
+              <w:t>shouldDelete</w:t>
+            </w:r>
+            <w:r>
+              <w:rPr>
+                <w:lang w:val="es-CO"/>
+              </w:rPr>
+              <w:t>Wheel</w:t>
+            </w:r>
+            <w:r>
+              <w:rPr>
+                <w:lang w:val="es-CO"/>
+              </w:rPr>
+              <w:t>At</w:t>
+            </w:r>
+            <w:r>
+              <w:rPr>
+                <w:lang w:val="es-CO"/>
+              </w:rPr>
+              <w:t>Start</w:t>
+            </w:r>
+            <w:r>
+              <w:rPr>
+                <w:lang w:val="es-CO"/>
+              </w:rPr>
+              <w:t>IfPosToo</w:t>
+            </w:r>
+            <w:r>
+              <w:rPr>
+                <w:lang w:val="es-CO"/>
+              </w:rPr>
+              <w:t>Little</w:t>
+            </w:r>
+            <w:proofErr w:type="spellEnd"/>
+            <w:r>
+              <w:rPr>
+                <w:lang w:val="es-CO"/>
+              </w:rPr>
+              <w:t>(</w:t>
+            </w:r>
+            <w:proofErr w:type="gramEnd"/>
+            <w:r>
+              <w:rPr>
+                <w:lang w:val="es-CO"/>
+              </w:rPr>
+              <w:t>)</w:t>
+            </w:r>
+          </w:p>
+        </w:tc>
+      </w:tr>
+      <w:tr>
+        <w:tc>
+          <w:tcPr>
+            <w:tcW w:w="1969" w:type="dxa"/>
+          </w:tcPr>
+          <w:p>
+            <w:pPr>
+              <w:rPr>
+                <w:lang w:val="es-CO"/>
+              </w:rPr>
+            </w:pPr>
+            <w:proofErr w:type="gramStart"/>
+            <w:r>
+              <w:rPr>
+                <w:lang w:val="es-CO"/>
+              </w:rPr>
+              <w:t>Swap(</w:t>
+            </w:r>
+            <w:proofErr w:type="gramEnd"/>
+            <w:r>
+              <w:rPr>
+                <w:lang w:val="es-CO"/>
+              </w:rPr>
+              <w:t>)</w:t>
+            </w:r>
+          </w:p>
+        </w:tc>
+        <w:tc>
+          <w:tcPr>
+            <w:tcW w:w="6580" w:type="dxa"/>
+          </w:tcPr>
+          <w:p>
+            <w:pPr>
+              <w:rPr>
+                <w:lang w:val="es-CO"/>
+              </w:rPr>
+            </w:pPr>
+            <w:proofErr w:type="spellStart"/>
+            <w:proofErr w:type="gramStart"/>
+            <w:r>
+              <w:rPr>
+                <w:lang w:val="es-CO"/>
+              </w:rPr>
+              <w:t>should</w:t>
+            </w:r>
+            <w:r>
+              <w:rPr>
+                <w:lang w:val="es-CO"/>
+              </w:rPr>
+              <w:t>Swap</w:t>
+            </w:r>
+            <w:r>
+              <w:rPr>
+                <w:lang w:val="es-CO"/>
+              </w:rPr>
+              <w:t>WheelsWill</w:t>
+            </w:r>
+            <w:r>
+              <w:rPr>
+                <w:lang w:val="es-CO"/>
+              </w:rPr>
+              <w:t>Chan</w:t>
+            </w:r>
+            <w:r>
+              <w:rPr>
+                <w:lang w:val="es-CO"/>
+              </w:rPr>
+              <w:t>geColorsOrder</w:t>
+            </w:r>
+            <w:proofErr w:type="spellEnd"/>
+            <w:r>
+              <w:rPr>
+                <w:lang w:val="es-CO"/>
+              </w:rPr>
+              <w:t>(</w:t>
+            </w:r>
+            <w:proofErr w:type="gramEnd"/>
+            <w:r>
+              <w:rPr>
+                <w:lang w:val="es-CO"/>
+              </w:rPr>
+              <w:t>)</w:t>
+            </w:r>
+          </w:p>
+          <w:p>
+            <w:pPr>
+              <w:rPr>
+                <w:lang w:val="es-CO"/>
+              </w:rPr>
+            </w:pPr>
+            <w:proofErr w:type="spellStart"/>
+            <w:proofErr w:type="gramStart"/>
+            <w:r>
+              <w:rPr>
+                <w:lang w:val="es-CO"/>
+              </w:rPr>
+              <w:t>shouldNotChangeIfSwapWithTheSameWheel</w:t>
+            </w:r>
+            <w:proofErr w:type="spellEnd"/>
+            <w:r>
+              <w:rPr>
+                <w:lang w:val="es-CO"/>
+              </w:rPr>
+              <w:t>(</w:t>
+            </w:r>
+            <w:proofErr w:type="gramEnd"/>
+            <w:r>
+              <w:rPr>
+                <w:lang w:val="es-CO"/>
+              </w:rPr>
+              <w:t>)</w:t>
+            </w:r>
+          </w:p>
+          <w:p>
+            <w:pPr>
+              <w:rPr>
+                <w:lang w:val="es-CO"/>
+              </w:rPr>
+            </w:pPr>
+          </w:p>
+          <w:p>
+            <w:pPr>
+              <w:rPr>
+                <w:lang w:val="es-CO"/>
+              </w:rPr>
+            </w:pPr>
+            <w:r>
+              <w:rPr>
+                <w:lang w:val="es-CO"/>
+              </w:rPr>
+              <w:t>//Swap extremos</w:t>
+            </w:r>
+            <w:r>
+              <w:rPr>
+                <w:lang w:val="es-CO"/>
+              </w:rPr>
+              <w:t>**</w:t>
+            </w:r>
+          </w:p>
+        </w:tc>
+      </w:tr>
+      <w:tr>
+        <w:tc>
+          <w:tcPr>
+            <w:tcW w:w="1969" w:type="dxa"/>
+          </w:tcPr>
+          <w:p>
+            <w:pPr>
+              <w:rPr>
+                <w:lang w:val="es-CO"/>
+              </w:rPr>
+            </w:pPr>
+            <w:proofErr w:type="gramStart"/>
+            <w:r>
+              <w:rPr>
+                <w:lang w:val="es-CO"/>
+              </w:rPr>
+              <w:t>Lock(</w:t>
+            </w:r>
+            <w:proofErr w:type="gramEnd"/>
+            <w:r>
+              <w:rPr>
+                <w:lang w:val="es-CO"/>
+              </w:rPr>
+              <w:t>)</w:t>
+            </w:r>
+          </w:p>
+        </w:tc>
+        <w:tc>
+          <w:tcPr>
+            <w:tcW w:w="6580" w:type="dxa"/>
+          </w:tcPr>
+          <w:p>
+            <w:pPr>
+              <w:rPr>
+                <w:lang w:val="es-CO"/>
+              </w:rPr>
+            </w:pPr>
+            <w:proofErr w:type="spellStart"/>
+            <w:proofErr w:type="gramStart"/>
+            <w:r>
+              <w:rPr>
+                <w:lang w:val="es-CO"/>
+              </w:rPr>
+              <w:t>shouldNotChange</w:t>
+            </w:r>
+            <w:r>
+              <w:rPr>
+                <w:lang w:val="es-CO"/>
+              </w:rPr>
+              <w:t>WheelsSymbol</w:t>
+            </w:r>
+            <w:r>
+              <w:rPr>
+                <w:lang w:val="es-CO"/>
+              </w:rPr>
+              <w:t>IfItIslocked</w:t>
+            </w:r>
+            <w:proofErr w:type="spellEnd"/>
+            <w:r>
+              <w:rPr>
+                <w:lang w:val="es-CO"/>
+              </w:rPr>
+              <w:t>(</w:t>
+            </w:r>
+            <w:proofErr w:type="gramEnd"/>
+            <w:r>
+              <w:rPr>
+                <w:lang w:val="es-CO"/>
+              </w:rPr>
+              <w:t>)</w:t>
+            </w:r>
+          </w:p>
+          <w:p>
+            <w:pPr>
+              <w:rPr>
+                <w:lang w:val="es-CO"/>
+              </w:rPr>
+            </w:pPr>
+            <w:r>
+              <w:rPr>
+                <w:lang w:val="es-CO"/>
+              </w:rPr>
+              <w:t>//Lock extremos</w:t>
+            </w:r>
+            <w:r>
+              <w:rPr>
+                <w:lang w:val="es-CO"/>
+              </w:rPr>
+              <w:t>**</w:t>
+            </w:r>
+          </w:p>
+        </w:tc>
+      </w:tr>
+      <w:tr>
+        <w:tc>
+          <w:tcPr>
+            <w:tcW w:w="1969" w:type="dxa"/>
+          </w:tcPr>
+          <w:p>
+            <w:pPr>
+              <w:rPr>
+                <w:lang w:val="es-CO"/>
+              </w:rPr>
+            </w:pPr>
+            <w:proofErr w:type="spellStart"/>
+            <w:proofErr w:type="gramStart"/>
+            <w:r>
+              <w:rPr>
+                <w:lang w:val="es-CO"/>
+              </w:rPr>
+              <w:t>Unlock</w:t>
+            </w:r>
+            <w:proofErr w:type="spellEnd"/>
+            <w:r>
+              <w:rPr>
+                <w:lang w:val="es-CO"/>
+              </w:rPr>
+              <w:t>(</w:t>
+            </w:r>
+            <w:proofErr w:type="gramEnd"/>
+            <w:r>
+              <w:rPr>
+                <w:lang w:val="es-CO"/>
+              </w:rPr>
+              <w:t>)</w:t>
+            </w:r>
+          </w:p>
+        </w:tc>
+        <w:tc>
+          <w:tcPr>
+            <w:tcW w:w="6580" w:type="dxa"/>
+          </w:tcPr>
+          <w:p>
+            <w:pPr>
+              <w:rPr>
+                <w:lang w:val="es-CO"/>
+              </w:rPr>
+            </w:pPr>
+            <w:proofErr w:type="spellStart"/>
+            <w:proofErr w:type="gramStart"/>
+            <w:r>
+              <w:rPr>
+                <w:lang w:val="es-CO"/>
+              </w:rPr>
+              <w:t>shouldChangeWheelsSymbol</w:t>
+            </w:r>
+            <w:r>
+              <w:rPr>
+                <w:lang w:val="es-CO"/>
+              </w:rPr>
+              <w:t>IfItIsUnlocked</w:t>
+            </w:r>
+            <w:proofErr w:type="spellEnd"/>
+            <w:r>
+              <w:rPr>
+                <w:lang w:val="es-CO"/>
+              </w:rPr>
+              <w:t>(</w:t>
+            </w:r>
+            <w:proofErr w:type="gramEnd"/>
+            <w:r>
+              <w:rPr>
+                <w:lang w:val="es-CO"/>
+              </w:rPr>
+              <w:t>)</w:t>
+            </w:r>
+          </w:p>
+          <w:p>
+            <w:pPr>
+              <w:rPr>
+                <w:lang w:val="es-CO"/>
+              </w:rPr>
+            </w:pPr>
+            <w:r>
+              <w:rPr>
+                <w:lang w:val="es-CO"/>
+              </w:rPr>
+              <w:t>//</w:t>
+            </w:r>
+            <w:proofErr w:type="spellStart"/>
+            <w:r>
+              <w:rPr>
+                <w:lang w:val="es-CO"/>
+              </w:rPr>
+              <w:t>Unlock</w:t>
+            </w:r>
+            <w:proofErr w:type="spellEnd"/>
+            <w:r>
+              <w:rPr>
+                <w:lang w:val="es-CO"/>
+              </w:rPr>
+              <w:t xml:space="preserve"> extremos</w:t>
+            </w:r>
+            <w:r>
+              <w:rPr>
+                <w:lang w:val="es-CO"/>
+              </w:rPr>
+              <w:t>**</w:t>
+            </w:r>
+          </w:p>
+        </w:tc>
+      </w:tr>
+      <w:tr>
+        <w:tc>
+          <w:tcPr>
+            <w:tcW w:w="1969" w:type="dxa"/>
+          </w:tcPr>
+          <w:p>
+            <w:pPr>
+              <w:rPr>
+                <w:lang w:val="es-CO"/>
+              </w:rPr>
+            </w:pPr>
+            <w:proofErr w:type="spellStart"/>
+            <w:proofErr w:type="gramStart"/>
+            <w:r>
+              <w:rPr>
+                <w:lang w:val="es-CO"/>
+              </w:rPr>
+              <w:t>addSymbol</w:t>
+            </w:r>
+            <w:proofErr w:type="spellEnd"/>
+            <w:r>
+              <w:rPr>
+                <w:lang w:val="es-CO"/>
+              </w:rPr>
+              <w:t>(</w:t>
+            </w:r>
+            <w:proofErr w:type="gramEnd"/>
+            <w:r>
+              <w:rPr>
+                <w:lang w:val="es-CO"/>
+              </w:rPr>
+              <w:t>)</w:t>
+            </w:r>
+          </w:p>
+        </w:tc>
+        <w:tc>
+          <w:tcPr>
+            <w:tcW w:w="6580" w:type="dxa"/>
+          </w:tcPr>
+          <w:p>
+            <w:proofErr w:type="spellStart"/>
+            <w:proofErr w:type="gramStart"/>
+            <w:r>
+              <w:t>shouldSymbolNumberBeGreater</w:t>
+            </w:r>
+            <w:r>
+              <w:t>IfSymbolAdded</w:t>
+            </w:r>
+            <w:proofErr w:type="spellEnd"/>
+            <w:r>
+              <w:t>(</w:t>
+            </w:r>
+            <w:proofErr w:type="gramEnd"/>
+            <w:r>
+              <w:t>)</w:t>
+            </w:r>
+          </w:p>
+          <w:p>
+            <w:proofErr w:type="spellStart"/>
+            <w:proofErr w:type="gramStart"/>
+            <w:r>
+              <w:t>should</w:t>
+            </w:r>
+            <w:r>
+              <w:t>SymbolBeInTheSpecificPosition</w:t>
+            </w:r>
+            <w:proofErr w:type="spellEnd"/>
+            <w:r>
+              <w:t>(</w:t>
+            </w:r>
+            <w:proofErr w:type="gramEnd"/>
+            <w:r>
+              <w:t>)</w:t>
+            </w:r>
+          </w:p>
+          <w:p>
+            <w:proofErr w:type="spellStart"/>
+            <w:proofErr w:type="gramStart"/>
+            <w:r>
+              <w:t>shouldNotAddARepeatedSymbol</w:t>
+            </w:r>
+            <w:proofErr w:type="spellEnd"/>
+            <w:r>
+              <w:t>(</w:t>
+            </w:r>
+            <w:proofErr w:type="gramEnd"/>
+            <w:r>
+              <w:t>)</w:t>
+            </w:r>
+          </w:p>
+          <w:p>
+            <w:proofErr w:type="spellStart"/>
+            <w:proofErr w:type="gramStart"/>
+            <w:r>
+              <w:t>shouldAddSymbol</w:t>
+            </w:r>
+            <w:r>
+              <w:t>AtEndIfPosTooBig</w:t>
+            </w:r>
+            <w:proofErr w:type="spellEnd"/>
+            <w:r>
+              <w:t>(</w:t>
+            </w:r>
+            <w:proofErr w:type="gramEnd"/>
+            <w:r>
+              <w:t>)</w:t>
+            </w:r>
+          </w:p>
+          <w:p>
+            <w:proofErr w:type="spellStart"/>
+            <w:proofErr w:type="gramStart"/>
+            <w:r>
+              <w:t>shouldAddSymbolAt</w:t>
+            </w:r>
+            <w:r>
+              <w:t>Start</w:t>
+            </w:r>
+            <w:r>
+              <w:t>IfPosToo</w:t>
+            </w:r>
+            <w:r>
+              <w:t>Little</w:t>
+            </w:r>
+            <w:proofErr w:type="spellEnd"/>
+            <w:r>
+              <w:t>(</w:t>
+            </w:r>
+            <w:proofErr w:type="gramEnd"/>
+            <w:r>
+              <w:t>)</w:t>
+            </w:r>
+          </w:p>
+          <w:p>
+            <w:proofErr w:type="spellStart"/>
+            <w:proofErr w:type="gramStart"/>
+            <w:r>
+              <w:t>shouldNotAddStrange</w:t>
+            </w:r>
+            <w:r>
+              <w:t>Symbol</w:t>
+            </w:r>
+            <w:r>
+              <w:t>s</w:t>
+            </w:r>
+            <w:proofErr w:type="spellEnd"/>
+            <w:r>
+              <w:t>(</w:t>
+            </w:r>
+            <w:proofErr w:type="gramEnd"/>
+            <w:r>
+              <w:t>)</w:t>
+            </w:r>
+          </w:p>
+        </w:tc>
+      </w:tr>
+      <w:tr>
+        <w:tc>
+          <w:tcPr>
+            <w:tcW w:w="1969" w:type="dxa"/>
+          </w:tcPr>
+          <w:p>
+            <w:pPr>
+              <w:rPr>
+                <w:lang w:val="es-CO"/>
+              </w:rPr>
+            </w:pPr>
+            <w:proofErr w:type="spellStart"/>
+            <w:proofErr w:type="gramStart"/>
+            <w:r>
+              <w:rPr>
+                <w:lang w:val="es-CO"/>
+              </w:rPr>
+              <w:t>delSymbol</w:t>
+            </w:r>
+            <w:proofErr w:type="spellEnd"/>
+            <w:r>
+              <w:rPr>
+                <w:lang w:val="es-CO"/>
+              </w:rPr>
+              <w:t>(</w:t>
+            </w:r>
+            <w:proofErr w:type="gramEnd"/>
+            <w:r>
+              <w:rPr>
+                <w:lang w:val="es-CO"/>
+              </w:rPr>
+              <w:t>)</w:t>
+            </w:r>
+          </w:p>
+        </w:tc>
+        <w:tc>
+          <w:tcPr>
+            <w:tcW w:w="6580" w:type="dxa"/>
+          </w:tcPr>
+          <w:p>
+            <w:pPr>
+              <w:rPr>
+                <w:lang w:val="es-CO"/>
+              </w:rPr>
+            </w:pPr>
+            <w:proofErr w:type="spellStart"/>
+            <w:proofErr w:type="gramStart"/>
+            <w:r>
+              <w:rPr>
+                <w:lang w:val="es-CO"/>
+              </w:rPr>
+              <w:t>shoul</w:t>
+            </w:r>
+            <w:r>
+              <w:rPr>
+                <w:lang w:val="es-CO"/>
+              </w:rPr>
+              <w:t>dSymbolNumberBeLess</w:t>
+            </w:r>
+            <w:r>
+              <w:rPr>
+                <w:lang w:val="es-CO"/>
+              </w:rPr>
+              <w:t>IfSymbolWasDeleted</w:t>
+            </w:r>
+            <w:proofErr w:type="spellEnd"/>
+            <w:r>
+              <w:rPr>
+                <w:lang w:val="es-CO"/>
+              </w:rPr>
+              <w:t>(</w:t>
+            </w:r>
+            <w:proofErr w:type="gramEnd"/>
+            <w:r>
+              <w:rPr>
+                <w:lang w:val="es-CO"/>
+              </w:rPr>
+              <w:t>)</w:t>
+            </w:r>
+          </w:p>
+          <w:p>
+            <w:pPr>
+              <w:rPr>
+                <w:lang w:val="es-CO"/>
+              </w:rPr>
+            </w:pPr>
+            <w:proofErr w:type="spellStart"/>
+            <w:proofErr w:type="gramStart"/>
+            <w:r>
+              <w:rPr>
+                <w:lang w:val="es-CO"/>
+              </w:rPr>
+              <w:t>should</w:t>
+            </w:r>
+            <w:r>
+              <w:rPr>
+                <w:lang w:val="es-CO"/>
+              </w:rPr>
+              <w:t>Not</w:t>
+            </w:r>
+            <w:r>
+              <w:rPr>
+                <w:lang w:val="es-CO"/>
+              </w:rPr>
+              <w:t>DeleteIfTheSymbol</w:t>
+            </w:r>
+            <w:r>
+              <w:rPr>
+                <w:lang w:val="es-CO"/>
+              </w:rPr>
+              <w:t>Not</w:t>
+            </w:r>
+            <w:r>
+              <w:rPr>
+                <w:lang w:val="es-CO"/>
+              </w:rPr>
+              <w:t>Exists</w:t>
+            </w:r>
+            <w:proofErr w:type="spellEnd"/>
+            <w:r>
+              <w:rPr>
+                <w:lang w:val="es-CO"/>
+              </w:rPr>
+              <w:t>(</w:t>
+            </w:r>
+            <w:proofErr w:type="gramEnd"/>
+            <w:r>
+              <w:rPr>
+                <w:lang w:val="es-CO"/>
+              </w:rPr>
+              <w:t>)</w:t>
+            </w:r>
+          </w:p>
+        </w:tc>
+      </w:tr>
+      <w:tr>
+        <w:tc>
+          <w:tcPr>
+            <w:tcW w:w="1969" w:type="dxa"/>
+          </w:tcPr>
+          <w:p>
+            <w:pPr>
+              <w:rPr>
+                <w:lang w:val="es-CO"/>
+              </w:rPr>
+            </w:pPr>
+            <w:proofErr w:type="spellStart"/>
+            <w:proofErr w:type="gramStart"/>
+            <w:r>
+              <w:rPr>
+                <w:lang w:val="es-CO"/>
+              </w:rPr>
+              <w:lastRenderedPageBreak/>
+              <w:t>placeSymbol</w:t>
+            </w:r>
+            <w:proofErr w:type="spellEnd"/>
+            <w:r>
+              <w:rPr>
+                <w:lang w:val="es-CO"/>
+              </w:rPr>
+              <w:t>(</w:t>
+            </w:r>
+            <w:proofErr w:type="gramEnd"/>
+            <w:r>
+              <w:rPr>
+                <w:lang w:val="es-CO"/>
+              </w:rPr>
+              <w:t>)</w:t>
+            </w:r>
+          </w:p>
+        </w:tc>
+        <w:tc>
+          <w:tcPr>
+            <w:tcW w:w="6580" w:type="dxa"/>
+          </w:tcPr>
+          <w:p>
+            <w:pPr>
+              <w:rPr>
+                <w:lang w:val="es-CO"/>
+              </w:rPr>
+            </w:pPr>
+            <w:proofErr w:type="spellStart"/>
+            <w:proofErr w:type="gramStart"/>
+            <w:r>
+              <w:rPr>
+                <w:lang w:val="es-CO"/>
+              </w:rPr>
+              <w:t>shoul</w:t>
+            </w:r>
+            <w:r>
+              <w:rPr>
+                <w:lang w:val="es-CO"/>
+              </w:rPr>
+              <w:t>dPlac</w:t>
+            </w:r>
+            <w:r>
+              <w:rPr>
+                <w:lang w:val="es-CO"/>
+              </w:rPr>
+              <w:t>eWheelSymbol</w:t>
+            </w:r>
+            <w:proofErr w:type="spellEnd"/>
+            <w:r>
+              <w:rPr>
+                <w:lang w:val="es-CO"/>
+              </w:rPr>
+              <w:t>(</w:t>
+            </w:r>
+            <w:proofErr w:type="gramEnd"/>
+            <w:r>
+              <w:rPr>
+                <w:lang w:val="es-CO"/>
+              </w:rPr>
+              <w:t>)</w:t>
+            </w:r>
+          </w:p>
+          <w:p>
+            <w:pPr>
+              <w:rPr>
+                <w:lang w:val="es-CO"/>
+              </w:rPr>
+            </w:pPr>
+            <w:proofErr w:type="spellStart"/>
+            <w:proofErr w:type="gramStart"/>
+            <w:r>
+              <w:rPr>
+                <w:lang w:val="es-CO"/>
+              </w:rPr>
+              <w:t>shouldStayIfSymbolDoesNotExists</w:t>
+            </w:r>
+            <w:proofErr w:type="spellEnd"/>
+            <w:r>
+              <w:rPr>
+                <w:lang w:val="es-CO"/>
+              </w:rPr>
+              <w:t>(</w:t>
+            </w:r>
+            <w:proofErr w:type="gramEnd"/>
+            <w:r>
+              <w:rPr>
+                <w:lang w:val="es-CO"/>
+              </w:rPr>
+              <w:t>)</w:t>
+            </w:r>
+          </w:p>
+        </w:tc>
+      </w:tr>
+      <w:tr>
+        <w:tc>
+          <w:tcPr>
+            <w:tcW w:w="1969" w:type="dxa"/>
+          </w:tcPr>
+          <w:p>
+            <w:pPr>
+              <w:rPr>
+                <w:lang w:val="es-CO"/>
+              </w:rPr>
+            </w:pPr>
+            <w:r>
+              <w:rPr>
+                <w:lang w:val="es-CO"/>
+              </w:rPr>
+              <w:t>spin(</w:t>
+            </w:r>
+            <w:proofErr w:type="spellStart"/>
+            <w:r>
+              <w:rPr>
+                <w:lang w:val="es-CO"/>
+              </w:rPr>
+              <w:t>wheel</w:t>
+            </w:r>
+            <w:proofErr w:type="spellEnd"/>
+            <w:r>
+              <w:rPr>
+                <w:lang w:val="es-CO"/>
+              </w:rPr>
+              <w:t>)</w:t>
+            </w:r>
+          </w:p>
+        </w:tc>
+        <w:tc>
+          <w:tcPr>
+            <w:tcW w:w="6580" w:type="dxa"/>
+          </w:tcPr>
+          <w:p>
+            <w:pPr>
+              <w:rPr>
+                <w:lang w:val="es-CO"/>
+              </w:rPr>
+            </w:pPr>
+            <w:proofErr w:type="spellStart"/>
+            <w:proofErr w:type="gramStart"/>
+            <w:r>
+              <w:rPr>
+                <w:lang w:val="es-CO"/>
+              </w:rPr>
+              <w:t>should</w:t>
+            </w:r>
+            <w:r>
+              <w:rPr>
+                <w:lang w:val="es-CO"/>
+              </w:rPr>
+              <w:t>Spin</w:t>
+            </w:r>
+            <w:r>
+              <w:rPr>
+                <w:lang w:val="es-CO"/>
+              </w:rPr>
+              <w:t>Just</w:t>
+            </w:r>
+            <w:r>
+              <w:rPr>
+                <w:lang w:val="es-CO"/>
+              </w:rPr>
+              <w:t>ASpecificWheel</w:t>
+            </w:r>
+            <w:proofErr w:type="spellEnd"/>
+            <w:r>
+              <w:rPr>
+                <w:lang w:val="es-CO"/>
+              </w:rPr>
+              <w:t>(</w:t>
+            </w:r>
+            <w:proofErr w:type="gramEnd"/>
+            <w:r>
+              <w:rPr>
+                <w:lang w:val="es-CO"/>
+              </w:rPr>
+              <w:t>)</w:t>
+            </w:r>
+          </w:p>
+          <w:p>
+            <w:pPr>
+              <w:rPr>
+                <w:lang w:val="es-CO"/>
+              </w:rPr>
+            </w:pPr>
+            <w:proofErr w:type="spellStart"/>
+            <w:proofErr w:type="gramStart"/>
+            <w:r>
+              <w:rPr>
+                <w:lang w:val="es-CO"/>
+              </w:rPr>
+              <w:t>should</w:t>
+            </w:r>
+            <w:r>
+              <w:rPr>
+                <w:lang w:val="es-CO"/>
+              </w:rPr>
+              <w:t>Spin</w:t>
+            </w:r>
+            <w:r>
+              <w:rPr>
+                <w:lang w:val="es-CO"/>
+              </w:rPr>
+              <w:t>LastWheelIfPosTooBig</w:t>
+            </w:r>
+            <w:proofErr w:type="spellEnd"/>
+            <w:r>
+              <w:rPr>
+                <w:lang w:val="es-CO"/>
+              </w:rPr>
+              <w:t>(</w:t>
+            </w:r>
+            <w:proofErr w:type="gramEnd"/>
+            <w:r>
+              <w:rPr>
+                <w:lang w:val="es-CO"/>
+              </w:rPr>
+              <w:t>)</w:t>
+            </w:r>
+          </w:p>
+          <w:p>
+            <w:pPr>
+              <w:rPr>
+                <w:lang w:val="es-CO"/>
+              </w:rPr>
+            </w:pPr>
+            <w:proofErr w:type="spellStart"/>
+            <w:proofErr w:type="gramStart"/>
+            <w:r>
+              <w:rPr>
+                <w:lang w:val="es-CO"/>
+              </w:rPr>
+              <w:t>should</w:t>
+            </w:r>
+            <w:r>
+              <w:rPr>
+                <w:lang w:val="es-CO"/>
+              </w:rPr>
+              <w:t>Spin</w:t>
+            </w:r>
+            <w:r>
+              <w:rPr>
+                <w:lang w:val="es-CO"/>
+              </w:rPr>
+              <w:t>FirstWheelIfPosTooShort</w:t>
+            </w:r>
+            <w:proofErr w:type="spellEnd"/>
+            <w:r>
+              <w:rPr>
+                <w:lang w:val="es-CO"/>
+              </w:rPr>
+              <w:t>(</w:t>
+            </w:r>
+            <w:proofErr w:type="gramEnd"/>
+            <w:r>
+              <w:rPr>
+                <w:lang w:val="es-CO"/>
+              </w:rPr>
+              <w:t>)</w:t>
+            </w:r>
+          </w:p>
+        </w:tc>
+      </w:tr>
+      <w:tr>
+        <w:tc>
+          <w:tcPr>
+            <w:tcW w:w="1969" w:type="dxa"/>
+          </w:tcPr>
+          <w:p>
+            <w:pPr>
+              <w:rPr>
+                <w:lang w:val="es-CO"/>
+              </w:rPr>
+            </w:pPr>
+            <w:proofErr w:type="gramStart"/>
+            <w:r>
+              <w:rPr>
+                <w:lang w:val="es-CO"/>
+              </w:rPr>
+              <w:t>spin(</w:t>
+            </w:r>
+            <w:proofErr w:type="spellStart"/>
+            <w:proofErr w:type="gramEnd"/>
+            <w:r>
+              <w:rPr>
+                <w:lang w:val="es-CO"/>
+              </w:rPr>
+              <w:t>wheel</w:t>
+            </w:r>
+            <w:proofErr w:type="spellEnd"/>
+            <w:r>
+              <w:rPr>
+                <w:lang w:val="es-CO"/>
+              </w:rPr>
+              <w:t xml:space="preserve">, </w:t>
+            </w:r>
+            <w:proofErr w:type="spellStart"/>
+            <w:r>
+              <w:rPr>
+                <w:lang w:val="es-CO"/>
+              </w:rPr>
+              <w:t>steps</w:t>
+            </w:r>
+            <w:proofErr w:type="spellEnd"/>
+            <w:r>
+              <w:rPr>
+                <w:lang w:val="es-CO"/>
+              </w:rPr>
+              <w:t>)</w:t>
+            </w:r>
+          </w:p>
+        </w:tc>
+        <w:tc>
+          <w:tcPr>
+            <w:tcW w:w="6580" w:type="dxa"/>
+          </w:tcPr>
+          <w:p>
+            <w:pPr>
+              <w:rPr>
+                <w:lang w:val="es-CO"/>
+              </w:rPr>
+            </w:pPr>
+            <w:proofErr w:type="spellStart"/>
+            <w:proofErr w:type="gramStart"/>
+            <w:r>
+              <w:rPr>
+                <w:lang w:val="es-CO"/>
+              </w:rPr>
+              <w:t>should</w:t>
+            </w:r>
+            <w:r>
+              <w:rPr>
+                <w:lang w:val="es-CO"/>
+              </w:rPr>
+              <w:t>Spin</w:t>
+            </w:r>
+            <w:r>
+              <w:rPr>
+                <w:lang w:val="es-CO"/>
+              </w:rPr>
+              <w:t>BackIfStepsAreNegatives</w:t>
+            </w:r>
+            <w:proofErr w:type="spellEnd"/>
+            <w:r>
+              <w:rPr>
+                <w:lang w:val="es-CO"/>
+              </w:rPr>
+              <w:t>(</w:t>
+            </w:r>
+            <w:proofErr w:type="gramEnd"/>
+            <w:r>
+              <w:rPr>
+                <w:lang w:val="es-CO"/>
+              </w:rPr>
+              <w:t>)</w:t>
+            </w:r>
+          </w:p>
+          <w:p>
+            <w:pPr>
+              <w:rPr>
+                <w:lang w:val="es-CO"/>
+              </w:rPr>
+            </w:pPr>
+            <w:proofErr w:type="spellStart"/>
+            <w:proofErr w:type="gramStart"/>
+            <w:r>
+              <w:rPr>
+                <w:lang w:val="es-CO"/>
+              </w:rPr>
+              <w:t>shouldNotSpinIfStepsAreZero</w:t>
+            </w:r>
+            <w:proofErr w:type="spellEnd"/>
+            <w:r>
+              <w:rPr>
+                <w:lang w:val="es-CO"/>
+              </w:rPr>
+              <w:t>(</w:t>
+            </w:r>
+            <w:proofErr w:type="gramEnd"/>
+            <w:r>
+              <w:rPr>
+                <w:lang w:val="es-CO"/>
+              </w:rPr>
+              <w:t>)</w:t>
+            </w:r>
+          </w:p>
+          <w:p>
+            <w:pPr>
+              <w:rPr>
+                <w:lang w:val="es-CO"/>
+              </w:rPr>
+            </w:pPr>
+            <w:proofErr w:type="spellStart"/>
+            <w:proofErr w:type="gramStart"/>
+            <w:r>
+              <w:rPr>
+                <w:lang w:val="es-CO"/>
+              </w:rPr>
+              <w:t>shouldSpin</w:t>
+            </w:r>
+            <w:r>
+              <w:rPr>
+                <w:lang w:val="es-CO"/>
+              </w:rPr>
+              <w:t>NPositions</w:t>
+            </w:r>
+            <w:r>
+              <w:rPr>
+                <w:lang w:val="es-CO"/>
+              </w:rPr>
+              <w:t>Correctly</w:t>
+            </w:r>
+            <w:proofErr w:type="spellEnd"/>
+            <w:r>
+              <w:rPr>
+                <w:lang w:val="es-CO"/>
+              </w:rPr>
+              <w:t>(</w:t>
+            </w:r>
+            <w:proofErr w:type="gramEnd"/>
+            <w:r>
+              <w:rPr>
+                <w:lang w:val="es-CO"/>
+              </w:rPr>
+              <w:t>)</w:t>
+            </w:r>
+          </w:p>
+          <w:p>
+            <w:pPr>
+              <w:rPr>
+                <w:lang w:val="es-CO"/>
+              </w:rPr>
+            </w:pPr>
+            <w:proofErr w:type="spellStart"/>
+            <w:proofErr w:type="gramStart"/>
+            <w:r>
+              <w:rPr>
+                <w:lang w:val="es-CO"/>
+              </w:rPr>
+              <w:t>shouldSpinLastWheelIfWheelNumIsTooBig</w:t>
+            </w:r>
+            <w:proofErr w:type="spellEnd"/>
+            <w:r>
+              <w:rPr>
+                <w:lang w:val="es-CO"/>
+              </w:rPr>
+              <w:t>(</w:t>
+            </w:r>
+            <w:proofErr w:type="gramEnd"/>
+            <w:r>
+              <w:rPr>
+                <w:lang w:val="es-CO"/>
+              </w:rPr>
+              <w:t>)</w:t>
+            </w:r>
+          </w:p>
+          <w:p>
+            <w:pPr>
+              <w:rPr>
+                <w:lang w:val="es-CO"/>
+              </w:rPr>
+            </w:pPr>
+            <w:proofErr w:type="spellStart"/>
+            <w:proofErr w:type="gramStart"/>
+            <w:r>
+              <w:rPr>
+                <w:lang w:val="es-CO"/>
+              </w:rPr>
+              <w:t>shouldSpinFirstWheelIfWheelNumIsTooShort</w:t>
+            </w:r>
+            <w:proofErr w:type="spellEnd"/>
+            <w:r>
+              <w:rPr>
+                <w:lang w:val="es-CO"/>
+              </w:rPr>
+              <w:t>(</w:t>
+            </w:r>
+            <w:proofErr w:type="gramEnd"/>
+            <w:r>
+              <w:rPr>
+                <w:lang w:val="es-CO"/>
+              </w:rPr>
+              <w:t>)</w:t>
+            </w:r>
+          </w:p>
+        </w:tc>
+      </w:tr>
+      <w:tr>
+        <w:tc>
+          <w:tcPr>
+            <w:tcW w:w="1969" w:type="dxa"/>
+          </w:tcPr>
+          <w:p>
+            <w:pPr>
+              <w:rPr>
+                <w:lang w:val="es-CO"/>
+              </w:rPr>
+            </w:pPr>
+            <w:r>
+              <w:rPr>
+                <w:lang w:val="es-CO"/>
+              </w:rPr>
+              <w:t>Spin(</w:t>
+            </w:r>
+            <w:proofErr w:type="spellStart"/>
+            <w:r>
+              <w:rPr>
+                <w:lang w:val="es-CO"/>
+              </w:rPr>
+              <w:t>setSymbols</w:t>
+            </w:r>
+            <w:proofErr w:type="spellEnd"/>
+            <w:r>
+              <w:rPr>
+                <w:lang w:val="es-CO"/>
+              </w:rPr>
+              <w:t>)</w:t>
+            </w:r>
+          </w:p>
+        </w:tc>
+        <w:tc>
+          <w:tcPr>
+            <w:tcW w:w="6580" w:type="dxa"/>
+          </w:tcPr>
+          <w:p>
+            <w:pPr>
+              <w:rPr>
+                <w:lang w:val="es-CO"/>
+              </w:rPr>
+            </w:pPr>
+            <w:proofErr w:type="spellStart"/>
+            <w:proofErr w:type="gramStart"/>
+            <w:r>
+              <w:rPr>
+                <w:lang w:val="es-CO"/>
+              </w:rPr>
+              <w:t>should</w:t>
+            </w:r>
+            <w:r>
+              <w:rPr>
+                <w:lang w:val="es-CO"/>
+              </w:rPr>
+              <w:t>S</w:t>
+            </w:r>
+            <w:r>
+              <w:rPr>
+                <w:lang w:val="es-CO"/>
+              </w:rPr>
+              <w:t>e</w:t>
+            </w:r>
+            <w:r>
+              <w:rPr>
+                <w:lang w:val="es-CO"/>
+              </w:rPr>
+              <w:t>t</w:t>
+            </w:r>
+            <w:r>
+              <w:rPr>
+                <w:lang w:val="es-CO"/>
+              </w:rPr>
+              <w:t>AllSymbols</w:t>
+            </w:r>
+            <w:proofErr w:type="spellEnd"/>
+            <w:r>
+              <w:rPr>
+                <w:lang w:val="es-CO"/>
+              </w:rPr>
+              <w:t>(</w:t>
+            </w:r>
+            <w:proofErr w:type="gramEnd"/>
+            <w:r>
+              <w:rPr>
+                <w:lang w:val="es-CO"/>
+              </w:rPr>
+              <w:t>)</w:t>
+            </w:r>
+          </w:p>
+          <w:p>
+            <w:pPr>
+              <w:rPr>
+                <w:lang w:val="es-CO"/>
+              </w:rPr>
+            </w:pPr>
+            <w:proofErr w:type="spellStart"/>
+            <w:proofErr w:type="gramStart"/>
+            <w:r>
+              <w:rPr>
+                <w:lang w:val="es-CO"/>
+              </w:rPr>
+              <w:t>shouldStayAWheelIfItsSymbolIsIncorrect</w:t>
+            </w:r>
+            <w:proofErr w:type="spellEnd"/>
+            <w:r>
+              <w:rPr>
+                <w:lang w:val="es-CO"/>
+              </w:rPr>
+              <w:t>(</w:t>
+            </w:r>
+            <w:proofErr w:type="gramEnd"/>
+            <w:r>
+              <w:rPr>
+                <w:lang w:val="es-CO"/>
+              </w:rPr>
+              <w:t>)</w:t>
+            </w:r>
+          </w:p>
+        </w:tc>
+      </w:tr>
+      <w:tr>
+        <w:tc>
+          <w:tcPr>
+            <w:tcW w:w="1969" w:type="dxa"/>
+          </w:tcPr>
+          <w:p>
+            <w:pPr>
+              <w:rPr>
+                <w:lang w:val="es-CO"/>
+              </w:rPr>
+            </w:pPr>
+            <w:proofErr w:type="gramStart"/>
+            <w:r>
+              <w:rPr>
+                <w:lang w:val="es-CO"/>
+              </w:rPr>
+              <w:t>Spin(</w:t>
+            </w:r>
+            <w:proofErr w:type="gramEnd"/>
+            <w:r>
+              <w:rPr>
+                <w:lang w:val="es-CO"/>
+              </w:rPr>
+              <w:t>)</w:t>
+            </w:r>
+          </w:p>
+        </w:tc>
+        <w:tc>
+          <w:tcPr>
+            <w:tcW w:w="6580" w:type="dxa"/>
+          </w:tcPr>
+          <w:p>
+            <w:pPr>
+              <w:rPr>
+                <w:lang w:val="es-CO"/>
+              </w:rPr>
+            </w:pPr>
+            <w:proofErr w:type="spellStart"/>
+            <w:proofErr w:type="gramStart"/>
+            <w:r>
+              <w:rPr>
+                <w:lang w:val="es-CO"/>
+              </w:rPr>
+              <w:t>shouldChangeAllSymbols</w:t>
+            </w:r>
+            <w:proofErr w:type="spellEnd"/>
+            <w:r>
+              <w:rPr>
+                <w:lang w:val="es-CO"/>
+              </w:rPr>
+              <w:t>(</w:t>
+            </w:r>
+            <w:proofErr w:type="gramEnd"/>
+            <w:r>
+              <w:rPr>
+                <w:lang w:val="es-CO"/>
+              </w:rPr>
+              <w:t>)</w:t>
+            </w:r>
+          </w:p>
+        </w:tc>
+      </w:tr>
+      <w:tr>
+        <w:tc>
+          <w:tcPr>
+            <w:tcW w:w="1969" w:type="dxa"/>
+          </w:tcPr>
+          <w:p>
+            <w:pPr>
+              <w:rPr>
+                <w:lang w:val="es-CO"/>
+              </w:rPr>
+            </w:pPr>
+            <w:proofErr w:type="gramStart"/>
+            <w:r>
+              <w:rPr>
+                <w:lang w:val="es-CO"/>
+              </w:rPr>
+              <w:t>Symbols(</w:t>
+            </w:r>
+            <w:proofErr w:type="gramEnd"/>
+            <w:r>
+              <w:rPr>
+                <w:lang w:val="es-CO"/>
+              </w:rPr>
+              <w:t>)</w:t>
+            </w:r>
+          </w:p>
+        </w:tc>
+        <w:tc>
+          <w:tcPr>
+            <w:tcW w:w="6580" w:type="dxa"/>
+          </w:tcPr>
+          <w:p>
+            <w:pPr>
+              <w:rPr>
+                <w:lang w:val="es-CO"/>
+              </w:rPr>
+            </w:pPr>
+            <w:proofErr w:type="spellStart"/>
+            <w:proofErr w:type="gramStart"/>
+            <w:r>
+              <w:rPr>
+                <w:lang w:val="es-CO"/>
+              </w:rPr>
+              <w:t>shouldGiveDifferentSymbolsIfISpin</w:t>
+            </w:r>
+            <w:proofErr w:type="spellEnd"/>
+            <w:r>
+              <w:rPr>
+                <w:lang w:val="es-CO"/>
+              </w:rPr>
+              <w:t>(</w:t>
+            </w:r>
+            <w:proofErr w:type="gramEnd"/>
+            <w:r>
+              <w:rPr>
+                <w:lang w:val="es-CO"/>
+              </w:rPr>
+              <w:t>)</w:t>
+            </w:r>
+          </w:p>
+        </w:tc>
+      </w:tr>
+      <w:tr>
+        <w:tc>
+          <w:tcPr>
+            <w:tcW w:w="1969" w:type="dxa"/>
+          </w:tcPr>
+          <w:p>
+            <w:pPr>
+              <w:rPr>
+                <w:lang w:val="es-CO"/>
+              </w:rPr>
+            </w:pPr>
+            <w:proofErr w:type="spellStart"/>
+            <w:proofErr w:type="gramStart"/>
+            <w:r>
+              <w:rPr>
+                <w:lang w:val="es-CO"/>
+              </w:rPr>
+              <w:t>distinctSymbols</w:t>
+            </w:r>
+            <w:proofErr w:type="spellEnd"/>
+            <w:r>
+              <w:rPr>
+                <w:lang w:val="es-CO"/>
+              </w:rPr>
+              <w:t>(</w:t>
+            </w:r>
+            <w:proofErr w:type="gramEnd"/>
+            <w:r>
+              <w:rPr>
+                <w:lang w:val="es-CO"/>
+              </w:rPr>
+              <w:t>)</w:t>
+            </w:r>
+          </w:p>
+        </w:tc>
+        <w:tc>
+          <w:tcPr>
+            <w:tcW w:w="6580" w:type="dxa"/>
+          </w:tcPr>
+          <w:p>
+            <w:pPr>
+              <w:rPr>
+                <w:lang w:val="es-CO"/>
+              </w:rPr>
+            </w:pPr>
+            <w:proofErr w:type="spellStart"/>
+            <w:proofErr w:type="gramStart"/>
+            <w:r>
+              <w:rPr>
+                <w:lang w:val="es-CO"/>
+              </w:rPr>
+              <w:t>shouldGiveCorrectDistinctSymbolsNumber</w:t>
+            </w:r>
+            <w:proofErr w:type="spellEnd"/>
+            <w:r>
+              <w:rPr>
+                <w:lang w:val="es-CO"/>
+              </w:rPr>
+              <w:t>(</w:t>
+            </w:r>
+            <w:proofErr w:type="gramEnd"/>
+            <w:r>
+              <w:rPr>
+                <w:lang w:val="es-CO"/>
+              </w:rPr>
+              <w:t>)</w:t>
+            </w:r>
+          </w:p>
+        </w:tc>
+      </w:tr>
+      <w:tr>
+        <w:tc>
+          <w:tcPr>
+            <w:tcW w:w="1969" w:type="dxa"/>
+          </w:tcPr>
+          <w:p>
+            <w:pPr>
+              <w:rPr>
+                <w:lang w:val="es-CO"/>
+              </w:rPr>
+            </w:pPr>
+            <w:proofErr w:type="spellStart"/>
+            <w:proofErr w:type="gramStart"/>
+            <w:r>
+              <w:rPr>
+                <w:lang w:val="es-CO"/>
+              </w:rPr>
+              <w:t>Configuration</w:t>
+            </w:r>
+            <w:proofErr w:type="spellEnd"/>
+            <w:r>
+              <w:rPr>
+                <w:lang w:val="es-CO"/>
+              </w:rPr>
+              <w:t>(</w:t>
+            </w:r>
+            <w:proofErr w:type="gramEnd"/>
+            <w:r>
+              <w:rPr>
+                <w:lang w:val="es-CO"/>
+              </w:rPr>
+              <w:t>)</w:t>
+            </w:r>
+          </w:p>
+        </w:tc>
+        <w:tc>
+          <w:tcPr>
+            <w:tcW w:w="6580" w:type="dxa"/>
+          </w:tcPr>
+          <w:p>
+            <w:pPr>
+              <w:rPr>
+                <w:lang w:val="es-CO"/>
+              </w:rPr>
+            </w:pPr>
+            <w:proofErr w:type="spellStart"/>
+            <w:proofErr w:type="gramStart"/>
+            <w:r>
+              <w:rPr>
+                <w:lang w:val="es-CO"/>
+              </w:rPr>
+              <w:t>shouldGiveCorrectActualSymbols</w:t>
+            </w:r>
+            <w:proofErr w:type="spellEnd"/>
+            <w:r>
+              <w:rPr>
+                <w:lang w:val="es-CO"/>
+              </w:rPr>
+              <w:t>(</w:t>
+            </w:r>
+            <w:proofErr w:type="gramEnd"/>
+            <w:r>
+              <w:rPr>
+                <w:lang w:val="es-CO"/>
+              </w:rPr>
+              <w:t>)</w:t>
+            </w:r>
+          </w:p>
+        </w:tc>
+      </w:tr>
+      <w:tr>
+        <w:tc>
+          <w:tcPr>
+            <w:tcW w:w="1969" w:type="dxa"/>
+          </w:tcPr>
+          <w:p>
+            <w:pPr>
+              <w:rPr>
+                <w:lang w:val="es-CO"/>
+              </w:rPr>
+            </w:pPr>
+            <w:proofErr w:type="spellStart"/>
+            <w:proofErr w:type="gramStart"/>
+            <w:r>
+              <w:rPr>
+                <w:lang w:val="es-CO"/>
+              </w:rPr>
+              <w:t>isJackpot</w:t>
+            </w:r>
+            <w:proofErr w:type="spellEnd"/>
+            <w:r>
+              <w:rPr>
+                <w:lang w:val="es-CO"/>
+              </w:rPr>
+              <w:t>(</w:t>
+            </w:r>
+            <w:proofErr w:type="gramEnd"/>
+            <w:r>
+              <w:rPr>
+                <w:lang w:val="es-CO"/>
+              </w:rPr>
+              <w:t>)</w:t>
+            </w:r>
+          </w:p>
+        </w:tc>
+        <w:tc>
+          <w:tcPr>
+            <w:tcW w:w="6580" w:type="dxa"/>
+          </w:tcPr>
+          <w:p>
+            <w:pPr>
+              <w:rPr>
+                <w:lang w:val="es-CO"/>
+              </w:rPr>
+            </w:pPr>
+            <w:proofErr w:type="spellStart"/>
+            <w:proofErr w:type="gramStart"/>
+            <w:r>
+              <w:rPr>
+                <w:lang w:val="es-CO"/>
+              </w:rPr>
+              <w:t>shouldBeJackpotIfAllSymbolsAreEquals</w:t>
+            </w:r>
+            <w:proofErr w:type="spellEnd"/>
+            <w:r>
+              <w:rPr>
+                <w:lang w:val="es-CO"/>
+              </w:rPr>
+              <w:t>(</w:t>
+            </w:r>
+            <w:proofErr w:type="gramEnd"/>
+            <w:r>
+              <w:rPr>
+                <w:lang w:val="es-CO"/>
+              </w:rPr>
+              <w:t>)</w:t>
+            </w:r>
+          </w:p>
+          <w:p>
+            <w:pPr>
+              <w:rPr>
+                <w:lang w:val="es-CO"/>
+              </w:rPr>
+            </w:pPr>
+            <w:proofErr w:type="spellStart"/>
+            <w:proofErr w:type="gramStart"/>
+            <w:r>
+              <w:rPr>
+                <w:lang w:val="es-CO"/>
+              </w:rPr>
+              <w:t>shouldNotBeJackpotIfAtLeastTwoSymbolsAreDifferent</w:t>
+            </w:r>
+            <w:proofErr w:type="spellEnd"/>
+            <w:r>
+              <w:rPr>
+                <w:lang w:val="es-CO"/>
+              </w:rPr>
+              <w:t>(</w:t>
+            </w:r>
+            <w:proofErr w:type="gramEnd"/>
+            <w:r>
+              <w:rPr>
+                <w:lang w:val="es-CO"/>
+              </w:rPr>
+              <w:t>)</w:t>
+            </w:r>
+          </w:p>
+        </w:tc>
+      </w:tr>
+    </w:tbl>
+    <w:p>
+      <w:pPr>
+        <w:ind w:left="708"/>
+        <w:rPr>
+          <w:lang w:val="es-CO"/>
+        </w:rPr>
+      </w:pPr>
+    </w:p>
+    <w:p>
+      <w:pPr>
+        <w:ind w:left="708"/>
+        <w:rPr>
+          <w:lang w:val="es-CO"/>
+        </w:rPr>
+      </w:pPr>
+      <w:r>
+        <w:rPr>
+          <w:lang w:val="es-CO"/>
+        </w:rPr>
+        <w:t xml:space="preserve">En general esos son los casos de prueba, entonces para </w:t>
+      </w:r>
+      <w:r>
+        <w:rPr>
+          <w:lang w:val="es-CO"/>
+        </w:rPr>
+        <w:t>el método de:</w:t>
+      </w:r>
+    </w:p>
+    <w:p>
+      <w:pPr>
+        <w:pStyle w:val="Prrafodelista"/>
+        <w:numPr>
+          <w:ilvl w:val="0"/>
+          <w:numId w:val="1"/>
+        </w:numPr>
+        <w:rPr>
+          <w:b/>
+          <w:bCs/>
+        </w:rPr>
+      </w:pPr>
+      <w:proofErr w:type="spellStart"/>
+      <w:proofErr w:type="gramStart"/>
+      <w:r>
+        <w:rPr>
+          <w:b/>
+          <w:bCs/>
+        </w:rPr>
+        <w:t>addWheel</w:t>
+      </w:r>
+      <w:proofErr w:type="spellEnd"/>
+      <w:r>
+        <w:rPr>
+          <w:b/>
+          <w:bCs/>
+        </w:rPr>
+        <w:t>(</w:t>
+      </w:r>
+      <w:proofErr w:type="spellStart"/>
+      <w:proofErr w:type="gramEnd"/>
+      <w:r>
+        <w:rPr>
+          <w:b/>
+          <w:bCs/>
+        </w:rPr>
+        <w:t>pos</w:t>
+      </w:r>
+      <w:proofErr w:type="spellEnd"/>
+      <w:r>
+        <w:rPr>
+          <w:b/>
+          <w:bCs/>
+        </w:rPr>
+        <w:t xml:space="preserve">: </w:t>
+      </w:r>
+      <w:proofErr w:type="spellStart"/>
+      <w:r>
+        <w:rPr>
+          <w:b/>
+          <w:bCs/>
+        </w:rPr>
+        <w:t>int</w:t>
+      </w:r>
+      <w:proofErr w:type="spellEnd"/>
+      <w:r>
+        <w:rPr>
+          <w:b/>
+          <w:bCs/>
+        </w:rPr>
+        <w:t xml:space="preserve">): </w:t>
+      </w:r>
+      <w:proofErr w:type="spellStart"/>
+      <w:r>
+        <w:rPr>
+          <w:b/>
+          <w:bCs/>
+        </w:rPr>
+        <w:t>void</w:t>
+      </w:r>
+      <w:proofErr w:type="spellEnd"/>
+    </w:p>
+    <w:p>
+      <w:pPr>
+        <w:pStyle w:val="Prrafodelista"/>
+      </w:pPr>
+      <w:r>
+        <w:t xml:space="preserve">Encontramos 3 </w:t>
+      </w:r>
+      <w:proofErr w:type="spellStart"/>
+      <w:r>
+        <w:t>tests</w:t>
+      </w:r>
+      <w:proofErr w:type="spellEnd"/>
+      <w:r>
+        <w:t>, todos enfocados en ver qué todo funcione si se añade una rueda:</w:t>
+      </w:r>
+    </w:p>
+    <w:p>
+      <w:pPr>
+        <w:pStyle w:val="Prrafodelista"/>
+      </w:pPr>
+      <w:r>
+        <w:lastRenderedPageBreak/>
+        <w:drawing>
+          <wp:inline distT="0" distB="0" distL="0" distR="0" wp14:anchorId="5013DB6F" wp14:editId="1F61E58B">
+            <wp:extent cx="5612130" cy="3115310"/>
+            <wp:effectExtent l="0" t="0" r="7620" b="8890"/>
+            <wp:docPr id="1789764565" name="Imagen 1"/>
+            <wp:cNvGraphicFramePr>
+              <a:graphicFrameLocks xmlns:a="http://schemas.openxmlformats.org/drawingml/2006/main" noChangeAspect="1"/>
+            </wp:cNvGraphicFramePr>
+            <a:graphic xmlns:a="http://schemas.openxmlformats.org/drawingml/2006/main">
+              <a:graphicData uri="http://schemas.openxmlformats.org/drawingml/2006/picture">
+                <pic:pic xmlns:pic="http://schemas.openxmlformats.org/drawingml/2006/picture">
+                  <pic:nvPicPr>
+                    <pic:cNvPr id="1789764565" name=""/>
+                    <pic:cNvPicPr/>
+                  </pic:nvPicPr>
+                  <pic:blipFill>
+                    <a:blip r:embed="rId11"/>
+                    <a:stretch>
+                      <a:fillRect/>
+                    </a:stretch>
+                  </pic:blipFill>
+                  <pic:spPr>
+                    <a:xfrm>
+                      <a:off x="0" y="0"/>
+                      <a:ext cx="5612130" cy="3115310"/>
+                    </a:xfrm>
+                    <a:prstGeom prst="rect">
+                      <a:avLst/>
+                    </a:prstGeom>
+                  </pic:spPr>
+                </pic:pic>
+              </a:graphicData>
+            </a:graphic>
+          </wp:inline>
+        </w:drawing>
+      </w:r>
+    </w:p>
+    <w:p>
+      <w:pPr>
+        <w:pStyle w:val="Prrafodelista"/>
+      </w:pPr>
+      <w:r>
+        <w:lastRenderedPageBreak/>
+        <w:drawing>
+          <wp:inline distT="0" distB="0" distL="0" distR="0" wp14:anchorId="4505BE78" wp14:editId="0868ED0B">
+            <wp:extent cx="4572638" cy="5210902"/>
+            <wp:effectExtent l="0" t="0" r="0" b="8890"/>
+            <wp:docPr id="1660508827" name="Imagen 1"/>
+            <wp:cNvGraphicFramePr>
+              <a:graphicFrameLocks xmlns:a="http://schemas.openxmlformats.org/drawingml/2006/main" noChangeAspect="1"/>
+            </wp:cNvGraphicFramePr>
+            <a:graphic xmlns:a="http://schemas.openxmlformats.org/drawingml/2006/main">
+              <a:graphicData uri="http://schemas.openxmlformats.org/drawingml/2006/picture">
+                <pic:pic xmlns:pic="http://schemas.openxmlformats.org/drawingml/2006/picture">
+                  <pic:nvPicPr>
+                    <pic:cNvPr id="1660508827" name=""/>
+                    <pic:cNvPicPr/>
+                  </pic:nvPicPr>
+                  <pic:blipFill>
+                    <a:blip r:embed="rId12"/>
+                    <a:stretch>
+                      <a:fillRect/>
+                    </a:stretch>
+                  </pic:blipFill>
+                  <pic:spPr>
+                    <a:xfrm>
+                      <a:off x="0" y="0"/>
+                      <a:ext cx="4572638" cy="5210902"/>
+                    </a:xfrm>
+                    <a:prstGeom prst="rect">
+                      <a:avLst/>
+                    </a:prstGeom>
+                  </pic:spPr>
+                </pic:pic>
+              </a:graphicData>
+            </a:graphic>
+          </wp:inline>
+        </w:drawing>
+      </w:r>
+    </w:p>
+    <w:p>
+      <w:pPr>
+        <w:pStyle w:val="Prrafodelista"/>
+        <w:numPr>
+          <w:ilvl w:val="0"/>
+          <w:numId w:val="1"/>
+        </w:numPr>
+        <w:rPr>
+          <w:b/>
+          <w:bCs/>
+        </w:rPr>
+      </w:pPr>
+      <w:proofErr w:type="spellStart"/>
+      <w:proofErr w:type="gramStart"/>
+      <w:r>
+        <w:rPr>
+          <w:b/>
+          <w:bCs/>
+        </w:rPr>
+        <w:t>delWheel</w:t>
+      </w:r>
+      <w:proofErr w:type="spellEnd"/>
+      <w:r>
+        <w:rPr>
+          <w:b/>
+          <w:bCs/>
+        </w:rPr>
+        <w:t>(</w:t>
+      </w:r>
+      <w:proofErr w:type="spellStart"/>
+      <w:proofErr w:type="gramEnd"/>
+      <w:r>
+        <w:rPr>
+          <w:b/>
+          <w:bCs/>
+        </w:rPr>
+        <w:t>pos</w:t>
+      </w:r>
+      <w:proofErr w:type="spellEnd"/>
+      <w:r>
+        <w:rPr>
+          <w:b/>
+          <w:bCs/>
+        </w:rPr>
+        <w:t xml:space="preserve">: </w:t>
+      </w:r>
+      <w:proofErr w:type="spellStart"/>
+      <w:r>
+        <w:rPr>
+          <w:b/>
+          <w:bCs/>
+        </w:rPr>
+        <w:t>int</w:t>
+      </w:r>
+      <w:proofErr w:type="spellEnd"/>
+      <w:r>
+        <w:rPr>
+          <w:b/>
+          <w:bCs/>
+        </w:rPr>
+        <w:t xml:space="preserve">): </w:t>
+      </w:r>
+      <w:proofErr w:type="spellStart"/>
+      <w:r>
+        <w:rPr>
+          <w:b/>
+          <w:bCs/>
+        </w:rPr>
+        <w:t>void</w:t>
+      </w:r>
+      <w:proofErr w:type="spellEnd"/>
+    </w:p>
+    <w:p>
+      <w:pPr>
+        <w:pStyle w:val="Prrafodelista"/>
+      </w:pPr>
+      <w:r>
+        <w:t xml:space="preserve">Encontramos estos 3 </w:t>
+      </w:r>
+      <w:proofErr w:type="spellStart"/>
+      <w:r>
+        <w:t>tests</w:t>
+      </w:r>
+      <w:proofErr w:type="spellEnd"/>
+      <w:r>
+        <w:t xml:space="preserve"> enfocados en ver si se quita una rueda</w:t>
+      </w:r>
+    </w:p>
+    <w:p>
+      <w:pPr>
+        <w:pStyle w:val="Prrafodelista"/>
+      </w:pPr>
+      <w:r>
+        <w:lastRenderedPageBreak/>
+        <w:drawing>
+          <wp:inline distT="0" distB="0" distL="0" distR="0" wp14:anchorId="3144CC26" wp14:editId="4427D7F3">
+            <wp:extent cx="5612130" cy="3141980"/>
+            <wp:effectExtent l="0" t="0" r="7620" b="1270"/>
+            <wp:docPr id="825597736" name="Imagen 1"/>
+            <wp:cNvGraphicFramePr>
+              <a:graphicFrameLocks xmlns:a="http://schemas.openxmlformats.org/drawingml/2006/main" noChangeAspect="1"/>
+            </wp:cNvGraphicFramePr>
+            <a:graphic xmlns:a="http://schemas.openxmlformats.org/drawingml/2006/main">
+              <a:graphicData uri="http://schemas.openxmlformats.org/drawingml/2006/picture">
+                <pic:pic xmlns:pic="http://schemas.openxmlformats.org/drawingml/2006/picture">
+                  <pic:nvPicPr>
+                    <pic:cNvPr id="825597736" name=""/>
+                    <pic:cNvPicPr/>
+                  </pic:nvPicPr>
+                  <pic:blipFill>
+                    <a:blip r:embed="rId13"/>
+                    <a:stretch>
+                      <a:fillRect/>
+                    </a:stretch>
+                  </pic:blipFill>
+                  <pic:spPr>
+                    <a:xfrm>
+                      <a:off x="0" y="0"/>
+                      <a:ext cx="5612130" cy="3141980"/>
+                    </a:xfrm>
+                    <a:prstGeom prst="rect">
+                      <a:avLst/>
+                    </a:prstGeom>
+                  </pic:spPr>
+                </pic:pic>
+              </a:graphicData>
+            </a:graphic>
+          </wp:inline>
+        </w:drawing>
+      </w:r>
+    </w:p>
+    <w:p>
+      <w:pPr>
+        <w:pStyle w:val="Prrafodelista"/>
+      </w:pPr>
+      <w:r>
+        <w:drawing>
+          <wp:inline distT="0" distB="0" distL="0" distR="0" wp14:anchorId="69005F64" wp14:editId="4E5863CE">
+            <wp:extent cx="4610743" cy="4706007"/>
+            <wp:effectExtent l="0" t="0" r="0" b="0"/>
+            <wp:docPr id="1668190915" name="Imagen 1"/>
+            <wp:cNvGraphicFramePr>
+              <a:graphicFrameLocks xmlns:a="http://schemas.openxmlformats.org/drawingml/2006/main" noChangeAspect="1"/>
+            </wp:cNvGraphicFramePr>
+            <a:graphic xmlns:a="http://schemas.openxmlformats.org/drawingml/2006/main">
+              <a:graphicData uri="http://schemas.openxmlformats.org/drawingml/2006/picture">
+                <pic:pic xmlns:pic="http://schemas.openxmlformats.org/drawingml/2006/picture">
+                  <pic:nvPicPr>
+                    <pic:cNvPr id="1668190915" name=""/>
+                    <pic:cNvPicPr/>
+                  </pic:nvPicPr>
+                  <pic:blipFill>
+                    <a:blip r:embed="rId14"/>
+                    <a:stretch>
+                      <a:fillRect/>
+                    </a:stretch>
+                  </pic:blipFill>
+                  <pic:spPr>
+                    <a:xfrm>
+                      <a:off x="0" y="0"/>
+                      <a:ext cx="4610743" cy="4706007"/>
+                    </a:xfrm>
+                    <a:prstGeom prst="rect">
+                      <a:avLst/>
+                    </a:prstGeom>
+                  </pic:spPr>
+                </pic:pic>
+              </a:graphicData>
+            </a:graphic>
+          </wp:inline>
+        </w:drawing>
+      </w:r>
+    </w:p>
+    <w:p>
+      <w:pPr>
+        <w:pStyle w:val="Prrafodelista"/>
+        <w:numPr>
+          <w:ilvl w:val="0"/>
+          <w:numId w:val="1"/>
+        </w:numPr>
+        <w:rPr>
+          <w:b/>
+          <w:bCs/>
+          <w:lang w:val="en-US"/>
+        </w:rPr>
+      </w:pPr>
+      <w:proofErr w:type="gramStart"/>
+      <w:r>
+        <w:rPr>
+          <w:b/>
+          <w:bCs/>
+          <w:lang w:val="en-US"/>
+        </w:rPr>
+        <w:t>Swap(</w:t>
+      </w:r>
+      <w:proofErr w:type="gramEnd"/>
+      <w:r>
+        <w:rPr>
+          <w:b/>
+          <w:bCs/>
+          <w:lang w:val="en-US"/>
+        </w:rPr>
+        <w:t>wheel 1: int, wheel</w:t>
+      </w:r>
+      <w:proofErr w:type="gramStart"/>
+      <w:r>
+        <w:rPr>
+          <w:b/>
+          <w:bCs/>
+          <w:lang w:val="en-US"/>
+        </w:rPr>
+        <w:t>2 :</w:t>
+      </w:r>
+      <w:proofErr w:type="gramEnd"/>
+      <w:r>
+        <w:rPr>
+          <w:b/>
+          <w:bCs/>
+          <w:lang w:val="en-US"/>
+        </w:rPr>
+        <w:t xml:space="preserve"> int</w:t>
+      </w:r>
+      <w:r>
+        <w:rPr>
+          <w:b/>
+          <w:bCs/>
+          <w:lang w:val="en-US"/>
+        </w:rPr>
+        <w:t>):</w:t>
+      </w:r>
+      <w:r>
+        <w:rPr>
+          <w:b/>
+          <w:bCs/>
+          <w:lang w:val="en-US"/>
+        </w:rPr>
+        <w:t xml:space="preserve"> void</w:t>
+      </w:r>
+    </w:p>
+    <w:p>
+      <w:pPr>
+        <w:pStyle w:val="Prrafodelista"/>
+      </w:pPr>
+      <w:r>
+        <w:lastRenderedPageBreak/>
+        <w:t>Se definen dos pruebas p</w:t>
+      </w:r>
+      <w:r>
+        <w:t>ara este caso</w:t>
+      </w:r>
+      <w:r>
+        <w:t xml:space="preserve"> de ser capaces de cambiar una rueda con otra</w:t>
+      </w:r>
+    </w:p>
+    <w:p>
+      <w:pPr>
+        <w:pStyle w:val="Prrafodelista"/>
+        <w:rPr>
+          <w:lang w:val="en-US"/>
+        </w:rPr>
+      </w:pPr>
+      <w:r>
+        <w:rPr>
+          <w:lang w:val="en-US"/>
+        </w:rPr>
+        <w:drawing>
+          <wp:inline distT="0" distB="0" distL="0" distR="0" wp14:anchorId="18CF8B73" wp14:editId="7A9B2961">
+            <wp:extent cx="5612130" cy="3122930"/>
+            <wp:effectExtent l="0" t="0" r="7620" b="1270"/>
+            <wp:docPr id="1975388035" name="Imagen 1"/>
+            <wp:cNvGraphicFramePr>
+              <a:graphicFrameLocks xmlns:a="http://schemas.openxmlformats.org/drawingml/2006/main" noChangeAspect="1"/>
+            </wp:cNvGraphicFramePr>
+            <a:graphic xmlns:a="http://schemas.openxmlformats.org/drawingml/2006/main">
+              <a:graphicData uri="http://schemas.openxmlformats.org/drawingml/2006/picture">
+                <pic:pic xmlns:pic="http://schemas.openxmlformats.org/drawingml/2006/picture">
+                  <pic:nvPicPr>
+                    <pic:cNvPr id="1975388035" name=""/>
+                    <pic:cNvPicPr/>
+                  </pic:nvPicPr>
+                  <pic:blipFill>
+                    <a:blip r:embed="rId15"/>
+                    <a:stretch>
+                      <a:fillRect/>
+                    </a:stretch>
+                  </pic:blipFill>
+                  <pic:spPr>
+                    <a:xfrm>
+                      <a:off x="0" y="0"/>
+                      <a:ext cx="5612130" cy="3122930"/>
+                    </a:xfrm>
+                    <a:prstGeom prst="rect">
+                      <a:avLst/>
+                    </a:prstGeom>
+                  </pic:spPr>
+                </pic:pic>
+              </a:graphicData>
+            </a:graphic>
+          </wp:inline>
+        </w:drawing>
+      </w:r>
+    </w:p>
+    <w:p>
+      <w:pPr>
+        <w:ind w:left="708"/>
+      </w:pPr>
+    </w:p>
+    <w:p>
+      <w:pPr>
+        <w:pStyle w:val="Prrafodelista"/>
+        <w:numPr>
+          <w:ilvl w:val="0"/>
+          <w:numId w:val="1"/>
+        </w:numPr>
+        <w:rPr>
+          <w:b/>
+          <w:bCs/>
+          <w:lang w:val="en-US"/>
+        </w:rPr>
+      </w:pPr>
+      <w:proofErr w:type="gramStart"/>
+      <w:r>
+        <w:rPr>
+          <w:b/>
+          <w:bCs/>
+          <w:lang w:val="en-US"/>
+        </w:rPr>
+        <w:t>lock(</w:t>
+      </w:r>
+      <w:proofErr w:type="gramEnd"/>
+      <w:r>
+        <w:rPr>
+          <w:b/>
+          <w:bCs/>
+          <w:lang w:val="en-US"/>
+        </w:rPr>
+        <w:t>wheel: int): void</w:t>
+      </w:r>
+      <w:r>
+        <w:rPr>
+          <w:b/>
+          <w:bCs/>
+          <w:lang w:val="en-US"/>
+        </w:rPr>
+        <w:t xml:space="preserve"> **</w:t>
+      </w:r>
+    </w:p>
+    <w:p>
+      <w:pPr>
+        <w:pStyle w:val="Prrafodelista"/>
+      </w:pPr>
+      <w:r>
+        <w:t>Se define un caso de prueba</w:t>
+      </w:r>
+      <w:r>
+        <w:t xml:space="preserve"> </w:t>
+      </w:r>
+      <w:r>
+        <w:t>para mirar que funcione</w:t>
+      </w:r>
+      <w:r>
+        <w:t xml:space="preserve"> el tema de bloquear una rueda.</w:t>
+      </w:r>
+    </w:p>
+    <w:p>
+      <w:pPr>
+        <w:pStyle w:val="Prrafodelista"/>
+      </w:pPr>
+      <w:r>
+        <w:drawing>
+          <wp:inline distT="0" distB="0" distL="0" distR="0" wp14:anchorId="17DF8D61" wp14:editId="221B7CF1">
+            <wp:extent cx="5612130" cy="2409825"/>
+            <wp:effectExtent l="0" t="0" r="7620" b="9525"/>
+            <wp:docPr id="1603935038" name="Imagen 1"/>
+            <wp:cNvGraphicFramePr>
+              <a:graphicFrameLocks xmlns:a="http://schemas.openxmlformats.org/drawingml/2006/main" noChangeAspect="1"/>
+            </wp:cNvGraphicFramePr>
+            <a:graphic xmlns:a="http://schemas.openxmlformats.org/drawingml/2006/main">
+              <a:graphicData uri="http://schemas.openxmlformats.org/drawingml/2006/picture">
+                <pic:pic xmlns:pic="http://schemas.openxmlformats.org/drawingml/2006/picture">
+                  <pic:nvPicPr>
+                    <pic:cNvPr id="1603935038" name=""/>
+                    <pic:cNvPicPr/>
+                  </pic:nvPicPr>
+                  <pic:blipFill>
+                    <a:blip r:embed="rId16"/>
+                    <a:stretch>
+                      <a:fillRect/>
+                    </a:stretch>
+                  </pic:blipFill>
+                  <pic:spPr>
+                    <a:xfrm>
+                      <a:off x="0" y="0"/>
+                      <a:ext cx="5612130" cy="2409825"/>
+                    </a:xfrm>
+                    <a:prstGeom prst="rect">
+                      <a:avLst/>
+                    </a:prstGeom>
+                  </pic:spPr>
+                </pic:pic>
+              </a:graphicData>
+            </a:graphic>
+          </wp:inline>
+        </w:drawing>
+      </w:r>
+    </w:p>
+    <w:p>
+      <w:pPr>
+        <w:pStyle w:val="Prrafodelista"/>
+        <w:numPr>
+          <w:ilvl w:val="0"/>
+          <w:numId w:val="1"/>
+        </w:numPr>
+        <w:rPr>
+          <w:b/>
+          <w:bCs/>
+        </w:rPr>
+      </w:pPr>
+      <w:proofErr w:type="spellStart"/>
+      <w:proofErr w:type="gramStart"/>
+      <w:r>
+        <w:rPr>
+          <w:b/>
+          <w:bCs/>
+        </w:rPr>
+        <w:t>unlock</w:t>
+      </w:r>
+      <w:proofErr w:type="spellEnd"/>
+      <w:r>
+        <w:rPr>
+          <w:b/>
+          <w:bCs/>
+        </w:rPr>
+        <w:t>(</w:t>
+      </w:r>
+      <w:proofErr w:type="gramEnd"/>
+      <w:r>
+        <w:rPr>
+          <w:b/>
+          <w:bCs/>
+        </w:rPr>
+        <w:t xml:space="preserve">Wheel: </w:t>
+      </w:r>
+      <w:proofErr w:type="spellStart"/>
+      <w:r>
+        <w:rPr>
+          <w:b/>
+          <w:bCs/>
+        </w:rPr>
+        <w:t>int</w:t>
+      </w:r>
+      <w:proofErr w:type="spellEnd"/>
+      <w:r>
+        <w:rPr>
+          <w:b/>
+          <w:bCs/>
+        </w:rPr>
+        <w:t xml:space="preserve">): </w:t>
+      </w:r>
+      <w:proofErr w:type="spellStart"/>
+      <w:r>
+        <w:rPr>
+          <w:b/>
+          <w:bCs/>
+        </w:rPr>
+        <w:t>void</w:t>
+      </w:r>
+      <w:proofErr w:type="spellEnd"/>
+      <w:r>
+        <w:rPr>
+          <w:b/>
+          <w:bCs/>
+        </w:rPr>
+        <w:t xml:space="preserve"> **</w:t>
+      </w:r>
+    </w:p>
+    <w:p>
+      <w:pPr>
+        <w:pStyle w:val="Prrafodelista"/>
+      </w:pPr>
+    </w:p>
+    <w:p>
+      <w:pPr>
+        <w:pStyle w:val="Prrafodelista"/>
+      </w:pPr>
+      <w:r>
+        <w:t xml:space="preserve">Se define </w:t>
+      </w:r>
+      <w:proofErr w:type="gramStart"/>
+      <w:r>
+        <w:t>una caso</w:t>
+      </w:r>
+      <w:proofErr w:type="gramEnd"/>
+      <w:r>
+        <w:t xml:space="preserve"> de prueba donde primero se bloquea y luego se desbloquea y se trata de cambiar</w:t>
+      </w:r>
+      <w:r>
+        <w:t>:</w:t>
+      </w:r>
+    </w:p>
+    <w:p>
+      <w:pPr>
+        <w:pStyle w:val="Prrafodelista"/>
+      </w:pPr>
+      <w:r>
+        <w:lastRenderedPageBreak/>
+        <w:drawing>
+          <wp:inline distT="0" distB="0" distL="0" distR="0" wp14:anchorId="539F7B66" wp14:editId="1CC65CCE">
+            <wp:extent cx="5612130" cy="2011045"/>
+            <wp:effectExtent l="0" t="0" r="7620" b="8255"/>
+            <wp:docPr id="1588159550" name="Imagen 1"/>
+            <wp:cNvGraphicFramePr>
+              <a:graphicFrameLocks xmlns:a="http://schemas.openxmlformats.org/drawingml/2006/main" noChangeAspect="1"/>
+            </wp:cNvGraphicFramePr>
+            <a:graphic xmlns:a="http://schemas.openxmlformats.org/drawingml/2006/main">
+              <a:graphicData uri="http://schemas.openxmlformats.org/drawingml/2006/picture">
+                <pic:pic xmlns:pic="http://schemas.openxmlformats.org/drawingml/2006/picture">
+                  <pic:nvPicPr>
+                    <pic:cNvPr id="1588159550" name=""/>
+                    <pic:cNvPicPr/>
+                  </pic:nvPicPr>
+                  <pic:blipFill>
+                    <a:blip r:embed="rId17"/>
+                    <a:stretch>
+                      <a:fillRect/>
+                    </a:stretch>
+                  </pic:blipFill>
+                  <pic:spPr>
+                    <a:xfrm>
+                      <a:off x="0" y="0"/>
+                      <a:ext cx="5612130" cy="2011045"/>
+                    </a:xfrm>
+                    <a:prstGeom prst="rect">
+                      <a:avLst/>
+                    </a:prstGeom>
+                  </pic:spPr>
+                </pic:pic>
+              </a:graphicData>
+            </a:graphic>
+          </wp:inline>
+        </w:drawing>
+      </w:r>
+    </w:p>
+    <w:p>
+      <w:pPr>
+        <w:pStyle w:val="Prrafodelista"/>
+        <w:numPr>
+          <w:ilvl w:val="0"/>
+          <w:numId w:val="1"/>
+        </w:numPr>
+        <w:rPr>
+          <w:b/>
+          <w:bCs/>
+          <w:lang w:val="en-US"/>
+        </w:rPr>
+      </w:pPr>
+      <w:proofErr w:type="spellStart"/>
+      <w:proofErr w:type="gramStart"/>
+      <w:r>
+        <w:rPr>
+          <w:b/>
+          <w:bCs/>
+          <w:lang w:val="en-US"/>
+        </w:rPr>
+        <w:t>addSymbol</w:t>
+      </w:r>
+      <w:proofErr w:type="spellEnd"/>
+      <w:r>
+        <w:rPr>
+          <w:b/>
+          <w:bCs/>
+          <w:lang w:val="en-US"/>
+        </w:rPr>
+        <w:t>(</w:t>
+      </w:r>
+      <w:proofErr w:type="gramEnd"/>
+      <w:r>
+        <w:rPr>
+          <w:b/>
+          <w:bCs/>
+          <w:lang w:val="en-US"/>
+        </w:rPr>
+        <w:t xml:space="preserve">pos: int, </w:t>
+      </w:r>
+      <w:proofErr w:type="spellStart"/>
+      <w:proofErr w:type="gramStart"/>
+      <w:r>
+        <w:rPr>
+          <w:b/>
+          <w:bCs/>
+          <w:lang w:val="en-US"/>
+        </w:rPr>
+        <w:t>color:String</w:t>
+      </w:r>
+      <w:proofErr w:type="spellEnd"/>
+      <w:proofErr w:type="gramEnd"/>
+      <w:r>
+        <w:rPr>
+          <w:b/>
+          <w:bCs/>
+          <w:lang w:val="en-US"/>
+        </w:rPr>
+        <w:t>): void</w:t>
+      </w:r>
+    </w:p>
+    <w:p>
+      <w:pPr>
+        <w:pStyle w:val="Prrafodelista"/>
+      </w:pPr>
+      <w:r>
+        <w:t xml:space="preserve">Para este método se definieron </w:t>
+      </w:r>
+      <w:r>
+        <w:t>6</w:t>
+      </w:r>
+      <w:r>
+        <w:t xml:space="preserve"> pruebas:</w:t>
+      </w:r>
+    </w:p>
+    <w:p>
+      <w:pPr>
+        <w:pStyle w:val="Prrafodelista"/>
+      </w:pPr>
+      <w:r>
+        <w:drawing>
+          <wp:inline distT="0" distB="0" distL="0" distR="0" wp14:anchorId="2C94E665" wp14:editId="38BB0A4E">
+            <wp:extent cx="5612130" cy="4683760"/>
+            <wp:effectExtent l="0" t="0" r="7620" b="2540"/>
+            <wp:docPr id="461220176" name="Imagen 1"/>
+            <wp:cNvGraphicFramePr>
+              <a:graphicFrameLocks xmlns:a="http://schemas.openxmlformats.org/drawingml/2006/main" noChangeAspect="1"/>
+            </wp:cNvGraphicFramePr>
+            <a:graphic xmlns:a="http://schemas.openxmlformats.org/drawingml/2006/main">
+              <a:graphicData uri="http://schemas.openxmlformats.org/drawingml/2006/picture">
+                <pic:pic xmlns:pic="http://schemas.openxmlformats.org/drawingml/2006/picture">
+                  <pic:nvPicPr>
+                    <pic:cNvPr id="461220176" name=""/>
+                    <pic:cNvPicPr/>
+                  </pic:nvPicPr>
+                  <pic:blipFill>
+                    <a:blip r:embed="rId18"/>
+                    <a:stretch>
+                      <a:fillRect/>
+                    </a:stretch>
+                  </pic:blipFill>
+                  <pic:spPr>
+                    <a:xfrm>
+                      <a:off x="0" y="0"/>
+                      <a:ext cx="5612130" cy="4683760"/>
+                    </a:xfrm>
+                    <a:prstGeom prst="rect">
+                      <a:avLst/>
+                    </a:prstGeom>
+                  </pic:spPr>
+                </pic:pic>
+              </a:graphicData>
+            </a:graphic>
+          </wp:inline>
+        </w:drawing>
+      </w:r>
+    </w:p>
+    <w:p>
+      <w:pPr>
+        <w:pStyle w:val="Prrafodelista"/>
+      </w:pPr>
+      <w:r>
+        <w:lastRenderedPageBreak/>
+        <w:drawing>
+          <wp:inline distT="0" distB="0" distL="0" distR="0" wp14:anchorId="0E7EF4DC" wp14:editId="0116B671">
+            <wp:extent cx="5612130" cy="1348740"/>
+            <wp:effectExtent l="0" t="0" r="7620" b="3810"/>
+            <wp:docPr id="442417522" name="Imagen 1"/>
+            <wp:cNvGraphicFramePr>
+              <a:graphicFrameLocks xmlns:a="http://schemas.openxmlformats.org/drawingml/2006/main" noChangeAspect="1"/>
+            </wp:cNvGraphicFramePr>
+            <a:graphic xmlns:a="http://schemas.openxmlformats.org/drawingml/2006/main">
+              <a:graphicData uri="http://schemas.openxmlformats.org/drawingml/2006/picture">
+                <pic:pic xmlns:pic="http://schemas.openxmlformats.org/drawingml/2006/picture">
+                  <pic:nvPicPr>
+                    <pic:cNvPr id="442417522" name=""/>
+                    <pic:cNvPicPr/>
+                  </pic:nvPicPr>
+                  <pic:blipFill>
+                    <a:blip r:embed="rId19"/>
+                    <a:stretch>
+                      <a:fillRect/>
+                    </a:stretch>
+                  </pic:blipFill>
+                  <pic:spPr>
+                    <a:xfrm>
+                      <a:off x="0" y="0"/>
+                      <a:ext cx="5612130" cy="1348740"/>
+                    </a:xfrm>
+                    <a:prstGeom prst="rect">
+                      <a:avLst/>
+                    </a:prstGeom>
+                  </pic:spPr>
+                </pic:pic>
+              </a:graphicData>
+            </a:graphic>
+          </wp:inline>
+        </w:drawing>
+      </w:r>
+    </w:p>
+    <w:p>
+      <w:pPr>
+        <w:pStyle w:val="Prrafodelista"/>
+      </w:pPr>
+      <w:r>
+        <w:drawing>
+          <wp:inline distT="0" distB="0" distL="0" distR="0" wp14:anchorId="5F83ED0E" wp14:editId="632A1477">
+            <wp:extent cx="4620270" cy="5001323"/>
+            <wp:effectExtent l="0" t="0" r="8890" b="8890"/>
+            <wp:docPr id="1025960721" name="Imagen 1"/>
+            <wp:cNvGraphicFramePr>
+              <a:graphicFrameLocks xmlns:a="http://schemas.openxmlformats.org/drawingml/2006/main" noChangeAspect="1"/>
+            </wp:cNvGraphicFramePr>
+            <a:graphic xmlns:a="http://schemas.openxmlformats.org/drawingml/2006/main">
+              <a:graphicData uri="http://schemas.openxmlformats.org/drawingml/2006/picture">
+                <pic:pic xmlns:pic="http://schemas.openxmlformats.org/drawingml/2006/picture">
+                  <pic:nvPicPr>
+                    <pic:cNvPr id="1025960721" name=""/>
+                    <pic:cNvPicPr/>
+                  </pic:nvPicPr>
+                  <pic:blipFill>
+                    <a:blip r:embed="rId20"/>
+                    <a:stretch>
+                      <a:fillRect/>
+                    </a:stretch>
+                  </pic:blipFill>
+                  <pic:spPr>
+                    <a:xfrm>
+                      <a:off x="0" y="0"/>
+                      <a:ext cx="4620270" cy="5001323"/>
+                    </a:xfrm>
+                    <a:prstGeom prst="rect">
+                      <a:avLst/>
+                    </a:prstGeom>
+                  </pic:spPr>
+                </pic:pic>
+              </a:graphicData>
+            </a:graphic>
+          </wp:inline>
+        </w:drawing>
+      </w:r>
+    </w:p>
+    <w:p>
+      <w:pPr>
+        <w:pStyle w:val="Prrafodelista"/>
+        <w:numPr>
+          <w:ilvl w:val="0"/>
+          <w:numId w:val="1"/>
+        </w:numPr>
+        <w:rPr>
+          <w:b/>
+          <w:bCs/>
+        </w:rPr>
+      </w:pPr>
+      <w:proofErr w:type="spellStart"/>
+      <w:proofErr w:type="gramStart"/>
+      <w:r>
+        <w:rPr>
+          <w:b/>
+          <w:bCs/>
+        </w:rPr>
+        <w:t>delSymbols</w:t>
+      </w:r>
+      <w:proofErr w:type="spellEnd"/>
+      <w:r>
+        <w:rPr>
+          <w:b/>
+          <w:bCs/>
+        </w:rPr>
+        <w:t>(symbol :</w:t>
+      </w:r>
+      <w:proofErr w:type="gramEnd"/>
+      <w:r>
+        <w:rPr>
+          <w:b/>
+          <w:bCs/>
+        </w:rPr>
+        <w:t xml:space="preserve"> String): </w:t>
+      </w:r>
+      <w:proofErr w:type="spellStart"/>
+      <w:r>
+        <w:rPr>
+          <w:b/>
+          <w:bCs/>
+        </w:rPr>
+        <w:t>void</w:t>
+      </w:r>
+      <w:proofErr w:type="spellEnd"/>
+    </w:p>
+    <w:p>
+      <w:pPr>
+        <w:pStyle w:val="Prrafodelista"/>
+      </w:pPr>
+      <w:r>
+        <w:t xml:space="preserve">Para este método se definieron </w:t>
+      </w:r>
+      <w:r>
+        <w:t>2</w:t>
+      </w:r>
+      <w:r>
+        <w:t xml:space="preserve"> pruebas:</w:t>
+      </w:r>
+    </w:p>
+    <w:p>
+      <w:pPr>
+        <w:pStyle w:val="Prrafodelista"/>
+      </w:pPr>
+      <w:r>
+        <w:lastRenderedPageBreak/>
+        <w:drawing>
+          <wp:inline distT="0" distB="0" distL="0" distR="0" wp14:anchorId="67BBF165" wp14:editId="6623C59E">
+            <wp:extent cx="5612130" cy="2936875"/>
+            <wp:effectExtent l="0" t="0" r="7620" b="0"/>
+            <wp:docPr id="884096488" name="Imagen 1"/>
+            <wp:cNvGraphicFramePr>
+              <a:graphicFrameLocks xmlns:a="http://schemas.openxmlformats.org/drawingml/2006/main" noChangeAspect="1"/>
+            </wp:cNvGraphicFramePr>
+            <a:graphic xmlns:a="http://schemas.openxmlformats.org/drawingml/2006/main">
+              <a:graphicData uri="http://schemas.openxmlformats.org/drawingml/2006/picture">
+                <pic:pic xmlns:pic="http://schemas.openxmlformats.org/drawingml/2006/picture">
+                  <pic:nvPicPr>
+                    <pic:cNvPr id="884096488" name=""/>
+                    <pic:cNvPicPr/>
+                  </pic:nvPicPr>
+                  <pic:blipFill>
+                    <a:blip r:embed="rId21"/>
+                    <a:stretch>
+                      <a:fillRect/>
+                    </a:stretch>
+                  </pic:blipFill>
+                  <pic:spPr>
+                    <a:xfrm>
+                      <a:off x="0" y="0"/>
+                      <a:ext cx="5612130" cy="2936875"/>
+                    </a:xfrm>
+                    <a:prstGeom prst="rect">
+                      <a:avLst/>
+                    </a:prstGeom>
+                  </pic:spPr>
+                </pic:pic>
+              </a:graphicData>
+            </a:graphic>
+          </wp:inline>
+        </w:drawing>
+      </w:r>
+    </w:p>
+    <w:p>
+      <w:pPr>
+        <w:pStyle w:val="Prrafodelista"/>
+      </w:pPr>
+    </w:p>
+    <w:p>
+      <w:pPr>
+        <w:pStyle w:val="Prrafodelista"/>
+      </w:pPr>
+      <w:r>
+        <w:drawing>
+          <wp:inline distT="0" distB="0" distL="0" distR="0" wp14:anchorId="75BD2CDF" wp14:editId="756F6543">
+            <wp:extent cx="4667901" cy="4972744"/>
+            <wp:effectExtent l="0" t="0" r="0" b="0"/>
+            <wp:docPr id="1268496469" name="Imagen 1"/>
+            <wp:cNvGraphicFramePr>
+              <a:graphicFrameLocks xmlns:a="http://schemas.openxmlformats.org/drawingml/2006/main" noChangeAspect="1"/>
+            </wp:cNvGraphicFramePr>
+            <a:graphic xmlns:a="http://schemas.openxmlformats.org/drawingml/2006/main">
+              <a:graphicData uri="http://schemas.openxmlformats.org/drawingml/2006/picture">
+                <pic:pic xmlns:pic="http://schemas.openxmlformats.org/drawingml/2006/picture">
+                  <pic:nvPicPr>
+                    <pic:cNvPr id="1268496469" name=""/>
+                    <pic:cNvPicPr/>
+                  </pic:nvPicPr>
+                  <pic:blipFill>
+                    <a:blip r:embed="rId22"/>
+                    <a:stretch>
+                      <a:fillRect/>
+                    </a:stretch>
+                  </pic:blipFill>
+                  <pic:spPr>
+                    <a:xfrm>
+                      <a:off x="0" y="0"/>
+                      <a:ext cx="4667901" cy="4972744"/>
+                    </a:xfrm>
+                    <a:prstGeom prst="rect">
+                      <a:avLst/>
+                    </a:prstGeom>
+                  </pic:spPr>
+                </pic:pic>
+              </a:graphicData>
+            </a:graphic>
+          </wp:inline>
+        </w:drawing>
+      </w:r>
+    </w:p>
+    <w:p>
+      <w:pPr>
+        <w:pStyle w:val="Prrafodelista"/>
+        <w:numPr>
+          <w:ilvl w:val="0"/>
+          <w:numId w:val="1"/>
+        </w:numPr>
+        <w:rPr>
+          <w:b/>
+          <w:bCs/>
+          <w:lang w:val="en-US"/>
+        </w:rPr>
+      </w:pPr>
+      <w:proofErr w:type="spellStart"/>
+      <w:proofErr w:type="gramStart"/>
+      <w:r>
+        <w:rPr>
+          <w:b/>
+          <w:bCs/>
+          <w:lang w:val="en-US"/>
+        </w:rPr>
+        <w:lastRenderedPageBreak/>
+        <w:t>placeSymbol</w:t>
+      </w:r>
+      <w:proofErr w:type="spellEnd"/>
+      <w:r>
+        <w:rPr>
+          <w:b/>
+          <w:bCs/>
+          <w:lang w:val="en-US"/>
+        </w:rPr>
+        <w:t>(</w:t>
+      </w:r>
+      <w:proofErr w:type="gramEnd"/>
+      <w:r>
+        <w:rPr>
+          <w:b/>
+          <w:bCs/>
+          <w:lang w:val="en-US"/>
+        </w:rPr>
+        <w:t>Wheel: int, symbol: String)</w:t>
+      </w:r>
+      <w:r>
+        <w:rPr>
+          <w:b/>
+          <w:bCs/>
+          <w:lang w:val="en-US"/>
+        </w:rPr>
+        <w:t>: void</w:t>
+      </w:r>
+    </w:p>
+    <w:p>
+      <w:pPr>
+        <w:pStyle w:val="Prrafodelista"/>
+        <w:rPr>
+          <w:lang w:val="en-US"/>
+        </w:rPr>
+      </w:pPr>
+    </w:p>
+    <w:p>
+      <w:pPr>
+        <w:pStyle w:val="Prrafodelista"/>
+      </w:pPr>
+      <w:r>
+        <w:t>Para este método se definieron d</w:t>
+      </w:r>
+      <w:r>
+        <w:t>os pruebas:</w:t>
+      </w:r>
+    </w:p>
+    <w:p>
+      <w:pPr>
+        <w:pStyle w:val="Prrafodelista"/>
+      </w:pPr>
+      <w:r>
+        <w:drawing>
+          <wp:inline distT="0" distB="0" distL="0" distR="0" wp14:anchorId="678BBA10" wp14:editId="4DF5199D">
+            <wp:extent cx="5612130" cy="2206625"/>
+            <wp:effectExtent l="0" t="0" r="7620" b="3175"/>
+            <wp:docPr id="2091808699" name="Imagen 1"/>
+            <wp:cNvGraphicFramePr>
+              <a:graphicFrameLocks xmlns:a="http://schemas.openxmlformats.org/drawingml/2006/main" noChangeAspect="1"/>
+            </wp:cNvGraphicFramePr>
+            <a:graphic xmlns:a="http://schemas.openxmlformats.org/drawingml/2006/main">
+              <a:graphicData uri="http://schemas.openxmlformats.org/drawingml/2006/picture">
+                <pic:pic xmlns:pic="http://schemas.openxmlformats.org/drawingml/2006/picture">
+                  <pic:nvPicPr>
+                    <pic:cNvPr id="2091808699" name=""/>
+                    <pic:cNvPicPr/>
+                  </pic:nvPicPr>
+                  <pic:blipFill>
+                    <a:blip r:embed="rId23"/>
+                    <a:stretch>
+                      <a:fillRect/>
+                    </a:stretch>
+                  </pic:blipFill>
+                  <pic:spPr>
+                    <a:xfrm>
+                      <a:off x="0" y="0"/>
+                      <a:ext cx="5612130" cy="2206625"/>
+                    </a:xfrm>
+                    <a:prstGeom prst="rect">
+                      <a:avLst/>
+                    </a:prstGeom>
+                  </pic:spPr>
+                </pic:pic>
+              </a:graphicData>
+            </a:graphic>
+          </wp:inline>
+        </w:drawing>
+      </w:r>
+    </w:p>
+    <w:p>
+      <w:pPr>
+        <w:pStyle w:val="Prrafodelista"/>
+      </w:pPr>
+      <w:r>
+        <w:lastRenderedPageBreak/>
+        <w:drawing>
+          <wp:inline distT="0" distB="0" distL="0" distR="0" wp14:anchorId="62AA7D0A" wp14:editId="418BD91A">
+            <wp:extent cx="4601217" cy="5744377"/>
+            <wp:effectExtent l="0" t="0" r="8890" b="8890"/>
+            <wp:docPr id="1512127030" name="Imagen 1"/>
+            <wp:cNvGraphicFramePr>
+              <a:graphicFrameLocks xmlns:a="http://schemas.openxmlformats.org/drawingml/2006/main" noChangeAspect="1"/>
+            </wp:cNvGraphicFramePr>
+            <a:graphic xmlns:a="http://schemas.openxmlformats.org/drawingml/2006/main">
+              <a:graphicData uri="http://schemas.openxmlformats.org/drawingml/2006/picture">
+                <pic:pic xmlns:pic="http://schemas.openxmlformats.org/drawingml/2006/picture">
+                  <pic:nvPicPr>
+                    <pic:cNvPr id="1512127030" name=""/>
+                    <pic:cNvPicPr/>
+                  </pic:nvPicPr>
+                  <pic:blipFill>
+                    <a:blip r:embed="rId24"/>
+                    <a:stretch>
+                      <a:fillRect/>
+                    </a:stretch>
+                  </pic:blipFill>
+                  <pic:spPr>
+                    <a:xfrm>
+                      <a:off x="0" y="0"/>
+                      <a:ext cx="4601217" cy="5744377"/>
+                    </a:xfrm>
+                    <a:prstGeom prst="rect">
+                      <a:avLst/>
+                    </a:prstGeom>
+                  </pic:spPr>
+                </pic:pic>
+              </a:graphicData>
+            </a:graphic>
+          </wp:inline>
+        </w:drawing>
+      </w:r>
+    </w:p>
+    <w:p>
+      <w:pPr>
+        <w:pStyle w:val="Prrafodelista"/>
+        <w:rPr>
+          <w:b/>
+          <w:bCs/>
+        </w:rPr>
+      </w:pPr>
+      <w:proofErr w:type="gramStart"/>
+      <w:r>
+        <w:rPr>
+          <w:b/>
+          <w:bCs/>
+        </w:rPr>
+        <w:t>Spin(</w:t>
+      </w:r>
+      <w:proofErr w:type="gramEnd"/>
+      <w:r>
+        <w:rPr>
+          <w:b/>
+          <w:bCs/>
+        </w:rPr>
+        <w:t xml:space="preserve">Wheel: </w:t>
+      </w:r>
+      <w:proofErr w:type="spellStart"/>
+      <w:r>
+        <w:rPr>
+          <w:b/>
+          <w:bCs/>
+        </w:rPr>
+        <w:t>int</w:t>
+      </w:r>
+      <w:proofErr w:type="spellEnd"/>
+      <w:r>
+        <w:rPr>
+          <w:b/>
+          <w:bCs/>
+        </w:rPr>
+        <w:t xml:space="preserve">): </w:t>
+      </w:r>
+      <w:proofErr w:type="spellStart"/>
+      <w:r>
+        <w:rPr>
+          <w:b/>
+          <w:bCs/>
+        </w:rPr>
+        <w:t>void</w:t>
+      </w:r>
+      <w:proofErr w:type="spellEnd"/>
+    </w:p>
+    <w:p>
+      <w:pPr>
+        <w:pStyle w:val="Prrafodelista"/>
+      </w:pPr>
+      <w:r>
+        <w:t xml:space="preserve">Para este método se definieron </w:t>
+      </w:r>
+      <w:r>
+        <w:t>3 pruebas:</w:t>
+      </w:r>
+    </w:p>
+    <w:p>
+      <w:pPr>
+        <w:pStyle w:val="Prrafodelista"/>
+      </w:pPr>
+      <w:r>
+        <w:lastRenderedPageBreak/>
+        <w:drawing>
+          <wp:inline distT="0" distB="0" distL="0" distR="0" wp14:anchorId="1C57AB93" wp14:editId="506B933A">
+            <wp:extent cx="5612130" cy="3334385"/>
+            <wp:effectExtent l="0" t="0" r="7620" b="0"/>
+            <wp:docPr id="356465342" name="Imagen 1"/>
+            <wp:cNvGraphicFramePr>
+              <a:graphicFrameLocks xmlns:a="http://schemas.openxmlformats.org/drawingml/2006/main" noChangeAspect="1"/>
+            </wp:cNvGraphicFramePr>
+            <a:graphic xmlns:a="http://schemas.openxmlformats.org/drawingml/2006/main">
+              <a:graphicData uri="http://schemas.openxmlformats.org/drawingml/2006/picture">
+                <pic:pic xmlns:pic="http://schemas.openxmlformats.org/drawingml/2006/picture">
+                  <pic:nvPicPr>
+                    <pic:cNvPr id="356465342" name=""/>
+                    <pic:cNvPicPr/>
+                  </pic:nvPicPr>
+                  <pic:blipFill>
+                    <a:blip r:embed="rId25"/>
+                    <a:stretch>
+                      <a:fillRect/>
+                    </a:stretch>
+                  </pic:blipFill>
+                  <pic:spPr>
+                    <a:xfrm>
+                      <a:off x="0" y="0"/>
+                      <a:ext cx="5612130" cy="3334385"/>
+                    </a:xfrm>
+                    <a:prstGeom prst="rect">
+                      <a:avLst/>
+                    </a:prstGeom>
+                  </pic:spPr>
+                </pic:pic>
+              </a:graphicData>
+            </a:graphic>
+          </wp:inline>
+        </w:drawing>
+      </w:r>
+    </w:p>
+    <w:p>
+      <w:pPr>
+        <w:pStyle w:val="Prrafodelista"/>
+      </w:pPr>
+      <w:r>
+        <w:lastRenderedPageBreak/>
+        <w:drawing>
+          <wp:inline distT="0" distB="0" distL="0" distR="0" wp14:anchorId="7F5EF6AD" wp14:editId="792A3491">
+            <wp:extent cx="4563112" cy="5039428"/>
+            <wp:effectExtent l="0" t="0" r="8890" b="8890"/>
+            <wp:docPr id="1387323121" name="Imagen 1"/>
+            <wp:cNvGraphicFramePr>
+              <a:graphicFrameLocks xmlns:a="http://schemas.openxmlformats.org/drawingml/2006/main" noChangeAspect="1"/>
+            </wp:cNvGraphicFramePr>
+            <a:graphic xmlns:a="http://schemas.openxmlformats.org/drawingml/2006/main">
+              <a:graphicData uri="http://schemas.openxmlformats.org/drawingml/2006/picture">
+                <pic:pic xmlns:pic="http://schemas.openxmlformats.org/drawingml/2006/picture">
+                  <pic:nvPicPr>
+                    <pic:cNvPr id="1387323121" name=""/>
+                    <pic:cNvPicPr/>
+                  </pic:nvPicPr>
+                  <pic:blipFill>
+                    <a:blip r:embed="rId26"/>
+                    <a:stretch>
+                      <a:fillRect/>
+                    </a:stretch>
+                  </pic:blipFill>
+                  <pic:spPr>
+                    <a:xfrm>
+                      <a:off x="0" y="0"/>
+                      <a:ext cx="4563112" cy="5039428"/>
+                    </a:xfrm>
+                    <a:prstGeom prst="rect">
+                      <a:avLst/>
+                    </a:prstGeom>
+                  </pic:spPr>
+                </pic:pic>
+              </a:graphicData>
+            </a:graphic>
+          </wp:inline>
+        </w:drawing>
+      </w:r>
+    </w:p>
+    <w:p>
+      <w:pPr>
+        <w:pStyle w:val="Prrafodelista"/>
+      </w:pPr>
+    </w:p>
+    <w:p>
+      <w:pPr>
+        <w:pStyle w:val="Prrafodelista"/>
+        <w:numPr>
+          <w:ilvl w:val="0"/>
+          <w:numId w:val="1"/>
+        </w:numPr>
+        <w:rPr>
+          <w:b/>
+          <w:bCs/>
+          <w:lang w:val="en-US"/>
+        </w:rPr>
+      </w:pPr>
+      <w:proofErr w:type="gramStart"/>
+      <w:r>
+        <w:rPr>
+          <w:b/>
+          <w:bCs/>
+          <w:lang w:val="en-US"/>
+        </w:rPr>
+        <w:t>spin(</w:t>
+      </w:r>
+      <w:proofErr w:type="gramEnd"/>
+      <w:r>
+        <w:rPr>
+          <w:b/>
+          <w:bCs/>
+          <w:lang w:val="en-US"/>
+        </w:rPr>
+        <w:t>Wheel: int, steps: int</w:t>
+      </w:r>
+      <w:r>
+        <w:rPr>
+          <w:b/>
+          <w:bCs/>
+          <w:lang w:val="en-US"/>
+        </w:rPr>
+        <w:t>)</w:t>
+      </w:r>
+      <w:r>
+        <w:rPr>
+          <w:b/>
+          <w:bCs/>
+          <w:lang w:val="en-US"/>
+        </w:rPr>
+        <w:t>: void</w:t>
+      </w:r>
+      <w:r>
+        <w:rPr>
+          <w:b/>
+          <w:bCs/>
+          <w:lang w:val="en-US"/>
+        </w:rPr>
+        <w:t xml:space="preserve"> **</w:t>
+      </w:r>
+    </w:p>
+    <w:p>
+      <w:pPr>
+        <w:pStyle w:val="Prrafodelista"/>
+        <w:rPr>
+          <w:lang w:val="en-US"/>
+        </w:rPr>
+      </w:pPr>
+      <w:r>
+        <w:rPr>
+          <w:lang w:val="en-US"/>
+        </w:rPr>
+        <w:lastRenderedPageBreak/>
+        <w:drawing>
+          <wp:inline distT="0" distB="0" distL="0" distR="0" wp14:anchorId="6FB35DF2" wp14:editId="54558A0C">
+            <wp:extent cx="5612130" cy="6504305"/>
+            <wp:effectExtent l="0" t="0" r="7620" b="0"/>
+            <wp:docPr id="1538040930" name="Imagen 1"/>
+            <wp:cNvGraphicFramePr>
+              <a:graphicFrameLocks xmlns:a="http://schemas.openxmlformats.org/drawingml/2006/main" noChangeAspect="1"/>
+            </wp:cNvGraphicFramePr>
+            <a:graphic xmlns:a="http://schemas.openxmlformats.org/drawingml/2006/main">
+              <a:graphicData uri="http://schemas.openxmlformats.org/drawingml/2006/picture">
+                <pic:pic xmlns:pic="http://schemas.openxmlformats.org/drawingml/2006/picture">
+                  <pic:nvPicPr>
+                    <pic:cNvPr id="1538040930" name=""/>
+                    <pic:cNvPicPr/>
+                  </pic:nvPicPr>
+                  <pic:blipFill>
+                    <a:blip r:embed="rId27"/>
+                    <a:stretch>
+                      <a:fillRect/>
+                    </a:stretch>
+                  </pic:blipFill>
+                  <pic:spPr>
+                    <a:xfrm>
+                      <a:off x="0" y="0"/>
+                      <a:ext cx="5612130" cy="6504305"/>
+                    </a:xfrm>
+                    <a:prstGeom prst="rect">
+                      <a:avLst/>
+                    </a:prstGeom>
+                  </pic:spPr>
+                </pic:pic>
+              </a:graphicData>
+            </a:graphic>
+          </wp:inline>
+        </w:drawing>
+      </w:r>
+    </w:p>
+    <w:p>
+      <w:pPr>
+        <w:pStyle w:val="Prrafodelista"/>
+        <w:rPr>
+          <w:lang w:val="en-US"/>
+        </w:rPr>
+      </w:pPr>
+      <w:r>
+        <w:rPr>
+          <w:lang w:val="en-US"/>
+        </w:rPr>
+        <w:lastRenderedPageBreak/>
+        <w:drawing>
+          <wp:inline distT="0" distB="0" distL="0" distR="0" wp14:anchorId="2A90CB30" wp14:editId="563A7419">
+            <wp:extent cx="5612130" cy="3678555"/>
+            <wp:effectExtent l="0" t="0" r="7620" b="0"/>
+            <wp:docPr id="1368462897" name="Imagen 1"/>
+            <wp:cNvGraphicFramePr>
+              <a:graphicFrameLocks xmlns:a="http://schemas.openxmlformats.org/drawingml/2006/main" noChangeAspect="1"/>
+            </wp:cNvGraphicFramePr>
+            <a:graphic xmlns:a="http://schemas.openxmlformats.org/drawingml/2006/main">
+              <a:graphicData uri="http://schemas.openxmlformats.org/drawingml/2006/picture">
+                <pic:pic xmlns:pic="http://schemas.openxmlformats.org/drawingml/2006/picture">
+                  <pic:nvPicPr>
+                    <pic:cNvPr id="1368462897" name=""/>
+                    <pic:cNvPicPr/>
+                  </pic:nvPicPr>
+                  <pic:blipFill>
+                    <a:blip r:embed="rId28"/>
+                    <a:stretch>
+                      <a:fillRect/>
+                    </a:stretch>
+                  </pic:blipFill>
+                  <pic:spPr>
+                    <a:xfrm>
+                      <a:off x="0" y="0"/>
+                      <a:ext cx="5612130" cy="3678555"/>
+                    </a:xfrm>
+                    <a:prstGeom prst="rect">
+                      <a:avLst/>
+                    </a:prstGeom>
+                  </pic:spPr>
+                </pic:pic>
+              </a:graphicData>
+            </a:graphic>
+          </wp:inline>
+        </w:drawing>
+      </w:r>
+    </w:p>
+    <w:p/>
+    <w:p>
+      <w:proofErr w:type="gramStart"/>
+      <w:r>
+        <w:t>Spin(</w:t>
+      </w:r>
+      <w:proofErr w:type="spellStart"/>
+      <w:r>
+        <w:t>setSymbols</w:t>
+      </w:r>
+      <w:proofErr w:type="spellEnd"/>
+      <w:r>
+        <w:t xml:space="preserve"> :</w:t>
+      </w:r>
+      <w:proofErr w:type="gramEnd"/>
+      <w:r>
+        <w:t xml:space="preserve"> </w:t>
+      </w:r>
+      <w:proofErr w:type="gramStart"/>
+      <w:r>
+        <w:t>String[</w:t>
+      </w:r>
+      <w:proofErr w:type="gramEnd"/>
+      <w:r>
+        <w:t>]): void</w:t>
+      </w:r>
+    </w:p>
+    <w:p/>
+    <w:p/>
     <w:sectPr>
       <w:pgSz w:w="12240" w:h="15840"/>
       <w:pgMar w:top="1417" w:right="1701" w:bottom="1417" w:left="1701" w:header="708" w:footer="708" w:gutter="0"/>
@@ -1949,6 +5833,25 @@
       <w:spacing w:val="5"/>
     </w:rPr>
   </w:style>
+  <w:style w:type="table" w:styleId="Tablaconcuadrcula">
+    <w:name w:val="Table Grid"/>
+    <w:basedOn w:val="Tablanormal"/>
+    <w:uiPriority w:val="39"/>
+    <w:rsid w:val="006C0B9E"/>
+    <w:pPr>
+      <w:spacing w:after="0" w:line="240" w:lineRule="auto"/>
+    </w:pPr>
+    <w:tblPr>
+      <w:tblBorders>
+        <w:top w:val="single" w:sz="4" w:space="0" w:color="auto"/>
+        <w:left w:val="single" w:sz="4" w:space="0" w:color="auto"/>
+        <w:bottom w:val="single" w:sz="4" w:space="0" w:color="auto"/>
+        <w:right w:val="single" w:sz="4" w:space="0" w:color="auto"/>
+        <w:insideH w:val="single" w:sz="4" w:space="0" w:color="auto"/>
+        <w:insideV w:val="single" w:sz="4" w:space="0" w:color="auto"/>
+      </w:tblBorders>
+    </w:tblPr>
+  </w:style>
 </w:styles>
 </file>
 

--- a/Cicles/Segundo Ciclo/docs/Segundo ciclo.docx
+++ b/Cicles/Segundo Ciclo/docs/Segundo ciclo.docx
@@ -179,18 +179,18 @@
           <w:color w:val="000000" w:themeColor="text1"/>
           <w:lang w:val="es-CO"/>
         </w:rPr>
-        <w:t xml:space="preserve">David Santiago Garzon </w:t>
-      </w:r>
-      <w:proofErr w:type="spellStart"/>
-      <w:r>
+        <w:t>David Santiago Garzon Rodriguez</w:t>
+      </w:r>
+    </w:p>
+    <w:p>
+      <w:pPr>
+        <w:jc w:val="center"/>
         <w:rPr>
           <w:rFonts w:ascii="Times New Roman" w:eastAsia="Times New Roman" w:hAnsi="Times New Roman" w:cs="Times New Roman"/>
           <w:color w:val="000000" w:themeColor="text1"/>
           <w:lang w:val="es-CO"/>
         </w:rPr>
-        <w:t>Rodriguez</w:t>
-      </w:r>
-      <w:proofErr w:type="spellEnd"/>
+      </w:pPr>
     </w:p>
     <w:p>
       <w:pPr>
@@ -211,51 +211,41 @@
           <w:lang w:val="es-CO"/>
         </w:rPr>
       </w:pPr>
-    </w:p>
-    <w:p>
-      <w:pPr>
-        <w:jc w:val="center"/>
+      <w:r>
         <w:rPr>
           <w:rFonts w:ascii="Times New Roman" w:eastAsia="Times New Roman" w:hAnsi="Times New Roman" w:cs="Times New Roman"/>
           <w:color w:val="000000" w:themeColor="text1"/>
           <w:lang w:val="es-CO"/>
         </w:rPr>
-      </w:pPr>
-      <w:r>
+        <w:t>Docente:</w:t>
+      </w:r>
+    </w:p>
+    <w:p>
+      <w:pPr>
+        <w:jc w:val="center"/>
         <w:rPr>
           <w:rFonts w:ascii="Times New Roman" w:eastAsia="Times New Roman" w:hAnsi="Times New Roman" w:cs="Times New Roman"/>
           <w:color w:val="000000" w:themeColor="text1"/>
           <w:lang w:val="es-CO"/>
         </w:rPr>
-        <w:t>Docente:</w:t>
-      </w:r>
-    </w:p>
-    <w:p>
-      <w:pPr>
-        <w:jc w:val="center"/>
+      </w:pPr>
+      <w:r>
         <w:rPr>
           <w:rFonts w:ascii="Times New Roman" w:eastAsia="Times New Roman" w:hAnsi="Times New Roman" w:cs="Times New Roman"/>
           <w:color w:val="000000" w:themeColor="text1"/>
           <w:lang w:val="es-CO"/>
         </w:rPr>
-      </w:pPr>
-      <w:r>
+        <w:t>María Irma Diaz Rozo</w:t>
+      </w:r>
+    </w:p>
+    <w:p>
+      <w:pPr>
+        <w:jc w:val="center"/>
         <w:rPr>
           <w:rFonts w:ascii="Times New Roman" w:eastAsia="Times New Roman" w:hAnsi="Times New Roman" w:cs="Times New Roman"/>
           <w:color w:val="000000" w:themeColor="text1"/>
           <w:lang w:val="es-CO"/>
         </w:rPr>
-        <w:t>María Irma Diaz Rozo</w:t>
-      </w:r>
-    </w:p>
-    <w:p>
-      <w:pPr>
-        <w:jc w:val="center"/>
-        <w:rPr>
-          <w:rFonts w:ascii="Times New Roman" w:eastAsia="Times New Roman" w:hAnsi="Times New Roman" w:cs="Times New Roman"/>
-          <w:color w:val="000000" w:themeColor="text1"/>
-          <w:lang w:val="es-CO"/>
-        </w:rPr>
       </w:pPr>
     </w:p>
     <w:p>
@@ -349,21 +339,7 @@
         <w:rPr>
           <w:lang w:val="es-CO"/>
         </w:rPr>
-        <w:t xml:space="preserve">Antes de iniciar con los </w:t>
-      </w:r>
-      <w:proofErr w:type="spellStart"/>
-      <w:r>
-        <w:rPr>
-          <w:lang w:val="es-CO"/>
-        </w:rPr>
-        <w:t>miniCiclos</w:t>
-      </w:r>
-      <w:proofErr w:type="spellEnd"/>
-      <w:r>
-        <w:rPr>
-          <w:lang w:val="es-CO"/>
-        </w:rPr>
-        <w:t xml:space="preserve"> que pide el Ciclo2, vemos viable refactorizar un poco el código para lograr los siguientes objetivos:</w:t>
+        <w:t>Antes de iniciar con los miniCiclos que pide el Ciclo2, vemos viable refactorizar un poco el código para lograr los siguientes objetivos:</w:t>
       </w:r>
     </w:p>
     <w:p>
@@ -385,15 +361,7 @@
         <w:t xml:space="preserve">Si hay más de cierta cantidad de ruedas, las siguientes ruedas se posicionan debajo </w:t>
       </w:r>
       <w:r>
-        <w:t xml:space="preserve">y el tamaño de la </w:t>
-      </w:r>
-      <w:proofErr w:type="spellStart"/>
-      <w:r>
-        <w:t>slotMachine</w:t>
-      </w:r>
-      <w:proofErr w:type="spellEnd"/>
-      <w:r>
-        <w:t xml:space="preserve"> crece para permitir poner más ruedas</w:t>
+        <w:t>y el tamaño de la slotMachine crece para permitir poner más ruedas</w:t>
       </w:r>
       <w:r>
         <w:t>.</w:t>
@@ -425,15 +393,7 @@
         </w:numPr>
       </w:pPr>
       <w:r>
-        <w:t xml:space="preserve">Se le añadió una base negra a la </w:t>
-      </w:r>
-      <w:proofErr w:type="spellStart"/>
-      <w:r>
-        <w:t>SlotMachine</w:t>
-      </w:r>
-      <w:proofErr w:type="spellEnd"/>
-      <w:r>
-        <w:t>:</w:t>
+        <w:t>Se le añadió una base negra a la SlotMachine:</w:t>
       </w:r>
     </w:p>
     <w:p>
@@ -551,23 +511,7 @@
         </w:numPr>
       </w:pPr>
       <w:r>
-        <w:t xml:space="preserve">Actualmente este es el </w:t>
-      </w:r>
-      <w:proofErr w:type="spellStart"/>
-      <w:r>
-        <w:t>limite</w:t>
-      </w:r>
-      <w:proofErr w:type="spellEnd"/>
-      <w:r>
-        <w:t xml:space="preserve"> de la </w:t>
-      </w:r>
-      <w:proofErr w:type="spellStart"/>
-      <w:r>
-        <w:t>slotMachine</w:t>
-      </w:r>
-      <w:proofErr w:type="spellEnd"/>
-      <w:r>
-        <w:t xml:space="preserve"> sin que se salga de la ventana:</w:t>
+        <w:t>Actualmente este es el limite de la slotMachine sin que se salga de la ventana:</w:t>
       </w:r>
     </w:p>
     <w:p>
@@ -624,15 +568,7 @@
         <w:t>Pero, en el enunciado original, se deberían poder tener hasta 50</w:t>
       </w:r>
       <w:r>
-        <w:t xml:space="preserve">, por </w:t>
-      </w:r>
-      <w:proofErr w:type="gramStart"/>
-      <w:r>
-        <w:t>tanto</w:t>
-      </w:r>
-      <w:proofErr w:type="gramEnd"/>
-      <w:r>
-        <w:t xml:space="preserve"> es necesario refactorizar buena parte del código para que todo siga funcionando correctamente y que se puedan añadir nuevas ruedas debajo</w:t>
+        <w:t>, por tanto es necesario refactorizar buena parte del código para que todo siga funcionando correctamente y que se puedan añadir nuevas ruedas debajo</w:t>
       </w:r>
       <w:r>
         <w:t>:</w:t>
@@ -688,15 +624,7 @@
         <w:pStyle w:val="Prrafodelista"/>
       </w:pPr>
       <w:r>
-        <w:t xml:space="preserve">En este caso se ven las 50 entradas máximas que debería poder tener la </w:t>
-      </w:r>
-      <w:proofErr w:type="spellStart"/>
-      <w:r>
-        <w:t>maquina</w:t>
-      </w:r>
-      <w:proofErr w:type="spellEnd"/>
-      <w:r>
-        <w:t>.</w:t>
+        <w:t>En este caso se ven las 50 entradas máximas que debería poder tener la maquina.</w:t>
       </w:r>
     </w:p>
     <w:p>
@@ -721,15 +649,7 @@
         <w:t xml:space="preserve">una herencia de </w:t>
       </w:r>
       <w:r>
-        <w:t xml:space="preserve">las diferentes figuras de </w:t>
-      </w:r>
-      <w:proofErr w:type="spellStart"/>
-      <w:r>
-        <w:t>shape</w:t>
-      </w:r>
-      <w:proofErr w:type="spellEnd"/>
-      <w:r>
-        <w:t>:</w:t>
+        <w:t>las diferentes figuras de shape:</w:t>
       </w:r>
     </w:p>
     <w:p>
@@ -785,47 +705,7 @@
         <w:t xml:space="preserve">Esto se traspasa a código, lo cual nos permitirá </w:t>
       </w:r>
       <w:r>
-        <w:t xml:space="preserve">hacer que el cuerpo del symbol ahora sea una figura, y ahora </w:t>
-      </w:r>
-      <w:proofErr w:type="spellStart"/>
-      <w:r>
-        <w:t>slotMachine</w:t>
-      </w:r>
-      <w:proofErr w:type="spellEnd"/>
-      <w:r>
-        <w:t xml:space="preserve"> tenga dentro de </w:t>
-      </w:r>
-      <w:proofErr w:type="spellStart"/>
-      <w:r>
-        <w:t>si</w:t>
-      </w:r>
-      <w:proofErr w:type="spellEnd"/>
-      <w:r>
-        <w:t xml:space="preserve"> diferentes Figures. El objetivo de que </w:t>
-      </w:r>
-      <w:proofErr w:type="spellStart"/>
-      <w:r>
-        <w:t>slotMachine</w:t>
-      </w:r>
-      <w:proofErr w:type="spellEnd"/>
-      <w:r>
-        <w:t xml:space="preserve"> tenga diferentes Figures es para que, cada </w:t>
-      </w:r>
-      <w:proofErr w:type="spellStart"/>
-      <w:r>
-        <w:t>ves</w:t>
-      </w:r>
-      <w:proofErr w:type="spellEnd"/>
-      <w:r>
-        <w:t xml:space="preserve"> que cree una rueda, le diga de </w:t>
-      </w:r>
-      <w:proofErr w:type="spellStart"/>
-      <w:r>
-        <w:t>que</w:t>
-      </w:r>
-      <w:proofErr w:type="spellEnd"/>
-      <w:r>
-        <w:t xml:space="preserve"> color es el símbolo y la forma del símbolo.</w:t>
+        <w:t>hacer que el cuerpo del symbol ahora sea una figura, y ahora slotMachine tenga dentro de si diferentes Figures. El objetivo de que slotMachine tenga diferentes Figures es para que, cada ves que cree una rueda, le diga de que color es el símbolo y la forma del símbolo.</w:t>
       </w:r>
     </w:p>
     <w:p>
@@ -890,8 +770,20 @@
         <w:t>añadir varios colores de símbolos, ahí se puede apreciar el cambio, permitiendo que tenga un poco más de azar, al tener diferentes figuras dependiendo del color.</w:t>
       </w:r>
     </w:p>
-    <w:p/>
-    <w:p/>
+    <w:p>
+      <w:pPr>
+        <w:rPr>
+          <w:lang w:val="es-CO"/>
+        </w:rPr>
+      </w:pPr>
+    </w:p>
+    <w:p>
+      <w:pPr>
+        <w:rPr>
+          <w:lang w:val="es-CO"/>
+        </w:rPr>
+      </w:pPr>
+    </w:p>
     <w:p>
       <w:pPr>
         <w:rPr>
@@ -990,7 +882,7 @@
       <w:tr>
         <w:tc>
           <w:tcPr>
-            <w:tcW w:w="1969" w:type="dxa"/>
+            <w:tcW w:w="2033" w:type="dxa"/>
           </w:tcPr>
           <w:p>
             <w:pPr>
@@ -1008,7 +900,7 @@
         </w:tc>
         <w:tc>
           <w:tcPr>
-            <w:tcW w:w="6580" w:type="dxa"/>
+            <w:tcW w:w="6516" w:type="dxa"/>
           </w:tcPr>
           <w:p>
             <w:pPr>
@@ -1028,7 +920,7 @@
       <w:tr>
         <w:tc>
           <w:tcPr>
-            <w:tcW w:w="1969" w:type="dxa"/>
+            <w:tcW w:w="2033" w:type="dxa"/>
           </w:tcPr>
           <w:p>
             <w:pPr>
@@ -1036,33 +928,23 @@
                 <w:lang w:val="es-CO"/>
               </w:rPr>
             </w:pPr>
-            <w:proofErr w:type="spellStart"/>
-            <w:proofErr w:type="gramStart"/>
             <w:r>
               <w:rPr>
                 <w:lang w:val="es-CO"/>
               </w:rPr>
               <w:t>addWheel</w:t>
             </w:r>
-            <w:proofErr w:type="spellEnd"/>
-            <w:r>
-              <w:rPr>
-                <w:lang w:val="es-CO"/>
-              </w:rPr>
-              <w:t>(</w:t>
-            </w:r>
-            <w:proofErr w:type="gramEnd"/>
-            <w:r>
-              <w:rPr>
-                <w:lang w:val="es-CO"/>
-              </w:rPr>
-              <w:t>)</w:t>
+            <w:r>
+              <w:rPr>
+                <w:lang w:val="es-CO"/>
+              </w:rPr>
+              <w:t>()</w:t>
             </w:r>
           </w:p>
         </w:tc>
         <w:tc>
           <w:tcPr>
-            <w:tcW w:w="6580" w:type="dxa"/>
+            <w:tcW w:w="6516" w:type="dxa"/>
           </w:tcPr>
           <w:p>
             <w:pPr>
@@ -1070,8 +952,6 @@
                 <w:lang w:val="es-CO"/>
               </w:rPr>
             </w:pPr>
-            <w:proofErr w:type="spellStart"/>
-            <w:proofErr w:type="gramStart"/>
             <w:r>
               <w:rPr>
                 <w:lang w:val="es-CO"/>
@@ -1106,27 +986,7 @@
               <w:rPr>
                 <w:lang w:val="es-CO"/>
               </w:rPr>
-              <w:t>IfWheelAdded</w:t>
-            </w:r>
-            <w:proofErr w:type="spellEnd"/>
-            <w:r>
-              <w:rPr>
-                <w:lang w:val="es-CO"/>
-              </w:rPr>
-              <w:t>(</w:t>
-            </w:r>
-            <w:proofErr w:type="gramEnd"/>
-            <w:r>
-              <w:rPr>
-                <w:lang w:val="es-CO"/>
-              </w:rPr>
-              <w:t>)</w:t>
-            </w:r>
-            <w:r>
-              <w:rPr>
-                <w:lang w:val="es-CO"/>
-              </w:rPr>
-              <w:t xml:space="preserve"> </w:t>
+              <w:t xml:space="preserve">IfWheelAdded() </w:t>
             </w:r>
             <w:r>
               <w:rPr>
@@ -1141,8 +1001,6 @@
                 <w:lang w:val="es-CO"/>
               </w:rPr>
             </w:pPr>
-            <w:proofErr w:type="spellStart"/>
-            <w:proofErr w:type="gramStart"/>
             <w:r>
               <w:rPr>
                 <w:lang w:val="es-CO"/>
@@ -1159,21 +1017,7 @@
               <w:rPr>
                 <w:lang w:val="es-CO"/>
               </w:rPr>
-              <w:t>AtEndIfPosTooBig</w:t>
-            </w:r>
-            <w:proofErr w:type="spellEnd"/>
-            <w:r>
-              <w:rPr>
-                <w:lang w:val="es-CO"/>
-              </w:rPr>
-              <w:t>(</w:t>
-            </w:r>
-            <w:proofErr w:type="gramEnd"/>
-            <w:r>
-              <w:rPr>
-                <w:lang w:val="es-CO"/>
-              </w:rPr>
-              <w:t>)</w:t>
+              <w:t>AtEndIfPosTooBig()</w:t>
             </w:r>
           </w:p>
           <w:p>
@@ -1182,8 +1026,6 @@
                 <w:lang w:val="es-CO"/>
               </w:rPr>
             </w:pPr>
-            <w:proofErr w:type="spellStart"/>
-            <w:proofErr w:type="gramStart"/>
             <w:r>
               <w:rPr>
                 <w:lang w:val="es-CO"/>
@@ -1200,21 +1042,7 @@
               <w:rPr>
                 <w:lang w:val="es-CO"/>
               </w:rPr>
-              <w:t>AtStartIfPosTooShort</w:t>
-            </w:r>
-            <w:proofErr w:type="spellEnd"/>
-            <w:r>
-              <w:rPr>
-                <w:lang w:val="es-CO"/>
-              </w:rPr>
-              <w:t>(</w:t>
-            </w:r>
-            <w:proofErr w:type="gramEnd"/>
-            <w:r>
-              <w:rPr>
-                <w:lang w:val="es-CO"/>
-              </w:rPr>
-              <w:t>)</w:t>
+              <w:t>AtStartIfPosTooShort()</w:t>
             </w:r>
           </w:p>
         </w:tc>
@@ -1222,7 +1050,7 @@
       <w:tr>
         <w:tc>
           <w:tcPr>
-            <w:tcW w:w="1969" w:type="dxa"/>
+            <w:tcW w:w="2033" w:type="dxa"/>
           </w:tcPr>
           <w:p>
             <w:pPr>
@@ -1230,33 +1058,17 @@
                 <w:lang w:val="es-CO"/>
               </w:rPr>
             </w:pPr>
-            <w:proofErr w:type="spellStart"/>
-            <w:proofErr w:type="gramStart"/>
-            <w:r>
-              <w:rPr>
-                <w:lang w:val="es-CO"/>
-              </w:rPr>
-              <w:t>delWheel</w:t>
-            </w:r>
-            <w:proofErr w:type="spellEnd"/>
-            <w:r>
-              <w:rPr>
-                <w:lang w:val="es-CO"/>
-              </w:rPr>
-              <w:t>(</w:t>
-            </w:r>
-            <w:proofErr w:type="gramEnd"/>
-            <w:r>
-              <w:rPr>
-                <w:lang w:val="es-CO"/>
-              </w:rPr>
-              <w:t>)</w:t>
+            <w:r>
+              <w:rPr>
+                <w:lang w:val="es-CO"/>
+              </w:rPr>
+              <w:t>delWheel()</w:t>
             </w:r>
           </w:p>
         </w:tc>
         <w:tc>
           <w:tcPr>
-            <w:tcW w:w="6580" w:type="dxa"/>
+            <w:tcW w:w="6516" w:type="dxa"/>
           </w:tcPr>
           <w:p>
             <w:pPr>
@@ -1264,8 +1076,6 @@
                 <w:lang w:val="es-CO"/>
               </w:rPr>
             </w:pPr>
-            <w:proofErr w:type="spellStart"/>
-            <w:proofErr w:type="gramStart"/>
             <w:r>
               <w:rPr>
                 <w:lang w:val="es-CO"/>
@@ -1302,25 +1112,11 @@
               </w:rPr>
               <w:t>Deleted</w:t>
             </w:r>
-            <w:proofErr w:type="spellEnd"/>
-            <w:r>
-              <w:rPr>
-                <w:lang w:val="es-CO"/>
-              </w:rPr>
-              <w:t>(</w:t>
-            </w:r>
-            <w:proofErr w:type="gramEnd"/>
-            <w:r>
-              <w:rPr>
-                <w:lang w:val="es-CO"/>
-              </w:rPr>
-              <w:t>)</w:t>
-            </w:r>
-            <w:r>
-              <w:rPr>
-                <w:lang w:val="es-CO"/>
-              </w:rPr>
-              <w:t xml:space="preserve"> </w:t>
+            <w:r>
+              <w:rPr>
+                <w:lang w:val="es-CO"/>
+              </w:rPr>
+              <w:t xml:space="preserve">() </w:t>
             </w:r>
           </w:p>
           <w:p>
@@ -1329,39 +1125,11 @@
                 <w:lang w:val="es-CO"/>
               </w:rPr>
             </w:pPr>
-            <w:proofErr w:type="spellStart"/>
-            <w:proofErr w:type="gramStart"/>
-            <w:r>
-              <w:rPr>
-                <w:lang w:val="es-CO"/>
-              </w:rPr>
-              <w:t>shouldDelete</w:t>
-            </w:r>
-            <w:r>
-              <w:rPr>
-                <w:lang w:val="es-CO"/>
-              </w:rPr>
-              <w:t>Wheel</w:t>
-            </w:r>
-            <w:r>
-              <w:rPr>
-                <w:lang w:val="es-CO"/>
-              </w:rPr>
-              <w:t>AtEndIfPosTooBig</w:t>
-            </w:r>
-            <w:proofErr w:type="spellEnd"/>
-            <w:r>
-              <w:rPr>
-                <w:lang w:val="es-CO"/>
-              </w:rPr>
-              <w:t>(</w:t>
-            </w:r>
-            <w:proofErr w:type="gramEnd"/>
-            <w:r>
-              <w:rPr>
-                <w:lang w:val="es-CO"/>
-              </w:rPr>
-              <w:t>)</w:t>
+            <w:r>
+              <w:rPr>
+                <w:lang w:val="es-CO"/>
+              </w:rPr>
+              <w:t>shouldDeleteWheelAtEndIfPosTooBig()</w:t>
             </w:r>
           </w:p>
           <w:p>
@@ -1370,25 +1138,11 @@
                 <w:lang w:val="es-CO"/>
               </w:rPr>
             </w:pPr>
-            <w:proofErr w:type="spellStart"/>
-            <w:proofErr w:type="gramStart"/>
-            <w:r>
-              <w:rPr>
-                <w:lang w:val="es-CO"/>
-              </w:rPr>
-              <w:t>shouldDelete</w:t>
-            </w:r>
-            <w:r>
-              <w:rPr>
-                <w:lang w:val="es-CO"/>
-              </w:rPr>
-              <w:t>Wheel</w:t>
-            </w:r>
-            <w:r>
-              <w:rPr>
-                <w:lang w:val="es-CO"/>
-              </w:rPr>
-              <w:t>At</w:t>
+            <w:r>
+              <w:rPr>
+                <w:lang w:val="es-CO"/>
+              </w:rPr>
+              <w:t>shouldDeleteWheelAt</w:t>
             </w:r>
             <w:r>
               <w:rPr>
@@ -1408,19 +1162,11 @@
               </w:rPr>
               <w:t>Little</w:t>
             </w:r>
-            <w:proofErr w:type="spellEnd"/>
-            <w:r>
-              <w:rPr>
-                <w:lang w:val="es-CO"/>
-              </w:rPr>
-              <w:t>(</w:t>
-            </w:r>
-            <w:proofErr w:type="gramEnd"/>
-            <w:r>
-              <w:rPr>
-                <w:lang w:val="es-CO"/>
-              </w:rPr>
-              <w:t>)</w:t>
+            <w:r>
+              <w:rPr>
+                <w:lang w:val="es-CO"/>
+              </w:rPr>
+              <w:t>()</w:t>
             </w:r>
           </w:p>
         </w:tc>
@@ -1428,7 +1174,7 @@
       <w:tr>
         <w:tc>
           <w:tcPr>
-            <w:tcW w:w="1969" w:type="dxa"/>
+            <w:tcW w:w="2033" w:type="dxa"/>
           </w:tcPr>
           <w:p>
             <w:pPr>
@@ -1436,25 +1182,17 @@
                 <w:lang w:val="es-CO"/>
               </w:rPr>
             </w:pPr>
-            <w:proofErr w:type="gramStart"/>
-            <w:r>
-              <w:rPr>
-                <w:lang w:val="es-CO"/>
-              </w:rPr>
-              <w:t>Swap(</w:t>
-            </w:r>
-            <w:proofErr w:type="gramEnd"/>
-            <w:r>
-              <w:rPr>
-                <w:lang w:val="es-CO"/>
-              </w:rPr>
-              <w:t>)</w:t>
+            <w:r>
+              <w:rPr>
+                <w:lang w:val="es-CO"/>
+              </w:rPr>
+              <w:t>Swap()</w:t>
             </w:r>
           </w:p>
         </w:tc>
         <w:tc>
           <w:tcPr>
-            <w:tcW w:w="6580" w:type="dxa"/>
+            <w:tcW w:w="6516" w:type="dxa"/>
           </w:tcPr>
           <w:p>
             <w:pPr>
@@ -1462,8 +1200,6 @@
                 <w:lang w:val="es-CO"/>
               </w:rPr>
             </w:pPr>
-            <w:proofErr w:type="spellStart"/>
-            <w:proofErr w:type="gramStart"/>
             <w:r>
               <w:rPr>
                 <w:lang w:val="es-CO"/>
@@ -1494,19 +1230,11 @@
               </w:rPr>
               <w:t>geColorsOrder</w:t>
             </w:r>
-            <w:proofErr w:type="spellEnd"/>
-            <w:r>
-              <w:rPr>
-                <w:lang w:val="es-CO"/>
-              </w:rPr>
-              <w:t>(</w:t>
-            </w:r>
-            <w:proofErr w:type="gramEnd"/>
-            <w:r>
-              <w:rPr>
-                <w:lang w:val="es-CO"/>
-              </w:rPr>
-              <w:t>)</w:t>
+            <w:r>
+              <w:rPr>
+                <w:lang w:val="es-CO"/>
+              </w:rPr>
+              <w:t>()</w:t>
             </w:r>
           </w:p>
           <w:p>
@@ -1515,27 +1243,11 @@
                 <w:lang w:val="es-CO"/>
               </w:rPr>
             </w:pPr>
-            <w:proofErr w:type="spellStart"/>
-            <w:proofErr w:type="gramStart"/>
-            <w:r>
-              <w:rPr>
-                <w:lang w:val="es-CO"/>
-              </w:rPr>
-              <w:t>shouldNotChangeIfSwapWithTheSameWheel</w:t>
-            </w:r>
-            <w:proofErr w:type="spellEnd"/>
-            <w:r>
-              <w:rPr>
-                <w:lang w:val="es-CO"/>
-              </w:rPr>
-              <w:t>(</w:t>
-            </w:r>
-            <w:proofErr w:type="gramEnd"/>
-            <w:r>
-              <w:rPr>
-                <w:lang w:val="es-CO"/>
-              </w:rPr>
-              <w:t>)</w:t>
+            <w:r>
+              <w:rPr>
+                <w:lang w:val="es-CO"/>
+              </w:rPr>
+              <w:t>shouldNotChangeIfSwapWithTheSameWheel()</w:t>
             </w:r>
           </w:p>
           <w:p>
@@ -1569,7 +1281,7 @@
       <w:tr>
         <w:tc>
           <w:tcPr>
-            <w:tcW w:w="1969" w:type="dxa"/>
+            <w:tcW w:w="2033" w:type="dxa"/>
           </w:tcPr>
           <w:p>
             <w:pPr>
@@ -1577,25 +1289,17 @@
                 <w:lang w:val="es-CO"/>
               </w:rPr>
             </w:pPr>
-            <w:proofErr w:type="gramStart"/>
-            <w:r>
-              <w:rPr>
-                <w:lang w:val="es-CO"/>
-              </w:rPr>
-              <w:t>Lock(</w:t>
-            </w:r>
-            <w:proofErr w:type="gramEnd"/>
-            <w:r>
-              <w:rPr>
-                <w:lang w:val="es-CO"/>
-              </w:rPr>
-              <w:t>)</w:t>
+            <w:r>
+              <w:rPr>
+                <w:lang w:val="es-CO"/>
+              </w:rPr>
+              <w:t>Lock()</w:t>
             </w:r>
           </w:p>
         </w:tc>
         <w:tc>
           <w:tcPr>
-            <w:tcW w:w="6580" w:type="dxa"/>
+            <w:tcW w:w="6516" w:type="dxa"/>
           </w:tcPr>
           <w:p>
             <w:pPr>
@@ -1603,8 +1307,6 @@
                 <w:lang w:val="es-CO"/>
               </w:rPr>
             </w:pPr>
-            <w:proofErr w:type="spellStart"/>
-            <w:proofErr w:type="gramStart"/>
             <w:r>
               <w:rPr>
                 <w:lang w:val="es-CO"/>
@@ -1623,19 +1325,11 @@
               </w:rPr>
               <w:t>IfItIslocked</w:t>
             </w:r>
-            <w:proofErr w:type="spellEnd"/>
-            <w:r>
-              <w:rPr>
-                <w:lang w:val="es-CO"/>
-              </w:rPr>
-              <w:t>(</w:t>
-            </w:r>
-            <w:proofErr w:type="gramEnd"/>
-            <w:r>
-              <w:rPr>
-                <w:lang w:val="es-CO"/>
-              </w:rPr>
-              <w:t>)</w:t>
+            <w:r>
+              <w:rPr>
+                <w:lang w:val="es-CO"/>
+              </w:rPr>
+              <w:t>()</w:t>
             </w:r>
           </w:p>
           <w:p>
@@ -1662,7 +1356,7 @@
       <w:tr>
         <w:tc>
           <w:tcPr>
-            <w:tcW w:w="1969" w:type="dxa"/>
+            <w:tcW w:w="2033" w:type="dxa"/>
           </w:tcPr>
           <w:p>
             <w:pPr>
@@ -1670,33 +1364,17 @@
                 <w:lang w:val="es-CO"/>
               </w:rPr>
             </w:pPr>
-            <w:proofErr w:type="spellStart"/>
-            <w:proofErr w:type="gramStart"/>
-            <w:r>
-              <w:rPr>
-                <w:lang w:val="es-CO"/>
-              </w:rPr>
-              <w:t>Unlock</w:t>
-            </w:r>
-            <w:proofErr w:type="spellEnd"/>
-            <w:r>
-              <w:rPr>
-                <w:lang w:val="es-CO"/>
-              </w:rPr>
-              <w:t>(</w:t>
-            </w:r>
-            <w:proofErr w:type="gramEnd"/>
-            <w:r>
-              <w:rPr>
-                <w:lang w:val="es-CO"/>
-              </w:rPr>
-              <w:t>)</w:t>
+            <w:r>
+              <w:rPr>
+                <w:lang w:val="es-CO"/>
+              </w:rPr>
+              <w:t>Unlock()</w:t>
             </w:r>
           </w:p>
         </w:tc>
         <w:tc>
           <w:tcPr>
-            <w:tcW w:w="6580" w:type="dxa"/>
+            <w:tcW w:w="6516" w:type="dxa"/>
           </w:tcPr>
           <w:p>
             <w:pPr>
@@ -1704,8 +1382,6 @@
                 <w:lang w:val="es-CO"/>
               </w:rPr>
             </w:pPr>
-            <w:proofErr w:type="spellStart"/>
-            <w:proofErr w:type="gramStart"/>
             <w:r>
               <w:rPr>
                 <w:lang w:val="es-CO"/>
@@ -1718,19 +1394,11 @@
               </w:rPr>
               <w:t>IfItIsUnlocked</w:t>
             </w:r>
-            <w:proofErr w:type="spellEnd"/>
-            <w:r>
-              <w:rPr>
-                <w:lang w:val="es-CO"/>
-              </w:rPr>
-              <w:t>(</w:t>
-            </w:r>
-            <w:proofErr w:type="gramEnd"/>
-            <w:r>
-              <w:rPr>
-                <w:lang w:val="es-CO"/>
-              </w:rPr>
-              <w:t>)</w:t>
+            <w:r>
+              <w:rPr>
+                <w:lang w:val="es-CO"/>
+              </w:rPr>
+              <w:t>()</w:t>
             </w:r>
           </w:p>
           <w:p>
@@ -1743,21 +1411,7 @@
               <w:rPr>
                 <w:lang w:val="es-CO"/>
               </w:rPr>
-              <w:t>//</w:t>
-            </w:r>
-            <w:proofErr w:type="spellStart"/>
-            <w:r>
-              <w:rPr>
-                <w:lang w:val="es-CO"/>
-              </w:rPr>
-              <w:t>Unlock</w:t>
-            </w:r>
-            <w:proofErr w:type="spellEnd"/>
-            <w:r>
-              <w:rPr>
-                <w:lang w:val="es-CO"/>
-              </w:rPr>
-              <w:t xml:space="preserve"> extremos</w:t>
+              <w:t>//Unlock extremos</w:t>
             </w:r>
             <w:r>
               <w:rPr>
@@ -1771,7 +1425,7 @@
       <w:tr>
         <w:tc>
           <w:tcPr>
-            <w:tcW w:w="1969" w:type="dxa"/>
+            <w:tcW w:w="2033" w:type="dxa"/>
           </w:tcPr>
           <w:p>
             <w:pPr>
@@ -1779,106 +1433,54 @@
                 <w:lang w:val="es-CO"/>
               </w:rPr>
             </w:pPr>
-            <w:proofErr w:type="spellStart"/>
-            <w:proofErr w:type="gramStart"/>
-            <w:r>
-              <w:rPr>
-                <w:lang w:val="es-CO"/>
-              </w:rPr>
-              <w:t>addSymbol</w:t>
-            </w:r>
-            <w:proofErr w:type="spellEnd"/>
-            <w:r>
-              <w:rPr>
-                <w:lang w:val="es-CO"/>
-              </w:rPr>
-              <w:t>(</w:t>
-            </w:r>
-            <w:proofErr w:type="gramEnd"/>
-            <w:r>
-              <w:rPr>
-                <w:lang w:val="es-CO"/>
-              </w:rPr>
-              <w:t>)</w:t>
+            <w:r>
+              <w:rPr>
+                <w:lang w:val="es-CO"/>
+              </w:rPr>
+              <w:t>addSymbol()</w:t>
             </w:r>
           </w:p>
         </w:tc>
         <w:tc>
           <w:tcPr>
-            <w:tcW w:w="6580" w:type="dxa"/>
+            <w:tcW w:w="6516" w:type="dxa"/>
           </w:tcPr>
           <w:p>
-            <w:proofErr w:type="spellStart"/>
-            <w:proofErr w:type="gramStart"/>
             <w:r>
               <w:t>shouldSymbolNumberBeGreater</w:t>
             </w:r>
             <w:r>
               <w:t>IfSymbolAdded</w:t>
             </w:r>
-            <w:proofErr w:type="spellEnd"/>
-            <w:r>
-              <w:t>(</w:t>
-            </w:r>
-            <w:proofErr w:type="gramEnd"/>
-            <w:r>
-              <w:t>)</w:t>
-            </w:r>
-          </w:p>
-          <w:p>
-            <w:proofErr w:type="spellStart"/>
-            <w:proofErr w:type="gramStart"/>
+            <w:r>
+              <w:t>()</w:t>
+            </w:r>
+          </w:p>
+          <w:p>
             <w:r>
               <w:t>should</w:t>
             </w:r>
             <w:r>
-              <w:t>SymbolBeInTheSpecificPosition</w:t>
-            </w:r>
-            <w:proofErr w:type="spellEnd"/>
-            <w:r>
-              <w:t>(</w:t>
-            </w:r>
-            <w:proofErr w:type="gramEnd"/>
-            <w:r>
-              <w:t>)</w:t>
-            </w:r>
-          </w:p>
-          <w:p>
-            <w:proofErr w:type="spellStart"/>
-            <w:proofErr w:type="gramStart"/>
-            <w:r>
-              <w:t>shouldNotAddARepeatedSymbol</w:t>
-            </w:r>
-            <w:proofErr w:type="spellEnd"/>
-            <w:r>
-              <w:t>(</w:t>
-            </w:r>
-            <w:proofErr w:type="gramEnd"/>
-            <w:r>
-              <w:t>)</w:t>
-            </w:r>
-          </w:p>
-          <w:p>
-            <w:proofErr w:type="spellStart"/>
-            <w:proofErr w:type="gramStart"/>
+              <w:t>SymbolBeInTheSpecificPosition()</w:t>
+            </w:r>
+          </w:p>
+          <w:p>
+            <w:r>
+              <w:t>shouldNotAddARepeatedSymbol()</w:t>
+            </w:r>
+          </w:p>
+          <w:p>
             <w:r>
               <w:t>shouldAddSymbol</w:t>
             </w:r>
             <w:r>
               <w:t>AtEndIfPosTooBig</w:t>
             </w:r>
-            <w:proofErr w:type="spellEnd"/>
-            <w:r>
-              <w:t>(</w:t>
-            </w:r>
-            <w:proofErr w:type="gramEnd"/>
-            <w:r>
-              <w:t>)</w:t>
-            </w:r>
-          </w:p>
-          <w:p>
-            <w:proofErr w:type="spellStart"/>
-            <w:proofErr w:type="gramStart"/>
+            <w:r>
+              <w:t>()</w:t>
+            </w:r>
+          </w:p>
+          <w:p>
             <w:r>
               <w:t>shouldAddSymbolAt</w:t>
             </w:r>
@@ -1891,18 +1493,11 @@
             <w:r>
               <w:t>Little</w:t>
             </w:r>
-            <w:proofErr w:type="spellEnd"/>
-            <w:r>
-              <w:t>(</w:t>
-            </w:r>
-            <w:proofErr w:type="gramEnd"/>
-            <w:r>
-              <w:t>)</w:t>
-            </w:r>
-          </w:p>
-          <w:p>
-            <w:proofErr w:type="spellStart"/>
-            <w:proofErr w:type="gramStart"/>
+            <w:r>
+              <w:t>()</w:t>
+            </w:r>
+          </w:p>
+          <w:p>
             <w:r>
               <w:t>shouldNotAddStrange</w:t>
             </w:r>
@@ -1912,13 +1507,8 @@
             <w:r>
               <w:t>s</w:t>
             </w:r>
-            <w:proofErr w:type="spellEnd"/>
-            <w:r>
-              <w:t>(</w:t>
-            </w:r>
-            <w:proofErr w:type="gramEnd"/>
-            <w:r>
-              <w:t>)</w:t>
+            <w:r>
+              <w:t>()</w:t>
             </w:r>
           </w:p>
         </w:tc>
@@ -1926,7 +1516,7 @@
       <w:tr>
         <w:tc>
           <w:tcPr>
-            <w:tcW w:w="1969" w:type="dxa"/>
+            <w:tcW w:w="2033" w:type="dxa"/>
           </w:tcPr>
           <w:p>
             <w:pPr>
@@ -1934,33 +1524,17 @@
                 <w:lang w:val="es-CO"/>
               </w:rPr>
             </w:pPr>
-            <w:proofErr w:type="spellStart"/>
-            <w:proofErr w:type="gramStart"/>
-            <w:r>
-              <w:rPr>
-                <w:lang w:val="es-CO"/>
-              </w:rPr>
-              <w:t>delSymbol</w:t>
-            </w:r>
-            <w:proofErr w:type="spellEnd"/>
-            <w:r>
-              <w:rPr>
-                <w:lang w:val="es-CO"/>
-              </w:rPr>
-              <w:t>(</w:t>
-            </w:r>
-            <w:proofErr w:type="gramEnd"/>
-            <w:r>
-              <w:rPr>
-                <w:lang w:val="es-CO"/>
-              </w:rPr>
-              <w:t>)</w:t>
+            <w:r>
+              <w:rPr>
+                <w:lang w:val="es-CO"/>
+              </w:rPr>
+              <w:t>delSymbol()</w:t>
             </w:r>
           </w:p>
         </w:tc>
         <w:tc>
           <w:tcPr>
-            <w:tcW w:w="6580" w:type="dxa"/>
+            <w:tcW w:w="6516" w:type="dxa"/>
           </w:tcPr>
           <w:p>
             <w:pPr>
@@ -1968,8 +1542,6 @@
                 <w:lang w:val="es-CO"/>
               </w:rPr>
             </w:pPr>
-            <w:proofErr w:type="spellStart"/>
-            <w:proofErr w:type="gramStart"/>
             <w:r>
               <w:rPr>
                 <w:lang w:val="es-CO"/>
@@ -1988,19 +1560,11 @@
               </w:rPr>
               <w:t>IfSymbolWasDeleted</w:t>
             </w:r>
-            <w:proofErr w:type="spellEnd"/>
-            <w:r>
-              <w:rPr>
-                <w:lang w:val="es-CO"/>
-              </w:rPr>
-              <w:t>(</w:t>
-            </w:r>
-            <w:proofErr w:type="gramEnd"/>
-            <w:r>
-              <w:rPr>
-                <w:lang w:val="es-CO"/>
-              </w:rPr>
-              <w:t>)</w:t>
+            <w:r>
+              <w:rPr>
+                <w:lang w:val="es-CO"/>
+              </w:rPr>
+              <w:t>()</w:t>
             </w:r>
           </w:p>
           <w:p>
@@ -2009,8 +1573,6 @@
                 <w:lang w:val="es-CO"/>
               </w:rPr>
             </w:pPr>
-            <w:proofErr w:type="spellStart"/>
-            <w:proofErr w:type="gramStart"/>
             <w:r>
               <w:rPr>
                 <w:lang w:val="es-CO"/>
@@ -2039,21 +1601,7 @@
               <w:rPr>
                 <w:lang w:val="es-CO"/>
               </w:rPr>
-              <w:t>Exists</w:t>
-            </w:r>
-            <w:proofErr w:type="spellEnd"/>
-            <w:r>
-              <w:rPr>
-                <w:lang w:val="es-CO"/>
-              </w:rPr>
-              <w:t>(</w:t>
-            </w:r>
-            <w:proofErr w:type="gramEnd"/>
-            <w:r>
-              <w:rPr>
-                <w:lang w:val="es-CO"/>
-              </w:rPr>
-              <w:t>)</w:t>
+              <w:t>Exists()</w:t>
             </w:r>
           </w:p>
         </w:tc>
@@ -2061,7 +1609,7 @@
       <w:tr>
         <w:tc>
           <w:tcPr>
-            <w:tcW w:w="1969" w:type="dxa"/>
+            <w:tcW w:w="2033" w:type="dxa"/>
           </w:tcPr>
           <w:p>
             <w:pPr>
@@ -2069,34 +1617,18 @@
                 <w:lang w:val="es-CO"/>
               </w:rPr>
             </w:pPr>
-            <w:proofErr w:type="spellStart"/>
-            <w:proofErr w:type="gramStart"/>
             <w:r>
               <w:rPr>
                 <w:lang w:val="es-CO"/>
               </w:rPr>
               <w:lastRenderedPageBreak/>
-              <w:t>placeSymbol</w:t>
-            </w:r>
-            <w:proofErr w:type="spellEnd"/>
-            <w:r>
-              <w:rPr>
-                <w:lang w:val="es-CO"/>
-              </w:rPr>
-              <w:t>(</w:t>
-            </w:r>
-            <w:proofErr w:type="gramEnd"/>
-            <w:r>
-              <w:rPr>
-                <w:lang w:val="es-CO"/>
-              </w:rPr>
-              <w:t>)</w:t>
+              <w:t>placeSymbol()</w:t>
             </w:r>
           </w:p>
         </w:tc>
         <w:tc>
           <w:tcPr>
-            <w:tcW w:w="6580" w:type="dxa"/>
+            <w:tcW w:w="6516" w:type="dxa"/>
           </w:tcPr>
           <w:p>
             <w:pPr>
@@ -2104,8 +1636,6 @@
                 <w:lang w:val="es-CO"/>
               </w:rPr>
             </w:pPr>
-            <w:proofErr w:type="spellStart"/>
-            <w:proofErr w:type="gramStart"/>
             <w:r>
               <w:rPr>
                 <w:lang w:val="es-CO"/>
@@ -2124,19 +1654,11 @@
               </w:rPr>
               <w:t>eWheelSymbol</w:t>
             </w:r>
-            <w:proofErr w:type="spellEnd"/>
-            <w:r>
-              <w:rPr>
-                <w:lang w:val="es-CO"/>
-              </w:rPr>
-              <w:t>(</w:t>
-            </w:r>
-            <w:proofErr w:type="gramEnd"/>
-            <w:r>
-              <w:rPr>
-                <w:lang w:val="es-CO"/>
-              </w:rPr>
-              <w:t>)</w:t>
+            <w:r>
+              <w:rPr>
+                <w:lang w:val="es-CO"/>
+              </w:rPr>
+              <w:t>()</w:t>
             </w:r>
           </w:p>
           <w:p>
@@ -2145,27 +1667,11 @@
                 <w:lang w:val="es-CO"/>
               </w:rPr>
             </w:pPr>
-            <w:proofErr w:type="spellStart"/>
-            <w:proofErr w:type="gramStart"/>
-            <w:r>
-              <w:rPr>
-                <w:lang w:val="es-CO"/>
-              </w:rPr>
-              <w:t>shouldStayIfSymbolDoesNotExists</w:t>
-            </w:r>
-            <w:proofErr w:type="spellEnd"/>
-            <w:r>
-              <w:rPr>
-                <w:lang w:val="es-CO"/>
-              </w:rPr>
-              <w:t>(</w:t>
-            </w:r>
-            <w:proofErr w:type="gramEnd"/>
-            <w:r>
-              <w:rPr>
-                <w:lang w:val="es-CO"/>
-              </w:rPr>
-              <w:t>)</w:t>
+            <w:r>
+              <w:rPr>
+                <w:lang w:val="es-CO"/>
+              </w:rPr>
+              <w:t>shouldStayIfSymbolDoesNotExists()</w:t>
             </w:r>
           </w:p>
         </w:tc>
@@ -2173,7 +1679,7 @@
       <w:tr>
         <w:tc>
           <w:tcPr>
-            <w:tcW w:w="1969" w:type="dxa"/>
+            <w:tcW w:w="2033" w:type="dxa"/>
           </w:tcPr>
           <w:p>
             <w:pPr>
@@ -2185,27 +1691,13 @@
               <w:rPr>
                 <w:lang w:val="es-CO"/>
               </w:rPr>
-              <w:t>spin(</w:t>
-            </w:r>
-            <w:proofErr w:type="spellStart"/>
-            <w:r>
-              <w:rPr>
-                <w:lang w:val="es-CO"/>
-              </w:rPr>
-              <w:t>wheel</w:t>
-            </w:r>
-            <w:proofErr w:type="spellEnd"/>
-            <w:r>
-              <w:rPr>
-                <w:lang w:val="es-CO"/>
-              </w:rPr>
-              <w:t>)</w:t>
+              <w:t>spin(wheel)</w:t>
             </w:r>
           </w:p>
         </w:tc>
         <w:tc>
           <w:tcPr>
-            <w:tcW w:w="6580" w:type="dxa"/>
+            <w:tcW w:w="6516" w:type="dxa"/>
           </w:tcPr>
           <w:p>
             <w:pPr>
@@ -2213,8 +1705,6 @@
                 <w:lang w:val="es-CO"/>
               </w:rPr>
             </w:pPr>
-            <w:proofErr w:type="spellStart"/>
-            <w:proofErr w:type="gramStart"/>
             <w:r>
               <w:rPr>
                 <w:lang w:val="es-CO"/>
@@ -2237,21 +1727,7 @@
               <w:rPr>
                 <w:lang w:val="es-CO"/>
               </w:rPr>
-              <w:t>ASpecificWheel</w:t>
-            </w:r>
-            <w:proofErr w:type="spellEnd"/>
-            <w:r>
-              <w:rPr>
-                <w:lang w:val="es-CO"/>
-              </w:rPr>
-              <w:t>(</w:t>
-            </w:r>
-            <w:proofErr w:type="gramEnd"/>
-            <w:r>
-              <w:rPr>
-                <w:lang w:val="es-CO"/>
-              </w:rPr>
-              <w:t>)</w:t>
+              <w:t>ASpecificWheel()</w:t>
             </w:r>
           </w:p>
           <w:p>
@@ -2260,8 +1736,6 @@
                 <w:lang w:val="es-CO"/>
               </w:rPr>
             </w:pPr>
-            <w:proofErr w:type="spellStart"/>
-            <w:proofErr w:type="gramStart"/>
             <w:r>
               <w:rPr>
                 <w:lang w:val="es-CO"/>
@@ -2278,21 +1752,7 @@
               <w:rPr>
                 <w:lang w:val="es-CO"/>
               </w:rPr>
-              <w:t>LastWheelIfPosTooBig</w:t>
-            </w:r>
-            <w:proofErr w:type="spellEnd"/>
-            <w:r>
-              <w:rPr>
-                <w:lang w:val="es-CO"/>
-              </w:rPr>
-              <w:t>(</w:t>
-            </w:r>
-            <w:proofErr w:type="gramEnd"/>
-            <w:r>
-              <w:rPr>
-                <w:lang w:val="es-CO"/>
-              </w:rPr>
-              <w:t>)</w:t>
+              <w:t>LastWheelIfPosTooBig()</w:t>
             </w:r>
           </w:p>
           <w:p>
@@ -2301,8 +1761,6 @@
                 <w:lang w:val="es-CO"/>
               </w:rPr>
             </w:pPr>
-            <w:proofErr w:type="spellStart"/>
-            <w:proofErr w:type="gramStart"/>
             <w:r>
               <w:rPr>
                 <w:lang w:val="es-CO"/>
@@ -2319,21 +1777,7 @@
               <w:rPr>
                 <w:lang w:val="es-CO"/>
               </w:rPr>
-              <w:t>FirstWheelIfPosTooShort</w:t>
-            </w:r>
-            <w:proofErr w:type="spellEnd"/>
-            <w:r>
-              <w:rPr>
-                <w:lang w:val="es-CO"/>
-              </w:rPr>
-              <w:t>(</w:t>
-            </w:r>
-            <w:proofErr w:type="gramEnd"/>
-            <w:r>
-              <w:rPr>
-                <w:lang w:val="es-CO"/>
-              </w:rPr>
-              <w:t>)</w:t>
+              <w:t>FirstWheelIfPosTooShort()</w:t>
             </w:r>
           </w:p>
         </w:tc>
@@ -2341,7 +1785,7 @@
       <w:tr>
         <w:tc>
           <w:tcPr>
-            <w:tcW w:w="1969" w:type="dxa"/>
+            <w:tcW w:w="2033" w:type="dxa"/>
           </w:tcPr>
           <w:p>
             <w:pPr>
@@ -2349,215 +1793,59 @@
                 <w:lang w:val="es-CO"/>
               </w:rPr>
             </w:pPr>
-            <w:proofErr w:type="gramStart"/>
-            <w:r>
-              <w:rPr>
-                <w:lang w:val="es-CO"/>
-              </w:rPr>
-              <w:t>spin(</w:t>
-            </w:r>
-            <w:proofErr w:type="spellStart"/>
-            <w:proofErr w:type="gramEnd"/>
-            <w:r>
-              <w:rPr>
-                <w:lang w:val="es-CO"/>
-              </w:rPr>
-              <w:t>wheel</w:t>
-            </w:r>
-            <w:proofErr w:type="spellEnd"/>
-            <w:r>
-              <w:rPr>
-                <w:lang w:val="es-CO"/>
-              </w:rPr>
-              <w:t xml:space="preserve">, </w:t>
-            </w:r>
-            <w:proofErr w:type="spellStart"/>
-            <w:r>
-              <w:rPr>
-                <w:lang w:val="es-CO"/>
-              </w:rPr>
-              <w:t>steps</w:t>
-            </w:r>
-            <w:proofErr w:type="spellEnd"/>
-            <w:r>
-              <w:rPr>
-                <w:lang w:val="es-CO"/>
-              </w:rPr>
-              <w:t>)</w:t>
+            <w:r>
+              <w:rPr>
+                <w:lang w:val="es-CO"/>
+              </w:rPr>
+              <w:t>spin(wheel, steps)</w:t>
             </w:r>
           </w:p>
         </w:tc>
         <w:tc>
           <w:tcPr>
-            <w:tcW w:w="6580" w:type="dxa"/>
+            <w:tcW w:w="6516" w:type="dxa"/>
           </w:tcPr>
           <w:p>
-            <w:pPr>
-              <w:rPr>
-                <w:lang w:val="es-CO"/>
-              </w:rPr>
-            </w:pPr>
-            <w:proofErr w:type="spellStart"/>
-            <w:proofErr w:type="gramStart"/>
-            <w:r>
-              <w:rPr>
-                <w:lang w:val="es-CO"/>
-              </w:rPr>
+            <w:r>
               <w:t>should</w:t>
             </w:r>
             <w:r>
-              <w:rPr>
-                <w:lang w:val="es-CO"/>
-              </w:rPr>
               <w:t>Spin</w:t>
             </w:r>
             <w:r>
-              <w:rPr>
-                <w:lang w:val="es-CO"/>
-              </w:rPr>
               <w:t>BackIfStepsAreNegatives</w:t>
             </w:r>
-            <w:proofErr w:type="spellEnd"/>
-            <w:r>
-              <w:rPr>
-                <w:lang w:val="es-CO"/>
-              </w:rPr>
-              <w:t>(</w:t>
-            </w:r>
-            <w:proofErr w:type="gramEnd"/>
-            <w:r>
-              <w:rPr>
-                <w:lang w:val="es-CO"/>
-              </w:rPr>
-              <w:t>)</w:t>
-            </w:r>
-          </w:p>
-          <w:p>
-            <w:pPr>
-              <w:rPr>
-                <w:lang w:val="es-CO"/>
-              </w:rPr>
-            </w:pPr>
-            <w:proofErr w:type="spellStart"/>
-            <w:proofErr w:type="gramStart"/>
-            <w:r>
-              <w:rPr>
-                <w:lang w:val="es-CO"/>
-              </w:rPr>
-              <w:t>shouldNotSpinIfStepsAreZero</w:t>
-            </w:r>
-            <w:proofErr w:type="spellEnd"/>
-            <w:r>
-              <w:rPr>
-                <w:lang w:val="es-CO"/>
-              </w:rPr>
-              <w:t>(</w:t>
-            </w:r>
-            <w:proofErr w:type="gramEnd"/>
-            <w:r>
-              <w:rPr>
-                <w:lang w:val="es-CO"/>
-              </w:rPr>
-              <w:t>)</w:t>
-            </w:r>
-          </w:p>
-          <w:p>
-            <w:pPr>
-              <w:rPr>
-                <w:lang w:val="es-CO"/>
-              </w:rPr>
-            </w:pPr>
-            <w:proofErr w:type="spellStart"/>
-            <w:proofErr w:type="gramStart"/>
-            <w:r>
-              <w:rPr>
-                <w:lang w:val="es-CO"/>
-              </w:rPr>
+            <w:r>
+              <w:t>()</w:t>
+            </w:r>
+          </w:p>
+          <w:p>
+            <w:r>
+              <w:t>shouldNotSpinIfStepsAreZero()</w:t>
+            </w:r>
+          </w:p>
+          <w:p>
+            <w:r>
               <w:t>shouldSpin</w:t>
             </w:r>
             <w:r>
-              <w:rPr>
-                <w:lang w:val="es-CO"/>
-              </w:rPr>
               <w:t>NPositions</w:t>
             </w:r>
             <w:r>
-              <w:rPr>
-                <w:lang w:val="es-CO"/>
-              </w:rPr>
               <w:t>Correctly</w:t>
             </w:r>
-            <w:proofErr w:type="spellEnd"/>
-            <w:r>
-              <w:rPr>
-                <w:lang w:val="es-CO"/>
-              </w:rPr>
-              <w:t>(</w:t>
-            </w:r>
-            <w:proofErr w:type="gramEnd"/>
-            <w:r>
-              <w:rPr>
-                <w:lang w:val="es-CO"/>
-              </w:rPr>
-              <w:t>)</w:t>
-            </w:r>
-          </w:p>
-          <w:p>
-            <w:pPr>
-              <w:rPr>
-                <w:lang w:val="es-CO"/>
-              </w:rPr>
-            </w:pPr>
-            <w:proofErr w:type="spellStart"/>
-            <w:proofErr w:type="gramStart"/>
-            <w:r>
-              <w:rPr>
-                <w:lang w:val="es-CO"/>
-              </w:rPr>
-              <w:t>shouldSpinLastWheelIfWheelNumIsTooBig</w:t>
-            </w:r>
-            <w:proofErr w:type="spellEnd"/>
-            <w:r>
-              <w:rPr>
-                <w:lang w:val="es-CO"/>
-              </w:rPr>
-              <w:t>(</w:t>
-            </w:r>
-            <w:proofErr w:type="gramEnd"/>
-            <w:r>
-              <w:rPr>
-                <w:lang w:val="es-CO"/>
-              </w:rPr>
-              <w:t>)</w:t>
-            </w:r>
-          </w:p>
-          <w:p>
-            <w:pPr>
-              <w:rPr>
-                <w:lang w:val="es-CO"/>
-              </w:rPr>
-            </w:pPr>
-            <w:proofErr w:type="spellStart"/>
-            <w:proofErr w:type="gramStart"/>
-            <w:r>
-              <w:rPr>
-                <w:lang w:val="es-CO"/>
-              </w:rPr>
-              <w:t>shouldSpinFirstWheelIfWheelNumIsTooShort</w:t>
-            </w:r>
-            <w:proofErr w:type="spellEnd"/>
-            <w:r>
-              <w:rPr>
-                <w:lang w:val="es-CO"/>
-              </w:rPr>
-              <w:t>(</w:t>
-            </w:r>
-            <w:proofErr w:type="gramEnd"/>
-            <w:r>
-              <w:rPr>
-                <w:lang w:val="es-CO"/>
-              </w:rPr>
-              <w:t>)</w:t>
+            <w:r>
+              <w:t>()</w:t>
+            </w:r>
+          </w:p>
+          <w:p>
+            <w:r>
+              <w:t>shouldSpinLastWheelIfWheelNumIsTooBig()</w:t>
+            </w:r>
+          </w:p>
+          <w:p>
+            <w:r>
+              <w:t>shouldSpinFirstWheelIfWheelNumIsTooShort()</w:t>
             </w:r>
           </w:p>
         </w:tc>
@@ -2565,7 +1853,7 @@
       <w:tr>
         <w:tc>
           <w:tcPr>
-            <w:tcW w:w="1969" w:type="dxa"/>
+            <w:tcW w:w="2033" w:type="dxa"/>
           </w:tcPr>
           <w:p>
             <w:pPr>
@@ -2577,27 +1865,13 @@
               <w:rPr>
                 <w:lang w:val="es-CO"/>
               </w:rPr>
-              <w:t>Spin(</w:t>
-            </w:r>
-            <w:proofErr w:type="spellStart"/>
-            <w:r>
-              <w:rPr>
-                <w:lang w:val="es-CO"/>
-              </w:rPr>
-              <w:t>setSymbols</w:t>
-            </w:r>
-            <w:proofErr w:type="spellEnd"/>
-            <w:r>
-              <w:rPr>
-                <w:lang w:val="es-CO"/>
-              </w:rPr>
-              <w:t>)</w:t>
+              <w:t>Spin(setSymbols)</w:t>
             </w:r>
           </w:p>
         </w:tc>
         <w:tc>
           <w:tcPr>
-            <w:tcW w:w="6580" w:type="dxa"/>
+            <w:tcW w:w="6516" w:type="dxa"/>
           </w:tcPr>
           <w:p>
             <w:pPr>
@@ -2605,8 +1879,6 @@
                 <w:lang w:val="es-CO"/>
               </w:rPr>
             </w:pPr>
-            <w:proofErr w:type="spellStart"/>
-            <w:proofErr w:type="gramStart"/>
             <w:r>
               <w:rPr>
                 <w:lang w:val="es-CO"/>
@@ -2637,19 +1909,11 @@
               </w:rPr>
               <w:t>AllSymbols</w:t>
             </w:r>
-            <w:proofErr w:type="spellEnd"/>
-            <w:r>
-              <w:rPr>
-                <w:lang w:val="es-CO"/>
-              </w:rPr>
-              <w:t>(</w:t>
-            </w:r>
-            <w:proofErr w:type="gramEnd"/>
-            <w:r>
-              <w:rPr>
-                <w:lang w:val="es-CO"/>
-              </w:rPr>
-              <w:t>)</w:t>
+            <w:r>
+              <w:rPr>
+                <w:lang w:val="es-CO"/>
+              </w:rPr>
+              <w:t>()</w:t>
             </w:r>
           </w:p>
           <w:p>
@@ -2658,27 +1922,11 @@
                 <w:lang w:val="es-CO"/>
               </w:rPr>
             </w:pPr>
-            <w:proofErr w:type="spellStart"/>
-            <w:proofErr w:type="gramStart"/>
-            <w:r>
-              <w:rPr>
-                <w:lang w:val="es-CO"/>
-              </w:rPr>
-              <w:t>shouldStayAWheelIfItsSymbolIsIncorrect</w:t>
-            </w:r>
-            <w:proofErr w:type="spellEnd"/>
-            <w:r>
-              <w:rPr>
-                <w:lang w:val="es-CO"/>
-              </w:rPr>
-              <w:t>(</w:t>
-            </w:r>
-            <w:proofErr w:type="gramEnd"/>
-            <w:r>
-              <w:rPr>
-                <w:lang w:val="es-CO"/>
-              </w:rPr>
-              <w:t>)</w:t>
+            <w:r>
+              <w:rPr>
+                <w:lang w:val="es-CO"/>
+              </w:rPr>
+              <w:t>shouldStayAWheelIfItsSymbolIsIncorrect()</w:t>
             </w:r>
           </w:p>
         </w:tc>
@@ -2686,7 +1934,7 @@
       <w:tr>
         <w:tc>
           <w:tcPr>
-            <w:tcW w:w="1969" w:type="dxa"/>
+            <w:tcW w:w="2033" w:type="dxa"/>
           </w:tcPr>
           <w:p>
             <w:pPr>
@@ -2694,25 +1942,17 @@
                 <w:lang w:val="es-CO"/>
               </w:rPr>
             </w:pPr>
-            <w:proofErr w:type="gramStart"/>
-            <w:r>
-              <w:rPr>
-                <w:lang w:val="es-CO"/>
-              </w:rPr>
-              <w:t>Spin(</w:t>
-            </w:r>
-            <w:proofErr w:type="gramEnd"/>
-            <w:r>
-              <w:rPr>
-                <w:lang w:val="es-CO"/>
-              </w:rPr>
-              <w:t>)</w:t>
+            <w:r>
+              <w:rPr>
+                <w:lang w:val="es-CO"/>
+              </w:rPr>
+              <w:t>Spin()</w:t>
             </w:r>
           </w:p>
         </w:tc>
         <w:tc>
           <w:tcPr>
-            <w:tcW w:w="6580" w:type="dxa"/>
+            <w:tcW w:w="6516" w:type="dxa"/>
           </w:tcPr>
           <w:p>
             <w:pPr>
@@ -2720,27 +1960,23 @@
                 <w:lang w:val="es-CO"/>
               </w:rPr>
             </w:pPr>
-            <w:proofErr w:type="spellStart"/>
-            <w:proofErr w:type="gramStart"/>
-            <w:r>
-              <w:rPr>
-                <w:lang w:val="es-CO"/>
-              </w:rPr>
-              <w:t>shouldChangeAllSymbols</w:t>
-            </w:r>
-            <w:proofErr w:type="spellEnd"/>
-            <w:r>
-              <w:rPr>
-                <w:lang w:val="es-CO"/>
-              </w:rPr>
-              <w:t>(</w:t>
-            </w:r>
-            <w:proofErr w:type="gramEnd"/>
-            <w:r>
-              <w:rPr>
-                <w:lang w:val="es-CO"/>
-              </w:rPr>
-              <w:t>)</w:t>
+            <w:r>
+              <w:rPr>
+                <w:lang w:val="es-CO"/>
+              </w:rPr>
+              <w:t>shouldChangeAll</w:t>
+            </w:r>
+            <w:r>
+              <w:rPr>
+                <w:lang w:val="es-CO"/>
+              </w:rPr>
+              <w:t>Wheels</w:t>
+            </w:r>
+            <w:r>
+              <w:rPr>
+                <w:lang w:val="es-CO"/>
+              </w:rPr>
+              <w:t>Symbols()</w:t>
             </w:r>
           </w:p>
         </w:tc>
@@ -2748,7 +1984,7 @@
       <w:tr>
         <w:tc>
           <w:tcPr>
-            <w:tcW w:w="1969" w:type="dxa"/>
+            <w:tcW w:w="2033" w:type="dxa"/>
           </w:tcPr>
           <w:p>
             <w:pPr>
@@ -2756,25 +1992,17 @@
                 <w:lang w:val="es-CO"/>
               </w:rPr>
             </w:pPr>
-            <w:proofErr w:type="gramStart"/>
-            <w:r>
-              <w:rPr>
-                <w:lang w:val="es-CO"/>
-              </w:rPr>
-              <w:t>Symbols(</w:t>
-            </w:r>
-            <w:proofErr w:type="gramEnd"/>
-            <w:r>
-              <w:rPr>
-                <w:lang w:val="es-CO"/>
-              </w:rPr>
-              <w:t>)</w:t>
+            <w:r>
+              <w:rPr>
+                <w:lang w:val="es-CO"/>
+              </w:rPr>
+              <w:t>distinctSymbols()</w:t>
             </w:r>
           </w:p>
         </w:tc>
         <w:tc>
           <w:tcPr>
-            <w:tcW w:w="6580" w:type="dxa"/>
+            <w:tcW w:w="6516" w:type="dxa"/>
           </w:tcPr>
           <w:p>
             <w:pPr>
@@ -2782,27 +2010,11 @@
                 <w:lang w:val="es-CO"/>
               </w:rPr>
             </w:pPr>
-            <w:proofErr w:type="spellStart"/>
-            <w:proofErr w:type="gramStart"/>
-            <w:r>
-              <w:rPr>
-                <w:lang w:val="es-CO"/>
-              </w:rPr>
-              <w:t>shouldGiveDifferentSymbolsIfISpin</w:t>
-            </w:r>
-            <w:proofErr w:type="spellEnd"/>
-            <w:r>
-              <w:rPr>
-                <w:lang w:val="es-CO"/>
-              </w:rPr>
-              <w:t>(</w:t>
-            </w:r>
-            <w:proofErr w:type="gramEnd"/>
-            <w:r>
-              <w:rPr>
-                <w:lang w:val="es-CO"/>
-              </w:rPr>
-              <w:t>)</w:t>
+            <w:r>
+              <w:rPr>
+                <w:lang w:val="es-CO"/>
+              </w:rPr>
+              <w:t>shouldGiveCorrectDistinctSymbolsNumber()</w:t>
             </w:r>
           </w:p>
         </w:tc>
@@ -2810,7 +2022,7 @@
       <w:tr>
         <w:tc>
           <w:tcPr>
-            <w:tcW w:w="1969" w:type="dxa"/>
+            <w:tcW w:w="2033" w:type="dxa"/>
           </w:tcPr>
           <w:p>
             <w:pPr>
@@ -2818,33 +2030,17 @@
                 <w:lang w:val="es-CO"/>
               </w:rPr>
             </w:pPr>
-            <w:proofErr w:type="spellStart"/>
-            <w:proofErr w:type="gramStart"/>
-            <w:r>
-              <w:rPr>
-                <w:lang w:val="es-CO"/>
-              </w:rPr>
-              <w:t>distinctSymbols</w:t>
-            </w:r>
-            <w:proofErr w:type="spellEnd"/>
-            <w:r>
-              <w:rPr>
-                <w:lang w:val="es-CO"/>
-              </w:rPr>
-              <w:t>(</w:t>
-            </w:r>
-            <w:proofErr w:type="gramEnd"/>
-            <w:r>
-              <w:rPr>
-                <w:lang w:val="es-CO"/>
-              </w:rPr>
-              <w:t>)</w:t>
+            <w:r>
+              <w:rPr>
+                <w:lang w:val="es-CO"/>
+              </w:rPr>
+              <w:t>Configuration()</w:t>
             </w:r>
           </w:p>
         </w:tc>
         <w:tc>
           <w:tcPr>
-            <w:tcW w:w="6580" w:type="dxa"/>
+            <w:tcW w:w="6516" w:type="dxa"/>
           </w:tcPr>
           <w:p>
             <w:pPr>
@@ -2852,27 +2048,23 @@
                 <w:lang w:val="es-CO"/>
               </w:rPr>
             </w:pPr>
-            <w:proofErr w:type="spellStart"/>
-            <w:proofErr w:type="gramStart"/>
-            <w:r>
-              <w:rPr>
-                <w:lang w:val="es-CO"/>
-              </w:rPr>
-              <w:t>shouldGiveCorrectDistinctSymbolsNumber</w:t>
-            </w:r>
-            <w:proofErr w:type="spellEnd"/>
-            <w:r>
-              <w:rPr>
-                <w:lang w:val="es-CO"/>
-              </w:rPr>
-              <w:t>(</w:t>
-            </w:r>
-            <w:proofErr w:type="gramEnd"/>
-            <w:r>
-              <w:rPr>
-                <w:lang w:val="es-CO"/>
-              </w:rPr>
-              <w:t>)</w:t>
+            <w:r>
+              <w:rPr>
+                <w:lang w:val="es-CO"/>
+              </w:rPr>
+              <w:t>shouldGiveCorrect</w:t>
+            </w:r>
+            <w:r>
+              <w:rPr>
+                <w:lang w:val="es-CO"/>
+              </w:rPr>
+              <w:t>Current</w:t>
+            </w:r>
+            <w:r>
+              <w:rPr>
+                <w:lang w:val="es-CO"/>
+              </w:rPr>
+              <w:t>Symbols()</w:t>
             </w:r>
           </w:p>
         </w:tc>
@@ -2880,7 +2072,7 @@
       <w:tr>
         <w:tc>
           <w:tcPr>
-            <w:tcW w:w="1969" w:type="dxa"/>
+            <w:tcW w:w="2033" w:type="dxa"/>
           </w:tcPr>
           <w:p>
             <w:pPr>
@@ -2888,33 +2080,17 @@
                 <w:lang w:val="es-CO"/>
               </w:rPr>
             </w:pPr>
-            <w:proofErr w:type="spellStart"/>
-            <w:proofErr w:type="gramStart"/>
-            <w:r>
-              <w:rPr>
-                <w:lang w:val="es-CO"/>
-              </w:rPr>
-              <w:t>Configuration</w:t>
-            </w:r>
-            <w:proofErr w:type="spellEnd"/>
-            <w:r>
-              <w:rPr>
-                <w:lang w:val="es-CO"/>
-              </w:rPr>
-              <w:t>(</w:t>
-            </w:r>
-            <w:proofErr w:type="gramEnd"/>
-            <w:r>
-              <w:rPr>
-                <w:lang w:val="es-CO"/>
-              </w:rPr>
-              <w:t>)</w:t>
+            <w:r>
+              <w:rPr>
+                <w:lang w:val="es-CO"/>
+              </w:rPr>
+              <w:t>isJackpot()</w:t>
             </w:r>
           </w:p>
         </w:tc>
         <w:tc>
           <w:tcPr>
-            <w:tcW w:w="6580" w:type="dxa"/>
+            <w:tcW w:w="6516" w:type="dxa"/>
           </w:tcPr>
           <w:p>
             <w:pPr>
@@ -2922,126 +2098,30 @@
                 <w:lang w:val="es-CO"/>
               </w:rPr>
             </w:pPr>
-            <w:proofErr w:type="spellStart"/>
-            <w:proofErr w:type="gramStart"/>
-            <w:r>
-              <w:rPr>
-                <w:lang w:val="es-CO"/>
-              </w:rPr>
-              <w:t>shouldGiveCorrectActualSymbols</w:t>
-            </w:r>
-            <w:proofErr w:type="spellEnd"/>
-            <w:r>
-              <w:rPr>
-                <w:lang w:val="es-CO"/>
-              </w:rPr>
-              <w:t>(</w:t>
-            </w:r>
-            <w:proofErr w:type="gramEnd"/>
-            <w:r>
-              <w:rPr>
-                <w:lang w:val="es-CO"/>
-              </w:rPr>
-              <w:t>)</w:t>
-            </w:r>
-          </w:p>
-        </w:tc>
-      </w:tr>
-      <w:tr>
-        <w:tc>
-          <w:tcPr>
-            <w:tcW w:w="1969" w:type="dxa"/>
-          </w:tcPr>
+            <w:r>
+              <w:rPr>
+                <w:lang w:val="es-CO"/>
+              </w:rPr>
+              <w:t>shouldBeJackpotIfAllSymbolsAreEquals()</w:t>
+            </w:r>
+          </w:p>
           <w:p>
             <w:pPr>
               <w:rPr>
                 <w:lang w:val="es-CO"/>
               </w:rPr>
             </w:pPr>
-            <w:proofErr w:type="spellStart"/>
-            <w:proofErr w:type="gramStart"/>
-            <w:r>
-              <w:rPr>
-                <w:lang w:val="es-CO"/>
-              </w:rPr>
-              <w:t>isJackpot</w:t>
-            </w:r>
-            <w:proofErr w:type="spellEnd"/>
-            <w:r>
-              <w:rPr>
-                <w:lang w:val="es-CO"/>
-              </w:rPr>
-              <w:t>(</w:t>
-            </w:r>
-            <w:proofErr w:type="gramEnd"/>
-            <w:r>
-              <w:rPr>
-                <w:lang w:val="es-CO"/>
-              </w:rPr>
-              <w:t>)</w:t>
-            </w:r>
-          </w:p>
-        </w:tc>
-        <w:tc>
-          <w:tcPr>
-            <w:tcW w:w="6580" w:type="dxa"/>
-          </w:tcPr>
-          <w:p>
-            <w:pPr>
-              <w:rPr>
-                <w:lang w:val="es-CO"/>
-              </w:rPr>
-            </w:pPr>
-            <w:proofErr w:type="spellStart"/>
-            <w:proofErr w:type="gramStart"/>
-            <w:r>
-              <w:rPr>
-                <w:lang w:val="es-CO"/>
-              </w:rPr>
-              <w:t>shouldBeJackpotIfAllSymbolsAreEquals</w:t>
-            </w:r>
-            <w:proofErr w:type="spellEnd"/>
-            <w:r>
-              <w:rPr>
-                <w:lang w:val="es-CO"/>
-              </w:rPr>
-              <w:t>(</w:t>
-            </w:r>
-            <w:proofErr w:type="gramEnd"/>
-            <w:r>
-              <w:rPr>
-                <w:lang w:val="es-CO"/>
-              </w:rPr>
-              <w:t>)</w:t>
-            </w:r>
-          </w:p>
-          <w:p>
-            <w:pPr>
-              <w:rPr>
-                <w:lang w:val="es-CO"/>
-              </w:rPr>
-            </w:pPr>
-            <w:proofErr w:type="spellStart"/>
-            <w:proofErr w:type="gramStart"/>
             <w:r>
               <w:rPr>
                 <w:lang w:val="es-CO"/>
               </w:rPr>
               <w:t>shouldNotBeJackpotIfAtLeastTwoSymbolsAreDifferent</w:t>
             </w:r>
-            <w:proofErr w:type="spellEnd"/>
-            <w:r>
-              <w:rPr>
-                <w:lang w:val="es-CO"/>
-              </w:rPr>
-              <w:t>(</w:t>
-            </w:r>
-            <w:proofErr w:type="gramEnd"/>
-            <w:r>
-              <w:rPr>
-                <w:lang w:val="es-CO"/>
-              </w:rPr>
-              <w:t>)</w:t>
+            <w:r>
+              <w:rPr>
+                <w:lang w:val="es-CO"/>
+              </w:rPr>
+              <w:t>()</w:t>
             </w:r>
           </w:p>
         </w:tc>
@@ -3087,88 +2167,30 @@
           <w:bCs/>
         </w:rPr>
       </w:pPr>
-      <w:proofErr w:type="spellStart"/>
-      <w:proofErr w:type="gramStart"/>
       <w:r>
         <w:rPr>
           <w:b/>
           <w:bCs/>
         </w:rPr>
-        <w:t>addWheel</w:t>
-      </w:r>
-      <w:proofErr w:type="spellEnd"/>
-      <w:r>
-        <w:rPr>
-          <w:b/>
-          <w:bCs/>
-        </w:rPr>
-        <w:t>(</w:t>
-      </w:r>
-      <w:proofErr w:type="spellStart"/>
-      <w:proofErr w:type="gramEnd"/>
-      <w:r>
-        <w:rPr>
-          <w:b/>
-          <w:bCs/>
-        </w:rPr>
-        <w:t>pos</w:t>
-      </w:r>
-      <w:proofErr w:type="spellEnd"/>
-      <w:r>
-        <w:rPr>
-          <w:b/>
-          <w:bCs/>
-        </w:rPr>
-        <w:t xml:space="preserve">: </w:t>
-      </w:r>
-      <w:proofErr w:type="spellStart"/>
-      <w:r>
-        <w:rPr>
-          <w:b/>
-          <w:bCs/>
-        </w:rPr>
-        <w:t>int</w:t>
-      </w:r>
-      <w:proofErr w:type="spellEnd"/>
-      <w:r>
-        <w:rPr>
-          <w:b/>
-          <w:bCs/>
-        </w:rPr>
-        <w:t xml:space="preserve">): </w:t>
-      </w:r>
-      <w:proofErr w:type="spellStart"/>
-      <w:r>
-        <w:rPr>
-          <w:b/>
-          <w:bCs/>
-        </w:rPr>
-        <w:t>void</w:t>
-      </w:r>
-      <w:proofErr w:type="spellEnd"/>
-    </w:p>
-    <w:p>
-      <w:pPr>
-        <w:pStyle w:val="Prrafodelista"/>
-      </w:pPr>
-      <w:r>
-        <w:t xml:space="preserve">Encontramos 3 </w:t>
-      </w:r>
-      <w:proofErr w:type="spellStart"/>
-      <w:r>
-        <w:t>tests</w:t>
-      </w:r>
-      <w:proofErr w:type="spellEnd"/>
-      <w:r>
-        <w:t>, todos enfocados en ver qué todo funcione si se añade una rueda:</w:t>
-      </w:r>
-    </w:p>
-    <w:p>
-      <w:pPr>
-        <w:pStyle w:val="Prrafodelista"/>
-      </w:pPr>
-      <w:r>
-        <w:lastRenderedPageBreak/>
+        <w:t>addWheel(pos: int): void</w:t>
+      </w:r>
+    </w:p>
+    <w:p>
+      <w:pPr>
+        <w:pStyle w:val="Prrafodelista"/>
+      </w:pPr>
+      <w:r>
+        <w:t>Encontramos 3 tests, todos enfocados en ver qué todo funcione si se añade una rueda:</w:t>
+      </w:r>
+    </w:p>
+    <w:p>
+      <w:pPr>
+        <w:pStyle w:val="Prrafodelista"/>
+      </w:pPr>
+      <w:r>
+        <w:rPr>
+          <w:noProof/>
+        </w:rPr>
         <w:drawing>
           <wp:inline distT="0" distB="0" distL="0" distR="0" wp14:anchorId="5013DB6F" wp14:editId="1F61E58B">
             <wp:extent cx="5612130" cy="3115310"/>
@@ -3211,6 +2233,9 @@
         <w:pStyle w:val="Prrafodelista"/>
       </w:pPr>
       <w:r>
+        <w:rPr>
+          <w:noProof/>
+        </w:rPr>
         <w:lastRenderedPageBreak/>
         <w:drawing>
           <wp:inline distT="0" distB="0" distL="0" distR="0" wp14:anchorId="4505BE78" wp14:editId="0868ED0B">
@@ -3261,87 +2286,30 @@
           <w:bCs/>
         </w:rPr>
       </w:pPr>
-      <w:proofErr w:type="spellStart"/>
-      <w:proofErr w:type="gramStart"/>
       <w:r>
         <w:rPr>
           <w:b/>
           <w:bCs/>
         </w:rPr>
-        <w:t>delWheel</w:t>
-      </w:r>
-      <w:proofErr w:type="spellEnd"/>
-      <w:r>
-        <w:rPr>
-          <w:b/>
-          <w:bCs/>
-        </w:rPr>
-        <w:t>(</w:t>
-      </w:r>
-      <w:proofErr w:type="spellStart"/>
-      <w:proofErr w:type="gramEnd"/>
-      <w:r>
-        <w:rPr>
-          <w:b/>
-          <w:bCs/>
-        </w:rPr>
-        <w:t>pos</w:t>
-      </w:r>
-      <w:proofErr w:type="spellEnd"/>
-      <w:r>
-        <w:rPr>
-          <w:b/>
-          <w:bCs/>
-        </w:rPr>
-        <w:t xml:space="preserve">: </w:t>
-      </w:r>
-      <w:proofErr w:type="spellStart"/>
-      <w:r>
-        <w:rPr>
-          <w:b/>
-          <w:bCs/>
-        </w:rPr>
-        <w:t>int</w:t>
-      </w:r>
-      <w:proofErr w:type="spellEnd"/>
-      <w:r>
-        <w:rPr>
-          <w:b/>
-          <w:bCs/>
-        </w:rPr>
-        <w:t xml:space="preserve">): </w:t>
-      </w:r>
-      <w:proofErr w:type="spellStart"/>
-      <w:r>
-        <w:rPr>
-          <w:b/>
-          <w:bCs/>
-        </w:rPr>
-        <w:t>void</w:t>
-      </w:r>
-      <w:proofErr w:type="spellEnd"/>
-    </w:p>
-    <w:p>
-      <w:pPr>
-        <w:pStyle w:val="Prrafodelista"/>
-      </w:pPr>
-      <w:r>
-        <w:t xml:space="preserve">Encontramos estos 3 </w:t>
-      </w:r>
-      <w:proofErr w:type="spellStart"/>
-      <w:r>
-        <w:t>tests</w:t>
-      </w:r>
-      <w:proofErr w:type="spellEnd"/>
-      <w:r>
-        <w:t xml:space="preserve"> enfocados en ver si se quita una rueda</w:t>
-      </w:r>
-    </w:p>
-    <w:p>
-      <w:pPr>
-        <w:pStyle w:val="Prrafodelista"/>
-      </w:pPr>
-      <w:r>
+        <w:t>delWheel(pos: int): void</w:t>
+      </w:r>
+    </w:p>
+    <w:p>
+      <w:pPr>
+        <w:pStyle w:val="Prrafodelista"/>
+      </w:pPr>
+      <w:r>
+        <w:t>Encontramos estos 3 tests enfocados en ver si se quita una rueda</w:t>
+      </w:r>
+    </w:p>
+    <w:p>
+      <w:pPr>
+        <w:pStyle w:val="Prrafodelista"/>
+      </w:pPr>
+      <w:r>
+        <w:rPr>
+          <w:noProof/>
+        </w:rPr>
         <w:lastRenderedPageBreak/>
         <w:drawing>
           <wp:inline distT="0" distB="0" distL="0" distR="0" wp14:anchorId="3144CC26" wp14:editId="4427D7F3">
@@ -3385,6 +2353,9 @@
         <w:pStyle w:val="Prrafodelista"/>
       </w:pPr>
       <w:r>
+        <w:rPr>
+          <w:noProof/>
+        </w:rPr>
         <w:drawing>
           <wp:inline distT="0" distB="0" distL="0" distR="0" wp14:anchorId="69005F64" wp14:editId="4E5863CE">
             <wp:extent cx="4610743" cy="4706007"/>
@@ -3435,7 +2406,6 @@
           <w:lang w:val="en-US"/>
         </w:rPr>
       </w:pPr>
-      <w:proofErr w:type="gramStart"/>
       <w:r>
         <w:rPr>
           <w:b/>
@@ -3444,47 +2414,28 @@
         </w:rPr>
         <w:t>Swap(</w:t>
       </w:r>
-      <w:proofErr w:type="gramEnd"/>
       <w:r>
         <w:rPr>
           <w:b/>
           <w:bCs/>
           <w:lang w:val="en-US"/>
         </w:rPr>
-        <w:t>wheel 1: int, wheel</w:t>
-      </w:r>
-      <w:proofErr w:type="gramStart"/>
+        <w:t>wheel 1: int, wheel2 : int</w:t>
+      </w:r>
       <w:r>
         <w:rPr>
           <w:b/>
           <w:bCs/>
           <w:lang w:val="en-US"/>
         </w:rPr>
-        <w:t>2 :</w:t>
-      </w:r>
-      <w:proofErr w:type="gramEnd"/>
+        <w:t>):</w:t>
+      </w:r>
       <w:r>
         <w:rPr>
           <w:b/>
           <w:bCs/>
           <w:lang w:val="en-US"/>
         </w:rPr>
-        <w:t xml:space="preserve"> int</w:t>
-      </w:r>
-      <w:r>
-        <w:rPr>
-          <w:b/>
-          <w:bCs/>
-          <w:lang w:val="en-US"/>
-        </w:rPr>
-        <w:t>):</w:t>
-      </w:r>
-      <w:r>
-        <w:rPr>
-          <w:b/>
-          <w:bCs/>
-          <w:lang w:val="en-US"/>
-        </w:rPr>
         <w:t xml:space="preserve"> void</w:t>
       </w:r>
     </w:p>
@@ -3512,6 +2463,7 @@
       </w:pPr>
       <w:r>
         <w:rPr>
+          <w:noProof/>
           <w:lang w:val="en-US"/>
         </w:rPr>
         <w:drawing>
@@ -3569,30 +2521,20 @@
           <w:lang w:val="en-US"/>
         </w:rPr>
       </w:pPr>
-      <w:proofErr w:type="gramStart"/>
       <w:r>
         <w:rPr>
           <w:b/>
           <w:bCs/>
           <w:lang w:val="en-US"/>
         </w:rPr>
-        <w:t>lock(</w:t>
-      </w:r>
-      <w:proofErr w:type="gramEnd"/>
+        <w:t>lock(wheel: int): void</w:t>
+      </w:r>
       <w:r>
         <w:rPr>
           <w:b/>
           <w:bCs/>
           <w:lang w:val="en-US"/>
         </w:rPr>
-        <w:t>wheel: int): void</w:t>
-      </w:r>
-      <w:r>
-        <w:rPr>
-          <w:b/>
-          <w:bCs/>
-          <w:lang w:val="en-US"/>
-        </w:rPr>
         <w:t xml:space="preserve"> **</w:t>
       </w:r>
     </w:p>
@@ -3618,6 +2560,9 @@
         <w:pStyle w:val="Prrafodelista"/>
       </w:pPr>
       <w:r>
+        <w:rPr>
+          <w:noProof/>
+        </w:rPr>
         <w:drawing>
           <wp:inline distT="0" distB="0" distL="0" distR="0" wp14:anchorId="17DF8D61" wp14:editId="221B7CF1">
             <wp:extent cx="5612130" cy="2409825"/>
@@ -3667,83 +2612,25 @@
           <w:bCs/>
         </w:rPr>
       </w:pPr>
-      <w:proofErr w:type="spellStart"/>
-      <w:proofErr w:type="gramStart"/>
       <w:r>
         <w:rPr>
           <w:b/>
           <w:bCs/>
         </w:rPr>
-        <w:t>unlock</w:t>
-      </w:r>
-      <w:proofErr w:type="spellEnd"/>
-      <w:r>
-        <w:rPr>
-          <w:b/>
-          <w:bCs/>
-        </w:rPr>
-        <w:t>(</w:t>
-      </w:r>
-      <w:proofErr w:type="gramEnd"/>
-      <w:r>
-        <w:rPr>
-          <w:b/>
-          <w:bCs/>
-        </w:rPr>
-        <w:t xml:space="preserve">Wheel: </w:t>
-      </w:r>
-      <w:proofErr w:type="spellStart"/>
-      <w:r>
-        <w:rPr>
-          <w:b/>
-          <w:bCs/>
-        </w:rPr>
-        <w:t>int</w:t>
-      </w:r>
-      <w:proofErr w:type="spellEnd"/>
-      <w:r>
-        <w:rPr>
-          <w:b/>
-          <w:bCs/>
-        </w:rPr>
-        <w:t xml:space="preserve">): </w:t>
-      </w:r>
-      <w:proofErr w:type="spellStart"/>
-      <w:r>
-        <w:rPr>
-          <w:b/>
-          <w:bCs/>
-        </w:rPr>
-        <w:t>void</w:t>
-      </w:r>
-      <w:proofErr w:type="spellEnd"/>
-      <w:r>
-        <w:rPr>
-          <w:b/>
-          <w:bCs/>
-        </w:rPr>
-        <w:t xml:space="preserve"> **</w:t>
-      </w:r>
-    </w:p>
-    <w:p>
-      <w:pPr>
-        <w:pStyle w:val="Prrafodelista"/>
-      </w:pPr>
-    </w:p>
-    <w:p>
-      <w:pPr>
-        <w:pStyle w:val="Prrafodelista"/>
-      </w:pPr>
-      <w:r>
-        <w:t xml:space="preserve">Se define </w:t>
-      </w:r>
-      <w:proofErr w:type="gramStart"/>
-      <w:r>
-        <w:t>una caso</w:t>
-      </w:r>
-      <w:proofErr w:type="gramEnd"/>
-      <w:r>
-        <w:t xml:space="preserve"> de prueba donde primero se bloquea y luego se desbloquea y se trata de cambiar</w:t>
+        <w:t>unlock(Wheel: int): void **</w:t>
+      </w:r>
+    </w:p>
+    <w:p>
+      <w:pPr>
+        <w:pStyle w:val="Prrafodelista"/>
+      </w:pPr>
+    </w:p>
+    <w:p>
+      <w:pPr>
+        <w:pStyle w:val="Prrafodelista"/>
+      </w:pPr>
+      <w:r>
+        <w:t>Se define una caso de prueba donde primero se bloquea y luego se desbloquea y se trata de cambiar</w:t>
       </w:r>
       <w:r>
         <w:t>:</w:t>
@@ -3754,6 +2641,9 @@
         <w:pStyle w:val="Prrafodelista"/>
       </w:pPr>
       <w:r>
+        <w:rPr>
+          <w:noProof/>
+        </w:rPr>
         <w:lastRenderedPageBreak/>
         <w:drawing>
           <wp:inline distT="0" distB="0" distL="0" distR="0" wp14:anchorId="539F7B66" wp14:editId="1CC65CCE">
@@ -3805,53 +2695,13 @@
           <w:lang w:val="en-US"/>
         </w:rPr>
       </w:pPr>
-      <w:proofErr w:type="spellStart"/>
-      <w:proofErr w:type="gramStart"/>
       <w:r>
         <w:rPr>
           <w:b/>
           <w:bCs/>
           <w:lang w:val="en-US"/>
         </w:rPr>
-        <w:t>addSymbol</w:t>
-      </w:r>
-      <w:proofErr w:type="spellEnd"/>
-      <w:r>
-        <w:rPr>
-          <w:b/>
-          <w:bCs/>
-          <w:lang w:val="en-US"/>
-        </w:rPr>
-        <w:t>(</w:t>
-      </w:r>
-      <w:proofErr w:type="gramEnd"/>
-      <w:r>
-        <w:rPr>
-          <w:b/>
-          <w:bCs/>
-          <w:lang w:val="en-US"/>
-        </w:rPr>
-        <w:t xml:space="preserve">pos: int, </w:t>
-      </w:r>
-      <w:proofErr w:type="spellStart"/>
-      <w:proofErr w:type="gramStart"/>
-      <w:r>
-        <w:rPr>
-          <w:b/>
-          <w:bCs/>
-          <w:lang w:val="en-US"/>
-        </w:rPr>
-        <w:t>color:String</w:t>
-      </w:r>
-      <w:proofErr w:type="spellEnd"/>
-      <w:proofErr w:type="gramEnd"/>
-      <w:r>
-        <w:rPr>
-          <w:b/>
-          <w:bCs/>
-          <w:lang w:val="en-US"/>
-        </w:rPr>
-        <w:t>): void</w:t>
+        <w:t>addSymbol(pos: int, color:String): void</w:t>
       </w:r>
     </w:p>
     <w:p>
@@ -3873,6 +2723,9 @@
         <w:pStyle w:val="Prrafodelista"/>
       </w:pPr>
       <w:r>
+        <w:rPr>
+          <w:noProof/>
+        </w:rPr>
         <w:drawing>
           <wp:inline distT="0" distB="0" distL="0" distR="0" wp14:anchorId="2C94E665" wp14:editId="38BB0A4E">
             <wp:extent cx="5612130" cy="4683760"/>
@@ -3915,6 +2768,9 @@
         <w:pStyle w:val="Prrafodelista"/>
       </w:pPr>
       <w:r>
+        <w:rPr>
+          <w:noProof/>
+        </w:rPr>
         <w:lastRenderedPageBreak/>
         <w:drawing>
           <wp:inline distT="0" distB="0" distL="0" distR="0" wp14:anchorId="0E7EF4DC" wp14:editId="0116B671">
@@ -3958,6 +2814,9 @@
         <w:pStyle w:val="Prrafodelista"/>
       </w:pPr>
       <w:r>
+        <w:rPr>
+          <w:noProof/>
+        </w:rPr>
         <w:drawing>
           <wp:inline distT="0" distB="0" distL="0" distR="0" wp14:anchorId="5F83ED0E" wp14:editId="632A1477">
             <wp:extent cx="4620270" cy="5001323"/>
@@ -4007,40 +2866,13 @@
           <w:bCs/>
         </w:rPr>
       </w:pPr>
-      <w:proofErr w:type="spellStart"/>
-      <w:proofErr w:type="gramStart"/>
       <w:r>
         <w:rPr>
           <w:b/>
           <w:bCs/>
         </w:rPr>
-        <w:t>delSymbols</w:t>
-      </w:r>
-      <w:proofErr w:type="spellEnd"/>
-      <w:r>
-        <w:rPr>
-          <w:b/>
-          <w:bCs/>
-        </w:rPr>
-        <w:t>(symbol :</w:t>
-      </w:r>
-      <w:proofErr w:type="gramEnd"/>
-      <w:r>
-        <w:rPr>
-          <w:b/>
-          <w:bCs/>
-        </w:rPr>
-        <w:t xml:space="preserve"> String): </w:t>
-      </w:r>
-      <w:proofErr w:type="spellStart"/>
-      <w:r>
-        <w:rPr>
-          <w:b/>
-          <w:bCs/>
-        </w:rPr>
-        <w:t>void</w:t>
-      </w:r>
-      <w:proofErr w:type="spellEnd"/>
+        <w:t>delSymbols(symbol : String): void</w:t>
+      </w:r>
     </w:p>
     <w:p>
       <w:pPr>
@@ -4061,6 +2893,9 @@
         <w:pStyle w:val="Prrafodelista"/>
       </w:pPr>
       <w:r>
+        <w:rPr>
+          <w:noProof/>
+        </w:rPr>
         <w:lastRenderedPageBreak/>
         <w:drawing>
           <wp:inline distT="0" distB="0" distL="0" distR="0" wp14:anchorId="67BBF165" wp14:editId="6623C59E">
@@ -4109,6 +2944,9 @@
         <w:pStyle w:val="Prrafodelista"/>
       </w:pPr>
       <w:r>
+        <w:rPr>
+          <w:noProof/>
+        </w:rPr>
         <w:drawing>
           <wp:inline distT="0" distB="0" distL="0" distR="0" wp14:anchorId="75BD2CDF" wp14:editId="756F6543">
             <wp:extent cx="4667901" cy="4972744"/>
@@ -4159,8 +2997,6 @@
           <w:lang w:val="en-US"/>
         </w:rPr>
       </w:pPr>
-      <w:proofErr w:type="spellStart"/>
-      <w:proofErr w:type="gramStart"/>
       <w:r>
         <w:rPr>
           <w:b/>
@@ -4168,41 +3004,23 @@
           <w:lang w:val="en-US"/>
         </w:rPr>
         <w:lastRenderedPageBreak/>
-        <w:t>placeSymbol</w:t>
-      </w:r>
-      <w:proofErr w:type="spellEnd"/>
+        <w:t>placeSymbol(Wheel: int, symbol: String)</w:t>
+      </w:r>
       <w:r>
         <w:rPr>
           <w:b/>
           <w:bCs/>
           <w:lang w:val="en-US"/>
         </w:rPr>
-        <w:t>(</w:t>
-      </w:r>
-      <w:proofErr w:type="gramEnd"/>
-      <w:r>
-        <w:rPr>
-          <w:b/>
-          <w:bCs/>
+        <w:t>: void</w:t>
+      </w:r>
+    </w:p>
+    <w:p>
+      <w:pPr>
+        <w:pStyle w:val="Prrafodelista"/>
+        <w:rPr>
           <w:lang w:val="en-US"/>
         </w:rPr>
-        <w:t>Wheel: int, symbol: String)</w:t>
-      </w:r>
-      <w:r>
-        <w:rPr>
-          <w:b/>
-          <w:bCs/>
-          <w:lang w:val="en-US"/>
-        </w:rPr>
-        <w:t>: void</w:t>
-      </w:r>
-    </w:p>
-    <w:p>
-      <w:pPr>
-        <w:pStyle w:val="Prrafodelista"/>
-        <w:rPr>
-          <w:lang w:val="en-US"/>
-        </w:rPr>
       </w:pPr>
     </w:p>
     <w:p>
@@ -4221,6 +3039,9 @@
         <w:pStyle w:val="Prrafodelista"/>
       </w:pPr>
       <w:r>
+        <w:rPr>
+          <w:noProof/>
+        </w:rPr>
         <w:drawing>
           <wp:inline distT="0" distB="0" distL="0" distR="0" wp14:anchorId="678BBA10" wp14:editId="4DF5199D">
             <wp:extent cx="5612130" cy="2206625"/>
@@ -4263,6 +3084,9 @@
         <w:pStyle w:val="Prrafodelista"/>
       </w:pPr>
       <w:r>
+        <w:rPr>
+          <w:noProof/>
+        </w:rPr>
         <w:lastRenderedPageBreak/>
         <w:drawing>
           <wp:inline distT="0" distB="0" distL="0" distR="0" wp14:anchorId="62AA7D0A" wp14:editId="418BD91A">
@@ -4309,47 +3133,13 @@
           <w:bCs/>
         </w:rPr>
       </w:pPr>
-      <w:proofErr w:type="gramStart"/>
       <w:r>
         <w:rPr>
           <w:b/>
           <w:bCs/>
         </w:rPr>
-        <w:t>Spin(</w:t>
-      </w:r>
-      <w:proofErr w:type="gramEnd"/>
-      <w:r>
-        <w:rPr>
-          <w:b/>
-          <w:bCs/>
-        </w:rPr>
-        <w:t xml:space="preserve">Wheel: </w:t>
-      </w:r>
-      <w:proofErr w:type="spellStart"/>
-      <w:r>
-        <w:rPr>
-          <w:b/>
-          <w:bCs/>
-        </w:rPr>
-        <w:t>int</w:t>
-      </w:r>
-      <w:proofErr w:type="spellEnd"/>
-      <w:r>
-        <w:rPr>
-          <w:b/>
-          <w:bCs/>
-        </w:rPr>
-        <w:t xml:space="preserve">): </w:t>
-      </w:r>
-      <w:proofErr w:type="spellStart"/>
-      <w:r>
-        <w:rPr>
-          <w:b/>
-          <w:bCs/>
-        </w:rPr>
-        <w:t>void</w:t>
-      </w:r>
-      <w:proofErr w:type="spellEnd"/>
+        <w:t>Spin(Wheel: int): void</w:t>
+      </w:r>
     </w:p>
     <w:p>
       <w:pPr>
@@ -4367,6 +3157,9 @@
         <w:pStyle w:val="Prrafodelista"/>
       </w:pPr>
       <w:r>
+        <w:rPr>
+          <w:noProof/>
+        </w:rPr>
         <w:lastRenderedPageBreak/>
         <w:drawing>
           <wp:inline distT="0" distB="0" distL="0" distR="0" wp14:anchorId="1C57AB93" wp14:editId="506B933A">
@@ -4410,6 +3203,9 @@
         <w:pStyle w:val="Prrafodelista"/>
       </w:pPr>
       <w:r>
+        <w:rPr>
+          <w:noProof/>
+        </w:rPr>
         <w:lastRenderedPageBreak/>
         <w:drawing>
           <wp:inline distT="0" distB="0" distL="0" distR="0" wp14:anchorId="7F5EF6AD" wp14:editId="792A3491">
@@ -4466,7 +3262,6 @@
           <w:lang w:val="en-US"/>
         </w:rPr>
       </w:pPr>
-      <w:proofErr w:type="gramStart"/>
       <w:r>
         <w:rPr>
           <w:b/>
@@ -4475,7 +3270,6 @@
         </w:rPr>
         <w:t>spin(</w:t>
       </w:r>
-      <w:proofErr w:type="gramEnd"/>
       <w:r>
         <w:rPr>
           <w:b/>
@@ -4518,6 +3312,7 @@
       </w:pPr>
       <w:r>
         <w:rPr>
+          <w:noProof/>
           <w:lang w:val="en-US"/>
         </w:rPr>
         <w:lastRenderedPageBreak/>
@@ -4567,6 +3362,7 @@
       </w:pPr>
       <w:r>
         <w:rPr>
+          <w:noProof/>
           <w:lang w:val="en-US"/>
         </w:rPr>
         <w:lastRenderedPageBreak/>
@@ -4609,33 +3405,435 @@
     </w:p>
     <w:p/>
     <w:p>
-      <w:proofErr w:type="gramStart"/>
-      <w:r>
-        <w:t>Spin(</w:t>
-      </w:r>
-      <w:proofErr w:type="spellStart"/>
-      <w:r>
-        <w:t>setSymbols</w:t>
-      </w:r>
-      <w:proofErr w:type="spellEnd"/>
-      <w:r>
-        <w:t xml:space="preserve"> :</w:t>
-      </w:r>
-      <w:proofErr w:type="gramEnd"/>
-      <w:r>
-        <w:t xml:space="preserve"> </w:t>
-      </w:r>
-      <w:proofErr w:type="gramStart"/>
-      <w:r>
-        <w:t>String[</w:t>
-      </w:r>
-      <w:proofErr w:type="gramEnd"/>
-      <w:r>
-        <w:t>]): void</w:t>
-      </w:r>
-    </w:p>
-    <w:p/>
-    <w:p/>
+      <w:r>
+        <w:t>Spin(setSymbols : String[]): void</w:t>
+      </w:r>
+      <w:r>
+        <w:t xml:space="preserve"> **</w:t>
+      </w:r>
+    </w:p>
+    <w:p>
+      <w:pPr>
+        <w:rPr>
+          <w:lang w:val="es-CO"/>
+        </w:rPr>
+      </w:pPr>
+      <w:r>
+        <w:rPr>
+          <w:lang w:val="es-CO"/>
+        </w:rPr>
+        <w:t>Se le hicieron dos p</w:t>
+      </w:r>
+      <w:r>
+        <w:rPr>
+          <w:lang w:val="es-CO"/>
+        </w:rPr>
+        <w:t>ruebas:</w:t>
+      </w:r>
+    </w:p>
+    <w:p>
+      <w:r>
+        <w:drawing>
+          <wp:inline distT="0" distB="0" distL="0" distR="0" wp14:anchorId="64D117A1" wp14:editId="76F6A15C">
+            <wp:extent cx="5612130" cy="3077210"/>
+            <wp:effectExtent l="0" t="0" r="7620" b="8890"/>
+            <wp:docPr id="310359139" name="Imagen 1"/>
+            <wp:cNvGraphicFramePr>
+              <a:graphicFrameLocks xmlns:a="http://schemas.openxmlformats.org/drawingml/2006/main" noChangeAspect="1"/>
+            </wp:cNvGraphicFramePr>
+            <a:graphic xmlns:a="http://schemas.openxmlformats.org/drawingml/2006/main">
+              <a:graphicData uri="http://schemas.openxmlformats.org/drawingml/2006/picture">
+                <pic:pic xmlns:pic="http://schemas.openxmlformats.org/drawingml/2006/picture">
+                  <pic:nvPicPr>
+                    <pic:cNvPr id="310359139" name=""/>
+                    <pic:cNvPicPr/>
+                  </pic:nvPicPr>
+                  <pic:blipFill>
+                    <a:blip r:embed="rId29"/>
+                    <a:stretch>
+                      <a:fillRect/>
+                    </a:stretch>
+                  </pic:blipFill>
+                  <pic:spPr>
+                    <a:xfrm>
+                      <a:off x="0" y="0"/>
+                      <a:ext cx="5612130" cy="3077210"/>
+                    </a:xfrm>
+                    <a:prstGeom prst="rect">
+                      <a:avLst/>
+                    </a:prstGeom>
+                  </pic:spPr>
+                </pic:pic>
+              </a:graphicData>
+            </a:graphic>
+          </wp:inline>
+        </w:drawing>
+      </w:r>
+    </w:p>
+    <w:p>
+      <w:r>
+        <w:t>Spin(): void</w:t>
+      </w:r>
+    </w:p>
+    <w:p>
+      <w:pPr>
+        <w:rPr>
+          <w:lang w:val="es-CO"/>
+        </w:rPr>
+      </w:pPr>
+      <w:r>
+        <w:rPr>
+          <w:lang w:val="es-CO"/>
+        </w:rPr>
+        <w:lastRenderedPageBreak/>
+        <w:t>Se le hizo una sola p</w:t>
+      </w:r>
+      <w:r>
+        <w:rPr>
+          <w:lang w:val="es-CO"/>
+        </w:rPr>
+        <w:t>rueba:</w:t>
+      </w:r>
+    </w:p>
+    <w:p>
+      <w:pPr>
+        <w:rPr>
+          <w:lang w:val="es-CO"/>
+        </w:rPr>
+      </w:pPr>
+      <w:r>
+        <w:rPr>
+          <w:lang w:val="es-CO"/>
+        </w:rPr>
+        <w:drawing>
+          <wp:inline distT="0" distB="0" distL="0" distR="0" wp14:anchorId="72D2E02C" wp14:editId="7CAF79F8">
+            <wp:extent cx="5612130" cy="995045"/>
+            <wp:effectExtent l="0" t="0" r="7620" b="0"/>
+            <wp:docPr id="73016598" name="Imagen 1"/>
+            <wp:cNvGraphicFramePr>
+              <a:graphicFrameLocks xmlns:a="http://schemas.openxmlformats.org/drawingml/2006/main" noChangeAspect="1"/>
+            </wp:cNvGraphicFramePr>
+            <a:graphic xmlns:a="http://schemas.openxmlformats.org/drawingml/2006/main">
+              <a:graphicData uri="http://schemas.openxmlformats.org/drawingml/2006/picture">
+                <pic:pic xmlns:pic="http://schemas.openxmlformats.org/drawingml/2006/picture">
+                  <pic:nvPicPr>
+                    <pic:cNvPr id="73016598" name=""/>
+                    <pic:cNvPicPr/>
+                  </pic:nvPicPr>
+                  <pic:blipFill>
+                    <a:blip r:embed="rId30"/>
+                    <a:stretch>
+                      <a:fillRect/>
+                    </a:stretch>
+                  </pic:blipFill>
+                  <pic:spPr>
+                    <a:xfrm>
+                      <a:off x="0" y="0"/>
+                      <a:ext cx="5612130" cy="995045"/>
+                    </a:xfrm>
+                    <a:prstGeom prst="rect">
+                      <a:avLst/>
+                    </a:prstGeom>
+                  </pic:spPr>
+                </pic:pic>
+              </a:graphicData>
+            </a:graphic>
+          </wp:inline>
+        </w:drawing>
+      </w:r>
+    </w:p>
+    <w:p>
+      <w:pPr>
+        <w:rPr>
+          <w:lang w:val="es-CO"/>
+        </w:rPr>
+      </w:pPr>
+      <w:r>
+        <w:rPr>
+          <w:lang w:val="es-CO"/>
+        </w:rPr>
+        <w:drawing>
+          <wp:inline distT="0" distB="0" distL="0" distR="0" wp14:anchorId="36F19F87" wp14:editId="6E81CD64">
+            <wp:extent cx="4686954" cy="4772691"/>
+            <wp:effectExtent l="0" t="0" r="0" b="8890"/>
+            <wp:docPr id="960204853" name="Imagen 1"/>
+            <wp:cNvGraphicFramePr>
+              <a:graphicFrameLocks xmlns:a="http://schemas.openxmlformats.org/drawingml/2006/main" noChangeAspect="1"/>
+            </wp:cNvGraphicFramePr>
+            <a:graphic xmlns:a="http://schemas.openxmlformats.org/drawingml/2006/main">
+              <a:graphicData uri="http://schemas.openxmlformats.org/drawingml/2006/picture">
+                <pic:pic xmlns:pic="http://schemas.openxmlformats.org/drawingml/2006/picture">
+                  <pic:nvPicPr>
+                    <pic:cNvPr id="960204853" name=""/>
+                    <pic:cNvPicPr/>
+                  </pic:nvPicPr>
+                  <pic:blipFill>
+                    <a:blip r:embed="rId31"/>
+                    <a:stretch>
+                      <a:fillRect/>
+                    </a:stretch>
+                  </pic:blipFill>
+                  <pic:spPr>
+                    <a:xfrm>
+                      <a:off x="0" y="0"/>
+                      <a:ext cx="4686954" cy="4772691"/>
+                    </a:xfrm>
+                    <a:prstGeom prst="rect">
+                      <a:avLst/>
+                    </a:prstGeom>
+                  </pic:spPr>
+                </pic:pic>
+              </a:graphicData>
+            </a:graphic>
+          </wp:inline>
+        </w:drawing>
+      </w:r>
+    </w:p>
+    <w:p>
+      <w:pPr>
+        <w:rPr>
+          <w:lang w:val="es-CO"/>
+        </w:rPr>
+      </w:pPr>
+      <w:r>
+        <w:rPr>
+          <w:lang w:val="es-CO"/>
+        </w:rPr>
+        <w:t>distinctSymbols(): int</w:t>
+      </w:r>
+      <w:r>
+        <w:rPr>
+          <w:lang w:val="es-CO"/>
+        </w:rPr>
+        <w:t xml:space="preserve"> **</w:t>
+      </w:r>
+    </w:p>
+    <w:p>
+      <w:pPr>
+        <w:rPr>
+          <w:lang w:val="es-CO"/>
+        </w:rPr>
+      </w:pPr>
+      <w:r>
+        <w:rPr>
+          <w:lang w:val="es-CO"/>
+        </w:rPr>
+        <w:t>Se hace una sola prueba:</w:t>
+      </w:r>
+    </w:p>
+    <w:p>
+      <w:pPr>
+        <w:rPr>
+          <w:lang w:val="es-CO"/>
+        </w:rPr>
+      </w:pPr>
+      <w:r>
+        <w:rPr>
+          <w:lang w:val="es-CO"/>
+        </w:rPr>
+        <w:lastRenderedPageBreak/>
+        <w:drawing>
+          <wp:inline distT="0" distB="0" distL="0" distR="0" wp14:anchorId="2D1CA6C2" wp14:editId="4371A100">
+            <wp:extent cx="5612130" cy="1592580"/>
+            <wp:effectExtent l="0" t="0" r="7620" b="7620"/>
+            <wp:docPr id="1800709647" name="Imagen 1"/>
+            <wp:cNvGraphicFramePr>
+              <a:graphicFrameLocks xmlns:a="http://schemas.openxmlformats.org/drawingml/2006/main" noChangeAspect="1"/>
+            </wp:cNvGraphicFramePr>
+            <a:graphic xmlns:a="http://schemas.openxmlformats.org/drawingml/2006/main">
+              <a:graphicData uri="http://schemas.openxmlformats.org/drawingml/2006/picture">
+                <pic:pic xmlns:pic="http://schemas.openxmlformats.org/drawingml/2006/picture">
+                  <pic:nvPicPr>
+                    <pic:cNvPr id="1800709647" name=""/>
+                    <pic:cNvPicPr/>
+                  </pic:nvPicPr>
+                  <pic:blipFill>
+                    <a:blip r:embed="rId32"/>
+                    <a:stretch>
+                      <a:fillRect/>
+                    </a:stretch>
+                  </pic:blipFill>
+                  <pic:spPr>
+                    <a:xfrm>
+                      <a:off x="0" y="0"/>
+                      <a:ext cx="5612130" cy="1592580"/>
+                    </a:xfrm>
+                    <a:prstGeom prst="rect">
+                      <a:avLst/>
+                    </a:prstGeom>
+                  </pic:spPr>
+                </pic:pic>
+              </a:graphicData>
+            </a:graphic>
+          </wp:inline>
+        </w:drawing>
+      </w:r>
+    </w:p>
+    <w:p>
+      <w:pPr>
+        <w:rPr>
+          <w:lang w:val="es-CO"/>
+        </w:rPr>
+      </w:pPr>
+      <w:r>
+        <w:rPr>
+          <w:lang w:val="es-CO"/>
+        </w:rPr>
+        <w:t>Configuration(): String[]</w:t>
+      </w:r>
+      <w:r>
+        <w:rPr>
+          <w:lang w:val="es-CO"/>
+        </w:rPr>
+        <w:t>**</w:t>
+      </w:r>
+    </w:p>
+    <w:p>
+      <w:pPr>
+        <w:rPr>
+          <w:lang w:val="es-CO"/>
+        </w:rPr>
+      </w:pPr>
+      <w:r>
+        <w:rPr>
+          <w:lang w:val="es-CO"/>
+        </w:rPr>
+        <w:t>Solo se tiene una prueba</w:t>
+      </w:r>
+      <w:r>
+        <w:rPr>
+          <w:lang w:val="es-CO"/>
+        </w:rPr>
+        <w:t>:</w:t>
+      </w:r>
+    </w:p>
+    <w:p>
+      <w:pPr>
+        <w:rPr>
+          <w:lang w:val="es-CO"/>
+        </w:rPr>
+      </w:pPr>
+      <w:r>
+        <w:rPr>
+          <w:lang w:val="es-CO"/>
+        </w:rPr>
+        <w:drawing>
+          <wp:inline distT="0" distB="0" distL="0" distR="0" wp14:anchorId="62E23250" wp14:editId="4A83A7C7">
+            <wp:extent cx="5612130" cy="1482090"/>
+            <wp:effectExtent l="0" t="0" r="7620" b="3810"/>
+            <wp:docPr id="424215372" name="Imagen 1"/>
+            <wp:cNvGraphicFramePr>
+              <a:graphicFrameLocks xmlns:a="http://schemas.openxmlformats.org/drawingml/2006/main" noChangeAspect="1"/>
+            </wp:cNvGraphicFramePr>
+            <a:graphic xmlns:a="http://schemas.openxmlformats.org/drawingml/2006/main">
+              <a:graphicData uri="http://schemas.openxmlformats.org/drawingml/2006/picture">
+                <pic:pic xmlns:pic="http://schemas.openxmlformats.org/drawingml/2006/picture">
+                  <pic:nvPicPr>
+                    <pic:cNvPr id="424215372" name=""/>
+                    <pic:cNvPicPr/>
+                  </pic:nvPicPr>
+                  <pic:blipFill>
+                    <a:blip r:embed="rId33"/>
+                    <a:stretch>
+                      <a:fillRect/>
+                    </a:stretch>
+                  </pic:blipFill>
+                  <pic:spPr>
+                    <a:xfrm>
+                      <a:off x="0" y="0"/>
+                      <a:ext cx="5612130" cy="1482090"/>
+                    </a:xfrm>
+                    <a:prstGeom prst="rect">
+                      <a:avLst/>
+                    </a:prstGeom>
+                  </pic:spPr>
+                </pic:pic>
+              </a:graphicData>
+            </a:graphic>
+          </wp:inline>
+        </w:drawing>
+      </w:r>
+    </w:p>
+    <w:p>
+      <w:pPr>
+        <w:rPr>
+          <w:lang w:val="es-CO"/>
+        </w:rPr>
+      </w:pPr>
+      <w:r>
+        <w:rPr>
+          <w:lang w:val="es-CO"/>
+        </w:rPr>
+        <w:t>isJackpot() boolean</w:t>
+      </w:r>
+    </w:p>
+    <w:p>
+      <w:pPr>
+        <w:rPr>
+          <w:lang w:val="es-CO"/>
+        </w:rPr>
+      </w:pPr>
+      <w:r>
+        <w:rPr>
+          <w:lang w:val="es-CO"/>
+        </w:rPr>
+        <w:t>Se tiene dos pruebas:</w:t>
+      </w:r>
+    </w:p>
+    <w:p>
+      <w:pPr>
+        <w:rPr>
+          <w:lang w:val="es-CO"/>
+        </w:rPr>
+      </w:pPr>
+      <w:r>
+        <w:rPr>
+          <w:lang w:val="es-CO"/>
+        </w:rPr>
+        <w:drawing>
+          <wp:inline distT="0" distB="0" distL="0" distR="0" wp14:anchorId="432CB83A" wp14:editId="4645D12C">
+            <wp:extent cx="5612130" cy="3243580"/>
+            <wp:effectExtent l="0" t="0" r="7620" b="0"/>
+            <wp:docPr id="78492394" name="Imagen 1"/>
+            <wp:cNvGraphicFramePr>
+              <a:graphicFrameLocks xmlns:a="http://schemas.openxmlformats.org/drawingml/2006/main" noChangeAspect="1"/>
+            </wp:cNvGraphicFramePr>
+            <a:graphic xmlns:a="http://schemas.openxmlformats.org/drawingml/2006/main">
+              <a:graphicData uri="http://schemas.openxmlformats.org/drawingml/2006/picture">
+                <pic:pic xmlns:pic="http://schemas.openxmlformats.org/drawingml/2006/picture">
+                  <pic:nvPicPr>
+                    <pic:cNvPr id="78492394" name=""/>
+                    <pic:cNvPicPr/>
+                  </pic:nvPicPr>
+                  <pic:blipFill>
+                    <a:blip r:embed="rId34"/>
+                    <a:stretch>
+                      <a:fillRect/>
+                    </a:stretch>
+                  </pic:blipFill>
+                  <pic:spPr>
+                    <a:xfrm>
+                      <a:off x="0" y="0"/>
+                      <a:ext cx="5612130" cy="3243580"/>
+                    </a:xfrm>
+                    <a:prstGeom prst="rect">
+                      <a:avLst/>
+                    </a:prstGeom>
+                  </pic:spPr>
+                </pic:pic>
+              </a:graphicData>
+            </a:graphic>
+          </wp:inline>
+        </w:drawing>
+      </w:r>
+    </w:p>
+    <w:p>
+      <w:pPr>
+        <w:rPr>
+          <w:lang w:val="es-CO"/>
+        </w:rPr>
+      </w:pPr>
+    </w:p>
     <w:sectPr>
       <w:pgSz w:w="12240" w:h="15840"/>
       <w:pgMar w:top="1417" w:right="1701" w:bottom="1417" w:left="1701" w:header="708" w:footer="708" w:gutter="0"/>

--- a/Cicles/Segundo Ciclo/docs/Segundo ciclo.docx
+++ b/Cicles/Segundo Ciclo/docs/Segundo ciclo.docx
@@ -325,7 +325,6 @@
           <w:bCs/>
           <w:lang w:val="es-CO"/>
         </w:rPr>
-        <w:lastRenderedPageBreak/>
         <w:t>Refactorización:</w:t>
       </w:r>
     </w:p>
@@ -351,54 +350,54 @@
     </w:p>
     <w:p>
       <w:pPr>
-        <w:pStyle w:val="Prrafodelista"/>
+        <w:pStyle w:val="ListParagraph"/>
+        <w:numPr>
+          <w:ilvl w:val="0"/>
+          <w:numId w:val="2"/>
+        </w:numPr>
+      </w:pPr>
+      <w:r>
+        <w:t xml:space="preserve">Si hay más de cierta cantidad de ruedas, las siguientes ruedas se posicionan debajo </w:t>
+      </w:r>
+      <w:r>
+        <w:t>y el tamaño de la slotMachine crece para permitir poner más ruedas</w:t>
+      </w:r>
+      <w:r>
+        <w:t>.</w:t>
+      </w:r>
+    </w:p>
+    <w:p>
+      <w:pPr>
+        <w:pStyle w:val="ListParagraph"/>
+        <w:numPr>
+          <w:ilvl w:val="0"/>
+          <w:numId w:val="2"/>
+        </w:numPr>
+      </w:pPr>
+      <w:r>
+        <w:t>Los símbolos que aparecen en la rueda no sean solo círculos, sino que sean triángulos y rectángulos.</w:t>
+      </w:r>
+    </w:p>
+    <w:p>
+      <w:pPr>
+        <w:pStyle w:val="ListParagraph"/>
+      </w:pPr>
+    </w:p>
+    <w:p>
+      <w:pPr>
+        <w:pStyle w:val="ListParagraph"/>
         <w:numPr>
           <w:ilvl w:val="0"/>
           <w:numId w:val="1"/>
         </w:numPr>
       </w:pPr>
       <w:r>
-        <w:t xml:space="preserve">Si hay más de cierta cantidad de ruedas, las siguientes ruedas se posicionan debajo </w:t>
-      </w:r>
-      <w:r>
-        <w:t>y el tamaño de la slotMachine crece para permitir poner más ruedas</w:t>
-      </w:r>
-      <w:r>
-        <w:t>.</w:t>
-      </w:r>
-    </w:p>
-    <w:p>
-      <w:pPr>
-        <w:pStyle w:val="Prrafodelista"/>
-        <w:numPr>
-          <w:ilvl w:val="0"/>
-          <w:numId w:val="1"/>
-        </w:numPr>
-      </w:pPr>
-      <w:r>
-        <w:t>Los símbolos que aparecen en la rueda no sean solo círculos, sino que sean triángulos y rectángulos.</w:t>
-      </w:r>
-    </w:p>
-    <w:p>
-      <w:pPr>
-        <w:pStyle w:val="Prrafodelista"/>
-      </w:pPr>
-    </w:p>
-    <w:p>
-      <w:pPr>
-        <w:pStyle w:val="Prrafodelista"/>
-        <w:numPr>
-          <w:ilvl w:val="0"/>
-          <w:numId w:val="2"/>
-        </w:numPr>
-      </w:pPr>
-      <w:r>
         <w:t>Se le añadió una base negra a la SlotMachine:</w:t>
       </w:r>
     </w:p>
     <w:p>
       <w:pPr>
-        <w:pStyle w:val="Prrafodelista"/>
+        <w:pStyle w:val="ListParagraph"/>
       </w:pPr>
       <w:r>
         <w:rPr>
@@ -408,7 +407,13 @@
           <wp:inline distT="0" distB="0" distL="0" distR="0" wp14:anchorId="33FBBACF" wp14:editId="2E9B51A3">
             <wp:extent cx="5612130" cy="1967230"/>
             <wp:effectExtent l="0" t="0" r="7620" b="0"/>
-            <wp:docPr id="1681198627" name="Imagen 1"/>
+            <wp:docPr id="1681198627" name="Imagen 1">
+              <a:extLst xmlns:a="http://schemas.openxmlformats.org/drawingml/2006/main">
+                <a:ext uri="{FF2B5EF4-FFF2-40B4-BE49-F238E27FC236}">
+                  <a16:creationId xmlns:a16="http://schemas.microsoft.com/office/drawing/2014/main" id="{DB34895C-6D17-472B-B21C-1DAB162905D6}"/>
+                </a:ext>
+              </a:extLst>
+            </wp:docPr>
             <wp:cNvGraphicFramePr>
               <a:graphicFrameLocks xmlns:a="http://schemas.openxmlformats.org/drawingml/2006/main" noChangeAspect="1"/>
             </wp:cNvGraphicFramePr>
@@ -420,7 +425,7 @@
                     <pic:cNvPicPr/>
                   </pic:nvPicPr>
                   <pic:blipFill>
-                    <a:blip r:embed="rId5"/>
+                    <a:blip r:embed="rId7"/>
                     <a:stretch>
                       <a:fillRect/>
                     </a:stretch>
@@ -443,7 +448,7 @@
     </w:p>
     <w:p>
       <w:pPr>
-        <w:pStyle w:val="Prrafodelista"/>
+        <w:pStyle w:val="ListParagraph"/>
       </w:pPr>
       <w:r>
         <w:t>Ahora si se borra una rueda, todo se reajusta para que la maquina siga teniendo su premisa inicial de que los espacios entre ellos no sean constantes:</w:t>
@@ -451,7 +456,7 @@
     </w:p>
     <w:p>
       <w:pPr>
-        <w:pStyle w:val="Prrafodelista"/>
+        <w:pStyle w:val="ListParagraph"/>
       </w:pPr>
       <w:r>
         <w:rPr>
@@ -461,7 +466,13 @@
           <wp:inline distT="0" distB="0" distL="0" distR="0" wp14:anchorId="426664F5" wp14:editId="2A21FA0E">
             <wp:extent cx="5612130" cy="2199640"/>
             <wp:effectExtent l="0" t="0" r="7620" b="0"/>
-            <wp:docPr id="26484071" name="Imagen 1"/>
+            <wp:docPr id="26484071" name="Imagen 1">
+              <a:extLst xmlns:a="http://schemas.openxmlformats.org/drawingml/2006/main">
+                <a:ext uri="{FF2B5EF4-FFF2-40B4-BE49-F238E27FC236}">
+                  <a16:creationId xmlns:a16="http://schemas.microsoft.com/office/drawing/2014/main" id="{9825A30D-B727-480D-BF8C-CE450F329DAA}"/>
+                </a:ext>
+              </a:extLst>
+            </wp:docPr>
             <wp:cNvGraphicFramePr>
               <a:graphicFrameLocks xmlns:a="http://schemas.openxmlformats.org/drawingml/2006/main" noChangeAspect="1"/>
             </wp:cNvGraphicFramePr>
@@ -473,7 +484,7 @@
                     <pic:cNvPicPr/>
                   </pic:nvPicPr>
                   <pic:blipFill>
-                    <a:blip r:embed="rId6"/>
+                    <a:blip r:embed="rId8"/>
                     <a:stretch>
                       <a:fillRect/>
                     </a:stretch>
@@ -496,7 +507,7 @@
     </w:p>
     <w:p>
       <w:pPr>
-        <w:pStyle w:val="Prrafodelista"/>
+        <w:pStyle w:val="ListParagraph"/>
       </w:pPr>
       <w:r>
         <w:t>En este caso se borró la quinta rueda.</w:t>
@@ -504,10 +515,10 @@
     </w:p>
     <w:p>
       <w:pPr>
-        <w:pStyle w:val="Prrafodelista"/>
+        <w:pStyle w:val="ListParagraph"/>
         <w:numPr>
           <w:ilvl w:val="0"/>
-          <w:numId w:val="2"/>
+          <w:numId w:val="1"/>
         </w:numPr>
       </w:pPr>
       <w:r>
@@ -516,18 +527,23 @@
     </w:p>
     <w:p>
       <w:pPr>
-        <w:pStyle w:val="Prrafodelista"/>
+        <w:pStyle w:val="ListParagraph"/>
       </w:pPr>
       <w:r>
         <w:rPr>
           <w:noProof/>
         </w:rPr>
-        <w:lastRenderedPageBreak/>
         <w:drawing>
           <wp:inline distT="0" distB="0" distL="0" distR="0" wp14:anchorId="3642C33A" wp14:editId="509AA4C3">
             <wp:extent cx="5612130" cy="3385820"/>
             <wp:effectExtent l="0" t="0" r="7620" b="5080"/>
-            <wp:docPr id="1981847672" name="Imagen 1"/>
+            <wp:docPr id="1981847672" name="Imagen 1">
+              <a:extLst xmlns:a="http://schemas.openxmlformats.org/drawingml/2006/main">
+                <a:ext uri="{FF2B5EF4-FFF2-40B4-BE49-F238E27FC236}">
+                  <a16:creationId xmlns:a16="http://schemas.microsoft.com/office/drawing/2014/main" id="{31DF0D2C-1177-4E71-9508-7BDC8DCC36F4}"/>
+                </a:ext>
+              </a:extLst>
+            </wp:docPr>
             <wp:cNvGraphicFramePr>
               <a:graphicFrameLocks xmlns:a="http://schemas.openxmlformats.org/drawingml/2006/main" noChangeAspect="1"/>
             </wp:cNvGraphicFramePr>
@@ -539,7 +555,7 @@
                     <pic:cNvPicPr/>
                   </pic:nvPicPr>
                   <pic:blipFill>
-                    <a:blip r:embed="rId7"/>
+                    <a:blip r:embed="rId9"/>
                     <a:stretch>
                       <a:fillRect/>
                     </a:stretch>
@@ -562,7 +578,7 @@
     </w:p>
     <w:p>
       <w:pPr>
-        <w:pStyle w:val="Prrafodelista"/>
+        <w:pStyle w:val="ListParagraph"/>
       </w:pPr>
       <w:r>
         <w:t>Pero, en el enunciado original, se deberían poder tener hasta 50</w:t>
@@ -576,7 +592,7 @@
     </w:p>
     <w:p>
       <w:pPr>
-        <w:pStyle w:val="Prrafodelista"/>
+        <w:pStyle w:val="ListParagraph"/>
       </w:pPr>
       <w:r>
         <w:rPr>
@@ -586,7 +602,13 @@
           <wp:inline distT="0" distB="0" distL="0" distR="0" wp14:anchorId="1BA40704" wp14:editId="29B43E9B">
             <wp:extent cx="5612130" cy="3214370"/>
             <wp:effectExtent l="0" t="0" r="7620" b="5080"/>
-            <wp:docPr id="259259390" name="Imagen 1"/>
+            <wp:docPr id="259259390" name="Imagen 1">
+              <a:extLst xmlns:a="http://schemas.openxmlformats.org/drawingml/2006/main">
+                <a:ext uri="{FF2B5EF4-FFF2-40B4-BE49-F238E27FC236}">
+                  <a16:creationId xmlns:a16="http://schemas.microsoft.com/office/drawing/2014/main" id="{680C8DB2-B6E0-4409-A46A-45DF9091A820}"/>
+                </a:ext>
+              </a:extLst>
+            </wp:docPr>
             <wp:cNvGraphicFramePr>
               <a:graphicFrameLocks xmlns:a="http://schemas.openxmlformats.org/drawingml/2006/main" noChangeAspect="1"/>
             </wp:cNvGraphicFramePr>
@@ -598,7 +620,7 @@
                     <pic:cNvPicPr/>
                   </pic:nvPicPr>
                   <pic:blipFill>
-                    <a:blip r:embed="rId8"/>
+                    <a:blip r:embed="rId10"/>
                     <a:stretch>
                       <a:fillRect/>
                     </a:stretch>
@@ -621,7 +643,7 @@
     </w:p>
     <w:p>
       <w:pPr>
-        <w:pStyle w:val="Prrafodelista"/>
+        <w:pStyle w:val="ListParagraph"/>
       </w:pPr>
       <w:r>
         <w:t>En este caso se ven las 50 entradas máximas que debería poder tener la maquina.</w:t>
@@ -629,20 +651,19 @@
     </w:p>
     <w:p>
       <w:pPr>
-        <w:pStyle w:val="Prrafodelista"/>
-      </w:pPr>
-    </w:p>
-    <w:p>
-      <w:pPr>
-        <w:pStyle w:val="Prrafodelista"/>
-      </w:pPr>
-    </w:p>
-    <w:p>
-      <w:pPr>
-        <w:pStyle w:val="Prrafodelista"/>
-      </w:pPr>
-      <w:r>
-        <w:lastRenderedPageBreak/>
+        <w:pStyle w:val="ListParagraph"/>
+      </w:pPr>
+    </w:p>
+    <w:p>
+      <w:pPr>
+        <w:pStyle w:val="ListParagraph"/>
+      </w:pPr>
+    </w:p>
+    <w:p>
+      <w:pPr>
+        <w:pStyle w:val="ListParagraph"/>
+      </w:pPr>
+      <w:r>
         <w:t xml:space="preserve">Para el tema de los símbolos, es necesario refactorizar varias partes del código, la primera, es necesario crear </w:t>
       </w:r>
       <w:r>
@@ -654,7 +675,7 @@
     </w:p>
     <w:p>
       <w:pPr>
-        <w:pStyle w:val="Prrafodelista"/>
+        <w:pStyle w:val="ListParagraph"/>
       </w:pPr>
       <w:r>
         <w:rPr>
@@ -664,7 +685,13 @@
           <wp:inline distT="0" distB="0" distL="0" distR="0" wp14:anchorId="657BE5CE" wp14:editId="0EF3D918">
             <wp:extent cx="5612130" cy="4411980"/>
             <wp:effectExtent l="0" t="0" r="7620" b="7620"/>
-            <wp:docPr id="242551655" name="Imagen 1"/>
+            <wp:docPr id="242551655" name="Imagen 1">
+              <a:extLst xmlns:a="http://schemas.openxmlformats.org/drawingml/2006/main">
+                <a:ext uri="{FF2B5EF4-FFF2-40B4-BE49-F238E27FC236}">
+                  <a16:creationId xmlns:a16="http://schemas.microsoft.com/office/drawing/2014/main" id="{353684CB-69C4-4C7F-AA1B-2095B1AE66F0}"/>
+                </a:ext>
+              </a:extLst>
+            </wp:docPr>
             <wp:cNvGraphicFramePr>
               <a:graphicFrameLocks xmlns:a="http://schemas.openxmlformats.org/drawingml/2006/main" noChangeAspect="1"/>
             </wp:cNvGraphicFramePr>
@@ -676,7 +703,7 @@
                     <pic:cNvPicPr/>
                   </pic:nvPicPr>
                   <pic:blipFill>
-                    <a:blip r:embed="rId9"/>
+                    <a:blip r:embed="rId11"/>
                     <a:stretch>
                       <a:fillRect/>
                     </a:stretch>
@@ -699,7 +726,7 @@
     </w:p>
     <w:p>
       <w:pPr>
-        <w:pStyle w:val="Prrafodelista"/>
+        <w:pStyle w:val="ListParagraph"/>
       </w:pPr>
       <w:r>
         <w:t xml:space="preserve">Esto se traspasa a código, lo cual nos permitirá </w:t>
@@ -710,12 +737,12 @@
     </w:p>
     <w:p>
       <w:pPr>
-        <w:pStyle w:val="Prrafodelista"/>
-      </w:pPr>
-    </w:p>
-    <w:p>
-      <w:pPr>
-        <w:pStyle w:val="Prrafodelista"/>
+        <w:pStyle w:val="ListParagraph"/>
+      </w:pPr>
+    </w:p>
+    <w:p>
+      <w:pPr>
+        <w:pStyle w:val="ListParagraph"/>
       </w:pPr>
       <w:r>
         <w:rPr>
@@ -725,7 +752,13 @@
           <wp:inline distT="0" distB="0" distL="0" distR="0" wp14:anchorId="1748B9B3" wp14:editId="6C053ACC">
             <wp:extent cx="5612130" cy="2007235"/>
             <wp:effectExtent l="0" t="0" r="7620" b="0"/>
-            <wp:docPr id="850895739" name="Imagen 1"/>
+            <wp:docPr id="850895739" name="Imagen 1">
+              <a:extLst xmlns:a="http://schemas.openxmlformats.org/drawingml/2006/main">
+                <a:ext uri="{FF2B5EF4-FFF2-40B4-BE49-F238E27FC236}">
+                  <a16:creationId xmlns:a16="http://schemas.microsoft.com/office/drawing/2014/main" id="{5F6861D0-1CB1-4A1B-8337-F25A2A393952}"/>
+                </a:ext>
+              </a:extLst>
+            </wp:docPr>
             <wp:cNvGraphicFramePr>
               <a:graphicFrameLocks xmlns:a="http://schemas.openxmlformats.org/drawingml/2006/main" noChangeAspect="1"/>
             </wp:cNvGraphicFramePr>
@@ -737,7 +770,7 @@
                     <pic:cNvPicPr/>
                   </pic:nvPicPr>
                   <pic:blipFill>
-                    <a:blip r:embed="rId10"/>
+                    <a:blip r:embed="rId12"/>
                     <a:stretch>
                       <a:fillRect/>
                     </a:stretch>
@@ -760,10 +793,9 @@
     </w:p>
     <w:p>
       <w:pPr>
-        <w:pStyle w:val="Prrafodelista"/>
-      </w:pPr>
-      <w:r>
-        <w:lastRenderedPageBreak/>
+        <w:pStyle w:val="ListParagraph"/>
+      </w:pPr>
+      <w:r>
         <w:t xml:space="preserve">Después de añadir varias ruedas y </w:t>
       </w:r>
       <w:r>
@@ -783,6 +815,12 @@
           <w:lang w:val="es-CO"/>
         </w:rPr>
       </w:pPr>
+      <w:r>
+        <w:rPr>
+          <w:lang w:val="es-CO"/>
+        </w:rPr>
+        <w:t>REQUISITOS DE DISEÑO:</w:t>
+      </w:r>
     </w:p>
     <w:p>
       <w:pPr>
@@ -798,6 +836,1537 @@
           <w:bCs/>
           <w:lang w:val="es-CO"/>
         </w:rPr>
+        <w:t>Mini Ciclo 1 / swap:</w:t>
+      </w:r>
+    </w:p>
+    <w:p>
+      <w:r>
+        <w:t>-swap(wheel1 : int , wheel2 : int) : void.</w:t>
+      </w:r>
+    </w:p>
+    <w:p>
+      <w:pPr>
+        <w:rPr>
+          <w:lang w:val="es-CO"/>
+        </w:rPr>
+      </w:pPr>
+      <w:r>
+        <w:rPr>
+          <w:lang w:val="es-CO"/>
+        </w:rPr>
+        <w:t xml:space="preserve">- antes de que se intercambie, se debe de verificar que ambas posiciones de las ruedas </w:t>
+      </w:r>
+      <w:r>
+        <w:rPr>
+          <w:lang w:val="es-CO"/>
+        </w:rPr>
+        <w:t>estén</w:t>
+      </w:r>
+      <w:r>
+        <w:rPr>
+          <w:lang w:val="es-CO"/>
+        </w:rPr>
+        <w:t xml:space="preserve"> en el intervalo de 0 y el tamaño de las ruedas que hay, si son mayores o menores, se usa </w:t>
+      </w:r>
+      <w:r>
+        <w:rPr>
+          <w:lang w:val="es-CO"/>
+        </w:rPr>
+        <w:t>máximos</w:t>
+      </w:r>
+      <w:r>
+        <w:rPr>
+          <w:lang w:val="es-CO"/>
+        </w:rPr>
+        <w:t xml:space="preserve"> y </w:t>
+      </w:r>
+      <w:r>
+        <w:rPr>
+          <w:lang w:val="es-CO"/>
+        </w:rPr>
+        <w:t>mínimos</w:t>
+      </w:r>
+      <w:r>
+        <w:rPr>
+          <w:lang w:val="es-CO"/>
+        </w:rPr>
+        <w:t xml:space="preserve"> para ajustarlo.</w:t>
+      </w:r>
+    </w:p>
+    <w:p>
+      <w:r>
+        <w:rPr>
+          <w:noProof/>
+        </w:rPr>
+        <w:drawing>
+          <wp:inline distT="0" distB="0" distL="0" distR="0" wp14:anchorId="61EF9819" wp14:editId="5EA43AB0">
+            <wp:extent cx="5619750" cy="2886075"/>
+            <wp:effectExtent l="0" t="0" r="0" b="0"/>
+            <wp:docPr id="1686490040" name="drawing">
+              <a:extLst xmlns:a="http://schemas.openxmlformats.org/drawingml/2006/main">
+                <a:ext uri="{FF2B5EF4-FFF2-40B4-BE49-F238E27FC236}">
+                  <a16:creationId xmlns:a16="http://schemas.microsoft.com/office/drawing/2014/main" id="{68451211-75AC-46F2-B7BE-F1AB75CE104F}"/>
+                </a:ext>
+              </a:extLst>
+            </wp:docPr>
+            <wp:cNvGraphicFramePr>
+              <a:graphicFrameLocks xmlns:a="http://schemas.openxmlformats.org/drawingml/2006/main" noChangeAspect="1"/>
+            </wp:cNvGraphicFramePr>
+            <a:graphic xmlns:a="http://schemas.openxmlformats.org/drawingml/2006/main">
+              <a:graphicData uri="http://schemas.openxmlformats.org/drawingml/2006/picture">
+                <pic:pic xmlns:pic="http://schemas.openxmlformats.org/drawingml/2006/picture">
+                  <pic:nvPicPr>
+                    <pic:cNvPr id="1686490040" name="Picture 1686490040"/>
+                    <pic:cNvPicPr/>
+                  </pic:nvPicPr>
+                  <pic:blipFill>
+                    <a:blip r:embed="rId13">
+                      <a:extLst>
+                        <a:ext uri="{28A0092B-C50C-407E-A947-70E740481C1C}">
+                          <a14:useLocalDpi xmlns:a14="http://schemas.microsoft.com/office/drawing/2010/main"/>
+                        </a:ext>
+                      </a:extLst>
+                    </a:blip>
+                    <a:stretch>
+                      <a:fillRect/>
+                    </a:stretch>
+                  </pic:blipFill>
+                  <pic:spPr>
+                    <a:xfrm>
+                      <a:off x="0" y="0"/>
+                      <a:ext cx="5619750" cy="2886075"/>
+                    </a:xfrm>
+                    <a:prstGeom prst="rect">
+                      <a:avLst/>
+                    </a:prstGeom>
+                  </pic:spPr>
+                </pic:pic>
+              </a:graphicData>
+            </a:graphic>
+          </wp:inline>
+        </w:drawing>
+      </w:r>
+    </w:p>
+    <w:p>
+      <w:r>
+        <w:rPr>
+          <w:noProof/>
+        </w:rPr>
+        <w:drawing>
+          <wp:inline distT="0" distB="0" distL="0" distR="0" wp14:anchorId="287BF220" wp14:editId="709C23F9">
+            <wp:extent cx="5189670" cy="2712955"/>
+            <wp:effectExtent l="0" t="0" r="0" b="0"/>
+            <wp:docPr id="2101678733" name="drawing">
+              <a:extLst xmlns:a="http://schemas.openxmlformats.org/drawingml/2006/main">
+                <a:ext uri="{FF2B5EF4-FFF2-40B4-BE49-F238E27FC236}">
+                  <a16:creationId xmlns:a16="http://schemas.microsoft.com/office/drawing/2014/main" id="{DE023C91-49DD-40C8-A1ED-8489AC71DF42}"/>
+                </a:ext>
+              </a:extLst>
+            </wp:docPr>
+            <wp:cNvGraphicFramePr>
+              <a:graphicFrameLocks xmlns:a="http://schemas.openxmlformats.org/drawingml/2006/main" noChangeAspect="1"/>
+            </wp:cNvGraphicFramePr>
+            <a:graphic xmlns:a="http://schemas.openxmlformats.org/drawingml/2006/main">
+              <a:graphicData uri="http://schemas.openxmlformats.org/drawingml/2006/picture">
+                <pic:pic xmlns:pic="http://schemas.openxmlformats.org/drawingml/2006/picture">
+                  <pic:nvPicPr>
+                    <pic:cNvPr id="2101678733" name="Picture 2101678733"/>
+                    <pic:cNvPicPr/>
+                  </pic:nvPicPr>
+                  <pic:blipFill>
+                    <a:blip r:embed="rId14">
+                      <a:extLst>
+                        <a:ext uri="{28A0092B-C50C-407E-A947-70E740481C1C}">
+                          <a14:useLocalDpi xmlns:a14="http://schemas.microsoft.com/office/drawing/2010/main"/>
+                        </a:ext>
+                      </a:extLst>
+                    </a:blip>
+                    <a:stretch>
+                      <a:fillRect/>
+                    </a:stretch>
+                  </pic:blipFill>
+                  <pic:spPr>
+                    <a:xfrm>
+                      <a:off x="0" y="0"/>
+                      <a:ext cx="5189670" cy="2712955"/>
+                    </a:xfrm>
+                    <a:prstGeom prst="rect">
+                      <a:avLst/>
+                    </a:prstGeom>
+                  </pic:spPr>
+                </pic:pic>
+              </a:graphicData>
+            </a:graphic>
+          </wp:inline>
+        </w:drawing>
+      </w:r>
+    </w:p>
+    <w:p>
+      <w:r>
+        <w:rPr>
+          <w:noProof/>
+        </w:rPr>
+        <w:drawing>
+          <wp:inline distT="0" distB="0" distL="0" distR="0" wp14:anchorId="0F3B8E4D" wp14:editId="7E12E54B">
+            <wp:extent cx="3337849" cy="899238"/>
+            <wp:effectExtent l="0" t="0" r="0" b="0"/>
+            <wp:docPr id="1669830079" name="drawing">
+              <a:extLst xmlns:a="http://schemas.openxmlformats.org/drawingml/2006/main">
+                <a:ext uri="{FF2B5EF4-FFF2-40B4-BE49-F238E27FC236}">
+                  <a16:creationId xmlns:a16="http://schemas.microsoft.com/office/drawing/2014/main" id="{B23B1257-D2EE-4148-8BFE-5F535B918D00}"/>
+                </a:ext>
+              </a:extLst>
+            </wp:docPr>
+            <wp:cNvGraphicFramePr>
+              <a:graphicFrameLocks xmlns:a="http://schemas.openxmlformats.org/drawingml/2006/main" noChangeAspect="1"/>
+            </wp:cNvGraphicFramePr>
+            <a:graphic xmlns:a="http://schemas.openxmlformats.org/drawingml/2006/main">
+              <a:graphicData uri="http://schemas.openxmlformats.org/drawingml/2006/picture">
+                <pic:pic xmlns:pic="http://schemas.openxmlformats.org/drawingml/2006/picture">
+                  <pic:nvPicPr>
+                    <pic:cNvPr id="1669830079" name="Picture 1669830079"/>
+                    <pic:cNvPicPr/>
+                  </pic:nvPicPr>
+                  <pic:blipFill>
+                    <a:blip r:embed="rId15">
+                      <a:extLst>
+                        <a:ext uri="{28A0092B-C50C-407E-A947-70E740481C1C}">
+                          <a14:useLocalDpi xmlns:a14="http://schemas.microsoft.com/office/drawing/2010/main"/>
+                        </a:ext>
+                      </a:extLst>
+                    </a:blip>
+                    <a:stretch>
+                      <a:fillRect/>
+                    </a:stretch>
+                  </pic:blipFill>
+                  <pic:spPr>
+                    <a:xfrm>
+                      <a:off x="0" y="0"/>
+                      <a:ext cx="3337849" cy="899238"/>
+                    </a:xfrm>
+                    <a:prstGeom prst="rect">
+                      <a:avLst/>
+                    </a:prstGeom>
+                  </pic:spPr>
+                </pic:pic>
+              </a:graphicData>
+            </a:graphic>
+          </wp:inline>
+        </w:drawing>
+      </w:r>
+    </w:p>
+    <w:p>
+      <w:r>
+        <w:rPr>
+          <w:noProof/>
+        </w:rPr>
+        <w:drawing>
+          <wp:inline distT="0" distB="0" distL="0" distR="0" wp14:anchorId="7BD40839" wp14:editId="6619433C">
+            <wp:extent cx="3406435" cy="2629128"/>
+            <wp:effectExtent l="0" t="0" r="0" b="0"/>
+            <wp:docPr id="1293514028" name="drawing">
+              <a:extLst xmlns:a="http://schemas.openxmlformats.org/drawingml/2006/main">
+                <a:ext uri="{FF2B5EF4-FFF2-40B4-BE49-F238E27FC236}">
+                  <a16:creationId xmlns:a16="http://schemas.microsoft.com/office/drawing/2014/main" id="{F4D6FBFF-F8C8-4B0F-A911-FE0244EF8421}"/>
+                </a:ext>
+              </a:extLst>
+            </wp:docPr>
+            <wp:cNvGraphicFramePr>
+              <a:graphicFrameLocks xmlns:a="http://schemas.openxmlformats.org/drawingml/2006/main" noChangeAspect="1"/>
+            </wp:cNvGraphicFramePr>
+            <a:graphic xmlns:a="http://schemas.openxmlformats.org/drawingml/2006/main">
+              <a:graphicData uri="http://schemas.openxmlformats.org/drawingml/2006/picture">
+                <pic:pic xmlns:pic="http://schemas.openxmlformats.org/drawingml/2006/picture">
+                  <pic:nvPicPr>
+                    <pic:cNvPr id="1293514028" name="Picture 1293514028"/>
+                    <pic:cNvPicPr/>
+                  </pic:nvPicPr>
+                  <pic:blipFill>
+                    <a:blip r:embed="rId16">
+                      <a:extLst>
+                        <a:ext uri="{28A0092B-C50C-407E-A947-70E740481C1C}">
+                          <a14:useLocalDpi xmlns:a14="http://schemas.microsoft.com/office/drawing/2010/main"/>
+                        </a:ext>
+                      </a:extLst>
+                    </a:blip>
+                    <a:stretch>
+                      <a:fillRect/>
+                    </a:stretch>
+                  </pic:blipFill>
+                  <pic:spPr>
+                    <a:xfrm>
+                      <a:off x="0" y="0"/>
+                      <a:ext cx="3406435" cy="2629128"/>
+                    </a:xfrm>
+                    <a:prstGeom prst="rect">
+                      <a:avLst/>
+                    </a:prstGeom>
+                  </pic:spPr>
+                </pic:pic>
+              </a:graphicData>
+            </a:graphic>
+          </wp:inline>
+        </w:drawing>
+      </w:r>
+    </w:p>
+    <w:p>
+      <w:r>
+        <w:rPr>
+          <w:noProof/>
+        </w:rPr>
+        <w:drawing>
+          <wp:inline distT="0" distB="0" distL="0" distR="0" wp14:anchorId="688BE2AE" wp14:editId="5D851041">
+            <wp:extent cx="5486875" cy="2301439"/>
+            <wp:effectExtent l="0" t="0" r="0" b="0"/>
+            <wp:docPr id="1932013882" name="drawing">
+              <a:extLst xmlns:a="http://schemas.openxmlformats.org/drawingml/2006/main">
+                <a:ext uri="{FF2B5EF4-FFF2-40B4-BE49-F238E27FC236}">
+                  <a16:creationId xmlns:a16="http://schemas.microsoft.com/office/drawing/2014/main" id="{51F9D6CE-198D-4DAF-A9FA-D0945C6FCF29}"/>
+                </a:ext>
+              </a:extLst>
+            </wp:docPr>
+            <wp:cNvGraphicFramePr>
+              <a:graphicFrameLocks xmlns:a="http://schemas.openxmlformats.org/drawingml/2006/main" noChangeAspect="1"/>
+            </wp:cNvGraphicFramePr>
+            <a:graphic xmlns:a="http://schemas.openxmlformats.org/drawingml/2006/main">
+              <a:graphicData uri="http://schemas.openxmlformats.org/drawingml/2006/picture">
+                <pic:pic xmlns:pic="http://schemas.openxmlformats.org/drawingml/2006/picture">
+                  <pic:nvPicPr>
+                    <pic:cNvPr id="1932013882" name="Picture 1932013882"/>
+                    <pic:cNvPicPr/>
+                  </pic:nvPicPr>
+                  <pic:blipFill>
+                    <a:blip r:embed="rId17">
+                      <a:extLst>
+                        <a:ext uri="{28A0092B-C50C-407E-A947-70E740481C1C}">
+                          <a14:useLocalDpi xmlns:a14="http://schemas.microsoft.com/office/drawing/2010/main"/>
+                        </a:ext>
+                      </a:extLst>
+                    </a:blip>
+                    <a:stretch>
+                      <a:fillRect/>
+                    </a:stretch>
+                  </pic:blipFill>
+                  <pic:spPr>
+                    <a:xfrm>
+                      <a:off x="0" y="0"/>
+                      <a:ext cx="5486875" cy="2301439"/>
+                    </a:xfrm>
+                    <a:prstGeom prst="rect">
+                      <a:avLst/>
+                    </a:prstGeom>
+                  </pic:spPr>
+                </pic:pic>
+              </a:graphicData>
+            </a:graphic>
+          </wp:inline>
+        </w:drawing>
+      </w:r>
+    </w:p>
+    <w:p>
+      <w:pPr>
+        <w:rPr>
+          <w:lang w:val="es-CO"/>
+        </w:rPr>
+      </w:pPr>
+    </w:p>
+    <w:p>
+      <w:pPr>
+        <w:rPr>
+          <w:b/>
+          <w:bCs/>
+          <w:lang w:val="es-CO"/>
+        </w:rPr>
+      </w:pPr>
+      <w:r>
+        <w:rPr>
+          <w:b/>
+          <w:bCs/>
+          <w:lang w:val="es-CO"/>
+        </w:rPr>
+        <w:t>Mini Ciclo</w:t>
+      </w:r>
+      <w:r>
+        <w:rPr>
+          <w:b/>
+          <w:bCs/>
+          <w:lang w:val="es-CO"/>
+        </w:rPr>
+        <w:t xml:space="preserve"> 2</w:t>
+      </w:r>
+      <w:r>
+        <w:rPr>
+          <w:b/>
+          <w:bCs/>
+          <w:lang w:val="es-CO"/>
+        </w:rPr>
+        <w:t xml:space="preserve"> lock / unlock</w:t>
+      </w:r>
+      <w:r>
+        <w:rPr>
+          <w:b/>
+          <w:bCs/>
+          <w:lang w:val="es-CO"/>
+        </w:rPr>
+        <w:t>:</w:t>
+      </w:r>
+    </w:p>
+    <w:p>
+      <w:pPr>
+        <w:rPr>
+          <w:lang w:val="es-CO"/>
+        </w:rPr>
+      </w:pPr>
+      <w:r>
+        <w:rPr>
+          <w:lang w:val="es-CO"/>
+        </w:rPr>
+        <w:t>P</w:t>
+      </w:r>
+      <w:r>
+        <w:rPr>
+          <w:lang w:val="es-CO"/>
+        </w:rPr>
+        <w:t xml:space="preserve">ara realizar los </w:t>
+      </w:r>
+      <w:r>
+        <w:rPr>
+          <w:lang w:val="es-CO"/>
+        </w:rPr>
+        <w:t>métodos</w:t>
+      </w:r>
+      <w:r>
+        <w:rPr>
+          <w:lang w:val="es-CO"/>
+        </w:rPr>
+        <w:t xml:space="preserve"> lock y unlock,</w:t>
+      </w:r>
+      <w:r>
+        <w:rPr>
+          <w:lang w:val="es-CO"/>
+        </w:rPr>
+        <w:t xml:space="preserve"> s</w:t>
+      </w:r>
+      <w:r>
+        <w:rPr>
+          <w:lang w:val="es-CO"/>
+        </w:rPr>
+        <w:t xml:space="preserve">e </w:t>
+      </w:r>
+      <w:r>
+        <w:rPr>
+          <w:lang w:val="es-CO"/>
+        </w:rPr>
+        <w:t>pensó</w:t>
+      </w:r>
+      <w:r>
+        <w:rPr>
+          <w:lang w:val="es-CO"/>
+        </w:rPr>
+        <w:t xml:space="preserve"> en que cada wheel sepa si </w:t>
+      </w:r>
+      <w:r>
+        <w:rPr>
+          <w:lang w:val="es-CO"/>
+        </w:rPr>
+        <w:t>está</w:t>
+      </w:r>
+      <w:r>
+        <w:rPr>
+          <w:lang w:val="es-CO"/>
+        </w:rPr>
+        <w:t xml:space="preserve"> bloqueada o no, para ello agregamos un nuevo atributo en la clase Wheel y en su constructor iniciamos todas las ruedas con que isLocked sea false:</w:t>
+      </w:r>
+    </w:p>
+    <w:p>
+      <w:r>
+        <w:rPr>
+          <w:noProof/>
+        </w:rPr>
+        <w:drawing>
+          <wp:inline distT="0" distB="0" distL="0" distR="0" wp14:anchorId="4D1A4D68" wp14:editId="3E17F5A3">
+            <wp:extent cx="5006774" cy="3139712"/>
+            <wp:effectExtent l="0" t="0" r="0" b="0"/>
+            <wp:docPr id="2085606719" name="drawing">
+              <a:extLst xmlns:a="http://schemas.openxmlformats.org/drawingml/2006/main">
+                <a:ext uri="{FF2B5EF4-FFF2-40B4-BE49-F238E27FC236}">
+                  <a16:creationId xmlns:a16="http://schemas.microsoft.com/office/drawing/2014/main" id="{A3C5ACBB-6AB6-4104-87EA-A870A4A3947A}"/>
+                </a:ext>
+              </a:extLst>
+            </wp:docPr>
+            <wp:cNvGraphicFramePr>
+              <a:graphicFrameLocks xmlns:a="http://schemas.openxmlformats.org/drawingml/2006/main" noChangeAspect="1"/>
+            </wp:cNvGraphicFramePr>
+            <a:graphic xmlns:a="http://schemas.openxmlformats.org/drawingml/2006/main">
+              <a:graphicData uri="http://schemas.openxmlformats.org/drawingml/2006/picture">
+                <pic:pic xmlns:pic="http://schemas.openxmlformats.org/drawingml/2006/picture">
+                  <pic:nvPicPr>
+                    <pic:cNvPr id="2085606719" name="Picture 2085606719"/>
+                    <pic:cNvPicPr/>
+                  </pic:nvPicPr>
+                  <pic:blipFill>
+                    <a:blip r:embed="rId18">
+                      <a:extLst>
+                        <a:ext uri="{28A0092B-C50C-407E-A947-70E740481C1C}">
+                          <a14:useLocalDpi xmlns:a14="http://schemas.microsoft.com/office/drawing/2010/main"/>
+                        </a:ext>
+                      </a:extLst>
+                    </a:blip>
+                    <a:stretch>
+                      <a:fillRect/>
+                    </a:stretch>
+                  </pic:blipFill>
+                  <pic:spPr>
+                    <a:xfrm>
+                      <a:off x="0" y="0"/>
+                      <a:ext cx="5006774" cy="3139712"/>
+                    </a:xfrm>
+                    <a:prstGeom prst="rect">
+                      <a:avLst/>
+                    </a:prstGeom>
+                  </pic:spPr>
+                </pic:pic>
+              </a:graphicData>
+            </a:graphic>
+          </wp:inline>
+        </w:drawing>
+      </w:r>
+    </w:p>
+    <w:p>
+      <w:pPr>
+        <w:rPr>
+          <w:lang w:val="es-CO"/>
+        </w:rPr>
+      </w:pPr>
+      <w:r>
+        <w:rPr>
+          <w:lang w:val="es-ES"/>
+        </w:rPr>
+        <w:t xml:space="preserve">Para poder acceder y saber si </w:t>
+      </w:r>
+      <w:r>
+        <w:rPr>
+          <w:lang w:val="es-ES"/>
+        </w:rPr>
+        <w:t>está</w:t>
+      </w:r>
+      <w:r>
+        <w:rPr>
+          <w:lang w:val="es-ES"/>
+        </w:rPr>
+        <w:t xml:space="preserve"> bloqueada o no, </w:t>
+      </w:r>
+      <w:r>
+        <w:rPr>
+          <w:lang w:val="es-CO"/>
+        </w:rPr>
+        <w:t xml:space="preserve">utilizamos metodos </w:t>
+      </w:r>
+      <w:r>
+        <w:rPr>
+          <w:lang w:val="es-ES"/>
+        </w:rPr>
+        <w:t>get y set:</w:t>
+      </w:r>
+    </w:p>
+    <w:p>
+      <w:r>
+        <w:rPr>
+          <w:noProof/>
+        </w:rPr>
+        <w:drawing>
+          <wp:inline distT="0" distB="0" distL="0" distR="0" wp14:anchorId="392CB9B4" wp14:editId="4EE8FC15">
+            <wp:extent cx="3779847" cy="1874682"/>
+            <wp:effectExtent l="0" t="0" r="0" b="0"/>
+            <wp:docPr id="64686704" name="drawing">
+              <a:extLst xmlns:a="http://schemas.openxmlformats.org/drawingml/2006/main">
+                <a:ext uri="{FF2B5EF4-FFF2-40B4-BE49-F238E27FC236}">
+                  <a16:creationId xmlns:a16="http://schemas.microsoft.com/office/drawing/2014/main" id="{DB3E4374-07B3-4262-8BC3-21B75B84931C}"/>
+                </a:ext>
+              </a:extLst>
+            </wp:docPr>
+            <wp:cNvGraphicFramePr>
+              <a:graphicFrameLocks xmlns:a="http://schemas.openxmlformats.org/drawingml/2006/main" noChangeAspect="1"/>
+            </wp:cNvGraphicFramePr>
+            <a:graphic xmlns:a="http://schemas.openxmlformats.org/drawingml/2006/main">
+              <a:graphicData uri="http://schemas.openxmlformats.org/drawingml/2006/picture">
+                <pic:pic xmlns:pic="http://schemas.openxmlformats.org/drawingml/2006/picture">
+                  <pic:nvPicPr>
+                    <pic:cNvPr id="64686704" name="Picture 64686704"/>
+                    <pic:cNvPicPr/>
+                  </pic:nvPicPr>
+                  <pic:blipFill>
+                    <a:blip r:embed="rId19">
+                      <a:extLst>
+                        <a:ext uri="{28A0092B-C50C-407E-A947-70E740481C1C}">
+                          <a14:useLocalDpi xmlns:a14="http://schemas.microsoft.com/office/drawing/2010/main"/>
+                        </a:ext>
+                      </a:extLst>
+                    </a:blip>
+                    <a:stretch>
+                      <a:fillRect/>
+                    </a:stretch>
+                  </pic:blipFill>
+                  <pic:spPr>
+                    <a:xfrm>
+                      <a:off x="0" y="0"/>
+                      <a:ext cx="3779847" cy="1874682"/>
+                    </a:xfrm>
+                    <a:prstGeom prst="rect">
+                      <a:avLst/>
+                    </a:prstGeom>
+                  </pic:spPr>
+                </pic:pic>
+              </a:graphicData>
+            </a:graphic>
+          </wp:inline>
+        </w:drawing>
+      </w:r>
+    </w:p>
+    <w:p>
+      <w:pPr>
+        <w:rPr>
+          <w:lang w:val="es-CO"/>
+        </w:rPr>
+      </w:pPr>
+      <w:r>
+        <w:rPr>
+          <w:lang w:val="es-CO"/>
+        </w:rPr>
+        <w:t xml:space="preserve">Luego, </w:t>
+      </w:r>
+      <w:r>
+        <w:rPr>
+          <w:lang w:val="es-CO"/>
+        </w:rPr>
+        <w:t xml:space="preserve">la </w:t>
+      </w:r>
+      <w:r>
+        <w:rPr>
+          <w:lang w:val="es-CO"/>
+        </w:rPr>
+        <w:t xml:space="preserve">rueda </w:t>
+      </w:r>
+      <w:r>
+        <w:rPr>
+          <w:lang w:val="es-CO"/>
+        </w:rPr>
+        <w:t xml:space="preserve">misma debe </w:t>
+      </w:r>
+      <w:r>
+        <w:rPr>
+          <w:lang w:val="es-CO"/>
+        </w:rPr>
+        <w:t xml:space="preserve">moverse solo si ella sabe que no </w:t>
+      </w:r>
+      <w:r>
+        <w:rPr>
+          <w:lang w:val="es-CO"/>
+        </w:rPr>
+        <w:t>está</w:t>
+      </w:r>
+      <w:r>
+        <w:rPr>
+          <w:lang w:val="es-CO"/>
+        </w:rPr>
+        <w:t xml:space="preserve"> </w:t>
+      </w:r>
+      <w:r>
+        <w:rPr>
+          <w:lang w:val="es-CO"/>
+        </w:rPr>
+        <w:t xml:space="preserve">bloqueada, por lo </w:t>
+      </w:r>
+      <w:r>
+        <w:rPr>
+          <w:lang w:val="es-CO"/>
+        </w:rPr>
+        <w:t>tanto</w:t>
+      </w:r>
+      <w:r>
+        <w:rPr>
+          <w:lang w:val="es-CO"/>
+        </w:rPr>
+        <w:t xml:space="preserve">, se modifica el </w:t>
+      </w:r>
+      <w:r>
+        <w:rPr>
+          <w:lang w:val="es-CO"/>
+        </w:rPr>
+        <w:t>método</w:t>
+      </w:r>
+      <w:r>
+        <w:rPr>
+          <w:lang w:val="es-CO"/>
+        </w:rPr>
+        <w:t xml:space="preserve"> que </w:t>
+      </w:r>
+      <w:r>
+        <w:rPr>
+          <w:lang w:val="es-CO"/>
+        </w:rPr>
+        <w:t>permite mover</w:t>
+      </w:r>
+      <w:r>
+        <w:rPr>
+          <w:lang w:val="es-CO"/>
+        </w:rPr>
+        <w:t xml:space="preserve"> a la </w:t>
+      </w:r>
+      <w:r>
+        <w:rPr>
+          <w:lang w:val="es-CO"/>
+        </w:rPr>
+        <w:t xml:space="preserve">rueda en la </w:t>
+      </w:r>
+      <w:r>
+        <w:rPr>
+          <w:lang w:val="es-CO"/>
+        </w:rPr>
+        <w:t>clase Wheel</w:t>
+      </w:r>
+      <w:r>
+        <w:rPr>
+          <w:lang w:val="es-CO"/>
+        </w:rPr>
+        <w:t>:</w:t>
+      </w:r>
+      <w:r>
+        <w:rPr>
+          <w:lang w:val="es-CO"/>
+        </w:rPr>
+        <w:t xml:space="preserve"> </w:t>
+      </w:r>
+    </w:p>
+    <w:p>
+      <w:r>
+        <w:rPr>
+          <w:noProof/>
+        </w:rPr>
+        <w:drawing>
+          <wp:inline distT="0" distB="0" distL="0" distR="0" wp14:anchorId="7470BC8B" wp14:editId="029733AB">
+            <wp:extent cx="4016088" cy="1234547"/>
+            <wp:effectExtent l="0" t="0" r="0" b="0"/>
+            <wp:docPr id="837221066" name="drawing">
+              <a:extLst xmlns:a="http://schemas.openxmlformats.org/drawingml/2006/main">
+                <a:ext uri="{FF2B5EF4-FFF2-40B4-BE49-F238E27FC236}">
+                  <a16:creationId xmlns:a16="http://schemas.microsoft.com/office/drawing/2014/main" id="{2A099FB2-A459-4EFE-B5B8-62F8EA53B414}"/>
+                </a:ext>
+              </a:extLst>
+            </wp:docPr>
+            <wp:cNvGraphicFramePr>
+              <a:graphicFrameLocks xmlns:a="http://schemas.openxmlformats.org/drawingml/2006/main" noChangeAspect="1"/>
+            </wp:cNvGraphicFramePr>
+            <a:graphic xmlns:a="http://schemas.openxmlformats.org/drawingml/2006/main">
+              <a:graphicData uri="http://schemas.openxmlformats.org/drawingml/2006/picture">
+                <pic:pic xmlns:pic="http://schemas.openxmlformats.org/drawingml/2006/picture">
+                  <pic:nvPicPr>
+                    <pic:cNvPr id="837221066" name="Picture 837221066"/>
+                    <pic:cNvPicPr/>
+                  </pic:nvPicPr>
+                  <pic:blipFill>
+                    <a:blip r:embed="rId20">
+                      <a:extLst>
+                        <a:ext uri="{28A0092B-C50C-407E-A947-70E740481C1C}">
+                          <a14:useLocalDpi xmlns:a14="http://schemas.microsoft.com/office/drawing/2010/main"/>
+                        </a:ext>
+                      </a:extLst>
+                    </a:blip>
+                    <a:stretch>
+                      <a:fillRect/>
+                    </a:stretch>
+                  </pic:blipFill>
+                  <pic:spPr>
+                    <a:xfrm>
+                      <a:off x="0" y="0"/>
+                      <a:ext cx="4016088" cy="1234547"/>
+                    </a:xfrm>
+                    <a:prstGeom prst="rect">
+                      <a:avLst/>
+                    </a:prstGeom>
+                  </pic:spPr>
+                </pic:pic>
+              </a:graphicData>
+            </a:graphic>
+          </wp:inline>
+        </w:drawing>
+      </w:r>
+    </w:p>
+    <w:p>
+      <w:pPr>
+        <w:rPr>
+          <w:lang w:val="es-CO"/>
+        </w:rPr>
+      </w:pPr>
+      <w:r>
+        <w:rPr>
+          <w:lang w:val="es-CO"/>
+        </w:rPr>
+        <w:t xml:space="preserve">Ahora </w:t>
+      </w:r>
+      <w:r>
+        <w:rPr>
+          <w:lang w:val="es-CO"/>
+        </w:rPr>
+        <w:t>sí</w:t>
+      </w:r>
+      <w:r>
+        <w:rPr>
+          <w:lang w:val="es-CO"/>
+        </w:rPr>
+        <w:t xml:space="preserve">, se implementan los 2 nuevos </w:t>
+      </w:r>
+      <w:r>
+        <w:rPr>
+          <w:lang w:val="es-CO"/>
+        </w:rPr>
+        <w:t>métodos</w:t>
+      </w:r>
+      <w:r>
+        <w:rPr>
+          <w:lang w:val="es-CO"/>
+        </w:rPr>
+        <w:t xml:space="preserve">: </w:t>
+      </w:r>
+    </w:p>
+    <w:p>
+      <w:r>
+        <w:t>-lock( wheel : int) : void.</w:t>
+      </w:r>
+    </w:p>
+    <w:p>
+      <w:r>
+        <w:rPr>
+          <w:noProof/>
+        </w:rPr>
+        <w:drawing>
+          <wp:inline distT="0" distB="0" distL="0" distR="0" wp14:anchorId="34FCC44B" wp14:editId="722C4453">
+            <wp:extent cx="5619750" cy="1285875"/>
+            <wp:effectExtent l="0" t="0" r="0" b="0"/>
+            <wp:docPr id="545982346" name="drawing">
+              <a:extLst xmlns:a="http://schemas.openxmlformats.org/drawingml/2006/main">
+                <a:ext uri="{FF2B5EF4-FFF2-40B4-BE49-F238E27FC236}">
+                  <a16:creationId xmlns:a16="http://schemas.microsoft.com/office/drawing/2014/main" id="{E95A30B3-0677-4F3A-A854-5B9F7BB4CF2F}"/>
+                </a:ext>
+              </a:extLst>
+            </wp:docPr>
+            <wp:cNvGraphicFramePr>
+              <a:graphicFrameLocks xmlns:a="http://schemas.openxmlformats.org/drawingml/2006/main" noChangeAspect="1"/>
+            </wp:cNvGraphicFramePr>
+            <a:graphic xmlns:a="http://schemas.openxmlformats.org/drawingml/2006/main">
+              <a:graphicData uri="http://schemas.openxmlformats.org/drawingml/2006/picture">
+                <pic:pic xmlns:pic="http://schemas.openxmlformats.org/drawingml/2006/picture">
+                  <pic:nvPicPr>
+                    <pic:cNvPr id="545982346" name="Picture 545982346"/>
+                    <pic:cNvPicPr/>
+                  </pic:nvPicPr>
+                  <pic:blipFill>
+                    <a:blip r:embed="rId21">
+                      <a:extLst>
+                        <a:ext uri="{28A0092B-C50C-407E-A947-70E740481C1C}">
+                          <a14:useLocalDpi xmlns:a14="http://schemas.microsoft.com/office/drawing/2010/main"/>
+                        </a:ext>
+                      </a:extLst>
+                    </a:blip>
+                    <a:stretch>
+                      <a:fillRect/>
+                    </a:stretch>
+                  </pic:blipFill>
+                  <pic:spPr>
+                    <a:xfrm>
+                      <a:off x="0" y="0"/>
+                      <a:ext cx="5619750" cy="1285875"/>
+                    </a:xfrm>
+                    <a:prstGeom prst="rect">
+                      <a:avLst/>
+                    </a:prstGeom>
+                  </pic:spPr>
+                </pic:pic>
+              </a:graphicData>
+            </a:graphic>
+          </wp:inline>
+        </w:drawing>
+      </w:r>
+    </w:p>
+    <w:p>
+      <w:r>
+        <w:rPr>
+          <w:noProof/>
+        </w:rPr>
+        <w:drawing>
+          <wp:inline distT="0" distB="0" distL="0" distR="0" wp14:anchorId="1776846D" wp14:editId="32CEB4AB">
+            <wp:extent cx="5121084" cy="2400508"/>
+            <wp:effectExtent l="0" t="0" r="0" b="0"/>
+            <wp:docPr id="1262787331" name="drawing">
+              <a:extLst xmlns:a="http://schemas.openxmlformats.org/drawingml/2006/main">
+                <a:ext uri="{FF2B5EF4-FFF2-40B4-BE49-F238E27FC236}">
+                  <a16:creationId xmlns:a16="http://schemas.microsoft.com/office/drawing/2014/main" id="{40C09F79-84A5-461B-B557-EED0AF0420E0}"/>
+                </a:ext>
+              </a:extLst>
+            </wp:docPr>
+            <wp:cNvGraphicFramePr>
+              <a:graphicFrameLocks xmlns:a="http://schemas.openxmlformats.org/drawingml/2006/main" noChangeAspect="1"/>
+            </wp:cNvGraphicFramePr>
+            <a:graphic xmlns:a="http://schemas.openxmlformats.org/drawingml/2006/main">
+              <a:graphicData uri="http://schemas.openxmlformats.org/drawingml/2006/picture">
+                <pic:pic xmlns:pic="http://schemas.openxmlformats.org/drawingml/2006/picture">
+                  <pic:nvPicPr>
+                    <pic:cNvPr id="1262787331" name="Picture 1262787331"/>
+                    <pic:cNvPicPr/>
+                  </pic:nvPicPr>
+                  <pic:blipFill>
+                    <a:blip r:embed="rId22">
+                      <a:extLst>
+                        <a:ext uri="{28A0092B-C50C-407E-A947-70E740481C1C}">
+                          <a14:useLocalDpi xmlns:a14="http://schemas.microsoft.com/office/drawing/2010/main"/>
+                        </a:ext>
+                      </a:extLst>
+                    </a:blip>
+                    <a:stretch>
+                      <a:fillRect/>
+                    </a:stretch>
+                  </pic:blipFill>
+                  <pic:spPr>
+                    <a:xfrm>
+                      <a:off x="0" y="0"/>
+                      <a:ext cx="5121084" cy="2400508"/>
+                    </a:xfrm>
+                    <a:prstGeom prst="rect">
+                      <a:avLst/>
+                    </a:prstGeom>
+                  </pic:spPr>
+                </pic:pic>
+              </a:graphicData>
+            </a:graphic>
+          </wp:inline>
+        </w:drawing>
+      </w:r>
+    </w:p>
+    <w:p>
+      <w:r>
+        <w:rPr>
+          <w:noProof/>
+        </w:rPr>
+        <w:drawing>
+          <wp:inline distT="0" distB="0" distL="0" distR="0" wp14:anchorId="621CB6AB" wp14:editId="0B6FBC0B">
+            <wp:extent cx="2911092" cy="624894"/>
+            <wp:effectExtent l="0" t="0" r="0" b="0"/>
+            <wp:docPr id="100591495" name="drawing">
+              <a:extLst xmlns:a="http://schemas.openxmlformats.org/drawingml/2006/main">
+                <a:ext uri="{FF2B5EF4-FFF2-40B4-BE49-F238E27FC236}">
+                  <a16:creationId xmlns:a16="http://schemas.microsoft.com/office/drawing/2014/main" id="{F89E5619-DB1C-4C85-B046-3C0491A3630A}"/>
+                </a:ext>
+              </a:extLst>
+            </wp:docPr>
+            <wp:cNvGraphicFramePr>
+              <a:graphicFrameLocks xmlns:a="http://schemas.openxmlformats.org/drawingml/2006/main" noChangeAspect="1"/>
+            </wp:cNvGraphicFramePr>
+            <a:graphic xmlns:a="http://schemas.openxmlformats.org/drawingml/2006/main">
+              <a:graphicData uri="http://schemas.openxmlformats.org/drawingml/2006/picture">
+                <pic:pic xmlns:pic="http://schemas.openxmlformats.org/drawingml/2006/picture">
+                  <pic:nvPicPr>
+                    <pic:cNvPr id="100591495" name="Picture 100591495"/>
+                    <pic:cNvPicPr/>
+                  </pic:nvPicPr>
+                  <pic:blipFill>
+                    <a:blip r:embed="rId23">
+                      <a:extLst>
+                        <a:ext uri="{28A0092B-C50C-407E-A947-70E740481C1C}">
+                          <a14:useLocalDpi xmlns:a14="http://schemas.microsoft.com/office/drawing/2010/main"/>
+                        </a:ext>
+                      </a:extLst>
+                    </a:blip>
+                    <a:stretch>
+                      <a:fillRect/>
+                    </a:stretch>
+                  </pic:blipFill>
+                  <pic:spPr>
+                    <a:xfrm>
+                      <a:off x="0" y="0"/>
+                      <a:ext cx="2911092" cy="624894"/>
+                    </a:xfrm>
+                    <a:prstGeom prst="rect">
+                      <a:avLst/>
+                    </a:prstGeom>
+                  </pic:spPr>
+                </pic:pic>
+              </a:graphicData>
+            </a:graphic>
+          </wp:inline>
+        </w:drawing>
+      </w:r>
+    </w:p>
+    <w:p>
+      <w:r>
+        <w:rPr>
+          <w:noProof/>
+        </w:rPr>
+        <w:drawing>
+          <wp:inline distT="0" distB="0" distL="0" distR="0" wp14:anchorId="34C14BC3" wp14:editId="0207D942">
+            <wp:extent cx="4663844" cy="2149026"/>
+            <wp:effectExtent l="0" t="0" r="0" b="0"/>
+            <wp:docPr id="1470750387" name="drawing">
+              <a:extLst xmlns:a="http://schemas.openxmlformats.org/drawingml/2006/main">
+                <a:ext uri="{FF2B5EF4-FFF2-40B4-BE49-F238E27FC236}">
+                  <a16:creationId xmlns:a16="http://schemas.microsoft.com/office/drawing/2014/main" id="{1F1E2D07-D941-427D-93F9-C3D9A06B15AE}"/>
+                </a:ext>
+              </a:extLst>
+            </wp:docPr>
+            <wp:cNvGraphicFramePr>
+              <a:graphicFrameLocks xmlns:a="http://schemas.openxmlformats.org/drawingml/2006/main" noChangeAspect="1"/>
+            </wp:cNvGraphicFramePr>
+            <a:graphic xmlns:a="http://schemas.openxmlformats.org/drawingml/2006/main">
+              <a:graphicData uri="http://schemas.openxmlformats.org/drawingml/2006/picture">
+                <pic:pic xmlns:pic="http://schemas.openxmlformats.org/drawingml/2006/picture">
+                  <pic:nvPicPr>
+                    <pic:cNvPr id="1470750387" name="Picture 1470750387"/>
+                    <pic:cNvPicPr/>
+                  </pic:nvPicPr>
+                  <pic:blipFill>
+                    <a:blip r:embed="rId24">
+                      <a:extLst>
+                        <a:ext uri="{28A0092B-C50C-407E-A947-70E740481C1C}">
+                          <a14:useLocalDpi xmlns:a14="http://schemas.microsoft.com/office/drawing/2010/main"/>
+                        </a:ext>
+                      </a:extLst>
+                    </a:blip>
+                    <a:stretch>
+                      <a:fillRect/>
+                    </a:stretch>
+                  </pic:blipFill>
+                  <pic:spPr>
+                    <a:xfrm>
+                      <a:off x="0" y="0"/>
+                      <a:ext cx="4663844" cy="2149026"/>
+                    </a:xfrm>
+                    <a:prstGeom prst="rect">
+                      <a:avLst/>
+                    </a:prstGeom>
+                  </pic:spPr>
+                </pic:pic>
+              </a:graphicData>
+            </a:graphic>
+          </wp:inline>
+        </w:drawing>
+      </w:r>
+    </w:p>
+    <w:p>
+      <w:r>
+        <w:rPr>
+          <w:noProof/>
+        </w:rPr>
+        <w:drawing>
+          <wp:inline distT="0" distB="0" distL="0" distR="0" wp14:anchorId="71EFB25E" wp14:editId="0E3DDFD3">
+            <wp:extent cx="3391194" cy="929721"/>
+            <wp:effectExtent l="0" t="0" r="0" b="0"/>
+            <wp:docPr id="768744954" name="drawing">
+              <a:extLst xmlns:a="http://schemas.openxmlformats.org/drawingml/2006/main">
+                <a:ext uri="{FF2B5EF4-FFF2-40B4-BE49-F238E27FC236}">
+                  <a16:creationId xmlns:a16="http://schemas.microsoft.com/office/drawing/2014/main" id="{DCC7913F-F0D5-4F81-A5BB-DA2C74965ACA}"/>
+                </a:ext>
+              </a:extLst>
+            </wp:docPr>
+            <wp:cNvGraphicFramePr>
+              <a:graphicFrameLocks xmlns:a="http://schemas.openxmlformats.org/drawingml/2006/main" noChangeAspect="1"/>
+            </wp:cNvGraphicFramePr>
+            <a:graphic xmlns:a="http://schemas.openxmlformats.org/drawingml/2006/main">
+              <a:graphicData uri="http://schemas.openxmlformats.org/drawingml/2006/picture">
+                <pic:pic xmlns:pic="http://schemas.openxmlformats.org/drawingml/2006/picture">
+                  <pic:nvPicPr>
+                    <pic:cNvPr id="768744954" name="Picture 768744954"/>
+                    <pic:cNvPicPr/>
+                  </pic:nvPicPr>
+                  <pic:blipFill>
+                    <a:blip r:embed="rId25">
+                      <a:extLst>
+                        <a:ext uri="{28A0092B-C50C-407E-A947-70E740481C1C}">
+                          <a14:useLocalDpi xmlns:a14="http://schemas.microsoft.com/office/drawing/2010/main"/>
+                        </a:ext>
+                      </a:extLst>
+                    </a:blip>
+                    <a:stretch>
+                      <a:fillRect/>
+                    </a:stretch>
+                  </pic:blipFill>
+                  <pic:spPr>
+                    <a:xfrm>
+                      <a:off x="0" y="0"/>
+                      <a:ext cx="3391194" cy="929721"/>
+                    </a:xfrm>
+                    <a:prstGeom prst="rect">
+                      <a:avLst/>
+                    </a:prstGeom>
+                  </pic:spPr>
+                </pic:pic>
+              </a:graphicData>
+            </a:graphic>
+          </wp:inline>
+        </w:drawing>
+      </w:r>
+    </w:p>
+    <w:p>
+      <w:r>
+        <w:rPr>
+          <w:noProof/>
+        </w:rPr>
+        <w:drawing>
+          <wp:inline distT="0" distB="0" distL="0" distR="0" wp14:anchorId="23660A0C" wp14:editId="6692038C">
+            <wp:extent cx="5204911" cy="2629128"/>
+            <wp:effectExtent l="0" t="0" r="0" b="0"/>
+            <wp:docPr id="100573077" name="drawing">
+              <a:extLst xmlns:a="http://schemas.openxmlformats.org/drawingml/2006/main">
+                <a:ext uri="{FF2B5EF4-FFF2-40B4-BE49-F238E27FC236}">
+                  <a16:creationId xmlns:a16="http://schemas.microsoft.com/office/drawing/2014/main" id="{125FE94A-04F1-43D8-8CF0-3753C36A5132}"/>
+                </a:ext>
+              </a:extLst>
+            </wp:docPr>
+            <wp:cNvGraphicFramePr>
+              <a:graphicFrameLocks xmlns:a="http://schemas.openxmlformats.org/drawingml/2006/main" noChangeAspect="1"/>
+            </wp:cNvGraphicFramePr>
+            <a:graphic xmlns:a="http://schemas.openxmlformats.org/drawingml/2006/main">
+              <a:graphicData uri="http://schemas.openxmlformats.org/drawingml/2006/picture">
+                <pic:pic xmlns:pic="http://schemas.openxmlformats.org/drawingml/2006/picture">
+                  <pic:nvPicPr>
+                    <pic:cNvPr id="100573077" name="Picture 100573077"/>
+                    <pic:cNvPicPr/>
+                  </pic:nvPicPr>
+                  <pic:blipFill>
+                    <a:blip r:embed="rId26">
+                      <a:extLst>
+                        <a:ext uri="{28A0092B-C50C-407E-A947-70E740481C1C}">
+                          <a14:useLocalDpi xmlns:a14="http://schemas.microsoft.com/office/drawing/2010/main"/>
+                        </a:ext>
+                      </a:extLst>
+                    </a:blip>
+                    <a:stretch>
+                      <a:fillRect/>
+                    </a:stretch>
+                  </pic:blipFill>
+                  <pic:spPr>
+                    <a:xfrm>
+                      <a:off x="0" y="0"/>
+                      <a:ext cx="5204911" cy="2629128"/>
+                    </a:xfrm>
+                    <a:prstGeom prst="rect">
+                      <a:avLst/>
+                    </a:prstGeom>
+                  </pic:spPr>
+                </pic:pic>
+              </a:graphicData>
+            </a:graphic>
+          </wp:inline>
+        </w:drawing>
+      </w:r>
+    </w:p>
+    <w:p>
+      <w:r>
+        <w:t>-unlock ( wheel : int ) : void.</w:t>
+      </w:r>
+    </w:p>
+    <w:p>
+      <w:r>
+        <w:t xml:space="preserve"> </w:t>
+      </w:r>
+      <w:r>
+        <w:rPr>
+          <w:noProof/>
+        </w:rPr>
+        <w:drawing>
+          <wp:inline distT="0" distB="0" distL="0" distR="0" wp14:anchorId="2C49735C" wp14:editId="731BF5A9">
+            <wp:extent cx="5619750" cy="1295400"/>
+            <wp:effectExtent l="0" t="0" r="0" b="0"/>
+            <wp:docPr id="1922801452" name="drawing">
+              <a:extLst xmlns:a="http://schemas.openxmlformats.org/drawingml/2006/main">
+                <a:ext uri="{FF2B5EF4-FFF2-40B4-BE49-F238E27FC236}">
+                  <a16:creationId xmlns:a16="http://schemas.microsoft.com/office/drawing/2014/main" id="{C823B6D1-8214-462F-9F22-A64F8D96D694}"/>
+                </a:ext>
+              </a:extLst>
+            </wp:docPr>
+            <wp:cNvGraphicFramePr>
+              <a:graphicFrameLocks xmlns:a="http://schemas.openxmlformats.org/drawingml/2006/main" noChangeAspect="1"/>
+            </wp:cNvGraphicFramePr>
+            <a:graphic xmlns:a="http://schemas.openxmlformats.org/drawingml/2006/main">
+              <a:graphicData uri="http://schemas.openxmlformats.org/drawingml/2006/picture">
+                <pic:pic xmlns:pic="http://schemas.openxmlformats.org/drawingml/2006/picture">
+                  <pic:nvPicPr>
+                    <pic:cNvPr id="1922801452" name="Picture 1922801452"/>
+                    <pic:cNvPicPr/>
+                  </pic:nvPicPr>
+                  <pic:blipFill>
+                    <a:blip r:embed="rId27">
+                      <a:extLst>
+                        <a:ext uri="{28A0092B-C50C-407E-A947-70E740481C1C}">
+                          <a14:useLocalDpi xmlns:a14="http://schemas.microsoft.com/office/drawing/2010/main"/>
+                        </a:ext>
+                      </a:extLst>
+                    </a:blip>
+                    <a:stretch>
+                      <a:fillRect/>
+                    </a:stretch>
+                  </pic:blipFill>
+                  <pic:spPr>
+                    <a:xfrm>
+                      <a:off x="0" y="0"/>
+                      <a:ext cx="5619750" cy="1295400"/>
+                    </a:xfrm>
+                    <a:prstGeom prst="rect">
+                      <a:avLst/>
+                    </a:prstGeom>
+                  </pic:spPr>
+                </pic:pic>
+              </a:graphicData>
+            </a:graphic>
+          </wp:inline>
+        </w:drawing>
+      </w:r>
+    </w:p>
+    <w:p>
+      <w:r>
+        <w:rPr>
+          <w:noProof/>
+        </w:rPr>
+        <w:drawing>
+          <wp:inline distT="0" distB="0" distL="0" distR="0" wp14:anchorId="0D040425" wp14:editId="328D1B1C">
+            <wp:extent cx="5204911" cy="2629128"/>
+            <wp:effectExtent l="0" t="0" r="0" b="0"/>
+            <wp:docPr id="1061285447" name="drawing">
+              <a:extLst xmlns:a="http://schemas.openxmlformats.org/drawingml/2006/main">
+                <a:ext uri="{FF2B5EF4-FFF2-40B4-BE49-F238E27FC236}">
+                  <a16:creationId xmlns:a16="http://schemas.microsoft.com/office/drawing/2014/main" id="{C341C872-5B6E-41FD-927E-F17E28A12736}"/>
+                </a:ext>
+              </a:extLst>
+            </wp:docPr>
+            <wp:cNvGraphicFramePr>
+              <a:graphicFrameLocks xmlns:a="http://schemas.openxmlformats.org/drawingml/2006/main" noChangeAspect="1"/>
+            </wp:cNvGraphicFramePr>
+            <a:graphic xmlns:a="http://schemas.openxmlformats.org/drawingml/2006/main">
+              <a:graphicData uri="http://schemas.openxmlformats.org/drawingml/2006/picture">
+                <pic:pic xmlns:pic="http://schemas.openxmlformats.org/drawingml/2006/picture">
+                  <pic:nvPicPr>
+                    <pic:cNvPr id="1061285447" name="Picture 1061285447"/>
+                    <pic:cNvPicPr/>
+                  </pic:nvPicPr>
+                  <pic:blipFill>
+                    <a:blip r:embed="rId26">
+                      <a:extLst>
+                        <a:ext uri="{28A0092B-C50C-407E-A947-70E740481C1C}">
+                          <a14:useLocalDpi xmlns:a14="http://schemas.microsoft.com/office/drawing/2010/main"/>
+                        </a:ext>
+                      </a:extLst>
+                    </a:blip>
+                    <a:stretch>
+                      <a:fillRect/>
+                    </a:stretch>
+                  </pic:blipFill>
+                  <pic:spPr>
+                    <a:xfrm>
+                      <a:off x="0" y="0"/>
+                      <a:ext cx="5204911" cy="2629128"/>
+                    </a:xfrm>
+                    <a:prstGeom prst="rect">
+                      <a:avLst/>
+                    </a:prstGeom>
+                  </pic:spPr>
+                </pic:pic>
+              </a:graphicData>
+            </a:graphic>
+          </wp:inline>
+        </w:drawing>
+      </w:r>
+    </w:p>
+    <w:p>
+      <w:r>
+        <w:rPr>
+          <w:noProof/>
+        </w:rPr>
+        <w:drawing>
+          <wp:inline distT="0" distB="0" distL="0" distR="0" wp14:anchorId="52058FE3" wp14:editId="75098C7F">
+            <wp:extent cx="4282811" cy="746825"/>
+            <wp:effectExtent l="0" t="0" r="0" b="0"/>
+            <wp:docPr id="1926475350" name="drawing">
+              <a:extLst xmlns:a="http://schemas.openxmlformats.org/drawingml/2006/main">
+                <a:ext uri="{FF2B5EF4-FFF2-40B4-BE49-F238E27FC236}">
+                  <a16:creationId xmlns:a16="http://schemas.microsoft.com/office/drawing/2014/main" id="{75C9F86A-0BAB-4D13-9FB5-4A362EB40C32}"/>
+                </a:ext>
+              </a:extLst>
+            </wp:docPr>
+            <wp:cNvGraphicFramePr>
+              <a:graphicFrameLocks xmlns:a="http://schemas.openxmlformats.org/drawingml/2006/main" noChangeAspect="1"/>
+            </wp:cNvGraphicFramePr>
+            <a:graphic xmlns:a="http://schemas.openxmlformats.org/drawingml/2006/main">
+              <a:graphicData uri="http://schemas.openxmlformats.org/drawingml/2006/picture">
+                <pic:pic xmlns:pic="http://schemas.openxmlformats.org/drawingml/2006/picture">
+                  <pic:nvPicPr>
+                    <pic:cNvPr id="1926475350" name="Picture 1926475350"/>
+                    <pic:cNvPicPr/>
+                  </pic:nvPicPr>
+                  <pic:blipFill>
+                    <a:blip r:embed="rId28">
+                      <a:extLst>
+                        <a:ext uri="{28A0092B-C50C-407E-A947-70E740481C1C}">
+                          <a14:useLocalDpi xmlns:a14="http://schemas.microsoft.com/office/drawing/2010/main"/>
+                        </a:ext>
+                      </a:extLst>
+                    </a:blip>
+                    <a:stretch>
+                      <a:fillRect/>
+                    </a:stretch>
+                  </pic:blipFill>
+                  <pic:spPr>
+                    <a:xfrm>
+                      <a:off x="0" y="0"/>
+                      <a:ext cx="4282811" cy="746825"/>
+                    </a:xfrm>
+                    <a:prstGeom prst="rect">
+                      <a:avLst/>
+                    </a:prstGeom>
+                  </pic:spPr>
+                </pic:pic>
+              </a:graphicData>
+            </a:graphic>
+          </wp:inline>
+        </w:drawing>
+      </w:r>
+    </w:p>
+    <w:p>
+      <w:r>
+        <w:rPr>
+          <w:noProof/>
+        </w:rPr>
+        <w:drawing>
+          <wp:inline distT="0" distB="0" distL="0" distR="0" wp14:anchorId="6AE17312" wp14:editId="21B42EAD">
+            <wp:extent cx="4740051" cy="2156647"/>
+            <wp:effectExtent l="0" t="0" r="0" b="0"/>
+            <wp:docPr id="1927474440" name="drawing">
+              <a:extLst xmlns:a="http://schemas.openxmlformats.org/drawingml/2006/main">
+                <a:ext uri="{FF2B5EF4-FFF2-40B4-BE49-F238E27FC236}">
+                  <a16:creationId xmlns:a16="http://schemas.microsoft.com/office/drawing/2014/main" id="{166E95AC-DD2C-45DB-A887-2C2CF6356B72}"/>
+                </a:ext>
+              </a:extLst>
+            </wp:docPr>
+            <wp:cNvGraphicFramePr>
+              <a:graphicFrameLocks xmlns:a="http://schemas.openxmlformats.org/drawingml/2006/main" noChangeAspect="1"/>
+            </wp:cNvGraphicFramePr>
+            <a:graphic xmlns:a="http://schemas.openxmlformats.org/drawingml/2006/main">
+              <a:graphicData uri="http://schemas.openxmlformats.org/drawingml/2006/picture">
+                <pic:pic xmlns:pic="http://schemas.openxmlformats.org/drawingml/2006/picture">
+                  <pic:nvPicPr>
+                    <pic:cNvPr id="1927474440" name="Picture 1927474440"/>
+                    <pic:cNvPicPr/>
+                  </pic:nvPicPr>
+                  <pic:blipFill>
+                    <a:blip r:embed="rId29">
+                      <a:extLst>
+                        <a:ext uri="{28A0092B-C50C-407E-A947-70E740481C1C}">
+                          <a14:useLocalDpi xmlns:a14="http://schemas.microsoft.com/office/drawing/2010/main"/>
+                        </a:ext>
+                      </a:extLst>
+                    </a:blip>
+                    <a:stretch>
+                      <a:fillRect/>
+                    </a:stretch>
+                  </pic:blipFill>
+                  <pic:spPr>
+                    <a:xfrm>
+                      <a:off x="0" y="0"/>
+                      <a:ext cx="4740051" cy="2156647"/>
+                    </a:xfrm>
+                    <a:prstGeom prst="rect">
+                      <a:avLst/>
+                    </a:prstGeom>
+                  </pic:spPr>
+                </pic:pic>
+              </a:graphicData>
+            </a:graphic>
+          </wp:inline>
+        </w:drawing>
+      </w:r>
+    </w:p>
+    <w:p>
+      <w:r>
+        <w:rPr>
+          <w:noProof/>
+        </w:rPr>
+        <w:drawing>
+          <wp:inline distT="0" distB="0" distL="0" distR="0" wp14:anchorId="71D9BE41" wp14:editId="29625EE5">
+            <wp:extent cx="3375953" cy="861135"/>
+            <wp:effectExtent l="0" t="0" r="0" b="0"/>
+            <wp:docPr id="2107537043" name="drawing">
+              <a:extLst xmlns:a="http://schemas.openxmlformats.org/drawingml/2006/main">
+                <a:ext uri="{FF2B5EF4-FFF2-40B4-BE49-F238E27FC236}">
+                  <a16:creationId xmlns:a16="http://schemas.microsoft.com/office/drawing/2014/main" id="{CB37C861-B93C-4A14-A2E4-C5C0C07F9392}"/>
+                </a:ext>
+              </a:extLst>
+            </wp:docPr>
+            <wp:cNvGraphicFramePr>
+              <a:graphicFrameLocks xmlns:a="http://schemas.openxmlformats.org/drawingml/2006/main" noChangeAspect="1"/>
+            </wp:cNvGraphicFramePr>
+            <a:graphic xmlns:a="http://schemas.openxmlformats.org/drawingml/2006/main">
+              <a:graphicData uri="http://schemas.openxmlformats.org/drawingml/2006/picture">
+                <pic:pic xmlns:pic="http://schemas.openxmlformats.org/drawingml/2006/picture">
+                  <pic:nvPicPr>
+                    <pic:cNvPr id="2107537043" name="Picture 2107537043"/>
+                    <pic:cNvPicPr/>
+                  </pic:nvPicPr>
+                  <pic:blipFill>
+                    <a:blip r:embed="rId30">
+                      <a:extLst>
+                        <a:ext uri="{28A0092B-C50C-407E-A947-70E740481C1C}">
+                          <a14:useLocalDpi xmlns:a14="http://schemas.microsoft.com/office/drawing/2010/main"/>
+                        </a:ext>
+                      </a:extLst>
+                    </a:blip>
+                    <a:stretch>
+                      <a:fillRect/>
+                    </a:stretch>
+                  </pic:blipFill>
+                  <pic:spPr>
+                    <a:xfrm>
+                      <a:off x="0" y="0"/>
+                      <a:ext cx="3375953" cy="861135"/>
+                    </a:xfrm>
+                    <a:prstGeom prst="rect">
+                      <a:avLst/>
+                    </a:prstGeom>
+                  </pic:spPr>
+                </pic:pic>
+              </a:graphicData>
+            </a:graphic>
+          </wp:inline>
+        </w:drawing>
+      </w:r>
+    </w:p>
+    <w:p>
+      <w:r>
+        <w:rPr>
+          <w:noProof/>
+        </w:rPr>
+        <w:drawing>
+          <wp:inline distT="0" distB="0" distL="0" distR="0" wp14:anchorId="39BF3064" wp14:editId="3778C504">
+            <wp:extent cx="5197290" cy="2263336"/>
+            <wp:effectExtent l="0" t="0" r="0" b="0"/>
+            <wp:docPr id="632101474" name="drawing">
+              <a:extLst xmlns:a="http://schemas.openxmlformats.org/drawingml/2006/main">
+                <a:ext uri="{FF2B5EF4-FFF2-40B4-BE49-F238E27FC236}">
+                  <a16:creationId xmlns:a16="http://schemas.microsoft.com/office/drawing/2014/main" id="{71620A99-8010-42DF-9D75-2FBE0E4B1D02}"/>
+                </a:ext>
+              </a:extLst>
+            </wp:docPr>
+            <wp:cNvGraphicFramePr>
+              <a:graphicFrameLocks xmlns:a="http://schemas.openxmlformats.org/drawingml/2006/main" noChangeAspect="1"/>
+            </wp:cNvGraphicFramePr>
+            <a:graphic xmlns:a="http://schemas.openxmlformats.org/drawingml/2006/main">
+              <a:graphicData uri="http://schemas.openxmlformats.org/drawingml/2006/picture">
+                <pic:pic xmlns:pic="http://schemas.openxmlformats.org/drawingml/2006/picture">
+                  <pic:nvPicPr>
+                    <pic:cNvPr id="632101474" name="Picture 632101474"/>
+                    <pic:cNvPicPr/>
+                  </pic:nvPicPr>
+                  <pic:blipFill>
+                    <a:blip r:embed="rId31">
+                      <a:extLst>
+                        <a:ext uri="{28A0092B-C50C-407E-A947-70E740481C1C}">
+                          <a14:useLocalDpi xmlns:a14="http://schemas.microsoft.com/office/drawing/2010/main"/>
+                        </a:ext>
+                      </a:extLst>
+                    </a:blip>
+                    <a:stretch>
+                      <a:fillRect/>
+                    </a:stretch>
+                  </pic:blipFill>
+                  <pic:spPr>
+                    <a:xfrm>
+                      <a:off x="0" y="0"/>
+                      <a:ext cx="5197290" cy="2263336"/>
+                    </a:xfrm>
+                    <a:prstGeom prst="rect">
+                      <a:avLst/>
+                    </a:prstGeom>
+                  </pic:spPr>
+                </pic:pic>
+              </a:graphicData>
+            </a:graphic>
+          </wp:inline>
+        </w:drawing>
+      </w:r>
+    </w:p>
+    <w:p>
+      <w:pPr>
+        <w:rPr>
+          <w:lang w:val="es-CO"/>
+        </w:rPr>
+      </w:pPr>
+      <w:r>
+        <w:rPr>
+          <w:b/>
+          <w:bCs/>
+          <w:lang w:val="es-CO"/>
+        </w:rPr>
+        <w:t>Mini Ciclo 3 / spin</w:t>
+      </w:r>
+      <w:r>
+        <w:rPr>
+          <w:b/>
+          <w:bCs/>
+          <w:lang w:val="es-CO"/>
+        </w:rPr>
+        <w:t>:</w:t>
+      </w:r>
+    </w:p>
+    <w:p>
+      <w:pPr>
+        <w:rPr>
+          <w:lang w:val="es-CO"/>
+        </w:rPr>
+      </w:pPr>
+      <w:r>
+        <w:rPr>
+          <w:lang w:val="es-CO"/>
+        </w:rPr>
+        <w:t>**</w:t>
+      </w:r>
+    </w:p>
+    <w:p>
+      <w:pPr>
+        <w:rPr>
+          <w:b/>
+          <w:bCs/>
+          <w:lang w:val="es-CO"/>
+        </w:rPr>
+      </w:pPr>
+    </w:p>
+    <w:p>
+      <w:pPr>
+        <w:rPr>
+          <w:b/>
+          <w:bCs/>
+          <w:lang w:val="es-CO"/>
+        </w:rPr>
+      </w:pPr>
+    </w:p>
+    <w:p>
+      <w:pPr>
+        <w:rPr>
+          <w:b/>
+          <w:bCs/>
+          <w:lang w:val="es-CO"/>
+        </w:rPr>
+      </w:pPr>
+    </w:p>
+    <w:p>
+      <w:pPr>
+        <w:rPr>
+          <w:b/>
+          <w:bCs/>
+          <w:lang w:val="es-CO"/>
+        </w:rPr>
+      </w:pPr>
+      <w:r>
+        <w:rPr>
+          <w:b/>
+          <w:bCs/>
+          <w:lang w:val="es-CO"/>
+        </w:rPr>
         <w:t>Casos de prueba de unicidad:</w:t>
       </w:r>
     </w:p>
@@ -870,7 +2439,7 @@
     </w:p>
     <w:tbl>
       <w:tblPr>
-        <w:tblStyle w:val="Tablaconcuadrcula"/>
+        <w:tblStyle w:val="TableGrid"/>
         <w:tblW w:w="0" w:type="auto"/>
         <w:tblInd w:w="279" w:type="dxa"/>
         <w:tblLook w:val="04A0" w:firstRow="1" w:lastRow="0" w:firstColumn="1" w:lastColumn="0" w:noHBand="0" w:noVBand="1"/>
@@ -1195,69 +2764,82 @@
             <w:tcW w:w="6516" w:type="dxa"/>
           </w:tcPr>
           <w:p>
-            <w:pPr>
-              <w:rPr>
-                <w:lang w:val="es-CO"/>
-              </w:rPr>
-            </w:pPr>
-            <w:r>
-              <w:rPr>
-                <w:lang w:val="es-CO"/>
-              </w:rPr>
+            <w:r>
               <w:t>should</w:t>
             </w:r>
             <w:r>
-              <w:rPr>
-                <w:lang w:val="es-CO"/>
-              </w:rPr>
               <w:t>Swap</w:t>
             </w:r>
             <w:r>
-              <w:rPr>
-                <w:lang w:val="es-CO"/>
-              </w:rPr>
               <w:t>WheelsWill</w:t>
             </w:r>
             <w:r>
-              <w:rPr>
-                <w:lang w:val="es-CO"/>
-              </w:rPr>
               <w:t>Chan</w:t>
             </w:r>
             <w:r>
-              <w:rPr>
-                <w:lang w:val="es-CO"/>
-              </w:rPr>
               <w:t>geColorsOrder</w:t>
             </w:r>
             <w:r>
-              <w:rPr>
-                <w:lang w:val="es-CO"/>
-              </w:rPr>
               <w:t>()</w:t>
             </w:r>
           </w:p>
           <w:p>
-            <w:pPr>
-              <w:rPr>
-                <w:lang w:val="es-CO"/>
-              </w:rPr>
-            </w:pPr>
-            <w:r>
-              <w:rPr>
-                <w:lang w:val="es-CO"/>
-              </w:rPr>
+            <w:r>
               <w:t>shouldNotChangeIfSwapWithTheSameWheel()</w:t>
             </w:r>
           </w:p>
           <w:p>
-            <w:pPr>
-              <w:rPr>
-                <w:lang w:val="es-CO"/>
-              </w:rPr>
-            </w:pPr>
+            <w:r>
+              <w:t>should</w:t>
+            </w:r>
+            <w:r>
+              <w:t>Swa</w:t>
+            </w:r>
+            <w:r>
+              <w:t>p</w:t>
+            </w:r>
+            <w:r>
+              <w:t>I</w:t>
+            </w:r>
+            <w:r>
+              <w:t>f</w:t>
+            </w:r>
+            <w:r>
+              <w:t>Wheel</w:t>
+            </w:r>
+            <w:r>
+              <w:t>PosIs</w:t>
+            </w:r>
+            <w:r>
+              <w:t>TooShort</w:t>
+            </w:r>
+            <w:r>
+              <w:t>()</w:t>
+            </w:r>
           </w:p>
           <w:p>
+            <w:r>
+              <w:t>shouldSwapIfWheelPos</w:t>
+            </w:r>
+            <w:r>
+              <w:t>Is</w:t>
+            </w:r>
+            <w:r>
+              <w:t>TooBig</w:t>
+            </w:r>
+            <w:r>
+              <w:t>()</w:t>
+            </w:r>
+          </w:p>
+          <w:p/>
+        </w:tc>
+      </w:tr>
+      <w:tr>
+        <w:tc>
+          <w:tcPr>
+            <w:tcW w:w="2033" w:type="dxa"/>
+          </w:tcPr>
+          <w:p>
             <w:pPr>
               <w:rPr>
                 <w:lang w:val="es-CO"/>
@@ -1267,13 +2849,65 @@
               <w:rPr>
                 <w:lang w:val="es-CO"/>
               </w:rPr>
-              <w:t>//Swap extremos</w:t>
-            </w:r>
-            <w:r>
-              <w:rPr>
-                <w:lang w:val="es-CO"/>
-              </w:rPr>
-              <w:t>**</w:t>
+              <w:t>Lock()</w:t>
+            </w:r>
+          </w:p>
+        </w:tc>
+        <w:tc>
+          <w:tcPr>
+            <w:tcW w:w="6516" w:type="dxa"/>
+          </w:tcPr>
+          <w:p>
+            <w:pPr>
+              <w:rPr>
+                <w:lang w:val="es-CO"/>
+              </w:rPr>
+            </w:pPr>
+            <w:r>
+              <w:rPr>
+                <w:lang w:val="es-CO"/>
+              </w:rPr>
+              <w:t>shouldNotChange</w:t>
+            </w:r>
+            <w:r>
+              <w:rPr>
+                <w:lang w:val="es-CO"/>
+              </w:rPr>
+              <w:t>WheelsSymbol</w:t>
+            </w:r>
+            <w:r>
+              <w:rPr>
+                <w:lang w:val="es-CO"/>
+              </w:rPr>
+              <w:t>IfItIslocked</w:t>
+            </w:r>
+            <w:r>
+              <w:rPr>
+                <w:lang w:val="es-CO"/>
+              </w:rPr>
+              <w:t>()</w:t>
+            </w:r>
+          </w:p>
+          <w:p>
+            <w:r>
+              <w:t>shoul</w:t>
+            </w:r>
+            <w:r>
+              <w:t>dLock</w:t>
+            </w:r>
+            <w:r>
+              <w:t>IfWheelPosIsTooShort()</w:t>
+            </w:r>
+          </w:p>
+          <w:p>
+            <w:r>
+              <w:t>should</w:t>
+            </w:r>
+            <w:r>
+              <w:t>Lock</w:t>
+            </w:r>
+            <w:r>
+              <w:t>IfWheelPosIsTooBig()</w:t>
             </w:r>
           </w:p>
         </w:tc>
@@ -1293,7 +2927,7 @@
               <w:rPr>
                 <w:lang w:val="es-CO"/>
               </w:rPr>
-              <w:t>Lock()</w:t>
+              <w:t>Unlock()</w:t>
             </w:r>
           </w:p>
         </w:tc>
@@ -1311,25 +2945,27 @@
               <w:rPr>
                 <w:lang w:val="es-CO"/>
               </w:rPr>
-              <w:t>shouldNotChange</w:t>
-            </w:r>
-            <w:r>
-              <w:rPr>
-                <w:lang w:val="es-CO"/>
-              </w:rPr>
-              <w:t>WheelsSymbol</w:t>
-            </w:r>
-            <w:r>
-              <w:rPr>
-                <w:lang w:val="es-CO"/>
-              </w:rPr>
-              <w:t>IfItIslocked</w:t>
+              <w:t>shouldChangeWheelsSymbol</w:t>
+            </w:r>
+            <w:r>
+              <w:rPr>
+                <w:lang w:val="es-CO"/>
+              </w:rPr>
+              <w:t>IfItIsUnlocked</w:t>
             </w:r>
             <w:r>
               <w:rPr>
                 <w:lang w:val="es-CO"/>
               </w:rPr>
               <w:t>()</w:t>
+            </w:r>
+          </w:p>
+          <w:p>
+            <w:r>
+              <w:t>shouldUnl</w:t>
+            </w:r>
+            <w:r>
+              <w:t>ockIfWheelPosIsTooShort()</w:t>
             </w:r>
           </w:p>
           <w:p>
@@ -1339,16 +2975,13 @@
               </w:rPr>
             </w:pPr>
             <w:r>
-              <w:rPr>
-                <w:lang w:val="es-CO"/>
-              </w:rPr>
-              <w:t>//Lock extremos</w:t>
-            </w:r>
-            <w:r>
-              <w:rPr>
-                <w:lang w:val="es-CO"/>
-              </w:rPr>
-              <w:t>**</w:t>
+              <w:t>should</w:t>
+            </w:r>
+            <w:r>
+              <w:t>Unl</w:t>
+            </w:r>
+            <w:r>
+              <w:t>ockIfWheelPosIsTooBig()</w:t>
             </w:r>
           </w:p>
         </w:tc>
@@ -1368,7 +3001,7 @@
               <w:rPr>
                 <w:lang w:val="es-CO"/>
               </w:rPr>
-              <w:t>Unlock()</w:t>
+              <w:t>addSymbol()</w:t>
             </w:r>
           </w:p>
         </w:tc>
@@ -1377,47 +3010,69 @@
             <w:tcW w:w="6516" w:type="dxa"/>
           </w:tcPr>
           <w:p>
-            <w:pPr>
-              <w:rPr>
-                <w:lang w:val="es-CO"/>
-              </w:rPr>
-            </w:pPr>
-            <w:r>
-              <w:rPr>
-                <w:lang w:val="es-CO"/>
-              </w:rPr>
-              <w:t>shouldChangeWheelsSymbol</w:t>
-            </w:r>
-            <w:r>
-              <w:rPr>
-                <w:lang w:val="es-CO"/>
-              </w:rPr>
-              <w:t>IfItIsUnlocked</w:t>
-            </w:r>
-            <w:r>
-              <w:rPr>
-                <w:lang w:val="es-CO"/>
-              </w:rPr>
+            <w:r>
+              <w:t>shouldSymbolNumberBeGreater</w:t>
+            </w:r>
+            <w:r>
+              <w:t>IfSymbolAdded</w:t>
+            </w:r>
+            <w:r>
               <w:t>()</w:t>
             </w:r>
           </w:p>
           <w:p>
-            <w:pPr>
-              <w:rPr>
-                <w:lang w:val="es-CO"/>
-              </w:rPr>
-            </w:pPr>
-            <w:r>
-              <w:rPr>
-                <w:lang w:val="es-CO"/>
-              </w:rPr>
-              <w:t>//Unlock extremos</w:t>
-            </w:r>
-            <w:r>
-              <w:rPr>
-                <w:lang w:val="es-CO"/>
-              </w:rPr>
-              <w:t>**</w:t>
+            <w:r>
+              <w:t>should</w:t>
+            </w:r>
+            <w:r>
+              <w:t>SymbolBeInTheSpecificPosition()</w:t>
+            </w:r>
+          </w:p>
+          <w:p>
+            <w:r>
+              <w:t>shouldNotAddARepeatedSymbol()</w:t>
+            </w:r>
+          </w:p>
+          <w:p>
+            <w:r>
+              <w:t>shouldAddSymbol</w:t>
+            </w:r>
+            <w:r>
+              <w:t>AtEndIfPosTooBig</w:t>
+            </w:r>
+            <w:r>
+              <w:t>()</w:t>
+            </w:r>
+          </w:p>
+          <w:p>
+            <w:r>
+              <w:t>shouldAddSymbolAt</w:t>
+            </w:r>
+            <w:r>
+              <w:t>Start</w:t>
+            </w:r>
+            <w:r>
+              <w:t>IfPosToo</w:t>
+            </w:r>
+            <w:r>
+              <w:t>Little</w:t>
+            </w:r>
+            <w:r>
+              <w:t>()</w:t>
+            </w:r>
+          </w:p>
+          <w:p>
+            <w:r>
+              <w:t>shouldNotAddStrange</w:t>
+            </w:r>
+            <w:r>
+              <w:t>Symbol</w:t>
+            </w:r>
+            <w:r>
+              <w:t>s</w:t>
+            </w:r>
+            <w:r>
+              <w:t>()</w:t>
             </w:r>
           </w:p>
         </w:tc>
@@ -1437,7 +3092,7 @@
               <w:rPr>
                 <w:lang w:val="es-CO"/>
               </w:rPr>
-              <w:t>addSymbol()</w:t>
+              <w:t>delSymbol()</w:t>
             </w:r>
           </w:p>
         </w:tc>
@@ -1446,69 +3101,71 @@
             <w:tcW w:w="6516" w:type="dxa"/>
           </w:tcPr>
           <w:p>
-            <w:r>
-              <w:t>shouldSymbolNumberBeGreater</w:t>
-            </w:r>
-            <w:r>
-              <w:t>IfSymbolAdded</w:t>
-            </w:r>
-            <w:r>
+            <w:pPr>
+              <w:rPr>
+                <w:lang w:val="es-CO"/>
+              </w:rPr>
+            </w:pPr>
+            <w:r>
+              <w:rPr>
+                <w:lang w:val="es-CO"/>
+              </w:rPr>
+              <w:t>shoul</w:t>
+            </w:r>
+            <w:r>
+              <w:rPr>
+                <w:lang w:val="es-CO"/>
+              </w:rPr>
+              <w:t>dSymbolNumberBeLess</w:t>
+            </w:r>
+            <w:r>
+              <w:rPr>
+                <w:lang w:val="es-CO"/>
+              </w:rPr>
+              <w:t>IfSymbolWasDeleted</w:t>
+            </w:r>
+            <w:r>
+              <w:rPr>
+                <w:lang w:val="es-CO"/>
+              </w:rPr>
               <w:t>()</w:t>
             </w:r>
           </w:p>
           <w:p>
-            <w:r>
+            <w:pPr>
+              <w:rPr>
+                <w:lang w:val="es-CO"/>
+              </w:rPr>
+            </w:pPr>
+            <w:r>
+              <w:rPr>
+                <w:lang w:val="es-CO"/>
+              </w:rPr>
               <w:t>should</w:t>
             </w:r>
             <w:r>
-              <w:t>SymbolBeInTheSpecificPosition()</w:t>
-            </w:r>
-          </w:p>
-          <w:p>
-            <w:r>
-              <w:t>shouldNotAddARepeatedSymbol()</w:t>
-            </w:r>
-          </w:p>
-          <w:p>
-            <w:r>
-              <w:t>shouldAddSymbol</w:t>
-            </w:r>
-            <w:r>
-              <w:t>AtEndIfPosTooBig</w:t>
-            </w:r>
-            <w:r>
-              <w:t>()</w:t>
-            </w:r>
-          </w:p>
-          <w:p>
-            <w:r>
-              <w:t>shouldAddSymbolAt</w:t>
-            </w:r>
-            <w:r>
-              <w:t>Start</w:t>
-            </w:r>
-            <w:r>
-              <w:t>IfPosToo</w:t>
-            </w:r>
-            <w:r>
-              <w:t>Little</w:t>
-            </w:r>
-            <w:r>
-              <w:t>()</w:t>
-            </w:r>
-          </w:p>
-          <w:p>
-            <w:r>
-              <w:t>shouldNotAddStrange</w:t>
-            </w:r>
-            <w:r>
-              <w:t>Symbol</w:t>
-            </w:r>
-            <w:r>
-              <w:t>s</w:t>
-            </w:r>
-            <w:r>
-              <w:t>()</w:t>
+              <w:rPr>
+                <w:lang w:val="es-CO"/>
+              </w:rPr>
+              <w:t>Not</w:t>
+            </w:r>
+            <w:r>
+              <w:rPr>
+                <w:lang w:val="es-CO"/>
+              </w:rPr>
+              <w:t>DeleteIfTheSymbol</w:t>
+            </w:r>
+            <w:r>
+              <w:rPr>
+                <w:lang w:val="es-CO"/>
+              </w:rPr>
+              <w:t>Not</w:t>
+            </w:r>
+            <w:r>
+              <w:rPr>
+                <w:lang w:val="es-CO"/>
+              </w:rPr>
+              <w:t>Exists()</w:t>
             </w:r>
           </w:p>
         </w:tc>
@@ -1528,7 +3185,7 @@
               <w:rPr>
                 <w:lang w:val="es-CO"/>
               </w:rPr>
-              <w:t>delSymbol()</w:t>
+              <w:t>placeSymbol()</w:t>
             </w:r>
           </w:p>
         </w:tc>
@@ -1552,13 +3209,13 @@
               <w:rPr>
                 <w:lang w:val="es-CO"/>
               </w:rPr>
-              <w:t>dSymbolNumberBeLess</w:t>
-            </w:r>
-            <w:r>
-              <w:rPr>
-                <w:lang w:val="es-CO"/>
-              </w:rPr>
-              <w:t>IfSymbolWasDeleted</w:t>
+              <w:t>dPlac</w:t>
+            </w:r>
+            <w:r>
+              <w:rPr>
+                <w:lang w:val="es-CO"/>
+              </w:rPr>
+              <w:t>eWheelSymbol</w:t>
             </w:r>
             <w:r>
               <w:rPr>
@@ -1577,31 +3234,7 @@
               <w:rPr>
                 <w:lang w:val="es-CO"/>
               </w:rPr>
-              <w:t>should</w:t>
-            </w:r>
-            <w:r>
-              <w:rPr>
-                <w:lang w:val="es-CO"/>
-              </w:rPr>
-              <w:t>Not</w:t>
-            </w:r>
-            <w:r>
-              <w:rPr>
-                <w:lang w:val="es-CO"/>
-              </w:rPr>
-              <w:t>DeleteIfTheSymbol</w:t>
-            </w:r>
-            <w:r>
-              <w:rPr>
-                <w:lang w:val="es-CO"/>
-              </w:rPr>
-              <w:t>Not</w:t>
-            </w:r>
-            <w:r>
-              <w:rPr>
-                <w:lang w:val="es-CO"/>
-              </w:rPr>
-              <w:t>Exists()</w:t>
+              <w:t>shouldStayIfSymbolDoesNotExists()</w:t>
             </w:r>
           </w:p>
         </w:tc>
@@ -1621,8 +3254,7 @@
               <w:rPr>
                 <w:lang w:val="es-CO"/>
               </w:rPr>
-              <w:lastRenderedPageBreak/>
-              <w:t>placeSymbol()</w:t>
+              <w:t>spin(wheel)</w:t>
             </w:r>
           </w:p>
         </w:tc>
@@ -1640,25 +3272,25 @@
               <w:rPr>
                 <w:lang w:val="es-CO"/>
               </w:rPr>
-              <w:t>shoul</w:t>
-            </w:r>
-            <w:r>
-              <w:rPr>
-                <w:lang w:val="es-CO"/>
-              </w:rPr>
-              <w:t>dPlac</w:t>
-            </w:r>
-            <w:r>
-              <w:rPr>
-                <w:lang w:val="es-CO"/>
-              </w:rPr>
-              <w:t>eWheelSymbol</w:t>
-            </w:r>
-            <w:r>
-              <w:rPr>
-                <w:lang w:val="es-CO"/>
-              </w:rPr>
-              <w:t>()</w:t>
+              <w:t>should</w:t>
+            </w:r>
+            <w:r>
+              <w:rPr>
+                <w:lang w:val="es-CO"/>
+              </w:rPr>
+              <w:t>Spin</w:t>
+            </w:r>
+            <w:r>
+              <w:rPr>
+                <w:lang w:val="es-CO"/>
+              </w:rPr>
+              <w:t>Just</w:t>
+            </w:r>
+            <w:r>
+              <w:rPr>
+                <w:lang w:val="es-CO"/>
+              </w:rPr>
+              <w:t>ASpecificWheel()</w:t>
             </w:r>
           </w:p>
           <w:p>
@@ -1671,7 +3303,44 @@
               <w:rPr>
                 <w:lang w:val="es-CO"/>
               </w:rPr>
-              <w:t>shouldStayIfSymbolDoesNotExists()</w:t>
+              <w:t>should</w:t>
+            </w:r>
+            <w:r>
+              <w:rPr>
+                <w:lang w:val="es-CO"/>
+              </w:rPr>
+              <w:t>Spin</w:t>
+            </w:r>
+            <w:r>
+              <w:rPr>
+                <w:lang w:val="es-CO"/>
+              </w:rPr>
+              <w:t>LastWheelIfPosTooBig()</w:t>
+            </w:r>
+          </w:p>
+          <w:p>
+            <w:pPr>
+              <w:rPr>
+                <w:lang w:val="es-CO"/>
+              </w:rPr>
+            </w:pPr>
+            <w:r>
+              <w:rPr>
+                <w:lang w:val="es-CO"/>
+              </w:rPr>
+              <w:t>should</w:t>
+            </w:r>
+            <w:r>
+              <w:rPr>
+                <w:lang w:val="es-CO"/>
+              </w:rPr>
+              <w:t>Spin</w:t>
+            </w:r>
+            <w:r>
+              <w:rPr>
+                <w:lang w:val="es-CO"/>
+              </w:rPr>
+              <w:t>FirstWheelIfPosTooShort()</w:t>
             </w:r>
           </w:p>
         </w:tc>
@@ -1691,7 +3360,7 @@
               <w:rPr>
                 <w:lang w:val="es-CO"/>
               </w:rPr>
-              <w:t>spin(wheel)</w:t>
+              <w:t>spin(wheel, steps)</w:t>
             </w:r>
           </w:p>
         </w:tc>
@@ -1700,84 +3369,46 @@
             <w:tcW w:w="6516" w:type="dxa"/>
           </w:tcPr>
           <w:p>
-            <w:pPr>
-              <w:rPr>
-                <w:lang w:val="es-CO"/>
-              </w:rPr>
-            </w:pPr>
-            <w:r>
-              <w:rPr>
-                <w:lang w:val="es-CO"/>
-              </w:rPr>
+            <w:r>
               <w:t>should</w:t>
             </w:r>
             <w:r>
-              <w:rPr>
-                <w:lang w:val="es-CO"/>
-              </w:rPr>
               <w:t>Spin</w:t>
             </w:r>
             <w:r>
-              <w:rPr>
-                <w:lang w:val="es-CO"/>
-              </w:rPr>
-              <w:t>Just</w:t>
-            </w:r>
-            <w:r>
-              <w:rPr>
-                <w:lang w:val="es-CO"/>
-              </w:rPr>
-              <w:t>ASpecificWheel()</w:t>
+              <w:t>BackIfStepsAreNegatives</w:t>
+            </w:r>
+            <w:r>
+              <w:t>()</w:t>
             </w:r>
           </w:p>
           <w:p>
-            <w:pPr>
-              <w:rPr>
-                <w:lang w:val="es-CO"/>
-              </w:rPr>
-            </w:pPr>
-            <w:r>
-              <w:rPr>
-                <w:lang w:val="es-CO"/>
-              </w:rPr>
-              <w:t>should</w:t>
-            </w:r>
-            <w:r>
-              <w:rPr>
-                <w:lang w:val="es-CO"/>
-              </w:rPr>
-              <w:t>Spin</w:t>
-            </w:r>
-            <w:r>
-              <w:rPr>
-                <w:lang w:val="es-CO"/>
-              </w:rPr>
-              <w:t>LastWheelIfPosTooBig()</w:t>
+            <w:r>
+              <w:t>shouldNotSpinIfStepsAreZero()</w:t>
             </w:r>
           </w:p>
           <w:p>
-            <w:pPr>
-              <w:rPr>
-                <w:lang w:val="es-CO"/>
-              </w:rPr>
-            </w:pPr>
-            <w:r>
-              <w:rPr>
-                <w:lang w:val="es-CO"/>
-              </w:rPr>
-              <w:t>should</w:t>
-            </w:r>
-            <w:r>
-              <w:rPr>
-                <w:lang w:val="es-CO"/>
-              </w:rPr>
-              <w:t>Spin</w:t>
-            </w:r>
-            <w:r>
-              <w:rPr>
-                <w:lang w:val="es-CO"/>
-              </w:rPr>
-              <w:t>FirstWheelIfPosTooShort()</w:t>
+            <w:r>
+              <w:t>shouldSpin</w:t>
+            </w:r>
+            <w:r>
+              <w:t>NPositions</w:t>
+            </w:r>
+            <w:r>
+              <w:t>Correctly</w:t>
+            </w:r>
+            <w:r>
+              <w:t>()</w:t>
+            </w:r>
+          </w:p>
+          <w:p>
+            <w:r>
+              <w:t>shouldSpinLastWheelIfWheelNumIsTooBig()</w:t>
+            </w:r>
+          </w:p>
+          <w:p>
+            <w:r>
+              <w:t>shouldSpinFirstWheelIfWheelNumIsTooShort()</w:t>
             </w:r>
           </w:p>
         </w:tc>
@@ -1797,7 +3428,7 @@
               <w:rPr>
                 <w:lang w:val="es-CO"/>
               </w:rPr>
-              <w:t>spin(wheel, steps)</w:t>
+              <w:t>Spin(setSymbols)</w:t>
             </w:r>
           </w:p>
         </w:tc>
@@ -1806,46 +3437,59 @@
             <w:tcW w:w="6516" w:type="dxa"/>
           </w:tcPr>
           <w:p>
-            <w:r>
+            <w:pPr>
+              <w:rPr>
+                <w:lang w:val="es-CO"/>
+              </w:rPr>
+            </w:pPr>
+            <w:r>
+              <w:rPr>
+                <w:lang w:val="es-CO"/>
+              </w:rPr>
               <w:t>should</w:t>
             </w:r>
             <w:r>
-              <w:t>Spin</w:t>
-            </w:r>
-            <w:r>
-              <w:t>BackIfStepsAreNegatives</w:t>
-            </w:r>
-            <w:r>
+              <w:rPr>
+                <w:lang w:val="es-CO"/>
+              </w:rPr>
+              <w:t>S</w:t>
+            </w:r>
+            <w:r>
+              <w:rPr>
+                <w:lang w:val="es-CO"/>
+              </w:rPr>
+              <w:t>e</w:t>
+            </w:r>
+            <w:r>
+              <w:rPr>
+                <w:lang w:val="es-CO"/>
+              </w:rPr>
+              <w:t>t</w:t>
+            </w:r>
+            <w:r>
+              <w:rPr>
+                <w:lang w:val="es-CO"/>
+              </w:rPr>
+              <w:t>AllSymbols</w:t>
+            </w:r>
+            <w:r>
+              <w:rPr>
+                <w:lang w:val="es-CO"/>
+              </w:rPr>
               <w:t>()</w:t>
             </w:r>
           </w:p>
           <w:p>
-            <w:r>
-              <w:t>shouldNotSpinIfStepsAreZero()</w:t>
-            </w:r>
-          </w:p>
-          <w:p>
-            <w:r>
-              <w:t>shouldSpin</w:t>
-            </w:r>
-            <w:r>
-              <w:t>NPositions</w:t>
-            </w:r>
-            <w:r>
-              <w:t>Correctly</w:t>
-            </w:r>
-            <w:r>
-              <w:t>()</w:t>
-            </w:r>
-          </w:p>
-          <w:p>
-            <w:r>
-              <w:t>shouldSpinLastWheelIfWheelNumIsTooBig()</w:t>
-            </w:r>
-          </w:p>
-          <w:p>
-            <w:r>
-              <w:t>shouldSpinFirstWheelIfWheelNumIsTooShort()</w:t>
+            <w:pPr>
+              <w:rPr>
+                <w:lang w:val="es-CO"/>
+              </w:rPr>
+            </w:pPr>
+            <w:r>
+              <w:rPr>
+                <w:lang w:val="es-CO"/>
+              </w:rPr>
+              <w:t>shouldStayAWheelIfItsSymbolIsIncorrect()</w:t>
             </w:r>
           </w:p>
         </w:tc>
@@ -1865,7 +3509,7 @@
               <w:rPr>
                 <w:lang w:val="es-CO"/>
               </w:rPr>
-              <w:t>Spin(setSymbols)</w:t>
+              <w:t>Spin()</w:t>
             </w:r>
           </w:p>
         </w:tc>
@@ -1883,50 +3527,19 @@
               <w:rPr>
                 <w:lang w:val="es-CO"/>
               </w:rPr>
-              <w:t>should</w:t>
-            </w:r>
-            <w:r>
-              <w:rPr>
-                <w:lang w:val="es-CO"/>
-              </w:rPr>
-              <w:t>S</w:t>
-            </w:r>
-            <w:r>
-              <w:rPr>
-                <w:lang w:val="es-CO"/>
-              </w:rPr>
-              <w:t>e</w:t>
-            </w:r>
-            <w:r>
-              <w:rPr>
-                <w:lang w:val="es-CO"/>
-              </w:rPr>
-              <w:t>t</w:t>
-            </w:r>
-            <w:r>
-              <w:rPr>
-                <w:lang w:val="es-CO"/>
-              </w:rPr>
-              <w:t>AllSymbols</w:t>
-            </w:r>
-            <w:r>
-              <w:rPr>
-                <w:lang w:val="es-CO"/>
-              </w:rPr>
-              <w:t>()</w:t>
-            </w:r>
-          </w:p>
-          <w:p>
-            <w:pPr>
-              <w:rPr>
-                <w:lang w:val="es-CO"/>
-              </w:rPr>
-            </w:pPr>
-            <w:r>
-              <w:rPr>
-                <w:lang w:val="es-CO"/>
-              </w:rPr>
-              <w:t>shouldStayAWheelIfItsSymbolIsIncorrect()</w:t>
+              <w:t>shouldChangeAll</w:t>
+            </w:r>
+            <w:r>
+              <w:rPr>
+                <w:lang w:val="es-CO"/>
+              </w:rPr>
+              <w:t>Wheels</w:t>
+            </w:r>
+            <w:r>
+              <w:rPr>
+                <w:lang w:val="es-CO"/>
+              </w:rPr>
+              <w:t>Symbols()</w:t>
             </w:r>
           </w:p>
         </w:tc>
@@ -1946,7 +3559,7 @@
               <w:rPr>
                 <w:lang w:val="es-CO"/>
               </w:rPr>
-              <w:t>Spin()</w:t>
+              <w:t>distinctSymbols()</w:t>
             </w:r>
           </w:p>
         </w:tc>
@@ -1964,19 +3577,7 @@
               <w:rPr>
                 <w:lang w:val="es-CO"/>
               </w:rPr>
-              <w:t>shouldChangeAll</w:t>
-            </w:r>
-            <w:r>
-              <w:rPr>
-                <w:lang w:val="es-CO"/>
-              </w:rPr>
-              <w:t>Wheels</w:t>
-            </w:r>
-            <w:r>
-              <w:rPr>
-                <w:lang w:val="es-CO"/>
-              </w:rPr>
-              <w:t>Symbols()</w:t>
+              <w:t>shouldGiveCorrectDistinctSymbolsNumber()</w:t>
             </w:r>
           </w:p>
         </w:tc>
@@ -1996,7 +3597,7 @@
               <w:rPr>
                 <w:lang w:val="es-CO"/>
               </w:rPr>
-              <w:t>distinctSymbols()</w:t>
+              <w:t>Configuration()</w:t>
             </w:r>
           </w:p>
         </w:tc>
@@ -2014,7 +3615,19 @@
               <w:rPr>
                 <w:lang w:val="es-CO"/>
               </w:rPr>
-              <w:t>shouldGiveCorrectDistinctSymbolsNumber()</w:t>
+              <w:t>shouldGiveCorrect</w:t>
+            </w:r>
+            <w:r>
+              <w:rPr>
+                <w:lang w:val="es-CO"/>
+              </w:rPr>
+              <w:t>Current</w:t>
+            </w:r>
+            <w:r>
+              <w:rPr>
+                <w:lang w:val="es-CO"/>
+              </w:rPr>
+              <w:t>Symbols()</w:t>
             </w:r>
           </w:p>
         </w:tc>
@@ -2034,7 +3647,7 @@
               <w:rPr>
                 <w:lang w:val="es-CO"/>
               </w:rPr>
-              <w:t>Configuration()</w:t>
+              <w:t>isJackpot()</w:t>
             </w:r>
           </w:p>
         </w:tc>
@@ -2052,56 +3665,6 @@
               <w:rPr>
                 <w:lang w:val="es-CO"/>
               </w:rPr>
-              <w:t>shouldGiveCorrect</w:t>
-            </w:r>
-            <w:r>
-              <w:rPr>
-                <w:lang w:val="es-CO"/>
-              </w:rPr>
-              <w:t>Current</w:t>
-            </w:r>
-            <w:r>
-              <w:rPr>
-                <w:lang w:val="es-CO"/>
-              </w:rPr>
-              <w:t>Symbols()</w:t>
-            </w:r>
-          </w:p>
-        </w:tc>
-      </w:tr>
-      <w:tr>
-        <w:tc>
-          <w:tcPr>
-            <w:tcW w:w="2033" w:type="dxa"/>
-          </w:tcPr>
-          <w:p>
-            <w:pPr>
-              <w:rPr>
-                <w:lang w:val="es-CO"/>
-              </w:rPr>
-            </w:pPr>
-            <w:r>
-              <w:rPr>
-                <w:lang w:val="es-CO"/>
-              </w:rPr>
-              <w:t>isJackpot()</w:t>
-            </w:r>
-          </w:p>
-        </w:tc>
-        <w:tc>
-          <w:tcPr>
-            <w:tcW w:w="6516" w:type="dxa"/>
-          </w:tcPr>
-          <w:p>
-            <w:pPr>
-              <w:rPr>
-                <w:lang w:val="es-CO"/>
-              </w:rPr>
-            </w:pPr>
-            <w:r>
-              <w:rPr>
-                <w:lang w:val="es-CO"/>
-              </w:rPr>
               <w:t>shouldBeJackpotIfAllSymbolsAreEquals()</w:t>
             </w:r>
           </w:p>
@@ -2157,10 +3720,10 @@
     </w:p>
     <w:p>
       <w:pPr>
-        <w:pStyle w:val="Prrafodelista"/>
+        <w:pStyle w:val="ListParagraph"/>
         <w:numPr>
           <w:ilvl w:val="0"/>
-          <w:numId w:val="1"/>
+          <w:numId w:val="2"/>
         </w:numPr>
         <w:rPr>
           <w:b/>
@@ -2177,7 +3740,7 @@
     </w:p>
     <w:p>
       <w:pPr>
-        <w:pStyle w:val="Prrafodelista"/>
+        <w:pStyle w:val="ListParagraph"/>
       </w:pPr>
       <w:r>
         <w:t>Encontramos 3 tests, todos enfocados en ver qué todo funcione si se añade una rueda:</w:t>
@@ -2185,7 +3748,7 @@
     </w:p>
     <w:p>
       <w:pPr>
-        <w:pStyle w:val="Prrafodelista"/>
+        <w:pStyle w:val="ListParagraph"/>
       </w:pPr>
       <w:r>
         <w:rPr>
@@ -2195,7 +3758,13 @@
           <wp:inline distT="0" distB="0" distL="0" distR="0" wp14:anchorId="5013DB6F" wp14:editId="1F61E58B">
             <wp:extent cx="5612130" cy="3115310"/>
             <wp:effectExtent l="0" t="0" r="7620" b="8890"/>
-            <wp:docPr id="1789764565" name="Imagen 1"/>
+            <wp:docPr id="1789764565" name="Imagen 1">
+              <a:extLst xmlns:a="http://schemas.openxmlformats.org/drawingml/2006/main">
+                <a:ext uri="{FF2B5EF4-FFF2-40B4-BE49-F238E27FC236}">
+                  <a16:creationId xmlns:a16="http://schemas.microsoft.com/office/drawing/2014/main" id="{C31EF1DB-EED4-49D6-A333-372270AE7744}"/>
+                </a:ext>
+              </a:extLst>
+            </wp:docPr>
             <wp:cNvGraphicFramePr>
               <a:graphicFrameLocks xmlns:a="http://schemas.openxmlformats.org/drawingml/2006/main" noChangeAspect="1"/>
             </wp:cNvGraphicFramePr>
@@ -2207,7 +3776,7 @@
                     <pic:cNvPicPr/>
                   </pic:nvPicPr>
                   <pic:blipFill>
-                    <a:blip r:embed="rId11"/>
+                    <a:blip r:embed="rId32"/>
                     <a:stretch>
                       <a:fillRect/>
                     </a:stretch>
@@ -2230,18 +3799,23 @@
     </w:p>
     <w:p>
       <w:pPr>
-        <w:pStyle w:val="Prrafodelista"/>
+        <w:pStyle w:val="ListParagraph"/>
       </w:pPr>
       <w:r>
         <w:rPr>
           <w:noProof/>
         </w:rPr>
-        <w:lastRenderedPageBreak/>
         <w:drawing>
           <wp:inline distT="0" distB="0" distL="0" distR="0" wp14:anchorId="4505BE78" wp14:editId="0868ED0B">
             <wp:extent cx="4572638" cy="5210902"/>
             <wp:effectExtent l="0" t="0" r="0" b="8890"/>
-            <wp:docPr id="1660508827" name="Imagen 1"/>
+            <wp:docPr id="1660508827" name="Imagen 1">
+              <a:extLst xmlns:a="http://schemas.openxmlformats.org/drawingml/2006/main">
+                <a:ext uri="{FF2B5EF4-FFF2-40B4-BE49-F238E27FC236}">
+                  <a16:creationId xmlns:a16="http://schemas.microsoft.com/office/drawing/2014/main" id="{B4D86410-DCF9-4D71-9DCB-F706C0B21C4B}"/>
+                </a:ext>
+              </a:extLst>
+            </wp:docPr>
             <wp:cNvGraphicFramePr>
               <a:graphicFrameLocks xmlns:a="http://schemas.openxmlformats.org/drawingml/2006/main" noChangeAspect="1"/>
             </wp:cNvGraphicFramePr>
@@ -2253,7 +3827,7 @@
                     <pic:cNvPicPr/>
                   </pic:nvPicPr>
                   <pic:blipFill>
-                    <a:blip r:embed="rId12"/>
+                    <a:blip r:embed="rId33"/>
                     <a:stretch>
                       <a:fillRect/>
                     </a:stretch>
@@ -2276,10 +3850,10 @@
     </w:p>
     <w:p>
       <w:pPr>
-        <w:pStyle w:val="Prrafodelista"/>
+        <w:pStyle w:val="ListParagraph"/>
         <w:numPr>
           <w:ilvl w:val="0"/>
-          <w:numId w:val="1"/>
+          <w:numId w:val="2"/>
         </w:numPr>
         <w:rPr>
           <w:b/>
@@ -2296,7 +3870,7 @@
     </w:p>
     <w:p>
       <w:pPr>
-        <w:pStyle w:val="Prrafodelista"/>
+        <w:pStyle w:val="ListParagraph"/>
       </w:pPr>
       <w:r>
         <w:t>Encontramos estos 3 tests enfocados en ver si se quita una rueda</w:t>
@@ -2304,18 +3878,23 @@
     </w:p>
     <w:p>
       <w:pPr>
-        <w:pStyle w:val="Prrafodelista"/>
+        <w:pStyle w:val="ListParagraph"/>
       </w:pPr>
       <w:r>
         <w:rPr>
           <w:noProof/>
         </w:rPr>
-        <w:lastRenderedPageBreak/>
         <w:drawing>
           <wp:inline distT="0" distB="0" distL="0" distR="0" wp14:anchorId="3144CC26" wp14:editId="4427D7F3">
             <wp:extent cx="5612130" cy="3141980"/>
             <wp:effectExtent l="0" t="0" r="7620" b="1270"/>
-            <wp:docPr id="825597736" name="Imagen 1"/>
+            <wp:docPr id="825597736" name="Imagen 1">
+              <a:extLst xmlns:a="http://schemas.openxmlformats.org/drawingml/2006/main">
+                <a:ext uri="{FF2B5EF4-FFF2-40B4-BE49-F238E27FC236}">
+                  <a16:creationId xmlns:a16="http://schemas.microsoft.com/office/drawing/2014/main" id="{37FA5977-1087-4A26-B2B7-6F6872C72084}"/>
+                </a:ext>
+              </a:extLst>
+            </wp:docPr>
             <wp:cNvGraphicFramePr>
               <a:graphicFrameLocks xmlns:a="http://schemas.openxmlformats.org/drawingml/2006/main" noChangeAspect="1"/>
             </wp:cNvGraphicFramePr>
@@ -2327,7 +3906,7 @@
                     <pic:cNvPicPr/>
                   </pic:nvPicPr>
                   <pic:blipFill>
-                    <a:blip r:embed="rId13"/>
+                    <a:blip r:embed="rId34"/>
                     <a:stretch>
                       <a:fillRect/>
                     </a:stretch>
@@ -2350,7 +3929,7 @@
     </w:p>
     <w:p>
       <w:pPr>
-        <w:pStyle w:val="Prrafodelista"/>
+        <w:pStyle w:val="ListParagraph"/>
       </w:pPr>
       <w:r>
         <w:rPr>
@@ -2360,7 +3939,13 @@
           <wp:inline distT="0" distB="0" distL="0" distR="0" wp14:anchorId="69005F64" wp14:editId="4E5863CE">
             <wp:extent cx="4610743" cy="4706007"/>
             <wp:effectExtent l="0" t="0" r="0" b="0"/>
-            <wp:docPr id="1668190915" name="Imagen 1"/>
+            <wp:docPr id="1668190915" name="Imagen 1">
+              <a:extLst xmlns:a="http://schemas.openxmlformats.org/drawingml/2006/main">
+                <a:ext uri="{FF2B5EF4-FFF2-40B4-BE49-F238E27FC236}">
+                  <a16:creationId xmlns:a16="http://schemas.microsoft.com/office/drawing/2014/main" id="{7E94DADA-1701-4A3A-9B28-6B5C371FB133}"/>
+                </a:ext>
+              </a:extLst>
+            </wp:docPr>
             <wp:cNvGraphicFramePr>
               <a:graphicFrameLocks xmlns:a="http://schemas.openxmlformats.org/drawingml/2006/main" noChangeAspect="1"/>
             </wp:cNvGraphicFramePr>
@@ -2372,7 +3957,7 @@
                     <pic:cNvPicPr/>
                   </pic:nvPicPr>
                   <pic:blipFill>
-                    <a:blip r:embed="rId14"/>
+                    <a:blip r:embed="rId35"/>
                     <a:stretch>
                       <a:fillRect/>
                     </a:stretch>
@@ -2395,10 +3980,10 @@
     </w:p>
     <w:p>
       <w:pPr>
-        <w:pStyle w:val="Prrafodelista"/>
+        <w:pStyle w:val="ListParagraph"/>
         <w:numPr>
           <w:ilvl w:val="0"/>
-          <w:numId w:val="1"/>
+          <w:numId w:val="2"/>
         </w:numPr>
         <w:rPr>
           <w:b/>
@@ -2438,14 +4023,35 @@
         </w:rPr>
         <w:t xml:space="preserve"> void</w:t>
       </w:r>
-    </w:p>
-    <w:p>
-      <w:pPr>
-        <w:pStyle w:val="Prrafodelista"/>
-      </w:pPr>
-      <w:r>
-        <w:lastRenderedPageBreak/>
-        <w:t>Se definen dos pruebas p</w:t>
+      <w:r>
+        <w:rPr>
+          <w:b/>
+          <w:bCs/>
+          <w:lang w:val="en-US"/>
+        </w:rPr>
+        <w:t xml:space="preserve"> </w:t>
+      </w:r>
+      <w:r>
+        <w:rPr>
+          <w:b/>
+          <w:bCs/>
+          <w:lang w:val="en-US"/>
+        </w:rPr>
+        <w:t>**</w:t>
+      </w:r>
+    </w:p>
+    <w:p>
+      <w:pPr>
+        <w:pStyle w:val="ListParagraph"/>
+      </w:pPr>
+      <w:r>
+        <w:t xml:space="preserve">Se definen </w:t>
+      </w:r>
+      <w:r>
+        <w:t>cuatro</w:t>
+      </w:r>
+      <w:r>
+        <w:t xml:space="preserve"> pruebas p</w:t>
       </w:r>
       <w:r>
         <w:t>ara este caso</w:t>
@@ -2456,7 +4062,7 @@
     </w:p>
     <w:p>
       <w:pPr>
-        <w:pStyle w:val="Prrafodelista"/>
+        <w:pStyle w:val="ListParagraph"/>
         <w:rPr>
           <w:lang w:val="en-US"/>
         </w:rPr>
@@ -2470,7 +4076,13 @@
           <wp:inline distT="0" distB="0" distL="0" distR="0" wp14:anchorId="18CF8B73" wp14:editId="7A9B2961">
             <wp:extent cx="5612130" cy="3122930"/>
             <wp:effectExtent l="0" t="0" r="7620" b="1270"/>
-            <wp:docPr id="1975388035" name="Imagen 1"/>
+            <wp:docPr id="1975388035" name="Imagen 1">
+              <a:extLst xmlns:a="http://schemas.openxmlformats.org/drawingml/2006/main">
+                <a:ext uri="{FF2B5EF4-FFF2-40B4-BE49-F238E27FC236}">
+                  <a16:creationId xmlns:a16="http://schemas.microsoft.com/office/drawing/2014/main" id="{867A70FA-85A6-4C11-863C-ACA0E601C984}"/>
+                </a:ext>
+              </a:extLst>
+            </wp:docPr>
             <wp:cNvGraphicFramePr>
               <a:graphicFrameLocks xmlns:a="http://schemas.openxmlformats.org/drawingml/2006/main" noChangeAspect="1"/>
             </wp:cNvGraphicFramePr>
@@ -2482,7 +4094,7 @@
                     <pic:cNvPicPr/>
                   </pic:nvPicPr>
                   <pic:blipFill>
-                    <a:blip r:embed="rId15"/>
+                    <a:blip r:embed="rId36"/>
                     <a:stretch>
                       <a:fillRect/>
                     </a:stretch>
@@ -2505,69 +4117,26 @@
     </w:p>
     <w:p>
       <w:pPr>
-        <w:ind w:left="708"/>
-      </w:pPr>
-    </w:p>
-    <w:p>
-      <w:pPr>
-        <w:pStyle w:val="Prrafodelista"/>
-        <w:numPr>
-          <w:ilvl w:val="0"/>
-          <w:numId w:val="1"/>
-        </w:numPr>
-        <w:rPr>
-          <w:b/>
-          <w:bCs/>
+        <w:pStyle w:val="ListParagraph"/>
+        <w:rPr>
           <w:lang w:val="en-US"/>
         </w:rPr>
       </w:pPr>
       <w:r>
         <w:rPr>
-          <w:b/>
-          <w:bCs/>
           <w:lang w:val="en-US"/>
         </w:rPr>
-        <w:t>lock(wheel: int): void</w:t>
-      </w:r>
-      <w:r>
-        <w:rPr>
-          <w:b/>
-          <w:bCs/>
-          <w:lang w:val="en-US"/>
-        </w:rPr>
-        <w:t xml:space="preserve"> **</w:t>
-      </w:r>
-    </w:p>
-    <w:p>
-      <w:pPr>
-        <w:pStyle w:val="Prrafodelista"/>
-      </w:pPr>
-      <w:r>
-        <w:t>Se define un caso de prueba</w:t>
-      </w:r>
-      <w:r>
-        <w:t xml:space="preserve"> </w:t>
-      </w:r>
-      <w:r>
-        <w:t>para mirar que funcione</w:t>
-      </w:r>
-      <w:r>
-        <w:t xml:space="preserve"> el tema de bloquear una rueda.</w:t>
-      </w:r>
-    </w:p>
-    <w:p>
-      <w:pPr>
-        <w:pStyle w:val="Prrafodelista"/>
-      </w:pPr>
-      <w:r>
-        <w:rPr>
-          <w:noProof/>
-        </w:rPr>
         <w:drawing>
-          <wp:inline distT="0" distB="0" distL="0" distR="0" wp14:anchorId="17DF8D61" wp14:editId="221B7CF1">
-            <wp:extent cx="5612130" cy="2409825"/>
-            <wp:effectExtent l="0" t="0" r="7620" b="9525"/>
-            <wp:docPr id="1603935038" name="Imagen 1"/>
+          <wp:inline distT="0" distB="0" distL="0" distR="0" wp14:anchorId="7AF4C616" wp14:editId="24C60EF1">
+            <wp:extent cx="5612130" cy="3152140"/>
+            <wp:effectExtent l="0" t="0" r="7620" b="0"/>
+            <wp:docPr id="2023452953" name="Imagen 1">
+              <a:extLst xmlns:a="http://schemas.openxmlformats.org/drawingml/2006/main">
+                <a:ext uri="{FF2B5EF4-FFF2-40B4-BE49-F238E27FC236}">
+                  <a16:creationId xmlns:a16="http://schemas.microsoft.com/office/drawing/2014/main" id="{14BCC758-ACDC-4D8F-A541-8D5656A78D3A}"/>
+                </a:ext>
+              </a:extLst>
+            </wp:docPr>
             <wp:cNvGraphicFramePr>
               <a:graphicFrameLocks xmlns:a="http://schemas.openxmlformats.org/drawingml/2006/main" noChangeAspect="1"/>
             </wp:cNvGraphicFramePr>
@@ -2575,11 +4144,11 @@
               <a:graphicData uri="http://schemas.openxmlformats.org/drawingml/2006/picture">
                 <pic:pic xmlns:pic="http://schemas.openxmlformats.org/drawingml/2006/picture">
                   <pic:nvPicPr>
-                    <pic:cNvPr id="1603935038" name=""/>
+                    <pic:cNvPr id="863971683" name=""/>
                     <pic:cNvPicPr/>
                   </pic:nvPicPr>
                   <pic:blipFill>
-                    <a:blip r:embed="rId16"/>
+                    <a:blip r:embed="rId37"/>
                     <a:stretch>
                       <a:fillRect/>
                     </a:stretch>
@@ -2587,7 +4156,7 @@
                   <pic:spPr>
                     <a:xfrm>
                       <a:off x="0" y="0"/>
-                      <a:ext cx="5612130" cy="2409825"/>
+                      <a:ext cx="5612130" cy="3152140"/>
                     </a:xfrm>
                     <a:prstGeom prst="rect">
                       <a:avLst/>
@@ -2602,54 +4171,84 @@
     </w:p>
     <w:p>
       <w:pPr>
-        <w:pStyle w:val="Prrafodelista"/>
+        <w:ind w:left="708"/>
+      </w:pPr>
+    </w:p>
+    <w:p>
+      <w:pPr>
+        <w:pStyle w:val="ListParagraph"/>
         <w:numPr>
           <w:ilvl w:val="0"/>
-          <w:numId w:val="1"/>
+          <w:numId w:val="2"/>
         </w:numPr>
         <w:rPr>
           <w:b/>
           <w:bCs/>
+          <w:lang w:val="en-US"/>
         </w:rPr>
       </w:pPr>
       <w:r>
         <w:rPr>
           <w:b/>
           <w:bCs/>
-        </w:rPr>
-        <w:t>unlock(Wheel: int): void **</w:t>
-      </w:r>
-    </w:p>
-    <w:p>
-      <w:pPr>
-        <w:pStyle w:val="Prrafodelista"/>
-      </w:pPr>
-    </w:p>
-    <w:p>
-      <w:pPr>
-        <w:pStyle w:val="Prrafodelista"/>
-      </w:pPr>
-      <w:r>
-        <w:t>Se define una caso de prueba donde primero se bloquea y luego se desbloquea y se trata de cambiar</w:t>
-      </w:r>
-      <w:r>
-        <w:t>:</w:t>
-      </w:r>
-    </w:p>
-    <w:p>
-      <w:pPr>
-        <w:pStyle w:val="Prrafodelista"/>
-      </w:pPr>
-      <w:r>
-        <w:rPr>
-          <w:noProof/>
-        </w:rPr>
-        <w:lastRenderedPageBreak/>
+          <w:lang w:val="en-US"/>
+        </w:rPr>
+        <w:t>lock(wheel: int): void</w:t>
+      </w:r>
+      <w:r>
+        <w:rPr>
+          <w:b/>
+          <w:bCs/>
+          <w:lang w:val="en-US"/>
+        </w:rPr>
+        <w:t xml:space="preserve"> **</w:t>
+      </w:r>
+    </w:p>
+    <w:p>
+      <w:pPr>
+        <w:pStyle w:val="ListParagraph"/>
+      </w:pPr>
+      <w:r>
+        <w:t xml:space="preserve">Se define </w:t>
+      </w:r>
+      <w:r>
+        <w:t>tres</w:t>
+      </w:r>
+      <w:r>
+        <w:t xml:space="preserve"> caso</w:t>
+      </w:r>
+      <w:r>
+        <w:t>s</w:t>
+      </w:r>
+      <w:r>
+        <w:t xml:space="preserve"> de prueba</w:t>
+      </w:r>
+      <w:r>
+        <w:t xml:space="preserve"> </w:t>
+      </w:r>
+      <w:r>
+        <w:t>para mirar que funcione</w:t>
+      </w:r>
+      <w:r>
+        <w:t xml:space="preserve"> el tema de bloquear una rueda.</w:t>
+      </w:r>
+    </w:p>
+    <w:p>
+      <w:pPr>
+        <w:pStyle w:val="ListParagraph"/>
+      </w:pPr>
+      <w:r>
         <w:drawing>
-          <wp:inline distT="0" distB="0" distL="0" distR="0" wp14:anchorId="539F7B66" wp14:editId="1CC65CCE">
-            <wp:extent cx="5612130" cy="2011045"/>
-            <wp:effectExtent l="0" t="0" r="7620" b="8255"/>
-            <wp:docPr id="1588159550" name="Imagen 1"/>
+          <wp:inline distT="0" distB="0" distL="0" distR="0" wp14:anchorId="16B2A7D4" wp14:editId="34298E7B">
+            <wp:extent cx="5612130" cy="6163310"/>
+            <wp:effectExtent l="0" t="0" r="7620" b="8890"/>
+            <wp:docPr id="484625440" name="Imagen 1">
+              <a:extLst xmlns:a="http://schemas.openxmlformats.org/drawingml/2006/main">
+                <a:ext uri="{FF2B5EF4-FFF2-40B4-BE49-F238E27FC236}">
+                  <a16:creationId xmlns:a16="http://schemas.microsoft.com/office/drawing/2014/main" id="{7FFBE7FC-9D04-4A9C-9B73-87678E404FAB}"/>
+                </a:ext>
+              </a:extLst>
+            </wp:docPr>
             <wp:cNvGraphicFramePr>
               <a:graphicFrameLocks xmlns:a="http://schemas.openxmlformats.org/drawingml/2006/main" noChangeAspect="1"/>
             </wp:cNvGraphicFramePr>
@@ -2657,11 +4256,11 @@
               <a:graphicData uri="http://schemas.openxmlformats.org/drawingml/2006/picture">
                 <pic:pic xmlns:pic="http://schemas.openxmlformats.org/drawingml/2006/picture">
                   <pic:nvPicPr>
-                    <pic:cNvPr id="1588159550" name=""/>
+                    <pic:cNvPr id="484625440" name=""/>
                     <pic:cNvPicPr/>
                   </pic:nvPicPr>
                   <pic:blipFill>
-                    <a:blip r:embed="rId17"/>
+                    <a:blip r:embed="rId38"/>
                     <a:stretch>
                       <a:fillRect/>
                     </a:stretch>
@@ -2669,7 +4268,7 @@
                   <pic:spPr>
                     <a:xfrm>
                       <a:off x="0" y="0"/>
-                      <a:ext cx="5612130" cy="2011045"/>
+                      <a:ext cx="5612130" cy="6163310"/>
                     </a:xfrm>
                     <a:prstGeom prst="rect">
                       <a:avLst/>
@@ -2684,10 +4283,111 @@
     </w:p>
     <w:p>
       <w:pPr>
-        <w:pStyle w:val="Prrafodelista"/>
+        <w:pStyle w:val="ListParagraph"/>
         <w:numPr>
           <w:ilvl w:val="0"/>
-          <w:numId w:val="1"/>
+          <w:numId w:val="2"/>
+        </w:numPr>
+        <w:rPr>
+          <w:b/>
+          <w:bCs/>
+        </w:rPr>
+      </w:pPr>
+      <w:r>
+        <w:rPr>
+          <w:b/>
+          <w:bCs/>
+        </w:rPr>
+        <w:t>unlock(Wheel: int): void **</w:t>
+      </w:r>
+    </w:p>
+    <w:p>
+      <w:pPr>
+        <w:pStyle w:val="ListParagraph"/>
+      </w:pPr>
+    </w:p>
+    <w:p>
+      <w:pPr>
+        <w:pStyle w:val="ListParagraph"/>
+      </w:pPr>
+      <w:r>
+        <w:t>Se define</w:t>
+      </w:r>
+      <w:r>
+        <w:t>n tres</w:t>
+      </w:r>
+      <w:r>
+        <w:t xml:space="preserve"> caso</w:t>
+      </w:r>
+      <w:r>
+        <w:t>s</w:t>
+      </w:r>
+      <w:r>
+        <w:t xml:space="preserve"> de prueba donde primero se bloquea y luego se desbloquea y se trata de cambiar</w:t>
+      </w:r>
+      <w:r>
+        <w:t>:</w:t>
+      </w:r>
+    </w:p>
+    <w:p>
+      <w:pPr>
+        <w:pStyle w:val="ListParagraph"/>
+      </w:pPr>
+      <w:r>
+        <w:drawing>
+          <wp:inline distT="0" distB="0" distL="0" distR="0" wp14:anchorId="2C780BFF" wp14:editId="2BCE6B95">
+            <wp:extent cx="5612130" cy="5173980"/>
+            <wp:effectExtent l="0" t="0" r="7620" b="7620"/>
+            <wp:docPr id="1331964666" name="Imagen 1">
+              <a:extLst xmlns:a="http://schemas.openxmlformats.org/drawingml/2006/main">
+                <a:ext uri="{FF2B5EF4-FFF2-40B4-BE49-F238E27FC236}">
+                  <a16:creationId xmlns:a16="http://schemas.microsoft.com/office/drawing/2014/main" id="{515CA91C-1469-477E-A9BC-96D19807B09C}"/>
+                </a:ext>
+              </a:extLst>
+            </wp:docPr>
+            <wp:cNvGraphicFramePr>
+              <a:graphicFrameLocks xmlns:a="http://schemas.openxmlformats.org/drawingml/2006/main" noChangeAspect="1"/>
+            </wp:cNvGraphicFramePr>
+            <a:graphic xmlns:a="http://schemas.openxmlformats.org/drawingml/2006/main">
+              <a:graphicData uri="http://schemas.openxmlformats.org/drawingml/2006/picture">
+                <pic:pic xmlns:pic="http://schemas.openxmlformats.org/drawingml/2006/picture">
+                  <pic:nvPicPr>
+                    <pic:cNvPr id="1331964666" name=""/>
+                    <pic:cNvPicPr/>
+                  </pic:nvPicPr>
+                  <pic:blipFill>
+                    <a:blip r:embed="rId39"/>
+                    <a:stretch>
+                      <a:fillRect/>
+                    </a:stretch>
+                  </pic:blipFill>
+                  <pic:spPr>
+                    <a:xfrm>
+                      <a:off x="0" y="0"/>
+                      <a:ext cx="5612130" cy="5173980"/>
+                    </a:xfrm>
+                    <a:prstGeom prst="rect">
+                      <a:avLst/>
+                    </a:prstGeom>
+                  </pic:spPr>
+                </pic:pic>
+              </a:graphicData>
+            </a:graphic>
+          </wp:inline>
+        </w:drawing>
+      </w:r>
+    </w:p>
+    <w:p>
+      <w:pPr>
+        <w:pStyle w:val="ListParagraph"/>
+      </w:pPr>
+    </w:p>
+    <w:p>
+      <w:pPr>
+        <w:pStyle w:val="ListParagraph"/>
+        <w:numPr>
+          <w:ilvl w:val="0"/>
+          <w:numId w:val="2"/>
         </w:numPr>
         <w:rPr>
           <w:b/>
@@ -2706,7 +4406,7 @@
     </w:p>
     <w:p>
       <w:pPr>
-        <w:pStyle w:val="Prrafodelista"/>
+        <w:pStyle w:val="ListParagraph"/>
       </w:pPr>
       <w:r>
         <w:t xml:space="preserve">Para este método se definieron </w:t>
@@ -2720,7 +4420,7 @@
     </w:p>
     <w:p>
       <w:pPr>
-        <w:pStyle w:val="Prrafodelista"/>
+        <w:pStyle w:val="ListParagraph"/>
       </w:pPr>
       <w:r>
         <w:rPr>
@@ -2730,7 +4430,13 @@
           <wp:inline distT="0" distB="0" distL="0" distR="0" wp14:anchorId="2C94E665" wp14:editId="38BB0A4E">
             <wp:extent cx="5612130" cy="4683760"/>
             <wp:effectExtent l="0" t="0" r="7620" b="2540"/>
-            <wp:docPr id="461220176" name="Imagen 1"/>
+            <wp:docPr id="461220176" name="Imagen 1">
+              <a:extLst xmlns:a="http://schemas.openxmlformats.org/drawingml/2006/main">
+                <a:ext uri="{FF2B5EF4-FFF2-40B4-BE49-F238E27FC236}">
+                  <a16:creationId xmlns:a16="http://schemas.microsoft.com/office/drawing/2014/main" id="{ECA0DDD0-1707-4345-844E-F8FCD2BC4B83}"/>
+                </a:ext>
+              </a:extLst>
+            </wp:docPr>
             <wp:cNvGraphicFramePr>
               <a:graphicFrameLocks xmlns:a="http://schemas.openxmlformats.org/drawingml/2006/main" noChangeAspect="1"/>
             </wp:cNvGraphicFramePr>
@@ -2742,7 +4448,7 @@
                     <pic:cNvPicPr/>
                   </pic:nvPicPr>
                   <pic:blipFill>
-                    <a:blip r:embed="rId18"/>
+                    <a:blip r:embed="rId40"/>
                     <a:stretch>
                       <a:fillRect/>
                     </a:stretch>
@@ -2765,18 +4471,23 @@
     </w:p>
     <w:p>
       <w:pPr>
-        <w:pStyle w:val="Prrafodelista"/>
+        <w:pStyle w:val="ListParagraph"/>
       </w:pPr>
       <w:r>
         <w:rPr>
           <w:noProof/>
         </w:rPr>
-        <w:lastRenderedPageBreak/>
         <w:drawing>
           <wp:inline distT="0" distB="0" distL="0" distR="0" wp14:anchorId="0E7EF4DC" wp14:editId="0116B671">
             <wp:extent cx="5612130" cy="1348740"/>
             <wp:effectExtent l="0" t="0" r="7620" b="3810"/>
-            <wp:docPr id="442417522" name="Imagen 1"/>
+            <wp:docPr id="442417522" name="Imagen 1">
+              <a:extLst xmlns:a="http://schemas.openxmlformats.org/drawingml/2006/main">
+                <a:ext uri="{FF2B5EF4-FFF2-40B4-BE49-F238E27FC236}">
+                  <a16:creationId xmlns:a16="http://schemas.microsoft.com/office/drawing/2014/main" id="{C82E394B-5AF0-4DDB-BB15-B65F57BB1F76}"/>
+                </a:ext>
+              </a:extLst>
+            </wp:docPr>
             <wp:cNvGraphicFramePr>
               <a:graphicFrameLocks xmlns:a="http://schemas.openxmlformats.org/drawingml/2006/main" noChangeAspect="1"/>
             </wp:cNvGraphicFramePr>
@@ -2788,7 +4499,7 @@
                     <pic:cNvPicPr/>
                   </pic:nvPicPr>
                   <pic:blipFill>
-                    <a:blip r:embed="rId19"/>
+                    <a:blip r:embed="rId41"/>
                     <a:stretch>
                       <a:fillRect/>
                     </a:stretch>
@@ -2811,7 +4522,7 @@
     </w:p>
     <w:p>
       <w:pPr>
-        <w:pStyle w:val="Prrafodelista"/>
+        <w:pStyle w:val="ListParagraph"/>
       </w:pPr>
       <w:r>
         <w:rPr>
@@ -2821,7 +4532,13 @@
           <wp:inline distT="0" distB="0" distL="0" distR="0" wp14:anchorId="5F83ED0E" wp14:editId="632A1477">
             <wp:extent cx="4620270" cy="5001323"/>
             <wp:effectExtent l="0" t="0" r="8890" b="8890"/>
-            <wp:docPr id="1025960721" name="Imagen 1"/>
+            <wp:docPr id="1025960721" name="Imagen 1">
+              <a:extLst xmlns:a="http://schemas.openxmlformats.org/drawingml/2006/main">
+                <a:ext uri="{FF2B5EF4-FFF2-40B4-BE49-F238E27FC236}">
+                  <a16:creationId xmlns:a16="http://schemas.microsoft.com/office/drawing/2014/main" id="{39103E05-2A15-4115-8BE3-AF7F840A35D1}"/>
+                </a:ext>
+              </a:extLst>
+            </wp:docPr>
             <wp:cNvGraphicFramePr>
               <a:graphicFrameLocks xmlns:a="http://schemas.openxmlformats.org/drawingml/2006/main" noChangeAspect="1"/>
             </wp:cNvGraphicFramePr>
@@ -2833,7 +4550,7 @@
                     <pic:cNvPicPr/>
                   </pic:nvPicPr>
                   <pic:blipFill>
-                    <a:blip r:embed="rId20"/>
+                    <a:blip r:embed="rId42"/>
                     <a:stretch>
                       <a:fillRect/>
                     </a:stretch>
@@ -2856,10 +4573,10 @@
     </w:p>
     <w:p>
       <w:pPr>
-        <w:pStyle w:val="Prrafodelista"/>
+        <w:pStyle w:val="ListParagraph"/>
         <w:numPr>
           <w:ilvl w:val="0"/>
-          <w:numId w:val="1"/>
+          <w:numId w:val="2"/>
         </w:numPr>
         <w:rPr>
           <w:b/>
@@ -2876,7 +4593,7 @@
     </w:p>
     <w:p>
       <w:pPr>
-        <w:pStyle w:val="Prrafodelista"/>
+        <w:pStyle w:val="ListParagraph"/>
       </w:pPr>
       <w:r>
         <w:t xml:space="preserve">Para este método se definieron </w:t>
@@ -2890,18 +4607,23 @@
     </w:p>
     <w:p>
       <w:pPr>
-        <w:pStyle w:val="Prrafodelista"/>
+        <w:pStyle w:val="ListParagraph"/>
       </w:pPr>
       <w:r>
         <w:rPr>
           <w:noProof/>
         </w:rPr>
-        <w:lastRenderedPageBreak/>
         <w:drawing>
           <wp:inline distT="0" distB="0" distL="0" distR="0" wp14:anchorId="67BBF165" wp14:editId="6623C59E">
             <wp:extent cx="5612130" cy="2936875"/>
             <wp:effectExtent l="0" t="0" r="7620" b="0"/>
-            <wp:docPr id="884096488" name="Imagen 1"/>
+            <wp:docPr id="884096488" name="Imagen 1">
+              <a:extLst xmlns:a="http://schemas.openxmlformats.org/drawingml/2006/main">
+                <a:ext uri="{FF2B5EF4-FFF2-40B4-BE49-F238E27FC236}">
+                  <a16:creationId xmlns:a16="http://schemas.microsoft.com/office/drawing/2014/main" id="{5980A330-CE48-4C40-A716-6B8CBA8D2383}"/>
+                </a:ext>
+              </a:extLst>
+            </wp:docPr>
             <wp:cNvGraphicFramePr>
               <a:graphicFrameLocks xmlns:a="http://schemas.openxmlformats.org/drawingml/2006/main" noChangeAspect="1"/>
             </wp:cNvGraphicFramePr>
@@ -2913,7 +4635,7 @@
                     <pic:cNvPicPr/>
                   </pic:nvPicPr>
                   <pic:blipFill>
-                    <a:blip r:embed="rId21"/>
+                    <a:blip r:embed="rId43"/>
                     <a:stretch>
                       <a:fillRect/>
                     </a:stretch>
@@ -2936,12 +4658,12 @@
     </w:p>
     <w:p>
       <w:pPr>
-        <w:pStyle w:val="Prrafodelista"/>
-      </w:pPr>
-    </w:p>
-    <w:p>
-      <w:pPr>
-        <w:pStyle w:val="Prrafodelista"/>
+        <w:pStyle w:val="ListParagraph"/>
+      </w:pPr>
+    </w:p>
+    <w:p>
+      <w:pPr>
+        <w:pStyle w:val="ListParagraph"/>
       </w:pPr>
       <w:r>
         <w:rPr>
@@ -2951,7 +4673,13 @@
           <wp:inline distT="0" distB="0" distL="0" distR="0" wp14:anchorId="75BD2CDF" wp14:editId="756F6543">
             <wp:extent cx="4667901" cy="4972744"/>
             <wp:effectExtent l="0" t="0" r="0" b="0"/>
-            <wp:docPr id="1268496469" name="Imagen 1"/>
+            <wp:docPr id="1268496469" name="Imagen 1">
+              <a:extLst xmlns:a="http://schemas.openxmlformats.org/drawingml/2006/main">
+                <a:ext uri="{FF2B5EF4-FFF2-40B4-BE49-F238E27FC236}">
+                  <a16:creationId xmlns:a16="http://schemas.microsoft.com/office/drawing/2014/main" id="{FB14399B-EAE0-48E8-B2BA-C215E8D7B661}"/>
+                </a:ext>
+              </a:extLst>
+            </wp:docPr>
             <wp:cNvGraphicFramePr>
               <a:graphicFrameLocks xmlns:a="http://schemas.openxmlformats.org/drawingml/2006/main" noChangeAspect="1"/>
             </wp:cNvGraphicFramePr>
@@ -2963,7 +4691,7 @@
                     <pic:cNvPicPr/>
                   </pic:nvPicPr>
                   <pic:blipFill>
-                    <a:blip r:embed="rId22"/>
+                    <a:blip r:embed="rId44"/>
                     <a:stretch>
                       <a:fillRect/>
                     </a:stretch>
@@ -2986,10 +4714,10 @@
     </w:p>
     <w:p>
       <w:pPr>
-        <w:pStyle w:val="Prrafodelista"/>
+        <w:pStyle w:val="ListParagraph"/>
         <w:numPr>
           <w:ilvl w:val="0"/>
-          <w:numId w:val="1"/>
+          <w:numId w:val="2"/>
         </w:numPr>
         <w:rPr>
           <w:b/>
@@ -3003,7 +4731,6 @@
           <w:bCs/>
           <w:lang w:val="en-US"/>
         </w:rPr>
-        <w:lastRenderedPageBreak/>
         <w:t>placeSymbol(Wheel: int, symbol: String)</w:t>
       </w:r>
       <w:r>
@@ -3017,7 +4744,7 @@
     </w:p>
     <w:p>
       <w:pPr>
-        <w:pStyle w:val="Prrafodelista"/>
+        <w:pStyle w:val="ListParagraph"/>
         <w:rPr>
           <w:lang w:val="en-US"/>
         </w:rPr>
@@ -3025,7 +4752,7 @@
     </w:p>
     <w:p>
       <w:pPr>
-        <w:pStyle w:val="Prrafodelista"/>
+        <w:pStyle w:val="ListParagraph"/>
       </w:pPr>
       <w:r>
         <w:t>Para este método se definieron d</w:t>
@@ -3036,7 +4763,7 @@
     </w:p>
     <w:p>
       <w:pPr>
-        <w:pStyle w:val="Prrafodelista"/>
+        <w:pStyle w:val="ListParagraph"/>
       </w:pPr>
       <w:r>
         <w:rPr>
@@ -3046,7 +4773,13 @@
           <wp:inline distT="0" distB="0" distL="0" distR="0" wp14:anchorId="678BBA10" wp14:editId="4DF5199D">
             <wp:extent cx="5612130" cy="2206625"/>
             <wp:effectExtent l="0" t="0" r="7620" b="3175"/>
-            <wp:docPr id="2091808699" name="Imagen 1"/>
+            <wp:docPr id="2091808699" name="Imagen 1">
+              <a:extLst xmlns:a="http://schemas.openxmlformats.org/drawingml/2006/main">
+                <a:ext uri="{FF2B5EF4-FFF2-40B4-BE49-F238E27FC236}">
+                  <a16:creationId xmlns:a16="http://schemas.microsoft.com/office/drawing/2014/main" id="{D18C00B1-776A-4FB8-80C1-24916B207EBC}"/>
+                </a:ext>
+              </a:extLst>
+            </wp:docPr>
             <wp:cNvGraphicFramePr>
               <a:graphicFrameLocks xmlns:a="http://schemas.openxmlformats.org/drawingml/2006/main" noChangeAspect="1"/>
             </wp:cNvGraphicFramePr>
@@ -3058,7 +4791,7 @@
                     <pic:cNvPicPr/>
                   </pic:nvPicPr>
                   <pic:blipFill>
-                    <a:blip r:embed="rId23"/>
+                    <a:blip r:embed="rId45"/>
                     <a:stretch>
                       <a:fillRect/>
                     </a:stretch>
@@ -3081,18 +4814,23 @@
     </w:p>
     <w:p>
       <w:pPr>
-        <w:pStyle w:val="Prrafodelista"/>
+        <w:pStyle w:val="ListParagraph"/>
       </w:pPr>
       <w:r>
         <w:rPr>
           <w:noProof/>
         </w:rPr>
-        <w:lastRenderedPageBreak/>
         <w:drawing>
           <wp:inline distT="0" distB="0" distL="0" distR="0" wp14:anchorId="62AA7D0A" wp14:editId="418BD91A">
             <wp:extent cx="4601217" cy="5744377"/>
             <wp:effectExtent l="0" t="0" r="8890" b="8890"/>
-            <wp:docPr id="1512127030" name="Imagen 1"/>
+            <wp:docPr id="1512127030" name="Imagen 1">
+              <a:extLst xmlns:a="http://schemas.openxmlformats.org/drawingml/2006/main">
+                <a:ext uri="{FF2B5EF4-FFF2-40B4-BE49-F238E27FC236}">
+                  <a16:creationId xmlns:a16="http://schemas.microsoft.com/office/drawing/2014/main" id="{27F9CD21-8168-49AE-B994-672D6C25CD1A}"/>
+                </a:ext>
+              </a:extLst>
+            </wp:docPr>
             <wp:cNvGraphicFramePr>
               <a:graphicFrameLocks xmlns:a="http://schemas.openxmlformats.org/drawingml/2006/main" noChangeAspect="1"/>
             </wp:cNvGraphicFramePr>
@@ -3104,7 +4842,7 @@
                     <pic:cNvPicPr/>
                   </pic:nvPicPr>
                   <pic:blipFill>
-                    <a:blip r:embed="rId24"/>
+                    <a:blip r:embed="rId46"/>
                     <a:stretch>
                       <a:fillRect/>
                     </a:stretch>
@@ -3127,7 +4865,7 @@
     </w:p>
     <w:p>
       <w:pPr>
-        <w:pStyle w:val="Prrafodelista"/>
+        <w:pStyle w:val="ListParagraph"/>
         <w:rPr>
           <w:b/>
           <w:bCs/>
@@ -3143,7 +4881,7 @@
     </w:p>
     <w:p>
       <w:pPr>
-        <w:pStyle w:val="Prrafodelista"/>
+        <w:pStyle w:val="ListParagraph"/>
       </w:pPr>
       <w:r>
         <w:t xml:space="preserve">Para este método se definieron </w:t>
@@ -3154,18 +4892,23 @@
     </w:p>
     <w:p>
       <w:pPr>
-        <w:pStyle w:val="Prrafodelista"/>
+        <w:pStyle w:val="ListParagraph"/>
       </w:pPr>
       <w:r>
         <w:rPr>
           <w:noProof/>
         </w:rPr>
-        <w:lastRenderedPageBreak/>
         <w:drawing>
           <wp:inline distT="0" distB="0" distL="0" distR="0" wp14:anchorId="1C57AB93" wp14:editId="506B933A">
             <wp:extent cx="5612130" cy="3334385"/>
             <wp:effectExtent l="0" t="0" r="7620" b="0"/>
-            <wp:docPr id="356465342" name="Imagen 1"/>
+            <wp:docPr id="356465342" name="Imagen 1">
+              <a:extLst xmlns:a="http://schemas.openxmlformats.org/drawingml/2006/main">
+                <a:ext uri="{FF2B5EF4-FFF2-40B4-BE49-F238E27FC236}">
+                  <a16:creationId xmlns:a16="http://schemas.microsoft.com/office/drawing/2014/main" id="{B3F49BD2-B0FC-43DC-BF9C-B4EF34C80695}"/>
+                </a:ext>
+              </a:extLst>
+            </wp:docPr>
             <wp:cNvGraphicFramePr>
               <a:graphicFrameLocks xmlns:a="http://schemas.openxmlformats.org/drawingml/2006/main" noChangeAspect="1"/>
             </wp:cNvGraphicFramePr>
@@ -3177,7 +4920,7 @@
                     <pic:cNvPicPr/>
                   </pic:nvPicPr>
                   <pic:blipFill>
-                    <a:blip r:embed="rId25"/>
+                    <a:blip r:embed="rId47"/>
                     <a:stretch>
                       <a:fillRect/>
                     </a:stretch>
@@ -3200,18 +4943,23 @@
     </w:p>
     <w:p>
       <w:pPr>
-        <w:pStyle w:val="Prrafodelista"/>
+        <w:pStyle w:val="ListParagraph"/>
       </w:pPr>
       <w:r>
         <w:rPr>
           <w:noProof/>
         </w:rPr>
-        <w:lastRenderedPageBreak/>
         <w:drawing>
           <wp:inline distT="0" distB="0" distL="0" distR="0" wp14:anchorId="7F5EF6AD" wp14:editId="792A3491">
             <wp:extent cx="4563112" cy="5039428"/>
             <wp:effectExtent l="0" t="0" r="8890" b="8890"/>
-            <wp:docPr id="1387323121" name="Imagen 1"/>
+            <wp:docPr id="1387323121" name="Imagen 1">
+              <a:extLst xmlns:a="http://schemas.openxmlformats.org/drawingml/2006/main">
+                <a:ext uri="{FF2B5EF4-FFF2-40B4-BE49-F238E27FC236}">
+                  <a16:creationId xmlns:a16="http://schemas.microsoft.com/office/drawing/2014/main" id="{8B92D04D-6E77-44A2-B045-87F6421FC392}"/>
+                </a:ext>
+              </a:extLst>
+            </wp:docPr>
             <wp:cNvGraphicFramePr>
               <a:graphicFrameLocks xmlns:a="http://schemas.openxmlformats.org/drawingml/2006/main" noChangeAspect="1"/>
             </wp:cNvGraphicFramePr>
@@ -3223,7 +4971,7 @@
                     <pic:cNvPicPr/>
                   </pic:nvPicPr>
                   <pic:blipFill>
-                    <a:blip r:embed="rId26"/>
+                    <a:blip r:embed="rId48"/>
                     <a:stretch>
                       <a:fillRect/>
                     </a:stretch>
@@ -3246,15 +4994,15 @@
     </w:p>
     <w:p>
       <w:pPr>
-        <w:pStyle w:val="Prrafodelista"/>
-      </w:pPr>
-    </w:p>
-    <w:p>
-      <w:pPr>
-        <w:pStyle w:val="Prrafodelista"/>
+        <w:pStyle w:val="ListParagraph"/>
+      </w:pPr>
+    </w:p>
+    <w:p>
+      <w:pPr>
+        <w:pStyle w:val="ListParagraph"/>
         <w:numPr>
           <w:ilvl w:val="0"/>
-          <w:numId w:val="1"/>
+          <w:numId w:val="2"/>
         </w:numPr>
         <w:rPr>
           <w:b/>
@@ -3305,7 +5053,7 @@
     </w:p>
     <w:p>
       <w:pPr>
-        <w:pStyle w:val="Prrafodelista"/>
+        <w:pStyle w:val="ListParagraph"/>
         <w:rPr>
           <w:lang w:val="en-US"/>
         </w:rPr>
@@ -3315,12 +5063,17 @@
           <w:noProof/>
           <w:lang w:val="en-US"/>
         </w:rPr>
-        <w:lastRenderedPageBreak/>
         <w:drawing>
           <wp:inline distT="0" distB="0" distL="0" distR="0" wp14:anchorId="6FB35DF2" wp14:editId="54558A0C">
             <wp:extent cx="5612130" cy="6504305"/>
             <wp:effectExtent l="0" t="0" r="7620" b="0"/>
-            <wp:docPr id="1538040930" name="Imagen 1"/>
+            <wp:docPr id="1538040930" name="Imagen 1">
+              <a:extLst xmlns:a="http://schemas.openxmlformats.org/drawingml/2006/main">
+                <a:ext uri="{FF2B5EF4-FFF2-40B4-BE49-F238E27FC236}">
+                  <a16:creationId xmlns:a16="http://schemas.microsoft.com/office/drawing/2014/main" id="{8870A740-87A8-4DB8-B049-9AF8469AF743}"/>
+                </a:ext>
+              </a:extLst>
+            </wp:docPr>
             <wp:cNvGraphicFramePr>
               <a:graphicFrameLocks xmlns:a="http://schemas.openxmlformats.org/drawingml/2006/main" noChangeAspect="1"/>
             </wp:cNvGraphicFramePr>
@@ -3332,7 +5085,7 @@
                     <pic:cNvPicPr/>
                   </pic:nvPicPr>
                   <pic:blipFill>
-                    <a:blip r:embed="rId27"/>
+                    <a:blip r:embed="rId49"/>
                     <a:stretch>
                       <a:fillRect/>
                     </a:stretch>
@@ -3355,7 +5108,7 @@
     </w:p>
     <w:p>
       <w:pPr>
-        <w:pStyle w:val="Prrafodelista"/>
+        <w:pStyle w:val="ListParagraph"/>
         <w:rPr>
           <w:lang w:val="en-US"/>
         </w:rPr>
@@ -3365,12 +5118,17 @@
           <w:noProof/>
           <w:lang w:val="en-US"/>
         </w:rPr>
-        <w:lastRenderedPageBreak/>
         <w:drawing>
           <wp:inline distT="0" distB="0" distL="0" distR="0" wp14:anchorId="2A90CB30" wp14:editId="563A7419">
             <wp:extent cx="5612130" cy="3678555"/>
             <wp:effectExtent l="0" t="0" r="7620" b="0"/>
-            <wp:docPr id="1368462897" name="Imagen 1"/>
+            <wp:docPr id="1368462897" name="Imagen 1">
+              <a:extLst xmlns:a="http://schemas.openxmlformats.org/drawingml/2006/main">
+                <a:ext uri="{FF2B5EF4-FFF2-40B4-BE49-F238E27FC236}">
+                  <a16:creationId xmlns:a16="http://schemas.microsoft.com/office/drawing/2014/main" id="{93440293-A86B-4AB6-A421-55C51DDC0A88}"/>
+                </a:ext>
+              </a:extLst>
+            </wp:docPr>
             <wp:cNvGraphicFramePr>
               <a:graphicFrameLocks xmlns:a="http://schemas.openxmlformats.org/drawingml/2006/main" noChangeAspect="1"/>
             </wp:cNvGraphicFramePr>
@@ -3382,7 +5140,7 @@
                     <pic:cNvPicPr/>
                   </pic:nvPicPr>
                   <pic:blipFill>
-                    <a:blip r:embed="rId28"/>
+                    <a:blip r:embed="rId50"/>
                     <a:stretch>
                       <a:fillRect/>
                     </a:stretch>
@@ -3405,10 +5163,21 @@
     </w:p>
     <w:p/>
     <w:p>
-      <w:r>
+      <w:pPr>
+        <w:rPr>
+          <w:lang w:val="es-CO"/>
+        </w:rPr>
+      </w:pPr>
+      <w:r>
+        <w:rPr>
+          <w:lang w:val="es-CO"/>
+        </w:rPr>
         <w:t>Spin(setSymbols : String[]): void</w:t>
       </w:r>
       <w:r>
+        <w:rPr>
+          <w:lang w:val="es-CO"/>
+        </w:rPr>
         <w:t xml:space="preserve"> **</w:t>
       </w:r>
     </w:p>
@@ -3433,11 +5202,20 @@
     </w:p>
     <w:p>
       <w:r>
+        <w:rPr>
+          <w:noProof/>
+        </w:rPr>
         <w:drawing>
           <wp:inline distT="0" distB="0" distL="0" distR="0" wp14:anchorId="64D117A1" wp14:editId="76F6A15C">
             <wp:extent cx="5612130" cy="3077210"/>
             <wp:effectExtent l="0" t="0" r="7620" b="8890"/>
-            <wp:docPr id="310359139" name="Imagen 1"/>
+            <wp:docPr id="310359139" name="Imagen 1">
+              <a:extLst xmlns:a="http://schemas.openxmlformats.org/drawingml/2006/main">
+                <a:ext uri="{FF2B5EF4-FFF2-40B4-BE49-F238E27FC236}">
+                  <a16:creationId xmlns:a16="http://schemas.microsoft.com/office/drawing/2014/main" id="{E74909B4-77F7-4298-BDF2-260C867B4175}"/>
+                </a:ext>
+              </a:extLst>
+            </wp:docPr>
             <wp:cNvGraphicFramePr>
               <a:graphicFrameLocks xmlns:a="http://schemas.openxmlformats.org/drawingml/2006/main" noChangeAspect="1"/>
             </wp:cNvGraphicFramePr>
@@ -3449,7 +5227,7 @@
                     <pic:cNvPicPr/>
                   </pic:nvPicPr>
                   <pic:blipFill>
-                    <a:blip r:embed="rId29"/>
+                    <a:blip r:embed="rId51"/>
                     <a:stretch>
                       <a:fillRect/>
                     </a:stretch>
@@ -3471,7 +5249,15 @@
       </w:r>
     </w:p>
     <w:p>
-      <w:r>
+      <w:pPr>
+        <w:rPr>
+          <w:lang w:val="es-CO"/>
+        </w:rPr>
+      </w:pPr>
+      <w:r>
+        <w:rPr>
+          <w:lang w:val="es-CO"/>
+        </w:rPr>
         <w:t>Spin(): void</w:t>
       </w:r>
     </w:p>
@@ -3485,7 +5271,6 @@
         <w:rPr>
           <w:lang w:val="es-CO"/>
         </w:rPr>
-        <w:lastRenderedPageBreak/>
         <w:t>Se le hizo una sola p</w:t>
       </w:r>
       <w:r>
@@ -3503,13 +5288,20 @@
       </w:pPr>
       <w:r>
         <w:rPr>
+          <w:noProof/>
           <w:lang w:val="es-CO"/>
         </w:rPr>
         <w:drawing>
           <wp:inline distT="0" distB="0" distL="0" distR="0" wp14:anchorId="72D2E02C" wp14:editId="7CAF79F8">
             <wp:extent cx="5612130" cy="995045"/>
             <wp:effectExtent l="0" t="0" r="7620" b="0"/>
-            <wp:docPr id="73016598" name="Imagen 1"/>
+            <wp:docPr id="73016598" name="Imagen 1">
+              <a:extLst xmlns:a="http://schemas.openxmlformats.org/drawingml/2006/main">
+                <a:ext uri="{FF2B5EF4-FFF2-40B4-BE49-F238E27FC236}">
+                  <a16:creationId xmlns:a16="http://schemas.microsoft.com/office/drawing/2014/main" id="{E2B10EEF-2D57-4E7E-86DC-A65E3B2EB836}"/>
+                </a:ext>
+              </a:extLst>
+            </wp:docPr>
             <wp:cNvGraphicFramePr>
               <a:graphicFrameLocks xmlns:a="http://schemas.openxmlformats.org/drawingml/2006/main" noChangeAspect="1"/>
             </wp:cNvGraphicFramePr>
@@ -3521,7 +5313,7 @@
                     <pic:cNvPicPr/>
                   </pic:nvPicPr>
                   <pic:blipFill>
-                    <a:blip r:embed="rId30"/>
+                    <a:blip r:embed="rId52"/>
                     <a:stretch>
                       <a:fillRect/>
                     </a:stretch>
@@ -3550,13 +5342,20 @@
       </w:pPr>
       <w:r>
         <w:rPr>
+          <w:noProof/>
           <w:lang w:val="es-CO"/>
         </w:rPr>
         <w:drawing>
           <wp:inline distT="0" distB="0" distL="0" distR="0" wp14:anchorId="36F19F87" wp14:editId="6E81CD64">
             <wp:extent cx="4686954" cy="4772691"/>
             <wp:effectExtent l="0" t="0" r="0" b="8890"/>
-            <wp:docPr id="960204853" name="Imagen 1"/>
+            <wp:docPr id="960204853" name="Imagen 1">
+              <a:extLst xmlns:a="http://schemas.openxmlformats.org/drawingml/2006/main">
+                <a:ext uri="{FF2B5EF4-FFF2-40B4-BE49-F238E27FC236}">
+                  <a16:creationId xmlns:a16="http://schemas.microsoft.com/office/drawing/2014/main" id="{C644F639-AAD6-4A23-A899-DE3F43680771}"/>
+                </a:ext>
+              </a:extLst>
+            </wp:docPr>
             <wp:cNvGraphicFramePr>
               <a:graphicFrameLocks xmlns:a="http://schemas.openxmlformats.org/drawingml/2006/main" noChangeAspect="1"/>
             </wp:cNvGraphicFramePr>
@@ -3568,7 +5367,7 @@
                     <pic:cNvPicPr/>
                   </pic:nvPicPr>
                   <pic:blipFill>
-                    <a:blip r:embed="rId31"/>
+                    <a:blip r:embed="rId53"/>
                     <a:stretch>
                       <a:fillRect/>
                     </a:stretch>
@@ -3629,14 +5428,20 @@
       </w:pPr>
       <w:r>
         <w:rPr>
-          <w:lang w:val="es-CO"/>
-        </w:rPr>
-        <w:lastRenderedPageBreak/>
+          <w:noProof/>
+          <w:lang w:val="es-CO"/>
+        </w:rPr>
         <w:drawing>
           <wp:inline distT="0" distB="0" distL="0" distR="0" wp14:anchorId="2D1CA6C2" wp14:editId="4371A100">
             <wp:extent cx="5612130" cy="1592580"/>
             <wp:effectExtent l="0" t="0" r="7620" b="7620"/>
-            <wp:docPr id="1800709647" name="Imagen 1"/>
+            <wp:docPr id="1800709647" name="Imagen 1">
+              <a:extLst xmlns:a="http://schemas.openxmlformats.org/drawingml/2006/main">
+                <a:ext uri="{FF2B5EF4-FFF2-40B4-BE49-F238E27FC236}">
+                  <a16:creationId xmlns:a16="http://schemas.microsoft.com/office/drawing/2014/main" id="{B3F0F3C2-0B78-42D3-A1C9-E16E40C1133F}"/>
+                </a:ext>
+              </a:extLst>
+            </wp:docPr>
             <wp:cNvGraphicFramePr>
               <a:graphicFrameLocks xmlns:a="http://schemas.openxmlformats.org/drawingml/2006/main" noChangeAspect="1"/>
             </wp:cNvGraphicFramePr>
@@ -3648,7 +5453,7 @@
                     <pic:cNvPicPr/>
                   </pic:nvPicPr>
                   <pic:blipFill>
-                    <a:blip r:embed="rId32"/>
+                    <a:blip r:embed="rId54"/>
                     <a:stretch>
                       <a:fillRect/>
                     </a:stretch>
@@ -3715,13 +5520,20 @@
       </w:pPr>
       <w:r>
         <w:rPr>
+          <w:noProof/>
           <w:lang w:val="es-CO"/>
         </w:rPr>
         <w:drawing>
           <wp:inline distT="0" distB="0" distL="0" distR="0" wp14:anchorId="62E23250" wp14:editId="4A83A7C7">
             <wp:extent cx="5612130" cy="1482090"/>
             <wp:effectExtent l="0" t="0" r="7620" b="3810"/>
-            <wp:docPr id="424215372" name="Imagen 1"/>
+            <wp:docPr id="424215372" name="Imagen 1">
+              <a:extLst xmlns:a="http://schemas.openxmlformats.org/drawingml/2006/main">
+                <a:ext uri="{FF2B5EF4-FFF2-40B4-BE49-F238E27FC236}">
+                  <a16:creationId xmlns:a16="http://schemas.microsoft.com/office/drawing/2014/main" id="{EAC7E6DF-D5AC-4273-BBEA-C6AFE1BEF746}"/>
+                </a:ext>
+              </a:extLst>
+            </wp:docPr>
             <wp:cNvGraphicFramePr>
               <a:graphicFrameLocks xmlns:a="http://schemas.openxmlformats.org/drawingml/2006/main" noChangeAspect="1"/>
             </wp:cNvGraphicFramePr>
@@ -3733,7 +5545,7 @@
                     <pic:cNvPicPr/>
                   </pic:nvPicPr>
                   <pic:blipFill>
-                    <a:blip r:embed="rId33"/>
+                    <a:blip r:embed="rId55"/>
                     <a:stretch>
                       <a:fillRect/>
                     </a:stretch>
@@ -3788,13 +5600,20 @@
       </w:pPr>
       <w:r>
         <w:rPr>
+          <w:noProof/>
           <w:lang w:val="es-CO"/>
         </w:rPr>
         <w:drawing>
           <wp:inline distT="0" distB="0" distL="0" distR="0" wp14:anchorId="432CB83A" wp14:editId="4645D12C">
             <wp:extent cx="5612130" cy="3243580"/>
             <wp:effectExtent l="0" t="0" r="7620" b="0"/>
-            <wp:docPr id="78492394" name="Imagen 1"/>
+            <wp:docPr id="78492394" name="Imagen 1">
+              <a:extLst xmlns:a="http://schemas.openxmlformats.org/drawingml/2006/main">
+                <a:ext uri="{FF2B5EF4-FFF2-40B4-BE49-F238E27FC236}">
+                  <a16:creationId xmlns:a16="http://schemas.microsoft.com/office/drawing/2014/main" id="{A3B21CD6-81C1-4EB7-A2BC-1EB30BAFE3C3}"/>
+                </a:ext>
+              </a:extLst>
+            </wp:docPr>
             <wp:cNvGraphicFramePr>
               <a:graphicFrameLocks xmlns:a="http://schemas.openxmlformats.org/drawingml/2006/main" noChangeAspect="1"/>
             </wp:cNvGraphicFramePr>
@@ -3806,7 +5625,7 @@
                     <pic:cNvPicPr/>
                   </pic:nvPicPr>
                   <pic:blipFill>
-                    <a:blip r:embed="rId34"/>
+                    <a:blip r:embed="rId56"/>
                     <a:stretch>
                       <a:fillRect/>
                     </a:stretch>
@@ -3835,6 +5654,8 @@
       </w:pPr>
     </w:p>
     <w:sectPr>
+      <w:headerReference w:type="default" r:id="rId57"/>
+      <w:footerReference w:type="default" r:id="rId58"/>
       <w:pgSz w:w="12240" w:h="15840"/>
       <w:pgMar w:top="1417" w:right="1701" w:bottom="1417" w:left="1701" w:header="708" w:footer="708" w:gutter="0"/>
       <w:cols w:space="708"/>
@@ -3842,6 +5663,176 @@
     </w:sectPr>
   </w:body>
 </w:document>
+</file>
+
+<file path=word/endnotes.xml><?xml version="1.0" encoding="utf-8"?>
+<w:endnotes xmlns:wpc="http://schemas.microsoft.com/office/word/2010/wordprocessingCanvas" xmlns:cx="http://schemas.microsoft.com/office/drawing/2014/chartex" xmlns:cx1="http://schemas.microsoft.com/office/drawing/2015/9/8/chartex" xmlns:cx2="http://schemas.microsoft.com/office/drawing/2015/10/21/chartex" xmlns:cx3="http://schemas.microsoft.com/office/drawing/2016/5/9/chartex" xmlns:cx4="http://schemas.microsoft.com/office/drawing/2016/5/10/chartex" xmlns:cx5="http://schemas.microsoft.com/office/drawing/2016/5/11/chartex" xmlns:cx6="http://schemas.microsoft.com/office/drawing/2016/5/12/chartex" xmlns:cx7="http://schemas.microsoft.com/office/drawing/2016/5/13/chartex" xmlns:cx8="http://schemas.microsoft.com/office/drawing/2016/5/14/chartex" xmlns:mc="http://schemas.openxmlformats.org/markup-compatibility/2006" xmlns:aink="http://schemas.microsoft.com/office/drawing/2016/ink" xmlns:am3d="http://schemas.microsoft.com/office/drawing/2017/model3d" xmlns:o="urn:schemas-microsoft-com:office:office" xmlns:oel="http://schemas.microsoft.com/office/2019/extlst" xmlns:r="http://schemas.openxmlformats.org/officeDocument/2006/relationships" xmlns:m="http://schemas.openxmlformats.org/officeDocument/2006/math" xmlns:v="urn:schemas-microsoft-com:vml" xmlns:wp14="http://schemas.microsoft.com/office/word/2010/wordprocessingDrawing" xmlns:wp="http://schemas.openxmlformats.org/drawingml/2006/wordprocessingDrawing" xmlns:w10="urn:schemas-microsoft-com:office:word" xmlns:w="http://schemas.openxmlformats.org/wordprocessingml/2006/main" xmlns:w14="http://schemas.microsoft.com/office/word/2010/wordml" xmlns:w15="http://schemas.microsoft.com/office/word/2012/wordml" xmlns:w16cex="http://schemas.microsoft.com/office/word/2018/wordml/cex" xmlns:w16cid="http://schemas.microsoft.com/office/word/2016/wordml/cid" xmlns:w16="http://schemas.microsoft.com/office/word/2018/wordml" xmlns:w16du="http://schemas.microsoft.com/office/word/2023/wordml/word16du" xmlns:w16sdtdh="http://schemas.microsoft.com/office/word/2020/wordml/sdtdatahash" xmlns:w16sdtfl="http://schemas.microsoft.com/office/word/2024/wordml/sdtformatlock" xmlns:w16se="http://schemas.microsoft.com/office/word/2015/wordml/symex" xmlns:wpg="http://schemas.microsoft.com/office/word/2010/wordprocessingGroup" xmlns:wpi="http://schemas.microsoft.com/office/word/2010/wordprocessingInk" xmlns:wne="http://schemas.microsoft.com/office/word/2006/wordml" xmlns:wps="http://schemas.microsoft.com/office/word/2010/wordprocessingShape" mc:Ignorable="w14 w15 w16se w16cid w16 w16cex w16sdtdh w16sdtfl w16du wp14">
+  <w:endnote w:type="separator" w:id="-1">
+    <w:p>
+      <w:pPr>
+        <w:spacing w:after="0" w:line="240" w:lineRule="auto"/>
+      </w:pPr>
+      <w:r>
+        <w:separator/>
+      </w:r>
+    </w:p>
+  </w:endnote>
+  <w:endnote w:type="continuationSeparator" w:id="0">
+    <w:p>
+      <w:pPr>
+        <w:spacing w:after="0" w:line="240" w:lineRule="auto"/>
+      </w:pPr>
+      <w:r>
+        <w:continuationSeparator/>
+      </w:r>
+    </w:p>
+  </w:endnote>
+</w:endnotes>
+</file>
+
+<file path=word/footer1.xml><?xml version="1.0" encoding="utf-8"?>
+<w:ftr xmlns:wpc="http://schemas.microsoft.com/office/word/2010/wordprocessingCanvas" xmlns:cx="http://schemas.microsoft.com/office/drawing/2014/chartex" xmlns:cx1="http://schemas.microsoft.com/office/drawing/2015/9/8/chartex" xmlns:cx2="http://schemas.microsoft.com/office/drawing/2015/10/21/chartex" xmlns:cx3="http://schemas.microsoft.com/office/drawing/2016/5/9/chartex" xmlns:cx4="http://schemas.microsoft.com/office/drawing/2016/5/10/chartex" xmlns:cx5="http://schemas.microsoft.com/office/drawing/2016/5/11/chartex" xmlns:cx6="http://schemas.microsoft.com/office/drawing/2016/5/12/chartex" xmlns:cx7="http://schemas.microsoft.com/office/drawing/2016/5/13/chartex" xmlns:cx8="http://schemas.microsoft.com/office/drawing/2016/5/14/chartex" xmlns:mc="http://schemas.openxmlformats.org/markup-compatibility/2006" xmlns:aink="http://schemas.microsoft.com/office/drawing/2016/ink" xmlns:am3d="http://schemas.microsoft.com/office/drawing/2017/model3d" xmlns:o="urn:schemas-microsoft-com:office:office" xmlns:oel="http://schemas.microsoft.com/office/2019/extlst" xmlns:r="http://schemas.openxmlformats.org/officeDocument/2006/relationships" xmlns:m="http://schemas.openxmlformats.org/officeDocument/2006/math" xmlns:v="urn:schemas-microsoft-com:vml" xmlns:wp14="http://schemas.microsoft.com/office/word/2010/wordprocessingDrawing" xmlns:wp="http://schemas.openxmlformats.org/drawingml/2006/wordprocessingDrawing" xmlns:w10="urn:schemas-microsoft-com:office:word" xmlns:w="http://schemas.openxmlformats.org/wordprocessingml/2006/main" xmlns:w14="http://schemas.microsoft.com/office/word/2010/wordml" xmlns:w15="http://schemas.microsoft.com/office/word/2012/wordml" xmlns:w16cex="http://schemas.microsoft.com/office/word/2018/wordml/cex" xmlns:w16cid="http://schemas.microsoft.com/office/word/2016/wordml/cid" xmlns:w16="http://schemas.microsoft.com/office/word/2018/wordml" xmlns:w16du="http://schemas.microsoft.com/office/word/2023/wordml/word16du" xmlns:w16sdtdh="http://schemas.microsoft.com/office/word/2020/wordml/sdtdatahash" xmlns:w16sdtfl="http://schemas.microsoft.com/office/word/2024/wordml/sdtformatlock" xmlns:w16se="http://schemas.microsoft.com/office/word/2015/wordml/symex" xmlns:wpg="http://schemas.microsoft.com/office/word/2010/wordprocessingGroup" xmlns:wpi="http://schemas.microsoft.com/office/word/2010/wordprocessingInk" xmlns:wne="http://schemas.microsoft.com/office/word/2006/wordml" xmlns:wps="http://schemas.microsoft.com/office/word/2010/wordprocessingShape" mc:Ignorable="w14 w15 w16se w16cid w16 w16cex w16sdtdh w16sdtfl w16du wp14">
+  <w:tbl>
+    <w:tblPr>
+      <w:tblW w:w="0" w:type="auto"/>
+      <w:tblLook w:val="06A0" w:firstRow="1" w:lastRow="0" w:firstColumn="1" w:lastColumn="0" w:noHBand="1" w:noVBand="1"/>
+    </w:tblPr>
+    <w:tblGrid>
+      <w:gridCol w:w="2945"/>
+      <w:gridCol w:w="2945"/>
+      <w:gridCol w:w="2945"/>
+    </w:tblGrid>
+    <w:tr>
+      <w:trPr>
+        <w:trHeight w:val="300"/>
+      </w:trPr>
+      <w:tc>
+        <w:tcPr>
+          <w:tcW w:w="2945" w:type="dxa"/>
+        </w:tcPr>
+        <w:p>
+          <w:pPr>
+            <w:pStyle w:val="Header"/>
+            <w:ind w:left="-115"/>
+          </w:pPr>
+        </w:p>
+      </w:tc>
+      <w:tc>
+        <w:tcPr>
+          <w:tcW w:w="2945" w:type="dxa"/>
+        </w:tcPr>
+        <w:p>
+          <w:pPr>
+            <w:pStyle w:val="Header"/>
+            <w:jc w:val="center"/>
+          </w:pPr>
+        </w:p>
+      </w:tc>
+      <w:tc>
+        <w:tcPr>
+          <w:tcW w:w="2945" w:type="dxa"/>
+        </w:tcPr>
+        <w:p>
+          <w:pPr>
+            <w:pStyle w:val="Header"/>
+            <w:ind w:right="-115"/>
+            <w:jc w:val="right"/>
+          </w:pPr>
+        </w:p>
+      </w:tc>
+    </w:tr>
+  </w:tbl>
+  <w:p>
+    <w:pPr>
+      <w:pStyle w:val="Footer"/>
+    </w:pPr>
+  </w:p>
+</w:ftr>
+</file>
+
+<file path=word/footnotes.xml><?xml version="1.0" encoding="utf-8"?>
+<w:footnotes xmlns:wpc="http://schemas.microsoft.com/office/word/2010/wordprocessingCanvas" xmlns:cx="http://schemas.microsoft.com/office/drawing/2014/chartex" xmlns:cx1="http://schemas.microsoft.com/office/drawing/2015/9/8/chartex" xmlns:cx2="http://schemas.microsoft.com/office/drawing/2015/10/21/chartex" xmlns:cx3="http://schemas.microsoft.com/office/drawing/2016/5/9/chartex" xmlns:cx4="http://schemas.microsoft.com/office/drawing/2016/5/10/chartex" xmlns:cx5="http://schemas.microsoft.com/office/drawing/2016/5/11/chartex" xmlns:cx6="http://schemas.microsoft.com/office/drawing/2016/5/12/chartex" xmlns:cx7="http://schemas.microsoft.com/office/drawing/2016/5/13/chartex" xmlns:cx8="http://schemas.microsoft.com/office/drawing/2016/5/14/chartex" xmlns:mc="http://schemas.openxmlformats.org/markup-compatibility/2006" xmlns:aink="http://schemas.microsoft.com/office/drawing/2016/ink" xmlns:am3d="http://schemas.microsoft.com/office/drawing/2017/model3d" xmlns:o="urn:schemas-microsoft-com:office:office" xmlns:oel="http://schemas.microsoft.com/office/2019/extlst" xmlns:r="http://schemas.openxmlformats.org/officeDocument/2006/relationships" xmlns:m="http://schemas.openxmlformats.org/officeDocument/2006/math" xmlns:v="urn:schemas-microsoft-com:vml" xmlns:wp14="http://schemas.microsoft.com/office/word/2010/wordprocessingDrawing" xmlns:wp="http://schemas.openxmlformats.org/drawingml/2006/wordprocessingDrawing" xmlns:w10="urn:schemas-microsoft-com:office:word" xmlns:w="http://schemas.openxmlformats.org/wordprocessingml/2006/main" xmlns:w14="http://schemas.microsoft.com/office/word/2010/wordml" xmlns:w15="http://schemas.microsoft.com/office/word/2012/wordml" xmlns:w16cex="http://schemas.microsoft.com/office/word/2018/wordml/cex" xmlns:w16cid="http://schemas.microsoft.com/office/word/2016/wordml/cid" xmlns:w16="http://schemas.microsoft.com/office/word/2018/wordml" xmlns:w16du="http://schemas.microsoft.com/office/word/2023/wordml/word16du" xmlns:w16sdtdh="http://schemas.microsoft.com/office/word/2020/wordml/sdtdatahash" xmlns:w16sdtfl="http://schemas.microsoft.com/office/word/2024/wordml/sdtformatlock" xmlns:w16se="http://schemas.microsoft.com/office/word/2015/wordml/symex" xmlns:wpg="http://schemas.microsoft.com/office/word/2010/wordprocessingGroup" xmlns:wpi="http://schemas.microsoft.com/office/word/2010/wordprocessingInk" xmlns:wne="http://schemas.microsoft.com/office/word/2006/wordml" xmlns:wps="http://schemas.microsoft.com/office/word/2010/wordprocessingShape" mc:Ignorable="w14 w15 w16se w16cid w16 w16cex w16sdtdh w16sdtfl w16du wp14">
+  <w:footnote w:type="separator" w:id="-1">
+    <w:p>
+      <w:pPr>
+        <w:spacing w:after="0" w:line="240" w:lineRule="auto"/>
+      </w:pPr>
+      <w:r>
+        <w:separator/>
+      </w:r>
+    </w:p>
+  </w:footnote>
+  <w:footnote w:type="continuationSeparator" w:id="0">
+    <w:p>
+      <w:pPr>
+        <w:spacing w:after="0" w:line="240" w:lineRule="auto"/>
+      </w:pPr>
+      <w:r>
+        <w:continuationSeparator/>
+      </w:r>
+    </w:p>
+  </w:footnote>
+</w:footnotes>
+</file>
+
+<file path=word/header1.xml><?xml version="1.0" encoding="utf-8"?>
+<w:hdr xmlns:wpc="http://schemas.microsoft.com/office/word/2010/wordprocessingCanvas" xmlns:cx="http://schemas.microsoft.com/office/drawing/2014/chartex" xmlns:cx1="http://schemas.microsoft.com/office/drawing/2015/9/8/chartex" xmlns:cx2="http://schemas.microsoft.com/office/drawing/2015/10/21/chartex" xmlns:cx3="http://schemas.microsoft.com/office/drawing/2016/5/9/chartex" xmlns:cx4="http://schemas.microsoft.com/office/drawing/2016/5/10/chartex" xmlns:cx5="http://schemas.microsoft.com/office/drawing/2016/5/11/chartex" xmlns:cx6="http://schemas.microsoft.com/office/drawing/2016/5/12/chartex" xmlns:cx7="http://schemas.microsoft.com/office/drawing/2016/5/13/chartex" xmlns:cx8="http://schemas.microsoft.com/office/drawing/2016/5/14/chartex" xmlns:mc="http://schemas.openxmlformats.org/markup-compatibility/2006" xmlns:aink="http://schemas.microsoft.com/office/drawing/2016/ink" xmlns:am3d="http://schemas.microsoft.com/office/drawing/2017/model3d" xmlns:o="urn:schemas-microsoft-com:office:office" xmlns:oel="http://schemas.microsoft.com/office/2019/extlst" xmlns:r="http://schemas.openxmlformats.org/officeDocument/2006/relationships" xmlns:m="http://schemas.openxmlformats.org/officeDocument/2006/math" xmlns:v="urn:schemas-microsoft-com:vml" xmlns:wp14="http://schemas.microsoft.com/office/word/2010/wordprocessingDrawing" xmlns:wp="http://schemas.openxmlformats.org/drawingml/2006/wordprocessingDrawing" xmlns:w10="urn:schemas-microsoft-com:office:word" xmlns:w="http://schemas.openxmlformats.org/wordprocessingml/2006/main" xmlns:w14="http://schemas.microsoft.com/office/word/2010/wordml" xmlns:w15="http://schemas.microsoft.com/office/word/2012/wordml" xmlns:w16cex="http://schemas.microsoft.com/office/word/2018/wordml/cex" xmlns:w16cid="http://schemas.microsoft.com/office/word/2016/wordml/cid" xmlns:w16="http://schemas.microsoft.com/office/word/2018/wordml" xmlns:w16du="http://schemas.microsoft.com/office/word/2023/wordml/word16du" xmlns:w16sdtdh="http://schemas.microsoft.com/office/word/2020/wordml/sdtdatahash" xmlns:w16sdtfl="http://schemas.microsoft.com/office/word/2024/wordml/sdtformatlock" xmlns:w16se="http://schemas.microsoft.com/office/word/2015/wordml/symex" xmlns:wpg="http://schemas.microsoft.com/office/word/2010/wordprocessingGroup" xmlns:wpi="http://schemas.microsoft.com/office/word/2010/wordprocessingInk" xmlns:wne="http://schemas.microsoft.com/office/word/2006/wordml" xmlns:wps="http://schemas.microsoft.com/office/word/2010/wordprocessingShape" mc:Ignorable="w14 w15 w16se w16cid w16 w16cex w16sdtdh w16sdtfl w16du wp14">
+  <w:tbl>
+    <w:tblPr>
+      <w:tblW w:w="0" w:type="auto"/>
+      <w:tblLook w:val="06A0" w:firstRow="1" w:lastRow="0" w:firstColumn="1" w:lastColumn="0" w:noHBand="1" w:noVBand="1"/>
+    </w:tblPr>
+    <w:tblGrid>
+      <w:gridCol w:w="2945"/>
+      <w:gridCol w:w="2945"/>
+      <w:gridCol w:w="2945"/>
+    </w:tblGrid>
+    <w:tr>
+      <w:trPr>
+        <w:trHeight w:val="300"/>
+      </w:trPr>
+      <w:tc>
+        <w:tcPr>
+          <w:tcW w:w="2945" w:type="dxa"/>
+        </w:tcPr>
+        <w:p>
+          <w:pPr>
+            <w:pStyle w:val="Header"/>
+            <w:ind w:left="-115"/>
+          </w:pPr>
+        </w:p>
+      </w:tc>
+      <w:tc>
+        <w:tcPr>
+          <w:tcW w:w="2945" w:type="dxa"/>
+        </w:tcPr>
+        <w:p>
+          <w:pPr>
+            <w:pStyle w:val="Header"/>
+            <w:jc w:val="center"/>
+          </w:pPr>
+        </w:p>
+      </w:tc>
+      <w:tc>
+        <w:tcPr>
+          <w:tcW w:w="2945" w:type="dxa"/>
+        </w:tcPr>
+        <w:p>
+          <w:pPr>
+            <w:pStyle w:val="Header"/>
+            <w:ind w:right="-115"/>
+            <w:jc w:val="right"/>
+          </w:pPr>
+        </w:p>
+      </w:tc>
+    </w:tr>
+  </w:tbl>
+  <w:p>
+    <w:pPr>
+      <w:pStyle w:val="Header"/>
+    </w:pPr>
+  </w:p>
+</w:hdr>
 </file>
 
 <file path=word/numbering.xml><?xml version="1.0" encoding="utf-8"?>
@@ -4047,11 +6038,11 @@
       </w:rPr>
     </w:lvl>
   </w:abstractNum>
-  <w:num w:numId="1" w16cid:durableId="2088110185">
+  <w:num w:numId="1" w16cid:durableId="1254974244">
+    <w:abstractNumId w:val="0"/>
+  </w:num>
+  <w:num w:numId="2" w16cid:durableId="2088110185">
     <w:abstractNumId w:val="1"/>
-  </w:num>
-  <w:num w:numId="2" w16cid:durableId="1254974244">
-    <w:abstractNumId w:val="0"/>
   </w:num>
 </w:numbering>
 </file>
@@ -4467,11 +6458,11 @@
       <w14:ligatures w14:val="none"/>
     </w:rPr>
   </w:style>
-  <w:style w:type="paragraph" w:styleId="Ttulo1">
+  <w:style w:type="paragraph" w:styleId="Heading1">
     <w:name w:val="heading 1"/>
     <w:basedOn w:val="Normal"/>
     <w:next w:val="Normal"/>
-    <w:link w:val="Ttulo1Car"/>
+    <w:link w:val="Heading1Char"/>
     <w:uiPriority w:val="9"/>
     <w:qFormat/>
     <w:rsid w:val="00F91CC4"/>
@@ -4491,11 +6482,11 @@
       <w14:ligatures w14:val="standardContextual"/>
     </w:rPr>
   </w:style>
-  <w:style w:type="paragraph" w:styleId="Ttulo2">
+  <w:style w:type="paragraph" w:styleId="Heading2">
     <w:name w:val="heading 2"/>
     <w:basedOn w:val="Normal"/>
     <w:next w:val="Normal"/>
-    <w:link w:val="Ttulo2Car"/>
+    <w:link w:val="Heading2Char"/>
     <w:uiPriority w:val="9"/>
     <w:semiHidden/>
     <w:unhideWhenUsed/>
@@ -4517,11 +6508,11 @@
       <w14:ligatures w14:val="standardContextual"/>
     </w:rPr>
   </w:style>
-  <w:style w:type="paragraph" w:styleId="Ttulo3">
+  <w:style w:type="paragraph" w:styleId="Heading3">
     <w:name w:val="heading 3"/>
     <w:basedOn w:val="Normal"/>
     <w:next w:val="Normal"/>
-    <w:link w:val="Ttulo3Car"/>
+    <w:link w:val="Heading3Char"/>
     <w:uiPriority w:val="9"/>
     <w:semiHidden/>
     <w:unhideWhenUsed/>
@@ -4543,11 +6534,11 @@
       <w14:ligatures w14:val="standardContextual"/>
     </w:rPr>
   </w:style>
-  <w:style w:type="paragraph" w:styleId="Ttulo4">
+  <w:style w:type="paragraph" w:styleId="Heading4">
     <w:name w:val="heading 4"/>
     <w:basedOn w:val="Normal"/>
     <w:next w:val="Normal"/>
-    <w:link w:val="Ttulo4Car"/>
+    <w:link w:val="Heading4Char"/>
     <w:uiPriority w:val="9"/>
     <w:semiHidden/>
     <w:unhideWhenUsed/>
@@ -4569,11 +6560,11 @@
       <w14:ligatures w14:val="standardContextual"/>
     </w:rPr>
   </w:style>
-  <w:style w:type="paragraph" w:styleId="Ttulo5">
+  <w:style w:type="paragraph" w:styleId="Heading5">
     <w:name w:val="heading 5"/>
     <w:basedOn w:val="Normal"/>
     <w:next w:val="Normal"/>
-    <w:link w:val="Ttulo5Car"/>
+    <w:link w:val="Heading5Char"/>
     <w:uiPriority w:val="9"/>
     <w:semiHidden/>
     <w:unhideWhenUsed/>
@@ -4593,11 +6584,11 @@
       <w14:ligatures w14:val="standardContextual"/>
     </w:rPr>
   </w:style>
-  <w:style w:type="paragraph" w:styleId="Ttulo6">
+  <w:style w:type="paragraph" w:styleId="Heading6">
     <w:name w:val="heading 6"/>
     <w:basedOn w:val="Normal"/>
     <w:next w:val="Normal"/>
-    <w:link w:val="Ttulo6Car"/>
+    <w:link w:val="Heading6Char"/>
     <w:uiPriority w:val="9"/>
     <w:semiHidden/>
     <w:unhideWhenUsed/>
@@ -4619,11 +6610,11 @@
       <w14:ligatures w14:val="standardContextual"/>
     </w:rPr>
   </w:style>
-  <w:style w:type="paragraph" w:styleId="Ttulo7">
+  <w:style w:type="paragraph" w:styleId="Heading7">
     <w:name w:val="heading 7"/>
     <w:basedOn w:val="Normal"/>
     <w:next w:val="Normal"/>
-    <w:link w:val="Ttulo7Car"/>
+    <w:link w:val="Heading7Char"/>
     <w:uiPriority w:val="9"/>
     <w:semiHidden/>
     <w:unhideWhenUsed/>
@@ -4643,11 +6634,11 @@
       <w14:ligatures w14:val="standardContextual"/>
     </w:rPr>
   </w:style>
-  <w:style w:type="paragraph" w:styleId="Ttulo8">
+  <w:style w:type="paragraph" w:styleId="Heading8">
     <w:name w:val="heading 8"/>
     <w:basedOn w:val="Normal"/>
     <w:next w:val="Normal"/>
-    <w:link w:val="Ttulo8Car"/>
+    <w:link w:val="Heading8Char"/>
     <w:uiPriority w:val="9"/>
     <w:semiHidden/>
     <w:unhideWhenUsed/>
@@ -4669,11 +6660,11 @@
       <w14:ligatures w14:val="standardContextual"/>
     </w:rPr>
   </w:style>
-  <w:style w:type="paragraph" w:styleId="Ttulo9">
+  <w:style w:type="paragraph" w:styleId="Heading9">
     <w:name w:val="heading 9"/>
     <w:basedOn w:val="Normal"/>
     <w:next w:val="Normal"/>
-    <w:link w:val="Ttulo9Car"/>
+    <w:link w:val="Heading9Char"/>
     <w:uiPriority w:val="9"/>
     <w:semiHidden/>
     <w:unhideWhenUsed/>
@@ -4693,13 +6684,13 @@
       <w14:ligatures w14:val="standardContextual"/>
     </w:rPr>
   </w:style>
-  <w:style w:type="character" w:default="1" w:styleId="Fuentedeprrafopredeter">
+  <w:style w:type="character" w:default="1" w:styleId="DefaultParagraphFont">
     <w:name w:val="Default Paragraph Font"/>
     <w:uiPriority w:val="1"/>
     <w:semiHidden/>
     <w:unhideWhenUsed/>
   </w:style>
-  <w:style w:type="table" w:default="1" w:styleId="Tablanormal">
+  <w:style w:type="table" w:default="1" w:styleId="TableNormal">
     <w:name w:val="Normal Table"/>
     <w:uiPriority w:val="99"/>
     <w:semiHidden/>
@@ -4714,16 +6705,16 @@
       </w:tblCellMar>
     </w:tblPr>
   </w:style>
-  <w:style w:type="numbering" w:default="1" w:styleId="Sinlista">
+  <w:style w:type="numbering" w:default="1" w:styleId="NoList">
     <w:name w:val="No List"/>
     <w:uiPriority w:val="99"/>
     <w:semiHidden/>
     <w:unhideWhenUsed/>
   </w:style>
-  <w:style w:type="character" w:customStyle="1" w:styleId="Ttulo1Car">
-    <w:name w:val="Título 1 Car"/>
-    <w:basedOn w:val="Fuentedeprrafopredeter"/>
-    <w:link w:val="Ttulo1"/>
+  <w:style w:type="character" w:customStyle="1" w:styleId="Heading1Char">
+    <w:name w:val="Heading 1 Char"/>
+    <w:basedOn w:val="DefaultParagraphFont"/>
+    <w:link w:val="Heading1"/>
     <w:uiPriority w:val="9"/>
     <w:rsid w:val="00F91CC4"/>
     <w:rPr>
@@ -4733,10 +6724,10 @@
       <w:szCs w:val="40"/>
     </w:rPr>
   </w:style>
-  <w:style w:type="character" w:customStyle="1" w:styleId="Ttulo2Car">
-    <w:name w:val="Título 2 Car"/>
-    <w:basedOn w:val="Fuentedeprrafopredeter"/>
-    <w:link w:val="Ttulo2"/>
+  <w:style w:type="character" w:customStyle="1" w:styleId="Heading2Char">
+    <w:name w:val="Heading 2 Char"/>
+    <w:basedOn w:val="DefaultParagraphFont"/>
+    <w:link w:val="Heading2"/>
     <w:uiPriority w:val="9"/>
     <w:semiHidden/>
     <w:rsid w:val="00F91CC4"/>
@@ -4747,10 +6738,10 @@
       <w:szCs w:val="32"/>
     </w:rPr>
   </w:style>
-  <w:style w:type="character" w:customStyle="1" w:styleId="Ttulo3Car">
-    <w:name w:val="Título 3 Car"/>
-    <w:basedOn w:val="Fuentedeprrafopredeter"/>
-    <w:link w:val="Ttulo3"/>
+  <w:style w:type="character" w:customStyle="1" w:styleId="Heading3Char">
+    <w:name w:val="Heading 3 Char"/>
+    <w:basedOn w:val="DefaultParagraphFont"/>
+    <w:link w:val="Heading3"/>
     <w:uiPriority w:val="9"/>
     <w:semiHidden/>
     <w:rsid w:val="00F91CC4"/>
@@ -4761,10 +6752,10 @@
       <w:szCs w:val="28"/>
     </w:rPr>
   </w:style>
-  <w:style w:type="character" w:customStyle="1" w:styleId="Ttulo4Car">
-    <w:name w:val="Título 4 Car"/>
-    <w:basedOn w:val="Fuentedeprrafopredeter"/>
-    <w:link w:val="Ttulo4"/>
+  <w:style w:type="character" w:customStyle="1" w:styleId="Heading4Char">
+    <w:name w:val="Heading 4 Char"/>
+    <w:basedOn w:val="DefaultParagraphFont"/>
+    <w:link w:val="Heading4"/>
     <w:uiPriority w:val="9"/>
     <w:semiHidden/>
     <w:rsid w:val="00F91CC4"/>
@@ -4775,10 +6766,10 @@
       <w:color w:val="0F4761" w:themeColor="accent1" w:themeShade="BF"/>
     </w:rPr>
   </w:style>
-  <w:style w:type="character" w:customStyle="1" w:styleId="Ttulo5Car">
-    <w:name w:val="Título 5 Car"/>
-    <w:basedOn w:val="Fuentedeprrafopredeter"/>
-    <w:link w:val="Ttulo5"/>
+  <w:style w:type="character" w:customStyle="1" w:styleId="Heading5Char">
+    <w:name w:val="Heading 5 Char"/>
+    <w:basedOn w:val="DefaultParagraphFont"/>
+    <w:link w:val="Heading5"/>
     <w:uiPriority w:val="9"/>
     <w:semiHidden/>
     <w:rsid w:val="00F91CC4"/>
@@ -4787,10 +6778,10 @@
       <w:color w:val="0F4761" w:themeColor="accent1" w:themeShade="BF"/>
     </w:rPr>
   </w:style>
-  <w:style w:type="character" w:customStyle="1" w:styleId="Ttulo6Car">
-    <w:name w:val="Título 6 Car"/>
-    <w:basedOn w:val="Fuentedeprrafopredeter"/>
-    <w:link w:val="Ttulo6"/>
+  <w:style w:type="character" w:customStyle="1" w:styleId="Heading6Char">
+    <w:name w:val="Heading 6 Char"/>
+    <w:basedOn w:val="DefaultParagraphFont"/>
+    <w:link w:val="Heading6"/>
     <w:uiPriority w:val="9"/>
     <w:semiHidden/>
     <w:rsid w:val="00F91CC4"/>
@@ -4801,10 +6792,10 @@
       <w:color w:val="595959" w:themeColor="text1" w:themeTint="A6"/>
     </w:rPr>
   </w:style>
-  <w:style w:type="character" w:customStyle="1" w:styleId="Ttulo7Car">
-    <w:name w:val="Título 7 Car"/>
-    <w:basedOn w:val="Fuentedeprrafopredeter"/>
-    <w:link w:val="Ttulo7"/>
+  <w:style w:type="character" w:customStyle="1" w:styleId="Heading7Char">
+    <w:name w:val="Heading 7 Char"/>
+    <w:basedOn w:val="DefaultParagraphFont"/>
+    <w:link w:val="Heading7"/>
     <w:uiPriority w:val="9"/>
     <w:semiHidden/>
     <w:rsid w:val="00F91CC4"/>
@@ -4813,10 +6804,10 @@
       <w:color w:val="595959" w:themeColor="text1" w:themeTint="A6"/>
     </w:rPr>
   </w:style>
-  <w:style w:type="character" w:customStyle="1" w:styleId="Ttulo8Car">
-    <w:name w:val="Título 8 Car"/>
-    <w:basedOn w:val="Fuentedeprrafopredeter"/>
-    <w:link w:val="Ttulo8"/>
+  <w:style w:type="character" w:customStyle="1" w:styleId="Heading8Char">
+    <w:name w:val="Heading 8 Char"/>
+    <w:basedOn w:val="DefaultParagraphFont"/>
+    <w:link w:val="Heading8"/>
     <w:uiPriority w:val="9"/>
     <w:semiHidden/>
     <w:rsid w:val="00F91CC4"/>
@@ -4827,10 +6818,10 @@
       <w:color w:val="272727" w:themeColor="text1" w:themeTint="D8"/>
     </w:rPr>
   </w:style>
-  <w:style w:type="character" w:customStyle="1" w:styleId="Ttulo9Car">
-    <w:name w:val="Título 9 Car"/>
-    <w:basedOn w:val="Fuentedeprrafopredeter"/>
-    <w:link w:val="Ttulo9"/>
+  <w:style w:type="character" w:customStyle="1" w:styleId="Heading9Char">
+    <w:name w:val="Heading 9 Char"/>
+    <w:basedOn w:val="DefaultParagraphFont"/>
+    <w:link w:val="Heading9"/>
     <w:uiPriority w:val="9"/>
     <w:semiHidden/>
     <w:rsid w:val="00F91CC4"/>
@@ -4839,11 +6830,11 @@
       <w:color w:val="272727" w:themeColor="text1" w:themeTint="D8"/>
     </w:rPr>
   </w:style>
-  <w:style w:type="paragraph" w:styleId="Ttulo">
+  <w:style w:type="paragraph" w:styleId="Title">
     <w:name w:val="Title"/>
     <w:basedOn w:val="Normal"/>
     <w:next w:val="Normal"/>
-    <w:link w:val="TtuloCar"/>
+    <w:link w:val="TitleChar"/>
     <w:uiPriority w:val="10"/>
     <w:qFormat/>
     <w:rsid w:val="00F91CC4"/>
@@ -4861,10 +6852,10 @@
       <w14:ligatures w14:val="standardContextual"/>
     </w:rPr>
   </w:style>
-  <w:style w:type="character" w:customStyle="1" w:styleId="TtuloCar">
-    <w:name w:val="Título Car"/>
-    <w:basedOn w:val="Fuentedeprrafopredeter"/>
-    <w:link w:val="Ttulo"/>
+  <w:style w:type="character" w:customStyle="1" w:styleId="TitleChar">
+    <w:name w:val="Title Char"/>
+    <w:basedOn w:val="DefaultParagraphFont"/>
+    <w:link w:val="Title"/>
     <w:uiPriority w:val="10"/>
     <w:rsid w:val="00F91CC4"/>
     <w:rPr>
@@ -4875,11 +6866,11 @@
       <w:szCs w:val="56"/>
     </w:rPr>
   </w:style>
-  <w:style w:type="paragraph" w:styleId="Subttulo">
+  <w:style w:type="paragraph" w:styleId="Subtitle">
     <w:name w:val="Subtitle"/>
     <w:basedOn w:val="Normal"/>
     <w:next w:val="Normal"/>
-    <w:link w:val="SubttuloCar"/>
+    <w:link w:val="SubtitleChar"/>
     <w:uiPriority w:val="11"/>
     <w:qFormat/>
     <w:rsid w:val="00F91CC4"/>
@@ -4900,10 +6891,10 @@
       <w14:ligatures w14:val="standardContextual"/>
     </w:rPr>
   </w:style>
-  <w:style w:type="character" w:customStyle="1" w:styleId="SubttuloCar">
-    <w:name w:val="Subtítulo Car"/>
-    <w:basedOn w:val="Fuentedeprrafopredeter"/>
-    <w:link w:val="Subttulo"/>
+  <w:style w:type="character" w:customStyle="1" w:styleId="SubtitleChar">
+    <w:name w:val="Subtitle Char"/>
+    <w:basedOn w:val="DefaultParagraphFont"/>
+    <w:link w:val="Subtitle"/>
     <w:uiPriority w:val="11"/>
     <w:rsid w:val="00F91CC4"/>
     <w:rPr>
@@ -4914,11 +6905,11 @@
       <w:szCs w:val="28"/>
     </w:rPr>
   </w:style>
-  <w:style w:type="paragraph" w:styleId="Cita">
+  <w:style w:type="paragraph" w:styleId="Quote">
     <w:name w:val="Quote"/>
     <w:basedOn w:val="Normal"/>
     <w:next w:val="Normal"/>
-    <w:link w:val="CitaCar"/>
+    <w:link w:val="QuoteChar"/>
     <w:uiPriority w:val="29"/>
     <w:qFormat/>
     <w:rsid w:val="00F91CC4"/>
@@ -4936,10 +6927,10 @@
       <w14:ligatures w14:val="standardContextual"/>
     </w:rPr>
   </w:style>
-  <w:style w:type="character" w:customStyle="1" w:styleId="CitaCar">
-    <w:name w:val="Cita Car"/>
-    <w:basedOn w:val="Fuentedeprrafopredeter"/>
-    <w:link w:val="Cita"/>
+  <w:style w:type="character" w:customStyle="1" w:styleId="QuoteChar">
+    <w:name w:val="Quote Char"/>
+    <w:basedOn w:val="DefaultParagraphFont"/>
+    <w:link w:val="Quote"/>
     <w:uiPriority w:val="29"/>
     <w:rsid w:val="00F91CC4"/>
     <w:rPr>
@@ -4948,7 +6939,7 @@
       <w:color w:val="404040" w:themeColor="text1" w:themeTint="BF"/>
     </w:rPr>
   </w:style>
-  <w:style w:type="paragraph" w:styleId="Prrafodelista">
+  <w:style w:type="paragraph" w:styleId="ListParagraph">
     <w:name w:val="List Paragraph"/>
     <w:basedOn w:val="Normal"/>
     <w:uiPriority w:val="34"/>
@@ -4966,9 +6957,9 @@
       <w14:ligatures w14:val="standardContextual"/>
     </w:rPr>
   </w:style>
-  <w:style w:type="character" w:styleId="nfasisintenso">
+  <w:style w:type="character" w:styleId="IntenseEmphasis">
     <w:name w:val="Intense Emphasis"/>
-    <w:basedOn w:val="Fuentedeprrafopredeter"/>
+    <w:basedOn w:val="DefaultParagraphFont"/>
     <w:uiPriority w:val="21"/>
     <w:qFormat/>
     <w:rsid w:val="00F91CC4"/>
@@ -4978,11 +6969,11 @@
       <w:color w:val="0F4761" w:themeColor="accent1" w:themeShade="BF"/>
     </w:rPr>
   </w:style>
-  <w:style w:type="paragraph" w:styleId="Citadestacada">
+  <w:style w:type="paragraph" w:styleId="IntenseQuote">
     <w:name w:val="Intense Quote"/>
     <w:basedOn w:val="Normal"/>
     <w:next w:val="Normal"/>
-    <w:link w:val="CitadestacadaCar"/>
+    <w:link w:val="IntenseQuoteChar"/>
     <w:uiPriority w:val="30"/>
     <w:qFormat/>
     <w:rsid w:val="00F91CC4"/>
@@ -5005,10 +6996,10 @@
       <w14:ligatures w14:val="standardContextual"/>
     </w:rPr>
   </w:style>
-  <w:style w:type="character" w:customStyle="1" w:styleId="CitadestacadaCar">
-    <w:name w:val="Cita destacada Car"/>
-    <w:basedOn w:val="Fuentedeprrafopredeter"/>
-    <w:link w:val="Citadestacada"/>
+  <w:style w:type="character" w:customStyle="1" w:styleId="IntenseQuoteChar">
+    <w:name w:val="Intense Quote Char"/>
+    <w:basedOn w:val="DefaultParagraphFont"/>
+    <w:link w:val="IntenseQuote"/>
     <w:uiPriority w:val="30"/>
     <w:rsid w:val="00F91CC4"/>
     <w:rPr>
@@ -5017,9 +7008,9 @@
       <w:color w:val="0F4761" w:themeColor="accent1" w:themeShade="BF"/>
     </w:rPr>
   </w:style>
-  <w:style w:type="character" w:styleId="Referenciaintensa">
+  <w:style w:type="character" w:styleId="IntenseReference">
     <w:name w:val="Intense Reference"/>
-    <w:basedOn w:val="Fuentedeprrafopredeter"/>
+    <w:basedOn w:val="DefaultParagraphFont"/>
     <w:uiPriority w:val="32"/>
     <w:qFormat/>
     <w:rsid w:val="00F91CC4"/>
@@ -5031,9 +7022,9 @@
       <w:spacing w:val="5"/>
     </w:rPr>
   </w:style>
-  <w:style w:type="table" w:styleId="Tablaconcuadrcula">
+  <w:style w:type="table" w:styleId="TableGrid">
     <w:name w:val="Table Grid"/>
-    <w:basedOn w:val="Tablanormal"/>
+    <w:basedOn w:val="TableNormal"/>
     <w:uiPriority w:val="39"/>
     <w:rsid w:val="006C0B9E"/>
     <w:pPr>
@@ -5049,6 +7040,46 @@
         <w:insideV w:val="single" w:sz="4" w:space="0" w:color="auto"/>
       </w:tblBorders>
     </w:tblPr>
+  </w:style>
+  <w:style w:type="character" w:customStyle="1" w:styleId="HeaderChar">
+    <w:name w:val="Header Char"/>
+    <w:basedOn w:val="DefaultParagraphFont"/>
+    <w:link w:val="Header"/>
+    <w:uiPriority w:val="99"/>
+  </w:style>
+  <w:style w:type="paragraph" w:styleId="Header">
+    <w:name w:val="header"/>
+    <w:basedOn w:val="Normal"/>
+    <w:link w:val="HeaderChar"/>
+    <w:uiPriority w:val="99"/>
+    <w:unhideWhenUsed/>
+    <w:pPr>
+      <w:tabs>
+        <w:tab w:val="center" w:pos="4680"/>
+        <w:tab w:val="right" w:pos="9360"/>
+      </w:tabs>
+      <w:spacing w:after="0" w:line="240" w:lineRule="auto"/>
+    </w:pPr>
+  </w:style>
+  <w:style w:type="character" w:customStyle="1" w:styleId="FooterChar">
+    <w:name w:val="Footer Char"/>
+    <w:basedOn w:val="DefaultParagraphFont"/>
+    <w:link w:val="Footer"/>
+    <w:uiPriority w:val="99"/>
+  </w:style>
+  <w:style w:type="paragraph" w:styleId="Footer">
+    <w:name w:val="footer"/>
+    <w:basedOn w:val="Normal"/>
+    <w:link w:val="FooterChar"/>
+    <w:uiPriority w:val="99"/>
+    <w:unhideWhenUsed/>
+    <w:pPr>
+      <w:tabs>
+        <w:tab w:val="center" w:pos="4680"/>
+        <w:tab w:val="right" w:pos="9360"/>
+      </w:tabs>
+      <w:spacing w:after="0" w:line="240" w:lineRule="auto"/>
+    </w:pPr>
   </w:style>
 </w:styles>
 </file>

--- a/Cicles/Segundo Ciclo/docs/Segundo ciclo.docx
+++ b/Cicles/Segundo Ciclo/docs/Segundo ciclo.docx
@@ -325,6 +325,7 @@
           <w:bCs/>
           <w:lang w:val="es-CO"/>
         </w:rPr>
+        <w:lastRenderedPageBreak/>
         <w:t>Refactorización:</w:t>
       </w:r>
     </w:p>
@@ -350,7 +351,7 @@
     </w:p>
     <w:p>
       <w:pPr>
-        <w:pStyle w:val="ListParagraph"/>
+        <w:pStyle w:val="Prrafodelista"/>
         <w:numPr>
           <w:ilvl w:val="0"/>
           <w:numId w:val="2"/>
@@ -368,7 +369,7 @@
     </w:p>
     <w:p>
       <w:pPr>
-        <w:pStyle w:val="ListParagraph"/>
+        <w:pStyle w:val="Prrafodelista"/>
         <w:numPr>
           <w:ilvl w:val="0"/>
           <w:numId w:val="2"/>
@@ -380,12 +381,12 @@
     </w:p>
     <w:p>
       <w:pPr>
-        <w:pStyle w:val="ListParagraph"/>
-      </w:pPr>
-    </w:p>
-    <w:p>
-      <w:pPr>
-        <w:pStyle w:val="ListParagraph"/>
+        <w:pStyle w:val="Prrafodelista"/>
+      </w:pPr>
+    </w:p>
+    <w:p>
+      <w:pPr>
+        <w:pStyle w:val="Prrafodelista"/>
         <w:numPr>
           <w:ilvl w:val="0"/>
           <w:numId w:val="1"/>
@@ -397,7 +398,7 @@
     </w:p>
     <w:p>
       <w:pPr>
-        <w:pStyle w:val="ListParagraph"/>
+        <w:pStyle w:val="Prrafodelista"/>
       </w:pPr>
       <w:r>
         <w:rPr>
@@ -448,7 +449,7 @@
     </w:p>
     <w:p>
       <w:pPr>
-        <w:pStyle w:val="ListParagraph"/>
+        <w:pStyle w:val="Prrafodelista"/>
       </w:pPr>
       <w:r>
         <w:t>Ahora si se borra una rueda, todo se reajusta para que la maquina siga teniendo su premisa inicial de que los espacios entre ellos no sean constantes:</w:t>
@@ -456,7 +457,7 @@
     </w:p>
     <w:p>
       <w:pPr>
-        <w:pStyle w:val="ListParagraph"/>
+        <w:pStyle w:val="Prrafodelista"/>
       </w:pPr>
       <w:r>
         <w:rPr>
@@ -507,7 +508,7 @@
     </w:p>
     <w:p>
       <w:pPr>
-        <w:pStyle w:val="ListParagraph"/>
+        <w:pStyle w:val="Prrafodelista"/>
       </w:pPr>
       <w:r>
         <w:t>En este caso se borró la quinta rueda.</w:t>
@@ -515,7 +516,7 @@
     </w:p>
     <w:p>
       <w:pPr>
-        <w:pStyle w:val="ListParagraph"/>
+        <w:pStyle w:val="Prrafodelista"/>
         <w:numPr>
           <w:ilvl w:val="0"/>
           <w:numId w:val="1"/>
@@ -527,12 +528,13 @@
     </w:p>
     <w:p>
       <w:pPr>
-        <w:pStyle w:val="ListParagraph"/>
+        <w:pStyle w:val="Prrafodelista"/>
       </w:pPr>
       <w:r>
         <w:rPr>
           <w:noProof/>
         </w:rPr>
+        <w:lastRenderedPageBreak/>
         <w:drawing>
           <wp:inline distT="0" distB="0" distL="0" distR="0" wp14:anchorId="3642C33A" wp14:editId="509AA4C3">
             <wp:extent cx="5612130" cy="3385820"/>
@@ -578,7 +580,7 @@
     </w:p>
     <w:p>
       <w:pPr>
-        <w:pStyle w:val="ListParagraph"/>
+        <w:pStyle w:val="Prrafodelista"/>
       </w:pPr>
       <w:r>
         <w:t>Pero, en el enunciado original, se deberían poder tener hasta 50</w:t>
@@ -592,7 +594,7 @@
     </w:p>
     <w:p>
       <w:pPr>
-        <w:pStyle w:val="ListParagraph"/>
+        <w:pStyle w:val="Prrafodelista"/>
       </w:pPr>
       <w:r>
         <w:rPr>
@@ -643,7 +645,7 @@
     </w:p>
     <w:p>
       <w:pPr>
-        <w:pStyle w:val="ListParagraph"/>
+        <w:pStyle w:val="Prrafodelista"/>
       </w:pPr>
       <w:r>
         <w:t>En este caso se ven las 50 entradas máximas que debería poder tener la maquina.</w:t>
@@ -651,19 +653,20 @@
     </w:p>
     <w:p>
       <w:pPr>
-        <w:pStyle w:val="ListParagraph"/>
-      </w:pPr>
-    </w:p>
-    <w:p>
-      <w:pPr>
-        <w:pStyle w:val="ListParagraph"/>
-      </w:pPr>
-    </w:p>
-    <w:p>
-      <w:pPr>
-        <w:pStyle w:val="ListParagraph"/>
-      </w:pPr>
-      <w:r>
+        <w:pStyle w:val="Prrafodelista"/>
+      </w:pPr>
+    </w:p>
+    <w:p>
+      <w:pPr>
+        <w:pStyle w:val="Prrafodelista"/>
+      </w:pPr>
+    </w:p>
+    <w:p>
+      <w:pPr>
+        <w:pStyle w:val="Prrafodelista"/>
+      </w:pPr>
+      <w:r>
+        <w:lastRenderedPageBreak/>
         <w:t xml:space="preserve">Para el tema de los símbolos, es necesario refactorizar varias partes del código, la primera, es necesario crear </w:t>
       </w:r>
       <w:r>
@@ -675,7 +678,7 @@
     </w:p>
     <w:p>
       <w:pPr>
-        <w:pStyle w:val="ListParagraph"/>
+        <w:pStyle w:val="Prrafodelista"/>
       </w:pPr>
       <w:r>
         <w:rPr>
@@ -726,7 +729,7 @@
     </w:p>
     <w:p>
       <w:pPr>
-        <w:pStyle w:val="ListParagraph"/>
+        <w:pStyle w:val="Prrafodelista"/>
       </w:pPr>
       <w:r>
         <w:t xml:space="preserve">Esto se traspasa a código, lo cual nos permitirá </w:t>
@@ -737,12 +740,12 @@
     </w:p>
     <w:p>
       <w:pPr>
-        <w:pStyle w:val="ListParagraph"/>
-      </w:pPr>
-    </w:p>
-    <w:p>
-      <w:pPr>
-        <w:pStyle w:val="ListParagraph"/>
+        <w:pStyle w:val="Prrafodelista"/>
+      </w:pPr>
+    </w:p>
+    <w:p>
+      <w:pPr>
+        <w:pStyle w:val="Prrafodelista"/>
       </w:pPr>
       <w:r>
         <w:rPr>
@@ -793,9 +796,10 @@
     </w:p>
     <w:p>
       <w:pPr>
-        <w:pStyle w:val="ListParagraph"/>
-      </w:pPr>
-      <w:r>
+        <w:pStyle w:val="Prrafodelista"/>
+      </w:pPr>
+      <w:r>
+        <w:lastRenderedPageBreak/>
         <w:t xml:space="preserve">Después de añadir varias ruedas y </w:t>
       </w:r>
       <w:r>
@@ -952,6 +956,7 @@
         <w:rPr>
           <w:noProof/>
         </w:rPr>
+        <w:lastRenderedPageBreak/>
         <w:drawing>
           <wp:inline distT="0" distB="0" distL="0" distR="0" wp14:anchorId="287BF220" wp14:editId="709C23F9">
             <wp:extent cx="5189670" cy="2712955"/>
@@ -1114,6 +1119,7 @@
         <w:rPr>
           <w:noProof/>
         </w:rPr>
+        <w:lastRenderedPageBreak/>
         <w:drawing>
           <wp:inline distT="0" distB="0" distL="0" distR="0" wp14:anchorId="688BE2AE" wp14:editId="5D851041">
             <wp:extent cx="5486875" cy="2301439"/>
@@ -1374,6 +1380,7 @@
         <w:rPr>
           <w:noProof/>
         </w:rPr>
+        <w:lastRenderedPageBreak/>
         <w:drawing>
           <wp:inline distT="0" distB="0" distL="0" distR="0" wp14:anchorId="392CB9B4" wp14:editId="4EE8FC15">
             <wp:extent cx="3779847" cy="1874682"/>
@@ -1693,6 +1700,7 @@
         <w:rPr>
           <w:noProof/>
         </w:rPr>
+        <w:lastRenderedPageBreak/>
         <w:drawing>
           <wp:inline distT="0" distB="0" distL="0" distR="0" wp14:anchorId="1776846D" wp14:editId="32CEB4AB">
             <wp:extent cx="5121084" cy="2400508"/>
@@ -1909,6 +1917,7 @@
         <w:rPr>
           <w:noProof/>
         </w:rPr>
+        <w:lastRenderedPageBreak/>
         <w:drawing>
           <wp:inline distT="0" distB="0" distL="0" distR="0" wp14:anchorId="23660A0C" wp14:editId="6692038C">
             <wp:extent cx="5204911" cy="2629128"/>
@@ -2133,6 +2142,7 @@
         <w:rPr>
           <w:noProof/>
         </w:rPr>
+        <w:lastRenderedPageBreak/>
         <w:drawing>
           <wp:inline distT="0" distB="0" distL="0" distR="0" wp14:anchorId="6AE17312" wp14:editId="21B42EAD">
             <wp:extent cx="4740051" cy="2156647"/>
@@ -2323,7 +2333,259 @@
         <w:rPr>
           <w:lang w:val="es-CO"/>
         </w:rPr>
-        <w:t>**</w:t>
+        <w:t>Para este ciclo se tuvieron que desarrollar dos nuevos métodos:</w:t>
+      </w:r>
+    </w:p>
+    <w:p>
+      <w:r>
+        <w:t>Spin(String[] setSymbols) y spin(</w:t>
+      </w:r>
+      <w:r>
+        <w:t>int wheel, int steps</w:t>
+      </w:r>
+      <w:r>
+        <w:t>)</w:t>
+      </w:r>
+    </w:p>
+    <w:p>
+      <w:pPr>
+        <w:rPr>
+          <w:lang w:val="es-CO"/>
+        </w:rPr>
+      </w:pPr>
+      <w:r>
+        <w:rPr>
+          <w:lang w:val="es-CO"/>
+        </w:rPr>
+        <w:t>El primer método debe e</w:t>
+      </w:r>
+      <w:r>
+        <w:rPr>
+          <w:lang w:val="es-CO"/>
+        </w:rPr>
+        <w:t xml:space="preserve">ncargarse de poner los símbolos en determinada </w:t>
+      </w:r>
+      <w:r>
+        <w:rPr>
+          <w:lang w:val="es-CO"/>
+        </w:rPr>
+        <w:t>disposición, el código para su implementación fue:</w:t>
+      </w:r>
+    </w:p>
+    <w:p>
+      <w:pPr>
+        <w:rPr>
+          <w:lang w:val="es-CO"/>
+        </w:rPr>
+      </w:pPr>
+      <w:r>
+        <w:rPr>
+          <w:lang w:val="es-CO"/>
+        </w:rPr>
+        <w:lastRenderedPageBreak/>
+        <w:drawing>
+          <wp:inline distT="0" distB="0" distL="0" distR="0" wp14:anchorId="309B54A2" wp14:editId="6CB87FD8">
+            <wp:extent cx="5612130" cy="4041140"/>
+            <wp:effectExtent l="0" t="0" r="7620" b="0"/>
+            <wp:docPr id="1422760730" name="Imagen 1"/>
+            <wp:cNvGraphicFramePr>
+              <a:graphicFrameLocks xmlns:a="http://schemas.openxmlformats.org/drawingml/2006/main" noChangeAspect="1"/>
+            </wp:cNvGraphicFramePr>
+            <a:graphic xmlns:a="http://schemas.openxmlformats.org/drawingml/2006/main">
+              <a:graphicData uri="http://schemas.openxmlformats.org/drawingml/2006/picture">
+                <pic:pic xmlns:pic="http://schemas.openxmlformats.org/drawingml/2006/picture">
+                  <pic:nvPicPr>
+                    <pic:cNvPr id="1422760730" name=""/>
+                    <pic:cNvPicPr/>
+                  </pic:nvPicPr>
+                  <pic:blipFill>
+                    <a:blip r:embed="rId32"/>
+                    <a:stretch>
+                      <a:fillRect/>
+                    </a:stretch>
+                  </pic:blipFill>
+                  <pic:spPr>
+                    <a:xfrm>
+                      <a:off x="0" y="0"/>
+                      <a:ext cx="5612130" cy="4041140"/>
+                    </a:xfrm>
+                    <a:prstGeom prst="rect">
+                      <a:avLst/>
+                    </a:prstGeom>
+                  </pic:spPr>
+                </pic:pic>
+              </a:graphicData>
+            </a:graphic>
+          </wp:inline>
+        </w:drawing>
+      </w:r>
+    </w:p>
+    <w:p>
+      <w:pPr>
+        <w:rPr>
+          <w:lang w:val="es-CO"/>
+        </w:rPr>
+      </w:pPr>
+      <w:r>
+        <w:rPr>
+          <w:lang w:val="es-CO"/>
+        </w:rPr>
+        <w:t>Probandolo:</w:t>
+      </w:r>
+    </w:p>
+    <w:p>
+      <w:pPr>
+        <w:rPr>
+          <w:lang w:val="es-CO"/>
+        </w:rPr>
+      </w:pPr>
+      <w:r>
+        <w:rPr>
+          <w:lang w:val="es-CO"/>
+        </w:rPr>
+        <w:drawing>
+          <wp:inline distT="0" distB="0" distL="0" distR="0" wp14:anchorId="76273169" wp14:editId="66E9F60F">
+            <wp:extent cx="5612130" cy="3171190"/>
+            <wp:effectExtent l="0" t="0" r="7620" b="0"/>
+            <wp:docPr id="1787493612" name="Imagen 1"/>
+            <wp:cNvGraphicFramePr>
+              <a:graphicFrameLocks xmlns:a="http://schemas.openxmlformats.org/drawingml/2006/main" noChangeAspect="1"/>
+            </wp:cNvGraphicFramePr>
+            <a:graphic xmlns:a="http://schemas.openxmlformats.org/drawingml/2006/main">
+              <a:graphicData uri="http://schemas.openxmlformats.org/drawingml/2006/picture">
+                <pic:pic xmlns:pic="http://schemas.openxmlformats.org/drawingml/2006/picture">
+                  <pic:nvPicPr>
+                    <pic:cNvPr id="1787493612" name=""/>
+                    <pic:cNvPicPr/>
+                  </pic:nvPicPr>
+                  <pic:blipFill>
+                    <a:blip r:embed="rId33"/>
+                    <a:stretch>
+                      <a:fillRect/>
+                    </a:stretch>
+                  </pic:blipFill>
+                  <pic:spPr>
+                    <a:xfrm>
+                      <a:off x="0" y="0"/>
+                      <a:ext cx="5612130" cy="3171190"/>
+                    </a:xfrm>
+                    <a:prstGeom prst="rect">
+                      <a:avLst/>
+                    </a:prstGeom>
+                  </pic:spPr>
+                </pic:pic>
+              </a:graphicData>
+            </a:graphic>
+          </wp:inline>
+        </w:drawing>
+      </w:r>
+    </w:p>
+    <w:p>
+      <w:pPr>
+        <w:rPr>
+          <w:lang w:val="es-CO"/>
+        </w:rPr>
+      </w:pPr>
+      <w:r>
+        <w:rPr>
+          <w:lang w:val="es-CO"/>
+        </w:rPr>
+        <w:lastRenderedPageBreak/>
+        <w:drawing>
+          <wp:inline distT="0" distB="0" distL="0" distR="0" wp14:anchorId="3A8024AF" wp14:editId="610C0E3C">
+            <wp:extent cx="4420217" cy="2114845"/>
+            <wp:effectExtent l="0" t="0" r="0" b="0"/>
+            <wp:docPr id="119478990" name="Imagen 1"/>
+            <wp:cNvGraphicFramePr>
+              <a:graphicFrameLocks xmlns:a="http://schemas.openxmlformats.org/drawingml/2006/main" noChangeAspect="1"/>
+            </wp:cNvGraphicFramePr>
+            <a:graphic xmlns:a="http://schemas.openxmlformats.org/drawingml/2006/main">
+              <a:graphicData uri="http://schemas.openxmlformats.org/drawingml/2006/picture">
+                <pic:pic xmlns:pic="http://schemas.openxmlformats.org/drawingml/2006/picture">
+                  <pic:nvPicPr>
+                    <pic:cNvPr id="119478990" name=""/>
+                    <pic:cNvPicPr/>
+                  </pic:nvPicPr>
+                  <pic:blipFill>
+                    <a:blip r:embed="rId34"/>
+                    <a:stretch>
+                      <a:fillRect/>
+                    </a:stretch>
+                  </pic:blipFill>
+                  <pic:spPr>
+                    <a:xfrm>
+                      <a:off x="0" y="0"/>
+                      <a:ext cx="4420217" cy="2114845"/>
+                    </a:xfrm>
+                    <a:prstGeom prst="rect">
+                      <a:avLst/>
+                    </a:prstGeom>
+                  </pic:spPr>
+                </pic:pic>
+              </a:graphicData>
+            </a:graphic>
+          </wp:inline>
+        </w:drawing>
+      </w:r>
+    </w:p>
+    <w:p>
+      <w:pPr>
+        <w:rPr>
+          <w:lang w:val="es-CO"/>
+        </w:rPr>
+      </w:pPr>
+      <w:r>
+        <w:rPr>
+          <w:lang w:val="es-CO"/>
+        </w:rPr>
+        <w:drawing>
+          <wp:inline distT="0" distB="0" distL="0" distR="0" wp14:anchorId="395A7D6F" wp14:editId="5F8AEEAE">
+            <wp:extent cx="5420481" cy="2753109"/>
+            <wp:effectExtent l="0" t="0" r="8890" b="9525"/>
+            <wp:docPr id="2034231080" name="Imagen 1"/>
+            <wp:cNvGraphicFramePr>
+              <a:graphicFrameLocks xmlns:a="http://schemas.openxmlformats.org/drawingml/2006/main" noChangeAspect="1"/>
+            </wp:cNvGraphicFramePr>
+            <a:graphic xmlns:a="http://schemas.openxmlformats.org/drawingml/2006/main">
+              <a:graphicData uri="http://schemas.openxmlformats.org/drawingml/2006/picture">
+                <pic:pic xmlns:pic="http://schemas.openxmlformats.org/drawingml/2006/picture">
+                  <pic:nvPicPr>
+                    <pic:cNvPr id="2034231080" name=""/>
+                    <pic:cNvPicPr/>
+                  </pic:nvPicPr>
+                  <pic:blipFill>
+                    <a:blip r:embed="rId35"/>
+                    <a:stretch>
+                      <a:fillRect/>
+                    </a:stretch>
+                  </pic:blipFill>
+                  <pic:spPr>
+                    <a:xfrm>
+                      <a:off x="0" y="0"/>
+                      <a:ext cx="5420481" cy="2753109"/>
+                    </a:xfrm>
+                    <a:prstGeom prst="rect">
+                      <a:avLst/>
+                    </a:prstGeom>
+                  </pic:spPr>
+                </pic:pic>
+              </a:graphicData>
+            </a:graphic>
+          </wp:inline>
+        </w:drawing>
+      </w:r>
+    </w:p>
+    <w:p>
+      <w:pPr>
+        <w:rPr>
+          <w:lang w:val="es-CO"/>
+        </w:rPr>
+      </w:pPr>
+      <w:r>
+        <w:rPr>
+          <w:lang w:val="es-CO"/>
+        </w:rPr>
+        <w:t>Por otro lado, si pongo que todos los símbolos sean iguales, o sea, un jackpot me va a permitir ganar.</w:t>
       </w:r>
     </w:p>
     <w:p>
@@ -2334,14 +2596,261 @@
           <w:lang w:val="es-CO"/>
         </w:rPr>
       </w:pPr>
-    </w:p>
-    <w:p>
-      <w:pPr>
+      <w:r>
         <w:rPr>
           <w:b/>
           <w:bCs/>
           <w:lang w:val="es-CO"/>
         </w:rPr>
+        <w:lastRenderedPageBreak/>
+        <w:drawing>
+          <wp:inline distT="0" distB="0" distL="0" distR="0" wp14:anchorId="0190D4D2" wp14:editId="57DC448E">
+            <wp:extent cx="5612130" cy="3702685"/>
+            <wp:effectExtent l="0" t="0" r="7620" b="0"/>
+            <wp:docPr id="1592739274" name="Imagen 1"/>
+            <wp:cNvGraphicFramePr>
+              <a:graphicFrameLocks xmlns:a="http://schemas.openxmlformats.org/drawingml/2006/main" noChangeAspect="1"/>
+            </wp:cNvGraphicFramePr>
+            <a:graphic xmlns:a="http://schemas.openxmlformats.org/drawingml/2006/main">
+              <a:graphicData uri="http://schemas.openxmlformats.org/drawingml/2006/picture">
+                <pic:pic xmlns:pic="http://schemas.openxmlformats.org/drawingml/2006/picture">
+                  <pic:nvPicPr>
+                    <pic:cNvPr id="1592739274" name=""/>
+                    <pic:cNvPicPr/>
+                  </pic:nvPicPr>
+                  <pic:blipFill>
+                    <a:blip r:embed="rId36"/>
+                    <a:stretch>
+                      <a:fillRect/>
+                    </a:stretch>
+                  </pic:blipFill>
+                  <pic:spPr>
+                    <a:xfrm>
+                      <a:off x="0" y="0"/>
+                      <a:ext cx="5612130" cy="3702685"/>
+                    </a:xfrm>
+                    <a:prstGeom prst="rect">
+                      <a:avLst/>
+                    </a:prstGeom>
+                  </pic:spPr>
+                </pic:pic>
+              </a:graphicData>
+            </a:graphic>
+          </wp:inline>
+        </w:drawing>
+      </w:r>
+    </w:p>
+    <w:p>
+      <w:pPr>
+        <w:rPr>
+          <w:lang w:val="es-CO"/>
+        </w:rPr>
+      </w:pPr>
+      <w:r>
+        <w:rPr>
+          <w:lang w:val="es-CO"/>
+        </w:rPr>
+        <w:t>Por otro lado</w:t>
+      </w:r>
+      <w:r>
+        <w:rPr>
+          <w:lang w:val="es-CO"/>
+        </w:rPr>
+        <w:t xml:space="preserve"> fue necesario implementar spin(int Wheel, int steps), este se resume que en determinada rueda, avance determinada cantidad de pasos.</w:t>
+      </w:r>
+    </w:p>
+    <w:p>
+      <w:pPr>
+        <w:rPr>
+          <w:lang w:val="es-CO"/>
+        </w:rPr>
+      </w:pPr>
+      <w:r>
+        <w:rPr>
+          <w:lang w:val="es-CO"/>
+        </w:rPr>
+        <w:drawing>
+          <wp:inline distT="0" distB="0" distL="0" distR="0" wp14:anchorId="66AE6542" wp14:editId="4B6F8D89">
+            <wp:extent cx="5201376" cy="3057952"/>
+            <wp:effectExtent l="0" t="0" r="0" b="9525"/>
+            <wp:docPr id="1468182239" name="Imagen 1"/>
+            <wp:cNvGraphicFramePr>
+              <a:graphicFrameLocks xmlns:a="http://schemas.openxmlformats.org/drawingml/2006/main" noChangeAspect="1"/>
+            </wp:cNvGraphicFramePr>
+            <a:graphic xmlns:a="http://schemas.openxmlformats.org/drawingml/2006/main">
+              <a:graphicData uri="http://schemas.openxmlformats.org/drawingml/2006/picture">
+                <pic:pic xmlns:pic="http://schemas.openxmlformats.org/drawingml/2006/picture">
+                  <pic:nvPicPr>
+                    <pic:cNvPr id="1468182239" name=""/>
+                    <pic:cNvPicPr/>
+                  </pic:nvPicPr>
+                  <pic:blipFill>
+                    <a:blip r:embed="rId37"/>
+                    <a:stretch>
+                      <a:fillRect/>
+                    </a:stretch>
+                  </pic:blipFill>
+                  <pic:spPr>
+                    <a:xfrm>
+                      <a:off x="0" y="0"/>
+                      <a:ext cx="5201376" cy="3057952"/>
+                    </a:xfrm>
+                    <a:prstGeom prst="rect">
+                      <a:avLst/>
+                    </a:prstGeom>
+                  </pic:spPr>
+                </pic:pic>
+              </a:graphicData>
+            </a:graphic>
+          </wp:inline>
+        </w:drawing>
+      </w:r>
+    </w:p>
+    <w:p>
+      <w:pPr>
+        <w:rPr>
+          <w:lang w:val="es-CO"/>
+        </w:rPr>
+      </w:pPr>
+      <w:r>
+        <w:rPr>
+          <w:lang w:val="es-CO"/>
+        </w:rPr>
+        <w:t>Si inicia de esa manera, puedo decirle a la rueda 1 que avance 10 pasos, lo cuál hará que termine en el color</w:t>
+      </w:r>
+      <w:r>
+        <w:rPr>
+          <w:lang w:val="es-CO"/>
+        </w:rPr>
+        <w:t xml:space="preserve"> verde, porque hace 3 vueltas para volver al azul y se mueve 1 extra para llegar al verde</w:t>
+      </w:r>
+      <w:r>
+        <w:rPr>
+          <w:lang w:val="es-CO"/>
+        </w:rPr>
+        <w:t>:</w:t>
+      </w:r>
+    </w:p>
+    <w:p>
+      <w:pPr>
+        <w:rPr>
+          <w:lang w:val="es-CO"/>
+        </w:rPr>
+      </w:pPr>
+      <w:r>
+        <w:rPr>
+          <w:lang w:val="es-CO"/>
+        </w:rPr>
+        <w:lastRenderedPageBreak/>
+        <w:drawing>
+          <wp:inline distT="0" distB="0" distL="0" distR="0" wp14:anchorId="2E23D406" wp14:editId="2F89AD77">
+            <wp:extent cx="5277587" cy="2848373"/>
+            <wp:effectExtent l="0" t="0" r="0" b="9525"/>
+            <wp:docPr id="1537731810" name="Imagen 1"/>
+            <wp:cNvGraphicFramePr>
+              <a:graphicFrameLocks xmlns:a="http://schemas.openxmlformats.org/drawingml/2006/main" noChangeAspect="1"/>
+            </wp:cNvGraphicFramePr>
+            <a:graphic xmlns:a="http://schemas.openxmlformats.org/drawingml/2006/main">
+              <a:graphicData uri="http://schemas.openxmlformats.org/drawingml/2006/picture">
+                <pic:pic xmlns:pic="http://schemas.openxmlformats.org/drawingml/2006/picture">
+                  <pic:nvPicPr>
+                    <pic:cNvPr id="1537731810" name=""/>
+                    <pic:cNvPicPr/>
+                  </pic:nvPicPr>
+                  <pic:blipFill>
+                    <a:blip r:embed="rId38"/>
+                    <a:stretch>
+                      <a:fillRect/>
+                    </a:stretch>
+                  </pic:blipFill>
+                  <pic:spPr>
+                    <a:xfrm>
+                      <a:off x="0" y="0"/>
+                      <a:ext cx="5277587" cy="2848373"/>
+                    </a:xfrm>
+                    <a:prstGeom prst="rect">
+                      <a:avLst/>
+                    </a:prstGeom>
+                  </pic:spPr>
+                </pic:pic>
+              </a:graphicData>
+            </a:graphic>
+          </wp:inline>
+        </w:drawing>
+      </w:r>
+    </w:p>
+    <w:p>
+      <w:pPr>
+        <w:rPr>
+          <w:lang w:val="es-CO"/>
+        </w:rPr>
+      </w:pPr>
+      <w:r>
+        <w:rPr>
+          <w:lang w:val="es-CO"/>
+        </w:rPr>
+        <w:t>Puedo hacer que se devuelva con unos -10 pasos, haciendo que vuelva al azul, como estaba antes.</w:t>
+      </w:r>
+    </w:p>
+    <w:p>
+      <w:pPr>
+        <w:rPr>
+          <w:lang w:val="es-CO"/>
+        </w:rPr>
+      </w:pPr>
+      <w:r>
+        <w:rPr>
+          <w:lang w:val="es-CO"/>
+        </w:rPr>
+        <w:drawing>
+          <wp:inline distT="0" distB="0" distL="0" distR="0" wp14:anchorId="5B8664E7" wp14:editId="4DD9E994">
+            <wp:extent cx="5430008" cy="2648320"/>
+            <wp:effectExtent l="0" t="0" r="0" b="0"/>
+            <wp:docPr id="1118481711" name="Imagen 1"/>
+            <wp:cNvGraphicFramePr>
+              <a:graphicFrameLocks xmlns:a="http://schemas.openxmlformats.org/drawingml/2006/main" noChangeAspect="1"/>
+            </wp:cNvGraphicFramePr>
+            <a:graphic xmlns:a="http://schemas.openxmlformats.org/drawingml/2006/main">
+              <a:graphicData uri="http://schemas.openxmlformats.org/drawingml/2006/picture">
+                <pic:pic xmlns:pic="http://schemas.openxmlformats.org/drawingml/2006/picture">
+                  <pic:nvPicPr>
+                    <pic:cNvPr id="1118481711" name=""/>
+                    <pic:cNvPicPr/>
+                  </pic:nvPicPr>
+                  <pic:blipFill>
+                    <a:blip r:embed="rId39"/>
+                    <a:stretch>
+                      <a:fillRect/>
+                    </a:stretch>
+                  </pic:blipFill>
+                  <pic:spPr>
+                    <a:xfrm>
+                      <a:off x="0" y="0"/>
+                      <a:ext cx="5430008" cy="2648320"/>
+                    </a:xfrm>
+                    <a:prstGeom prst="rect">
+                      <a:avLst/>
+                    </a:prstGeom>
+                  </pic:spPr>
+                </pic:pic>
+              </a:graphicData>
+            </a:graphic>
+          </wp:inline>
+        </w:drawing>
+      </w:r>
+    </w:p>
+    <w:p>
+      <w:pPr>
+        <w:rPr>
+          <w:lang w:val="es-CO"/>
+        </w:rPr>
+      </w:pPr>
+    </w:p>
+    <w:p>
+      <w:pPr>
+        <w:rPr>
+          <w:lang w:val="es-CO"/>
+        </w:rPr>
       </w:pPr>
     </w:p>
     <w:p>
@@ -2352,21 +2861,12 @@
           <w:lang w:val="es-CO"/>
         </w:rPr>
       </w:pPr>
-    </w:p>
-    <w:p>
-      <w:pPr>
+      <w:r>
         <w:rPr>
           <w:b/>
           <w:bCs/>
           <w:lang w:val="es-CO"/>
         </w:rPr>
-      </w:pPr>
-      <w:r>
-        <w:rPr>
-          <w:b/>
-          <w:bCs/>
-          <w:lang w:val="es-CO"/>
-        </w:rPr>
         <w:t>Casos de prueba de unicidad:</w:t>
       </w:r>
     </w:p>
@@ -2414,6 +2914,7 @@
         <w:rPr>
           <w:lang w:val="es-CO"/>
         </w:rPr>
+        <w:lastRenderedPageBreak/>
         <w:t>No olviden diseñar las pruebas considerando dos preguntas: ¿qué debería</w:t>
       </w:r>
       <w:r>
@@ -2439,7 +2940,7 @@
     </w:p>
     <w:tbl>
       <w:tblPr>
-        <w:tblStyle w:val="TableGrid"/>
+        <w:tblStyle w:val="Tablaconcuadrcula"/>
         <w:tblW w:w="0" w:type="auto"/>
         <w:tblInd w:w="279" w:type="dxa"/>
         <w:tblLook w:val="04A0" w:firstRow="1" w:lastRow="0" w:firstColumn="1" w:lastColumn="0" w:noHBand="0" w:noVBand="1"/>
@@ -3389,6 +3890,7 @@
           </w:p>
           <w:p>
             <w:r>
+              <w:lastRenderedPageBreak/>
               <w:t>shouldSpin</w:t>
             </w:r>
             <w:r>
@@ -3428,6 +3930,7 @@
               <w:rPr>
                 <w:lang w:val="es-CO"/>
               </w:rPr>
+              <w:lastRenderedPageBreak/>
               <w:t>Spin(setSymbols)</w:t>
             </w:r>
           </w:p>
@@ -3720,7 +4223,7 @@
     </w:p>
     <w:p>
       <w:pPr>
-        <w:pStyle w:val="ListParagraph"/>
+        <w:pStyle w:val="Prrafodelista"/>
         <w:numPr>
           <w:ilvl w:val="0"/>
           <w:numId w:val="2"/>
@@ -3740,7 +4243,7 @@
     </w:p>
     <w:p>
       <w:pPr>
-        <w:pStyle w:val="ListParagraph"/>
+        <w:pStyle w:val="Prrafodelista"/>
       </w:pPr>
       <w:r>
         <w:t>Encontramos 3 tests, todos enfocados en ver qué todo funcione si se añade una rueda:</w:t>
@@ -3748,7 +4251,7 @@
     </w:p>
     <w:p>
       <w:pPr>
-        <w:pStyle w:val="ListParagraph"/>
+        <w:pStyle w:val="Prrafodelista"/>
       </w:pPr>
       <w:r>
         <w:rPr>
@@ -3776,7 +4279,7 @@
                     <pic:cNvPicPr/>
                   </pic:nvPicPr>
                   <pic:blipFill>
-                    <a:blip r:embed="rId32"/>
+                    <a:blip r:embed="rId40"/>
                     <a:stretch>
                       <a:fillRect/>
                     </a:stretch>
@@ -3799,12 +4302,13 @@
     </w:p>
     <w:p>
       <w:pPr>
-        <w:pStyle w:val="ListParagraph"/>
+        <w:pStyle w:val="Prrafodelista"/>
       </w:pPr>
       <w:r>
         <w:rPr>
           <w:noProof/>
         </w:rPr>
+        <w:lastRenderedPageBreak/>
         <w:drawing>
           <wp:inline distT="0" distB="0" distL="0" distR="0" wp14:anchorId="4505BE78" wp14:editId="0868ED0B">
             <wp:extent cx="4572638" cy="5210902"/>
@@ -3827,7 +4331,7 @@
                     <pic:cNvPicPr/>
                   </pic:nvPicPr>
                   <pic:blipFill>
-                    <a:blip r:embed="rId33"/>
+                    <a:blip r:embed="rId41"/>
                     <a:stretch>
                       <a:fillRect/>
                     </a:stretch>
@@ -3850,7 +4354,7 @@
     </w:p>
     <w:p>
       <w:pPr>
-        <w:pStyle w:val="ListParagraph"/>
+        <w:pStyle w:val="Prrafodelista"/>
         <w:numPr>
           <w:ilvl w:val="0"/>
           <w:numId w:val="2"/>
@@ -3870,7 +4374,7 @@
     </w:p>
     <w:p>
       <w:pPr>
-        <w:pStyle w:val="ListParagraph"/>
+        <w:pStyle w:val="Prrafodelista"/>
       </w:pPr>
       <w:r>
         <w:t>Encontramos estos 3 tests enfocados en ver si se quita una rueda</w:t>
@@ -3878,12 +4382,13 @@
     </w:p>
     <w:p>
       <w:pPr>
-        <w:pStyle w:val="ListParagraph"/>
+        <w:pStyle w:val="Prrafodelista"/>
       </w:pPr>
       <w:r>
         <w:rPr>
           <w:noProof/>
         </w:rPr>
+        <w:lastRenderedPageBreak/>
         <w:drawing>
           <wp:inline distT="0" distB="0" distL="0" distR="0" wp14:anchorId="3144CC26" wp14:editId="4427D7F3">
             <wp:extent cx="5612130" cy="3141980"/>
@@ -3906,7 +4411,7 @@
                     <pic:cNvPicPr/>
                   </pic:nvPicPr>
                   <pic:blipFill>
-                    <a:blip r:embed="rId34"/>
+                    <a:blip r:embed="rId42"/>
                     <a:stretch>
                       <a:fillRect/>
                     </a:stretch>
@@ -3929,7 +4434,7 @@
     </w:p>
     <w:p>
       <w:pPr>
-        <w:pStyle w:val="ListParagraph"/>
+        <w:pStyle w:val="Prrafodelista"/>
       </w:pPr>
       <w:r>
         <w:rPr>
@@ -3957,7 +4462,7 @@
                     <pic:cNvPicPr/>
                   </pic:nvPicPr>
                   <pic:blipFill>
-                    <a:blip r:embed="rId35"/>
+                    <a:blip r:embed="rId43"/>
                     <a:stretch>
                       <a:fillRect/>
                     </a:stretch>
@@ -3980,7 +4485,7 @@
     </w:p>
     <w:p>
       <w:pPr>
-        <w:pStyle w:val="ListParagraph"/>
+        <w:pStyle w:val="Prrafodelista"/>
         <w:numPr>
           <w:ilvl w:val="0"/>
           <w:numId w:val="2"/>
@@ -4031,20 +4536,13 @@
         </w:rPr>
         <w:t xml:space="preserve"> </w:t>
       </w:r>
-      <w:r>
-        <w:rPr>
-          <w:b/>
-          <w:bCs/>
-          <w:lang w:val="en-US"/>
-        </w:rPr>
-        <w:t>**</w:t>
-      </w:r>
-    </w:p>
-    <w:p>
-      <w:pPr>
-        <w:pStyle w:val="ListParagraph"/>
-      </w:pPr>
-      <w:r>
+    </w:p>
+    <w:p>
+      <w:pPr>
+        <w:pStyle w:val="Prrafodelista"/>
+      </w:pPr>
+      <w:r>
+        <w:lastRenderedPageBreak/>
         <w:t xml:space="preserve">Se definen </w:t>
       </w:r>
       <w:r>
@@ -4062,7 +4560,7 @@
     </w:p>
     <w:p>
       <w:pPr>
-        <w:pStyle w:val="ListParagraph"/>
+        <w:pStyle w:val="Prrafodelista"/>
         <w:rPr>
           <w:lang w:val="en-US"/>
         </w:rPr>
@@ -4094,7 +4592,7 @@
                     <pic:cNvPicPr/>
                   </pic:nvPicPr>
                   <pic:blipFill>
-                    <a:blip r:embed="rId36"/>
+                    <a:blip r:embed="rId44"/>
                     <a:stretch>
                       <a:fillRect/>
                     </a:stretch>
@@ -4117,13 +4615,14 @@
     </w:p>
     <w:p>
       <w:pPr>
-        <w:pStyle w:val="ListParagraph"/>
+        <w:pStyle w:val="Prrafodelista"/>
         <w:rPr>
           <w:lang w:val="en-US"/>
         </w:rPr>
       </w:pPr>
       <w:r>
         <w:rPr>
+          <w:noProof/>
           <w:lang w:val="en-US"/>
         </w:rPr>
         <w:drawing>
@@ -4148,7 +4647,7 @@
                     <pic:cNvPicPr/>
                   </pic:nvPicPr>
                   <pic:blipFill>
-                    <a:blip r:embed="rId37"/>
+                    <a:blip r:embed="rId45"/>
                     <a:stretch>
                       <a:fillRect/>
                     </a:stretch>
@@ -4173,10 +4672,48 @@
       <w:pPr>
         <w:ind w:left="708"/>
       </w:pPr>
-    </w:p>
-    <w:p>
-      <w:pPr>
-        <w:pStyle w:val="ListParagraph"/>
+      <w:r>
+        <w:lastRenderedPageBreak/>
+        <w:drawing>
+          <wp:inline distT="0" distB="0" distL="0" distR="0" wp14:anchorId="2CE48B91" wp14:editId="56CB14CA">
+            <wp:extent cx="4648849" cy="5391902"/>
+            <wp:effectExtent l="0" t="0" r="0" b="0"/>
+            <wp:docPr id="155075767" name="Imagen 1"/>
+            <wp:cNvGraphicFramePr>
+              <a:graphicFrameLocks xmlns:a="http://schemas.openxmlformats.org/drawingml/2006/main" noChangeAspect="1"/>
+            </wp:cNvGraphicFramePr>
+            <a:graphic xmlns:a="http://schemas.openxmlformats.org/drawingml/2006/main">
+              <a:graphicData uri="http://schemas.openxmlformats.org/drawingml/2006/picture">
+                <pic:pic xmlns:pic="http://schemas.openxmlformats.org/drawingml/2006/picture">
+                  <pic:nvPicPr>
+                    <pic:cNvPr id="155075767" name=""/>
+                    <pic:cNvPicPr/>
+                  </pic:nvPicPr>
+                  <pic:blipFill>
+                    <a:blip r:embed="rId46"/>
+                    <a:stretch>
+                      <a:fillRect/>
+                    </a:stretch>
+                  </pic:blipFill>
+                  <pic:spPr>
+                    <a:xfrm>
+                      <a:off x="0" y="0"/>
+                      <a:ext cx="4648849" cy="5391902"/>
+                    </a:xfrm>
+                    <a:prstGeom prst="rect">
+                      <a:avLst/>
+                    </a:prstGeom>
+                  </pic:spPr>
+                </pic:pic>
+              </a:graphicData>
+            </a:graphic>
+          </wp:inline>
+        </w:drawing>
+      </w:r>
+    </w:p>
+    <w:p>
+      <w:pPr>
+        <w:pStyle w:val="Prrafodelista"/>
         <w:numPr>
           <w:ilvl w:val="0"/>
           <w:numId w:val="2"/>
@@ -4201,12 +4738,12 @@
           <w:bCs/>
           <w:lang w:val="en-US"/>
         </w:rPr>
-        <w:t xml:space="preserve"> **</w:t>
-      </w:r>
-    </w:p>
-    <w:p>
-      <w:pPr>
-        <w:pStyle w:val="ListParagraph"/>
+        <w:t xml:space="preserve"> </w:t>
+      </w:r>
+    </w:p>
+    <w:p>
+      <w:pPr>
+        <w:pStyle w:val="Prrafodelista"/>
       </w:pPr>
       <w:r>
         <w:t xml:space="preserve">Se define </w:t>
@@ -4235,9 +4772,13 @@
     </w:p>
     <w:p>
       <w:pPr>
-        <w:pStyle w:val="ListParagraph"/>
-      </w:pPr>
-      <w:r>
+        <w:pStyle w:val="Prrafodelista"/>
+      </w:pPr>
+      <w:r>
+        <w:rPr>
+          <w:noProof/>
+        </w:rPr>
+        <w:lastRenderedPageBreak/>
         <w:drawing>
           <wp:inline distT="0" distB="0" distL="0" distR="0" wp14:anchorId="16B2A7D4" wp14:editId="34298E7B">
             <wp:extent cx="5612130" cy="6163310"/>
@@ -4260,7 +4801,7 @@
                     <pic:cNvPicPr/>
                   </pic:nvPicPr>
                   <pic:blipFill>
-                    <a:blip r:embed="rId38"/>
+                    <a:blip r:embed="rId47"/>
                     <a:stretch>
                       <a:fillRect/>
                     </a:stretch>
@@ -4283,7 +4824,50 @@
     </w:p>
     <w:p>
       <w:pPr>
-        <w:pStyle w:val="ListParagraph"/>
+        <w:pStyle w:val="Prrafodelista"/>
+      </w:pPr>
+      <w:r>
+        <w:lastRenderedPageBreak/>
+        <w:drawing>
+          <wp:inline distT="0" distB="0" distL="0" distR="0" wp14:anchorId="21547E16" wp14:editId="4175D893">
+            <wp:extent cx="4620270" cy="4734586"/>
+            <wp:effectExtent l="0" t="0" r="8890" b="8890"/>
+            <wp:docPr id="901205725" name="Imagen 1"/>
+            <wp:cNvGraphicFramePr>
+              <a:graphicFrameLocks xmlns:a="http://schemas.openxmlformats.org/drawingml/2006/main" noChangeAspect="1"/>
+            </wp:cNvGraphicFramePr>
+            <a:graphic xmlns:a="http://schemas.openxmlformats.org/drawingml/2006/main">
+              <a:graphicData uri="http://schemas.openxmlformats.org/drawingml/2006/picture">
+                <pic:pic xmlns:pic="http://schemas.openxmlformats.org/drawingml/2006/picture">
+                  <pic:nvPicPr>
+                    <pic:cNvPr id="901205725" name=""/>
+                    <pic:cNvPicPr/>
+                  </pic:nvPicPr>
+                  <pic:blipFill>
+                    <a:blip r:embed="rId48"/>
+                    <a:stretch>
+                      <a:fillRect/>
+                    </a:stretch>
+                  </pic:blipFill>
+                  <pic:spPr>
+                    <a:xfrm>
+                      <a:off x="0" y="0"/>
+                      <a:ext cx="4620270" cy="4734586"/>
+                    </a:xfrm>
+                    <a:prstGeom prst="rect">
+                      <a:avLst/>
+                    </a:prstGeom>
+                  </pic:spPr>
+                </pic:pic>
+              </a:graphicData>
+            </a:graphic>
+          </wp:inline>
+        </w:drawing>
+      </w:r>
+    </w:p>
+    <w:p>
+      <w:pPr>
+        <w:pStyle w:val="Prrafodelista"/>
         <w:numPr>
           <w:ilvl w:val="0"/>
           <w:numId w:val="2"/>
@@ -4298,17 +4882,17 @@
           <w:b/>
           <w:bCs/>
         </w:rPr>
-        <w:t>unlock(Wheel: int): void **</w:t>
-      </w:r>
-    </w:p>
-    <w:p>
-      <w:pPr>
-        <w:pStyle w:val="ListParagraph"/>
-      </w:pPr>
-    </w:p>
-    <w:p>
-      <w:pPr>
-        <w:pStyle w:val="ListParagraph"/>
+        <w:t xml:space="preserve">unlock(Wheel: int): void </w:t>
+      </w:r>
+    </w:p>
+    <w:p>
+      <w:pPr>
+        <w:ind w:left="360"/>
+      </w:pPr>
+    </w:p>
+    <w:p>
+      <w:pPr>
+        <w:pStyle w:val="Prrafodelista"/>
       </w:pPr>
       <w:r>
         <w:t>Se define</w:t>
@@ -4331,9 +4915,13 @@
     </w:p>
     <w:p>
       <w:pPr>
-        <w:pStyle w:val="ListParagraph"/>
-      </w:pPr>
-      <w:r>
+        <w:pStyle w:val="Prrafodelista"/>
+      </w:pPr>
+      <w:r>
+        <w:rPr>
+          <w:noProof/>
+        </w:rPr>
+        <w:lastRenderedPageBreak/>
         <w:drawing>
           <wp:inline distT="0" distB="0" distL="0" distR="0" wp14:anchorId="2C780BFF" wp14:editId="2BCE6B95">
             <wp:extent cx="5612130" cy="5173980"/>
@@ -4356,7 +4944,7 @@
                     <pic:cNvPicPr/>
                   </pic:nvPicPr>
                   <pic:blipFill>
-                    <a:blip r:embed="rId39"/>
+                    <a:blip r:embed="rId49"/>
                     <a:stretch>
                       <a:fillRect/>
                     </a:stretch>
@@ -4379,12 +4967,50 @@
     </w:p>
     <w:p>
       <w:pPr>
-        <w:pStyle w:val="ListParagraph"/>
-      </w:pPr>
-    </w:p>
-    <w:p>
-      <w:pPr>
-        <w:pStyle w:val="ListParagraph"/>
+        <w:pStyle w:val="Prrafodelista"/>
+      </w:pPr>
+      <w:r>
+        <w:lastRenderedPageBreak/>
+        <w:drawing>
+          <wp:inline distT="0" distB="0" distL="0" distR="0" wp14:anchorId="462286E7" wp14:editId="359E2083">
+            <wp:extent cx="4610743" cy="4906060"/>
+            <wp:effectExtent l="0" t="0" r="0" b="8890"/>
+            <wp:docPr id="46974899" name="Imagen 1"/>
+            <wp:cNvGraphicFramePr>
+              <a:graphicFrameLocks xmlns:a="http://schemas.openxmlformats.org/drawingml/2006/main" noChangeAspect="1"/>
+            </wp:cNvGraphicFramePr>
+            <a:graphic xmlns:a="http://schemas.openxmlformats.org/drawingml/2006/main">
+              <a:graphicData uri="http://schemas.openxmlformats.org/drawingml/2006/picture">
+                <pic:pic xmlns:pic="http://schemas.openxmlformats.org/drawingml/2006/picture">
+                  <pic:nvPicPr>
+                    <pic:cNvPr id="46974899" name=""/>
+                    <pic:cNvPicPr/>
+                  </pic:nvPicPr>
+                  <pic:blipFill>
+                    <a:blip r:embed="rId50"/>
+                    <a:stretch>
+                      <a:fillRect/>
+                    </a:stretch>
+                  </pic:blipFill>
+                  <pic:spPr>
+                    <a:xfrm>
+                      <a:off x="0" y="0"/>
+                      <a:ext cx="4610743" cy="4906060"/>
+                    </a:xfrm>
+                    <a:prstGeom prst="rect">
+                      <a:avLst/>
+                    </a:prstGeom>
+                  </pic:spPr>
+                </pic:pic>
+              </a:graphicData>
+            </a:graphic>
+          </wp:inline>
+        </w:drawing>
+      </w:r>
+    </w:p>
+    <w:p>
+      <w:pPr>
+        <w:pStyle w:val="Prrafodelista"/>
         <w:numPr>
           <w:ilvl w:val="0"/>
           <w:numId w:val="2"/>
@@ -4406,7 +5032,7 @@
     </w:p>
     <w:p>
       <w:pPr>
-        <w:pStyle w:val="ListParagraph"/>
+        <w:pStyle w:val="Prrafodelista"/>
       </w:pPr>
       <w:r>
         <w:t xml:space="preserve">Para este método se definieron </w:t>
@@ -4420,12 +5046,13 @@
     </w:p>
     <w:p>
       <w:pPr>
-        <w:pStyle w:val="ListParagraph"/>
+        <w:pStyle w:val="Prrafodelista"/>
       </w:pPr>
       <w:r>
         <w:rPr>
           <w:noProof/>
         </w:rPr>
+        <w:lastRenderedPageBreak/>
         <w:drawing>
           <wp:inline distT="0" distB="0" distL="0" distR="0" wp14:anchorId="2C94E665" wp14:editId="38BB0A4E">
             <wp:extent cx="5612130" cy="4683760"/>
@@ -4448,7 +5075,7 @@
                     <pic:cNvPicPr/>
                   </pic:nvPicPr>
                   <pic:blipFill>
-                    <a:blip r:embed="rId40"/>
+                    <a:blip r:embed="rId51"/>
                     <a:stretch>
                       <a:fillRect/>
                     </a:stretch>
@@ -4471,7 +5098,7 @@
     </w:p>
     <w:p>
       <w:pPr>
-        <w:pStyle w:val="ListParagraph"/>
+        <w:pStyle w:val="Prrafodelista"/>
       </w:pPr>
       <w:r>
         <w:rPr>
@@ -4499,7 +5126,7 @@
                     <pic:cNvPicPr/>
                   </pic:nvPicPr>
                   <pic:blipFill>
-                    <a:blip r:embed="rId41"/>
+                    <a:blip r:embed="rId52"/>
                     <a:stretch>
                       <a:fillRect/>
                     </a:stretch>
@@ -4522,12 +5149,13 @@
     </w:p>
     <w:p>
       <w:pPr>
-        <w:pStyle w:val="ListParagraph"/>
+        <w:pStyle w:val="Prrafodelista"/>
       </w:pPr>
       <w:r>
         <w:rPr>
           <w:noProof/>
         </w:rPr>
+        <w:lastRenderedPageBreak/>
         <w:drawing>
           <wp:inline distT="0" distB="0" distL="0" distR="0" wp14:anchorId="5F83ED0E" wp14:editId="632A1477">
             <wp:extent cx="4620270" cy="5001323"/>
@@ -4550,7 +5178,7 @@
                     <pic:cNvPicPr/>
                   </pic:nvPicPr>
                   <pic:blipFill>
-                    <a:blip r:embed="rId42"/>
+                    <a:blip r:embed="rId53"/>
                     <a:stretch>
                       <a:fillRect/>
                     </a:stretch>
@@ -4573,7 +5201,7 @@
     </w:p>
     <w:p>
       <w:pPr>
-        <w:pStyle w:val="ListParagraph"/>
+        <w:pStyle w:val="Prrafodelista"/>
         <w:numPr>
           <w:ilvl w:val="0"/>
           <w:numId w:val="2"/>
@@ -4593,7 +5221,7 @@
     </w:p>
     <w:p>
       <w:pPr>
-        <w:pStyle w:val="ListParagraph"/>
+        <w:pStyle w:val="Prrafodelista"/>
       </w:pPr>
       <w:r>
         <w:t xml:space="preserve">Para este método se definieron </w:t>
@@ -4607,12 +5235,13 @@
     </w:p>
     <w:p>
       <w:pPr>
-        <w:pStyle w:val="ListParagraph"/>
+        <w:pStyle w:val="Prrafodelista"/>
       </w:pPr>
       <w:r>
         <w:rPr>
           <w:noProof/>
         </w:rPr>
+        <w:lastRenderedPageBreak/>
         <w:drawing>
           <wp:inline distT="0" distB="0" distL="0" distR="0" wp14:anchorId="67BBF165" wp14:editId="6623C59E">
             <wp:extent cx="5612130" cy="2936875"/>
@@ -4635,7 +5264,7 @@
                     <pic:cNvPicPr/>
                   </pic:nvPicPr>
                   <pic:blipFill>
-                    <a:blip r:embed="rId43"/>
+                    <a:blip r:embed="rId54"/>
                     <a:stretch>
                       <a:fillRect/>
                     </a:stretch>
@@ -4658,12 +5287,12 @@
     </w:p>
     <w:p>
       <w:pPr>
-        <w:pStyle w:val="ListParagraph"/>
-      </w:pPr>
-    </w:p>
-    <w:p>
-      <w:pPr>
-        <w:pStyle w:val="ListParagraph"/>
+        <w:pStyle w:val="Prrafodelista"/>
+      </w:pPr>
+    </w:p>
+    <w:p>
+      <w:pPr>
+        <w:pStyle w:val="Prrafodelista"/>
       </w:pPr>
       <w:r>
         <w:rPr>
@@ -4691,7 +5320,7 @@
                     <pic:cNvPicPr/>
                   </pic:nvPicPr>
                   <pic:blipFill>
-                    <a:blip r:embed="rId44"/>
+                    <a:blip r:embed="rId55"/>
                     <a:stretch>
                       <a:fillRect/>
                     </a:stretch>
@@ -4714,7 +5343,7 @@
     </w:p>
     <w:p>
       <w:pPr>
-        <w:pStyle w:val="ListParagraph"/>
+        <w:pStyle w:val="Prrafodelista"/>
         <w:numPr>
           <w:ilvl w:val="0"/>
           <w:numId w:val="2"/>
@@ -4731,6 +5360,7 @@
           <w:bCs/>
           <w:lang w:val="en-US"/>
         </w:rPr>
+        <w:lastRenderedPageBreak/>
         <w:t>placeSymbol(Wheel: int, symbol: String)</w:t>
       </w:r>
       <w:r>
@@ -4744,7 +5374,7 @@
     </w:p>
     <w:p>
       <w:pPr>
-        <w:pStyle w:val="ListParagraph"/>
+        <w:pStyle w:val="Prrafodelista"/>
         <w:rPr>
           <w:lang w:val="en-US"/>
         </w:rPr>
@@ -4752,7 +5382,7 @@
     </w:p>
     <w:p>
       <w:pPr>
-        <w:pStyle w:val="ListParagraph"/>
+        <w:pStyle w:val="Prrafodelista"/>
       </w:pPr>
       <w:r>
         <w:t>Para este método se definieron d</w:t>
@@ -4763,7 +5393,7 @@
     </w:p>
     <w:p>
       <w:pPr>
-        <w:pStyle w:val="ListParagraph"/>
+        <w:pStyle w:val="Prrafodelista"/>
       </w:pPr>
       <w:r>
         <w:rPr>
@@ -4791,7 +5421,7 @@
                     <pic:cNvPicPr/>
                   </pic:nvPicPr>
                   <pic:blipFill>
-                    <a:blip r:embed="rId45"/>
+                    <a:blip r:embed="rId56"/>
                     <a:stretch>
                       <a:fillRect/>
                     </a:stretch>
@@ -4814,12 +5444,13 @@
     </w:p>
     <w:p>
       <w:pPr>
-        <w:pStyle w:val="ListParagraph"/>
+        <w:pStyle w:val="Prrafodelista"/>
       </w:pPr>
       <w:r>
         <w:rPr>
           <w:noProof/>
         </w:rPr>
+        <w:lastRenderedPageBreak/>
         <w:drawing>
           <wp:inline distT="0" distB="0" distL="0" distR="0" wp14:anchorId="62AA7D0A" wp14:editId="418BD91A">
             <wp:extent cx="4601217" cy="5744377"/>
@@ -4842,7 +5473,7 @@
                     <pic:cNvPicPr/>
                   </pic:nvPicPr>
                   <pic:blipFill>
-                    <a:blip r:embed="rId46"/>
+                    <a:blip r:embed="rId57"/>
                     <a:stretch>
                       <a:fillRect/>
                     </a:stretch>
@@ -4865,7 +5496,7 @@
     </w:p>
     <w:p>
       <w:pPr>
-        <w:pStyle w:val="ListParagraph"/>
+        <w:pStyle w:val="Prrafodelista"/>
         <w:rPr>
           <w:b/>
           <w:bCs/>
@@ -4881,7 +5512,7 @@
     </w:p>
     <w:p>
       <w:pPr>
-        <w:pStyle w:val="ListParagraph"/>
+        <w:pStyle w:val="Prrafodelista"/>
       </w:pPr>
       <w:r>
         <w:t xml:space="preserve">Para este método se definieron </w:t>
@@ -4892,12 +5523,13 @@
     </w:p>
     <w:p>
       <w:pPr>
-        <w:pStyle w:val="ListParagraph"/>
+        <w:pStyle w:val="Prrafodelista"/>
       </w:pPr>
       <w:r>
         <w:rPr>
           <w:noProof/>
         </w:rPr>
+        <w:lastRenderedPageBreak/>
         <w:drawing>
           <wp:inline distT="0" distB="0" distL="0" distR="0" wp14:anchorId="1C57AB93" wp14:editId="506B933A">
             <wp:extent cx="5612130" cy="3334385"/>
@@ -4920,7 +5552,7 @@
                     <pic:cNvPicPr/>
                   </pic:nvPicPr>
                   <pic:blipFill>
-                    <a:blip r:embed="rId47"/>
+                    <a:blip r:embed="rId58"/>
                     <a:stretch>
                       <a:fillRect/>
                     </a:stretch>
@@ -4943,12 +5575,13 @@
     </w:p>
     <w:p>
       <w:pPr>
-        <w:pStyle w:val="ListParagraph"/>
+        <w:pStyle w:val="Prrafodelista"/>
       </w:pPr>
       <w:r>
         <w:rPr>
           <w:noProof/>
         </w:rPr>
+        <w:lastRenderedPageBreak/>
         <w:drawing>
           <wp:inline distT="0" distB="0" distL="0" distR="0" wp14:anchorId="7F5EF6AD" wp14:editId="792A3491">
             <wp:extent cx="4563112" cy="5039428"/>
@@ -4971,7 +5604,7 @@
                     <pic:cNvPicPr/>
                   </pic:nvPicPr>
                   <pic:blipFill>
-                    <a:blip r:embed="rId48"/>
+                    <a:blip r:embed="rId59"/>
                     <a:stretch>
                       <a:fillRect/>
                     </a:stretch>
@@ -4994,12 +5627,12 @@
     </w:p>
     <w:p>
       <w:pPr>
-        <w:pStyle w:val="ListParagraph"/>
-      </w:pPr>
-    </w:p>
-    <w:p>
-      <w:pPr>
-        <w:pStyle w:val="ListParagraph"/>
+        <w:pStyle w:val="Prrafodelista"/>
+      </w:pPr>
+    </w:p>
+    <w:p>
+      <w:pPr>
+        <w:pStyle w:val="Prrafodelista"/>
         <w:numPr>
           <w:ilvl w:val="0"/>
           <w:numId w:val="2"/>
@@ -5048,12 +5681,12 @@
           <w:bCs/>
           <w:lang w:val="en-US"/>
         </w:rPr>
-        <w:t xml:space="preserve"> **</w:t>
-      </w:r>
-    </w:p>
-    <w:p>
-      <w:pPr>
-        <w:pStyle w:val="ListParagraph"/>
+        <w:t xml:space="preserve"> </w:t>
+      </w:r>
+    </w:p>
+    <w:p>
+      <w:pPr>
+        <w:pStyle w:val="Prrafodelista"/>
         <w:rPr>
           <w:lang w:val="en-US"/>
         </w:rPr>
@@ -5063,6 +5696,7 @@
           <w:noProof/>
           <w:lang w:val="en-US"/>
         </w:rPr>
+        <w:lastRenderedPageBreak/>
         <w:drawing>
           <wp:inline distT="0" distB="0" distL="0" distR="0" wp14:anchorId="6FB35DF2" wp14:editId="54558A0C">
             <wp:extent cx="5612130" cy="6504305"/>
@@ -5085,7 +5719,7 @@
                     <pic:cNvPicPr/>
                   </pic:nvPicPr>
                   <pic:blipFill>
-                    <a:blip r:embed="rId49"/>
+                    <a:blip r:embed="rId60"/>
                     <a:stretch>
                       <a:fillRect/>
                     </a:stretch>
@@ -5108,7 +5742,7 @@
     </w:p>
     <w:p>
       <w:pPr>
-        <w:pStyle w:val="ListParagraph"/>
+        <w:pStyle w:val="Prrafodelista"/>
         <w:rPr>
           <w:lang w:val="en-US"/>
         </w:rPr>
@@ -5118,6 +5752,7 @@
           <w:noProof/>
           <w:lang w:val="en-US"/>
         </w:rPr>
+        <w:lastRenderedPageBreak/>
         <w:drawing>
           <wp:inline distT="0" distB="0" distL="0" distR="0" wp14:anchorId="2A90CB30" wp14:editId="563A7419">
             <wp:extent cx="5612130" cy="3678555"/>
@@ -5140,7 +5775,7 @@
                     <pic:cNvPicPr/>
                   </pic:nvPicPr>
                   <pic:blipFill>
-                    <a:blip r:embed="rId50"/>
+                    <a:blip r:embed="rId61"/>
                     <a:stretch>
                       <a:fillRect/>
                     </a:stretch>
@@ -5161,7 +5796,46 @@
         </w:drawing>
       </w:r>
     </w:p>
-    <w:p/>
+    <w:p>
+      <w:r>
+        <w:lastRenderedPageBreak/>
+        <w:drawing>
+          <wp:inline distT="0" distB="0" distL="0" distR="0" wp14:anchorId="50F01952" wp14:editId="26083EC6">
+            <wp:extent cx="4706007" cy="5553850"/>
+            <wp:effectExtent l="0" t="0" r="0" b="8890"/>
+            <wp:docPr id="1863511750" name="Imagen 1"/>
+            <wp:cNvGraphicFramePr>
+              <a:graphicFrameLocks xmlns:a="http://schemas.openxmlformats.org/drawingml/2006/main" noChangeAspect="1"/>
+            </wp:cNvGraphicFramePr>
+            <a:graphic xmlns:a="http://schemas.openxmlformats.org/drawingml/2006/main">
+              <a:graphicData uri="http://schemas.openxmlformats.org/drawingml/2006/picture">
+                <pic:pic xmlns:pic="http://schemas.openxmlformats.org/drawingml/2006/picture">
+                  <pic:nvPicPr>
+                    <pic:cNvPr id="1863511750" name=""/>
+                    <pic:cNvPicPr/>
+                  </pic:nvPicPr>
+                  <pic:blipFill>
+                    <a:blip r:embed="rId62"/>
+                    <a:stretch>
+                      <a:fillRect/>
+                    </a:stretch>
+                  </pic:blipFill>
+                  <pic:spPr>
+                    <a:xfrm>
+                      <a:off x="0" y="0"/>
+                      <a:ext cx="4706007" cy="5553850"/>
+                    </a:xfrm>
+                    <a:prstGeom prst="rect">
+                      <a:avLst/>
+                    </a:prstGeom>
+                  </pic:spPr>
+                </pic:pic>
+              </a:graphicData>
+            </a:graphic>
+          </wp:inline>
+        </w:drawing>
+      </w:r>
+    </w:p>
     <w:p>
       <w:pPr>
         <w:rPr>
@@ -5178,7 +5852,7 @@
         <w:rPr>
           <w:lang w:val="es-CO"/>
         </w:rPr>
-        <w:t xml:space="preserve"> **</w:t>
+        <w:t xml:space="preserve"> </w:t>
       </w:r>
     </w:p>
     <w:p>
@@ -5205,6 +5879,7 @@
         <w:rPr>
           <w:noProof/>
         </w:rPr>
+        <w:lastRenderedPageBreak/>
         <w:drawing>
           <wp:inline distT="0" distB="0" distL="0" distR="0" wp14:anchorId="64D117A1" wp14:editId="76F6A15C">
             <wp:extent cx="5612130" cy="3077210"/>
@@ -5227,7 +5902,7 @@
                     <pic:cNvPicPr/>
                   </pic:nvPicPr>
                   <pic:blipFill>
-                    <a:blip r:embed="rId51"/>
+                    <a:blip r:embed="rId63"/>
                     <a:stretch>
                       <a:fillRect/>
                     </a:stretch>
@@ -5236,6 +5911,54 @@
                     <a:xfrm>
                       <a:off x="0" y="0"/>
                       <a:ext cx="5612130" cy="3077210"/>
+                    </a:xfrm>
+                    <a:prstGeom prst="rect">
+                      <a:avLst/>
+                    </a:prstGeom>
+                  </pic:spPr>
+                </pic:pic>
+              </a:graphicData>
+            </a:graphic>
+          </wp:inline>
+        </w:drawing>
+      </w:r>
+    </w:p>
+    <w:p>
+      <w:pPr>
+        <w:rPr>
+          <w:lang w:val="es-CO"/>
+        </w:rPr>
+      </w:pPr>
+      <w:r>
+        <w:rPr>
+          <w:lang w:val="es-CO"/>
+        </w:rPr>
+        <w:lastRenderedPageBreak/>
+        <w:drawing>
+          <wp:inline distT="0" distB="0" distL="0" distR="0" wp14:anchorId="7B2A2549" wp14:editId="1AE567F2">
+            <wp:extent cx="4572638" cy="5268060"/>
+            <wp:effectExtent l="0" t="0" r="0" b="8890"/>
+            <wp:docPr id="37138302" name="Imagen 1"/>
+            <wp:cNvGraphicFramePr>
+              <a:graphicFrameLocks xmlns:a="http://schemas.openxmlformats.org/drawingml/2006/main" noChangeAspect="1"/>
+            </wp:cNvGraphicFramePr>
+            <a:graphic xmlns:a="http://schemas.openxmlformats.org/drawingml/2006/main">
+              <a:graphicData uri="http://schemas.openxmlformats.org/drawingml/2006/picture">
+                <pic:pic xmlns:pic="http://schemas.openxmlformats.org/drawingml/2006/picture">
+                  <pic:nvPicPr>
+                    <pic:cNvPr id="37138302" name=""/>
+                    <pic:cNvPicPr/>
+                  </pic:nvPicPr>
+                  <pic:blipFill>
+                    <a:blip r:embed="rId64"/>
+                    <a:stretch>
+                      <a:fillRect/>
+                    </a:stretch>
+                  </pic:blipFill>
+                  <pic:spPr>
+                    <a:xfrm>
+                      <a:off x="0" y="0"/>
+                      <a:ext cx="4572638" cy="5268060"/>
                     </a:xfrm>
                     <a:prstGeom prst="rect">
                       <a:avLst/>
@@ -5313,7 +6036,7 @@
                     <pic:cNvPicPr/>
                   </pic:nvPicPr>
                   <pic:blipFill>
-                    <a:blip r:embed="rId52"/>
+                    <a:blip r:embed="rId65"/>
                     <a:stretch>
                       <a:fillRect/>
                     </a:stretch>
@@ -5345,6 +6068,7 @@
           <w:noProof/>
           <w:lang w:val="es-CO"/>
         </w:rPr>
+        <w:lastRenderedPageBreak/>
         <w:drawing>
           <wp:inline distT="0" distB="0" distL="0" distR="0" wp14:anchorId="36F19F87" wp14:editId="6E81CD64">
             <wp:extent cx="4686954" cy="4772691"/>
@@ -5367,7 +6091,7 @@
                     <pic:cNvPicPr/>
                   </pic:nvPicPr>
                   <pic:blipFill>
-                    <a:blip r:embed="rId53"/>
+                    <a:blip r:embed="rId66"/>
                     <a:stretch>
                       <a:fillRect/>
                     </a:stretch>
@@ -5453,7 +6177,7 @@
                     <pic:cNvPicPr/>
                   </pic:nvPicPr>
                   <pic:blipFill>
-                    <a:blip r:embed="rId54"/>
+                    <a:blip r:embed="rId67"/>
                     <a:stretch>
                       <a:fillRect/>
                     </a:stretch>
@@ -5484,6 +6208,54 @@
         <w:rPr>
           <w:lang w:val="es-CO"/>
         </w:rPr>
+        <w:lastRenderedPageBreak/>
+        <w:drawing>
+          <wp:inline distT="0" distB="0" distL="0" distR="0" wp14:anchorId="56FDEBF4" wp14:editId="6651D158">
+            <wp:extent cx="4715533" cy="4972744"/>
+            <wp:effectExtent l="0" t="0" r="8890" b="0"/>
+            <wp:docPr id="1115603516" name="Imagen 1"/>
+            <wp:cNvGraphicFramePr>
+              <a:graphicFrameLocks xmlns:a="http://schemas.openxmlformats.org/drawingml/2006/main" noChangeAspect="1"/>
+            </wp:cNvGraphicFramePr>
+            <a:graphic xmlns:a="http://schemas.openxmlformats.org/drawingml/2006/main">
+              <a:graphicData uri="http://schemas.openxmlformats.org/drawingml/2006/picture">
+                <pic:pic xmlns:pic="http://schemas.openxmlformats.org/drawingml/2006/picture">
+                  <pic:nvPicPr>
+                    <pic:cNvPr id="1115603516" name=""/>
+                    <pic:cNvPicPr/>
+                  </pic:nvPicPr>
+                  <pic:blipFill>
+                    <a:blip r:embed="rId68"/>
+                    <a:stretch>
+                      <a:fillRect/>
+                    </a:stretch>
+                  </pic:blipFill>
+                  <pic:spPr>
+                    <a:xfrm>
+                      <a:off x="0" y="0"/>
+                      <a:ext cx="4715533" cy="4972744"/>
+                    </a:xfrm>
+                    <a:prstGeom prst="rect">
+                      <a:avLst/>
+                    </a:prstGeom>
+                  </pic:spPr>
+                </pic:pic>
+              </a:graphicData>
+            </a:graphic>
+          </wp:inline>
+        </w:drawing>
+      </w:r>
+    </w:p>
+    <w:p>
+      <w:pPr>
+        <w:rPr>
+          <w:lang w:val="es-CO"/>
+        </w:rPr>
+      </w:pPr>
+      <w:r>
+        <w:rPr>
+          <w:lang w:val="es-CO"/>
+        </w:rPr>
         <w:t>Configuration(): String[]</w:t>
       </w:r>
       <w:r>
@@ -5523,6 +6295,7 @@
           <w:noProof/>
           <w:lang w:val="es-CO"/>
         </w:rPr>
+        <w:lastRenderedPageBreak/>
         <w:drawing>
           <wp:inline distT="0" distB="0" distL="0" distR="0" wp14:anchorId="62E23250" wp14:editId="4A83A7C7">
             <wp:extent cx="5612130" cy="1482090"/>
@@ -5545,7 +6318,7 @@
                     <pic:cNvPicPr/>
                   </pic:nvPicPr>
                   <pic:blipFill>
-                    <a:blip r:embed="rId55"/>
+                    <a:blip r:embed="rId69"/>
                     <a:stretch>
                       <a:fillRect/>
                     </a:stretch>
@@ -5565,6 +6338,46 @@
           </wp:inline>
         </w:drawing>
       </w:r>
+      <w:r>
+        <w:rPr>
+          <w:lang w:val="es-CO"/>
+        </w:rPr>
+        <w:drawing>
+          <wp:inline distT="0" distB="0" distL="0" distR="0" wp14:anchorId="35EC6CF9" wp14:editId="4A1D6A6B">
+            <wp:extent cx="4572638" cy="5001323"/>
+            <wp:effectExtent l="0" t="0" r="0" b="8890"/>
+            <wp:docPr id="855153383" name="Imagen 1"/>
+            <wp:cNvGraphicFramePr>
+              <a:graphicFrameLocks xmlns:a="http://schemas.openxmlformats.org/drawingml/2006/main" noChangeAspect="1"/>
+            </wp:cNvGraphicFramePr>
+            <a:graphic xmlns:a="http://schemas.openxmlformats.org/drawingml/2006/main">
+              <a:graphicData uri="http://schemas.openxmlformats.org/drawingml/2006/picture">
+                <pic:pic xmlns:pic="http://schemas.openxmlformats.org/drawingml/2006/picture">
+                  <pic:nvPicPr>
+                    <pic:cNvPr id="855153383" name=""/>
+                    <pic:cNvPicPr/>
+                  </pic:nvPicPr>
+                  <pic:blipFill>
+                    <a:blip r:embed="rId70"/>
+                    <a:stretch>
+                      <a:fillRect/>
+                    </a:stretch>
+                  </pic:blipFill>
+                  <pic:spPr>
+                    <a:xfrm>
+                      <a:off x="0" y="0"/>
+                      <a:ext cx="4572638" cy="5001323"/>
+                    </a:xfrm>
+                    <a:prstGeom prst="rect">
+                      <a:avLst/>
+                    </a:prstGeom>
+                  </pic:spPr>
+                </pic:pic>
+              </a:graphicData>
+            </a:graphic>
+          </wp:inline>
+        </w:drawing>
+      </w:r>
     </w:p>
     <w:p>
       <w:pPr>
@@ -5603,6 +6416,7 @@
           <w:noProof/>
           <w:lang w:val="es-CO"/>
         </w:rPr>
+        <w:lastRenderedPageBreak/>
         <w:drawing>
           <wp:inline distT="0" distB="0" distL="0" distR="0" wp14:anchorId="432CB83A" wp14:editId="4645D12C">
             <wp:extent cx="5612130" cy="3243580"/>
@@ -5625,7 +6439,7 @@
                     <pic:cNvPicPr/>
                   </pic:nvPicPr>
                   <pic:blipFill>
-                    <a:blip r:embed="rId56"/>
+                    <a:blip r:embed="rId71"/>
                     <a:stretch>
                       <a:fillRect/>
                     </a:stretch>
@@ -5652,10 +6466,119 @@
           <w:lang w:val="es-CO"/>
         </w:rPr>
       </w:pPr>
+      <w:r>
+        <w:rPr>
+          <w:lang w:val="es-CO"/>
+        </w:rPr>
+        <w:lastRenderedPageBreak/>
+        <w:drawing>
+          <wp:inline distT="0" distB="0" distL="0" distR="0" wp14:anchorId="53BA4CD2" wp14:editId="2D21F972">
+            <wp:extent cx="4534533" cy="5544324"/>
+            <wp:effectExtent l="0" t="0" r="0" b="0"/>
+            <wp:docPr id="1457184888" name="Imagen 1"/>
+            <wp:cNvGraphicFramePr>
+              <a:graphicFrameLocks xmlns:a="http://schemas.openxmlformats.org/drawingml/2006/main" noChangeAspect="1"/>
+            </wp:cNvGraphicFramePr>
+            <a:graphic xmlns:a="http://schemas.openxmlformats.org/drawingml/2006/main">
+              <a:graphicData uri="http://schemas.openxmlformats.org/drawingml/2006/picture">
+                <pic:pic xmlns:pic="http://schemas.openxmlformats.org/drawingml/2006/picture">
+                  <pic:nvPicPr>
+                    <pic:cNvPr id="1457184888" name=""/>
+                    <pic:cNvPicPr/>
+                  </pic:nvPicPr>
+                  <pic:blipFill>
+                    <a:blip r:embed="rId72"/>
+                    <a:stretch>
+                      <a:fillRect/>
+                    </a:stretch>
+                  </pic:blipFill>
+                  <pic:spPr>
+                    <a:xfrm>
+                      <a:off x="0" y="0"/>
+                      <a:ext cx="4534533" cy="5544324"/>
+                    </a:xfrm>
+                    <a:prstGeom prst="rect">
+                      <a:avLst/>
+                    </a:prstGeom>
+                  </pic:spPr>
+                </pic:pic>
+              </a:graphicData>
+            </a:graphic>
+          </wp:inline>
+        </w:drawing>
+      </w:r>
+    </w:p>
+    <w:p>
+      <w:pPr>
+        <w:rPr>
+          <w:lang w:val="es-CO"/>
+        </w:rPr>
+      </w:pPr>
+    </w:p>
+    <w:p>
+      <w:pPr>
+        <w:rPr>
+          <w:lang w:val="es-CO"/>
+        </w:rPr>
+      </w:pPr>
+      <w:r>
+        <w:rPr>
+          <w:lang w:val="es-CO"/>
+        </w:rPr>
+        <w:t>Pruebas de aceptación:</w:t>
+      </w:r>
+    </w:p>
+    <w:p>
+      <w:pPr>
+        <w:rPr>
+          <w:lang w:val="es-CO"/>
+        </w:rPr>
+      </w:pPr>
+      <w:r>
+        <w:rPr>
+          <w:lang w:val="es-CO"/>
+        </w:rPr>
+        <w:lastRenderedPageBreak/>
+        <w:drawing>
+          <wp:inline distT="0" distB="0" distL="0" distR="0" wp14:anchorId="2231BCF7" wp14:editId="0FDDC039">
+            <wp:extent cx="5612130" cy="4410710"/>
+            <wp:effectExtent l="0" t="0" r="7620" b="8890"/>
+            <wp:docPr id="1376452156" name="Imagen 1"/>
+            <wp:cNvGraphicFramePr>
+              <a:graphicFrameLocks xmlns:a="http://schemas.openxmlformats.org/drawingml/2006/main" noChangeAspect="1"/>
+            </wp:cNvGraphicFramePr>
+            <a:graphic xmlns:a="http://schemas.openxmlformats.org/drawingml/2006/main">
+              <a:graphicData uri="http://schemas.openxmlformats.org/drawingml/2006/picture">
+                <pic:pic xmlns:pic="http://schemas.openxmlformats.org/drawingml/2006/picture">
+                  <pic:nvPicPr>
+                    <pic:cNvPr id="1376452156" name=""/>
+                    <pic:cNvPicPr/>
+                  </pic:nvPicPr>
+                  <pic:blipFill>
+                    <a:blip r:embed="rId73"/>
+                    <a:stretch>
+                      <a:fillRect/>
+                    </a:stretch>
+                  </pic:blipFill>
+                  <pic:spPr>
+                    <a:xfrm>
+                      <a:off x="0" y="0"/>
+                      <a:ext cx="5612130" cy="4410710"/>
+                    </a:xfrm>
+                    <a:prstGeom prst="rect">
+                      <a:avLst/>
+                    </a:prstGeom>
+                  </pic:spPr>
+                </pic:pic>
+              </a:graphicData>
+            </a:graphic>
+          </wp:inline>
+        </w:drawing>
+      </w:r>
     </w:p>
     <w:sectPr>
-      <w:headerReference w:type="default" r:id="rId57"/>
-      <w:footerReference w:type="default" r:id="rId58"/>
+      <w:headerReference w:type="default" r:id="rId74"/>
+      <w:footerReference w:type="default" r:id="rId75"/>
       <w:pgSz w:w="12240" w:h="15840"/>
       <w:pgMar w:top="1417" w:right="1701" w:bottom="1417" w:left="1701" w:header="708" w:footer="708" w:gutter="0"/>
       <w:cols w:space="708"/>
@@ -5712,7 +6635,7 @@
         </w:tcPr>
         <w:p>
           <w:pPr>
-            <w:pStyle w:val="Header"/>
+            <w:pStyle w:val="Encabezado"/>
             <w:ind w:left="-115"/>
           </w:pPr>
         </w:p>
@@ -5723,7 +6646,7 @@
         </w:tcPr>
         <w:p>
           <w:pPr>
-            <w:pStyle w:val="Header"/>
+            <w:pStyle w:val="Encabezado"/>
             <w:jc w:val="center"/>
           </w:pPr>
         </w:p>
@@ -5734,7 +6657,7 @@
         </w:tcPr>
         <w:p>
           <w:pPr>
-            <w:pStyle w:val="Header"/>
+            <w:pStyle w:val="Encabezado"/>
             <w:ind w:right="-115"/>
             <w:jc w:val="right"/>
           </w:pPr>
@@ -5744,7 +6667,7 @@
   </w:tbl>
   <w:p>
     <w:pPr>
-      <w:pStyle w:val="Footer"/>
+      <w:pStyle w:val="Piedepgina"/>
     </w:pPr>
   </w:p>
 </w:ftr>
@@ -5797,7 +6720,7 @@
         </w:tcPr>
         <w:p>
           <w:pPr>
-            <w:pStyle w:val="Header"/>
+            <w:pStyle w:val="Encabezado"/>
             <w:ind w:left="-115"/>
           </w:pPr>
         </w:p>
@@ -5808,7 +6731,7 @@
         </w:tcPr>
         <w:p>
           <w:pPr>
-            <w:pStyle w:val="Header"/>
+            <w:pStyle w:val="Encabezado"/>
             <w:jc w:val="center"/>
           </w:pPr>
         </w:p>
@@ -5819,7 +6742,7 @@
         </w:tcPr>
         <w:p>
           <w:pPr>
-            <w:pStyle w:val="Header"/>
+            <w:pStyle w:val="Encabezado"/>
             <w:ind w:right="-115"/>
             <w:jc w:val="right"/>
           </w:pPr>
@@ -5829,7 +6752,7 @@
   </w:tbl>
   <w:p>
     <w:pPr>
-      <w:pStyle w:val="Header"/>
+      <w:pStyle w:val="Encabezado"/>
     </w:pPr>
   </w:p>
 </w:hdr>
@@ -6458,11 +7381,11 @@
       <w14:ligatures w14:val="none"/>
     </w:rPr>
   </w:style>
-  <w:style w:type="paragraph" w:styleId="Heading1">
+  <w:style w:type="paragraph" w:styleId="Ttulo1">
     <w:name w:val="heading 1"/>
     <w:basedOn w:val="Normal"/>
     <w:next w:val="Normal"/>
-    <w:link w:val="Heading1Char"/>
+    <w:link w:val="Ttulo1Car"/>
     <w:uiPriority w:val="9"/>
     <w:qFormat/>
     <w:rsid w:val="00F91CC4"/>
@@ -6482,11 +7405,11 @@
       <w14:ligatures w14:val="standardContextual"/>
     </w:rPr>
   </w:style>
-  <w:style w:type="paragraph" w:styleId="Heading2">
+  <w:style w:type="paragraph" w:styleId="Ttulo2">
     <w:name w:val="heading 2"/>
     <w:basedOn w:val="Normal"/>
     <w:next w:val="Normal"/>
-    <w:link w:val="Heading2Char"/>
+    <w:link w:val="Ttulo2Car"/>
     <w:uiPriority w:val="9"/>
     <w:semiHidden/>
     <w:unhideWhenUsed/>
@@ -6508,11 +7431,11 @@
       <w14:ligatures w14:val="standardContextual"/>
     </w:rPr>
   </w:style>
-  <w:style w:type="paragraph" w:styleId="Heading3">
+  <w:style w:type="paragraph" w:styleId="Ttulo3">
     <w:name w:val="heading 3"/>
     <w:basedOn w:val="Normal"/>
     <w:next w:val="Normal"/>
-    <w:link w:val="Heading3Char"/>
+    <w:link w:val="Ttulo3Car"/>
     <w:uiPriority w:val="9"/>
     <w:semiHidden/>
     <w:unhideWhenUsed/>
@@ -6534,11 +7457,11 @@
       <w14:ligatures w14:val="standardContextual"/>
     </w:rPr>
   </w:style>
-  <w:style w:type="paragraph" w:styleId="Heading4">
+  <w:style w:type="paragraph" w:styleId="Ttulo4">
     <w:name w:val="heading 4"/>
     <w:basedOn w:val="Normal"/>
     <w:next w:val="Normal"/>
-    <w:link w:val="Heading4Char"/>
+    <w:link w:val="Ttulo4Car"/>
     <w:uiPriority w:val="9"/>
     <w:semiHidden/>
     <w:unhideWhenUsed/>
@@ -6560,11 +7483,11 @@
       <w14:ligatures w14:val="standardContextual"/>
     </w:rPr>
   </w:style>
-  <w:style w:type="paragraph" w:styleId="Heading5">
+  <w:style w:type="paragraph" w:styleId="Ttulo5">
     <w:name w:val="heading 5"/>
     <w:basedOn w:val="Normal"/>
     <w:next w:val="Normal"/>
-    <w:link w:val="Heading5Char"/>
+    <w:link w:val="Ttulo5Car"/>
     <w:uiPriority w:val="9"/>
     <w:semiHidden/>
     <w:unhideWhenUsed/>
@@ -6584,11 +7507,11 @@
       <w14:ligatures w14:val="standardContextual"/>
     </w:rPr>
   </w:style>
-  <w:style w:type="paragraph" w:styleId="Heading6">
+  <w:style w:type="paragraph" w:styleId="Ttulo6">
     <w:name w:val="heading 6"/>
     <w:basedOn w:val="Normal"/>
     <w:next w:val="Normal"/>
-    <w:link w:val="Heading6Char"/>
+    <w:link w:val="Ttulo6Car"/>
     <w:uiPriority w:val="9"/>
     <w:semiHidden/>
     <w:unhideWhenUsed/>
@@ -6610,11 +7533,11 @@
       <w14:ligatures w14:val="standardContextual"/>
     </w:rPr>
   </w:style>
-  <w:style w:type="paragraph" w:styleId="Heading7">
+  <w:style w:type="paragraph" w:styleId="Ttulo7">
     <w:name w:val="heading 7"/>
     <w:basedOn w:val="Normal"/>
     <w:next w:val="Normal"/>
-    <w:link w:val="Heading7Char"/>
+    <w:link w:val="Ttulo7Car"/>
     <w:uiPriority w:val="9"/>
     <w:semiHidden/>
     <w:unhideWhenUsed/>
@@ -6634,11 +7557,11 @@
       <w14:ligatures w14:val="standardContextual"/>
     </w:rPr>
   </w:style>
-  <w:style w:type="paragraph" w:styleId="Heading8">
+  <w:style w:type="paragraph" w:styleId="Ttulo8">
     <w:name w:val="heading 8"/>
     <w:basedOn w:val="Normal"/>
     <w:next w:val="Normal"/>
-    <w:link w:val="Heading8Char"/>
+    <w:link w:val="Ttulo8Car"/>
     <w:uiPriority w:val="9"/>
     <w:semiHidden/>
     <w:unhideWhenUsed/>
@@ -6660,11 +7583,11 @@
       <w14:ligatures w14:val="standardContextual"/>
     </w:rPr>
   </w:style>
-  <w:style w:type="paragraph" w:styleId="Heading9">
+  <w:style w:type="paragraph" w:styleId="Ttulo9">
     <w:name w:val="heading 9"/>
     <w:basedOn w:val="Normal"/>
     <w:next w:val="Normal"/>
-    <w:link w:val="Heading9Char"/>
+    <w:link w:val="Ttulo9Car"/>
     <w:uiPriority w:val="9"/>
     <w:semiHidden/>
     <w:unhideWhenUsed/>
@@ -6684,13 +7607,13 @@
       <w14:ligatures w14:val="standardContextual"/>
     </w:rPr>
   </w:style>
-  <w:style w:type="character" w:default="1" w:styleId="DefaultParagraphFont">
+  <w:style w:type="character" w:default="1" w:styleId="Fuentedeprrafopredeter">
     <w:name w:val="Default Paragraph Font"/>
     <w:uiPriority w:val="1"/>
     <w:semiHidden/>
     <w:unhideWhenUsed/>
   </w:style>
-  <w:style w:type="table" w:default="1" w:styleId="TableNormal">
+  <w:style w:type="table" w:default="1" w:styleId="Tablanormal">
     <w:name w:val="Normal Table"/>
     <w:uiPriority w:val="99"/>
     <w:semiHidden/>
@@ -6705,16 +7628,16 @@
       </w:tblCellMar>
     </w:tblPr>
   </w:style>
-  <w:style w:type="numbering" w:default="1" w:styleId="NoList">
+  <w:style w:type="numbering" w:default="1" w:styleId="Sinlista">
     <w:name w:val="No List"/>
     <w:uiPriority w:val="99"/>
     <w:semiHidden/>
     <w:unhideWhenUsed/>
   </w:style>
-  <w:style w:type="character" w:customStyle="1" w:styleId="Heading1Char">
-    <w:name w:val="Heading 1 Char"/>
-    <w:basedOn w:val="DefaultParagraphFont"/>
-    <w:link w:val="Heading1"/>
+  <w:style w:type="character" w:customStyle="1" w:styleId="Ttulo1Car">
+    <w:name w:val="Título 1 Car"/>
+    <w:basedOn w:val="Fuentedeprrafopredeter"/>
+    <w:link w:val="Ttulo1"/>
     <w:uiPriority w:val="9"/>
     <w:rsid w:val="00F91CC4"/>
     <w:rPr>
@@ -6724,10 +7647,10 @@
       <w:szCs w:val="40"/>
     </w:rPr>
   </w:style>
-  <w:style w:type="character" w:customStyle="1" w:styleId="Heading2Char">
-    <w:name w:val="Heading 2 Char"/>
-    <w:basedOn w:val="DefaultParagraphFont"/>
-    <w:link w:val="Heading2"/>
+  <w:style w:type="character" w:customStyle="1" w:styleId="Ttulo2Car">
+    <w:name w:val="Título 2 Car"/>
+    <w:basedOn w:val="Fuentedeprrafopredeter"/>
+    <w:link w:val="Ttulo2"/>
     <w:uiPriority w:val="9"/>
     <w:semiHidden/>
     <w:rsid w:val="00F91CC4"/>
@@ -6738,10 +7661,10 @@
       <w:szCs w:val="32"/>
     </w:rPr>
   </w:style>
-  <w:style w:type="character" w:customStyle="1" w:styleId="Heading3Char">
-    <w:name w:val="Heading 3 Char"/>
-    <w:basedOn w:val="DefaultParagraphFont"/>
-    <w:link w:val="Heading3"/>
+  <w:style w:type="character" w:customStyle="1" w:styleId="Ttulo3Car">
+    <w:name w:val="Título 3 Car"/>
+    <w:basedOn w:val="Fuentedeprrafopredeter"/>
+    <w:link w:val="Ttulo3"/>
     <w:uiPriority w:val="9"/>
     <w:semiHidden/>
     <w:rsid w:val="00F91CC4"/>
@@ -6752,10 +7675,10 @@
       <w:szCs w:val="28"/>
     </w:rPr>
   </w:style>
-  <w:style w:type="character" w:customStyle="1" w:styleId="Heading4Char">
-    <w:name w:val="Heading 4 Char"/>
-    <w:basedOn w:val="DefaultParagraphFont"/>
-    <w:link w:val="Heading4"/>
+  <w:style w:type="character" w:customStyle="1" w:styleId="Ttulo4Car">
+    <w:name w:val="Título 4 Car"/>
+    <w:basedOn w:val="Fuentedeprrafopredeter"/>
+    <w:link w:val="Ttulo4"/>
     <w:uiPriority w:val="9"/>
     <w:semiHidden/>
     <w:rsid w:val="00F91CC4"/>
@@ -6766,10 +7689,10 @@
       <w:color w:val="0F4761" w:themeColor="accent1" w:themeShade="BF"/>
     </w:rPr>
   </w:style>
-  <w:style w:type="character" w:customStyle="1" w:styleId="Heading5Char">
-    <w:name w:val="Heading 5 Char"/>
-    <w:basedOn w:val="DefaultParagraphFont"/>
-    <w:link w:val="Heading5"/>
+  <w:style w:type="character" w:customStyle="1" w:styleId="Ttulo5Car">
+    <w:name w:val="Título 5 Car"/>
+    <w:basedOn w:val="Fuentedeprrafopredeter"/>
+    <w:link w:val="Ttulo5"/>
     <w:uiPriority w:val="9"/>
     <w:semiHidden/>
     <w:rsid w:val="00F91CC4"/>
@@ -6778,10 +7701,10 @@
       <w:color w:val="0F4761" w:themeColor="accent1" w:themeShade="BF"/>
     </w:rPr>
   </w:style>
-  <w:style w:type="character" w:customStyle="1" w:styleId="Heading6Char">
-    <w:name w:val="Heading 6 Char"/>
-    <w:basedOn w:val="DefaultParagraphFont"/>
-    <w:link w:val="Heading6"/>
+  <w:style w:type="character" w:customStyle="1" w:styleId="Ttulo6Car">
+    <w:name w:val="Título 6 Car"/>
+    <w:basedOn w:val="Fuentedeprrafopredeter"/>
+    <w:link w:val="Ttulo6"/>
     <w:uiPriority w:val="9"/>
     <w:semiHidden/>
     <w:rsid w:val="00F91CC4"/>
@@ -6792,10 +7715,10 @@
       <w:color w:val="595959" w:themeColor="text1" w:themeTint="A6"/>
     </w:rPr>
   </w:style>
-  <w:style w:type="character" w:customStyle="1" w:styleId="Heading7Char">
-    <w:name w:val="Heading 7 Char"/>
-    <w:basedOn w:val="DefaultParagraphFont"/>
-    <w:link w:val="Heading7"/>
+  <w:style w:type="character" w:customStyle="1" w:styleId="Ttulo7Car">
+    <w:name w:val="Título 7 Car"/>
+    <w:basedOn w:val="Fuentedeprrafopredeter"/>
+    <w:link w:val="Ttulo7"/>
     <w:uiPriority w:val="9"/>
     <w:semiHidden/>
     <w:rsid w:val="00F91CC4"/>
@@ -6804,10 +7727,10 @@
       <w:color w:val="595959" w:themeColor="text1" w:themeTint="A6"/>
     </w:rPr>
   </w:style>
-  <w:style w:type="character" w:customStyle="1" w:styleId="Heading8Char">
-    <w:name w:val="Heading 8 Char"/>
-    <w:basedOn w:val="DefaultParagraphFont"/>
-    <w:link w:val="Heading8"/>
+  <w:style w:type="character" w:customStyle="1" w:styleId="Ttulo8Car">
+    <w:name w:val="Título 8 Car"/>
+    <w:basedOn w:val="Fuentedeprrafopredeter"/>
+    <w:link w:val="Ttulo8"/>
     <w:uiPriority w:val="9"/>
     <w:semiHidden/>
     <w:rsid w:val="00F91CC4"/>
@@ -6818,10 +7741,10 @@
       <w:color w:val="272727" w:themeColor="text1" w:themeTint="D8"/>
     </w:rPr>
   </w:style>
-  <w:style w:type="character" w:customStyle="1" w:styleId="Heading9Char">
-    <w:name w:val="Heading 9 Char"/>
-    <w:basedOn w:val="DefaultParagraphFont"/>
-    <w:link w:val="Heading9"/>
+  <w:style w:type="character" w:customStyle="1" w:styleId="Ttulo9Car">
+    <w:name w:val="Título 9 Car"/>
+    <w:basedOn w:val="Fuentedeprrafopredeter"/>
+    <w:link w:val="Ttulo9"/>
     <w:uiPriority w:val="9"/>
     <w:semiHidden/>
     <w:rsid w:val="00F91CC4"/>
@@ -6830,11 +7753,11 @@
       <w:color w:val="272727" w:themeColor="text1" w:themeTint="D8"/>
     </w:rPr>
   </w:style>
-  <w:style w:type="paragraph" w:styleId="Title">
+  <w:style w:type="paragraph" w:styleId="Ttulo">
     <w:name w:val="Title"/>
     <w:basedOn w:val="Normal"/>
     <w:next w:val="Normal"/>
-    <w:link w:val="TitleChar"/>
+    <w:link w:val="TtuloCar"/>
     <w:uiPriority w:val="10"/>
     <w:qFormat/>
     <w:rsid w:val="00F91CC4"/>
@@ -6852,10 +7775,10 @@
       <w14:ligatures w14:val="standardContextual"/>
     </w:rPr>
   </w:style>
-  <w:style w:type="character" w:customStyle="1" w:styleId="TitleChar">
-    <w:name w:val="Title Char"/>
-    <w:basedOn w:val="DefaultParagraphFont"/>
-    <w:link w:val="Title"/>
+  <w:style w:type="character" w:customStyle="1" w:styleId="TtuloCar">
+    <w:name w:val="Título Car"/>
+    <w:basedOn w:val="Fuentedeprrafopredeter"/>
+    <w:link w:val="Ttulo"/>
     <w:uiPriority w:val="10"/>
     <w:rsid w:val="00F91CC4"/>
     <w:rPr>
@@ -6866,11 +7789,11 @@
       <w:szCs w:val="56"/>
     </w:rPr>
   </w:style>
-  <w:style w:type="paragraph" w:styleId="Subtitle">
+  <w:style w:type="paragraph" w:styleId="Subttulo">
     <w:name w:val="Subtitle"/>
     <w:basedOn w:val="Normal"/>
     <w:next w:val="Normal"/>
-    <w:link w:val="SubtitleChar"/>
+    <w:link w:val="SubttuloCar"/>
     <w:uiPriority w:val="11"/>
     <w:qFormat/>
     <w:rsid w:val="00F91CC4"/>
@@ -6891,10 +7814,10 @@
       <w14:ligatures w14:val="standardContextual"/>
     </w:rPr>
   </w:style>
-  <w:style w:type="character" w:customStyle="1" w:styleId="SubtitleChar">
-    <w:name w:val="Subtitle Char"/>
-    <w:basedOn w:val="DefaultParagraphFont"/>
-    <w:link w:val="Subtitle"/>
+  <w:style w:type="character" w:customStyle="1" w:styleId="SubttuloCar">
+    <w:name w:val="Subtítulo Car"/>
+    <w:basedOn w:val="Fuentedeprrafopredeter"/>
+    <w:link w:val="Subttulo"/>
     <w:uiPriority w:val="11"/>
     <w:rsid w:val="00F91CC4"/>
     <w:rPr>
@@ -6905,11 +7828,11 @@
       <w:szCs w:val="28"/>
     </w:rPr>
   </w:style>
-  <w:style w:type="paragraph" w:styleId="Quote">
+  <w:style w:type="paragraph" w:styleId="Cita">
     <w:name w:val="Quote"/>
     <w:basedOn w:val="Normal"/>
     <w:next w:val="Normal"/>
-    <w:link w:val="QuoteChar"/>
+    <w:link w:val="CitaCar"/>
     <w:uiPriority w:val="29"/>
     <w:qFormat/>
     <w:rsid w:val="00F91CC4"/>
@@ -6927,10 +7850,10 @@
       <w14:ligatures w14:val="standardContextual"/>
     </w:rPr>
   </w:style>
-  <w:style w:type="character" w:customStyle="1" w:styleId="QuoteChar">
-    <w:name w:val="Quote Char"/>
-    <w:basedOn w:val="DefaultParagraphFont"/>
-    <w:link w:val="Quote"/>
+  <w:style w:type="character" w:customStyle="1" w:styleId="CitaCar">
+    <w:name w:val="Cita Car"/>
+    <w:basedOn w:val="Fuentedeprrafopredeter"/>
+    <w:link w:val="Cita"/>
     <w:uiPriority w:val="29"/>
     <w:rsid w:val="00F91CC4"/>
     <w:rPr>
@@ -6939,7 +7862,7 @@
       <w:color w:val="404040" w:themeColor="text1" w:themeTint="BF"/>
     </w:rPr>
   </w:style>
-  <w:style w:type="paragraph" w:styleId="ListParagraph">
+  <w:style w:type="paragraph" w:styleId="Prrafodelista">
     <w:name w:val="List Paragraph"/>
     <w:basedOn w:val="Normal"/>
     <w:uiPriority w:val="34"/>
@@ -6957,9 +7880,9 @@
       <w14:ligatures w14:val="standardContextual"/>
     </w:rPr>
   </w:style>
-  <w:style w:type="character" w:styleId="IntenseEmphasis">
+  <w:style w:type="character" w:styleId="nfasisintenso">
     <w:name w:val="Intense Emphasis"/>
-    <w:basedOn w:val="DefaultParagraphFont"/>
+    <w:basedOn w:val="Fuentedeprrafopredeter"/>
     <w:uiPriority w:val="21"/>
     <w:qFormat/>
     <w:rsid w:val="00F91CC4"/>
@@ -6969,11 +7892,11 @@
       <w:color w:val="0F4761" w:themeColor="accent1" w:themeShade="BF"/>
     </w:rPr>
   </w:style>
-  <w:style w:type="paragraph" w:styleId="IntenseQuote">
+  <w:style w:type="paragraph" w:styleId="Citadestacada">
     <w:name w:val="Intense Quote"/>
     <w:basedOn w:val="Normal"/>
     <w:next w:val="Normal"/>
-    <w:link w:val="IntenseQuoteChar"/>
+    <w:link w:val="CitadestacadaCar"/>
     <w:uiPriority w:val="30"/>
     <w:qFormat/>
     <w:rsid w:val="00F91CC4"/>
@@ -6996,10 +7919,10 @@
       <w14:ligatures w14:val="standardContextual"/>
     </w:rPr>
   </w:style>
-  <w:style w:type="character" w:customStyle="1" w:styleId="IntenseQuoteChar">
-    <w:name w:val="Intense Quote Char"/>
-    <w:basedOn w:val="DefaultParagraphFont"/>
-    <w:link w:val="IntenseQuote"/>
+  <w:style w:type="character" w:customStyle="1" w:styleId="CitadestacadaCar">
+    <w:name w:val="Cita destacada Car"/>
+    <w:basedOn w:val="Fuentedeprrafopredeter"/>
+    <w:link w:val="Citadestacada"/>
     <w:uiPriority w:val="30"/>
     <w:rsid w:val="00F91CC4"/>
     <w:rPr>
@@ -7008,9 +7931,9 @@
       <w:color w:val="0F4761" w:themeColor="accent1" w:themeShade="BF"/>
     </w:rPr>
   </w:style>
-  <w:style w:type="character" w:styleId="IntenseReference">
+  <w:style w:type="character" w:styleId="Referenciaintensa">
     <w:name w:val="Intense Reference"/>
-    <w:basedOn w:val="DefaultParagraphFont"/>
+    <w:basedOn w:val="Fuentedeprrafopredeter"/>
     <w:uiPriority w:val="32"/>
     <w:qFormat/>
     <w:rsid w:val="00F91CC4"/>
@@ -7022,9 +7945,9 @@
       <w:spacing w:val="5"/>
     </w:rPr>
   </w:style>
-  <w:style w:type="table" w:styleId="TableGrid">
+  <w:style w:type="table" w:styleId="Tablaconcuadrcula">
     <w:name w:val="Table Grid"/>
-    <w:basedOn w:val="TableNormal"/>
+    <w:basedOn w:val="Tablanormal"/>
     <w:uiPriority w:val="39"/>
     <w:rsid w:val="006C0B9E"/>
     <w:pPr>
@@ -7041,16 +7964,16 @@
       </w:tblBorders>
     </w:tblPr>
   </w:style>
-  <w:style w:type="character" w:customStyle="1" w:styleId="HeaderChar">
-    <w:name w:val="Header Char"/>
-    <w:basedOn w:val="DefaultParagraphFont"/>
-    <w:link w:val="Header"/>
+  <w:style w:type="character" w:customStyle="1" w:styleId="EncabezadoCar">
+    <w:name w:val="Encabezado Car"/>
+    <w:basedOn w:val="Fuentedeprrafopredeter"/>
+    <w:link w:val="Encabezado"/>
     <w:uiPriority w:val="99"/>
   </w:style>
-  <w:style w:type="paragraph" w:styleId="Header">
+  <w:style w:type="paragraph" w:styleId="Encabezado">
     <w:name w:val="header"/>
     <w:basedOn w:val="Normal"/>
-    <w:link w:val="HeaderChar"/>
+    <w:link w:val="EncabezadoCar"/>
     <w:uiPriority w:val="99"/>
     <w:unhideWhenUsed/>
     <w:pPr>
@@ -7061,16 +7984,16 @@
       <w:spacing w:after="0" w:line="240" w:lineRule="auto"/>
     </w:pPr>
   </w:style>
-  <w:style w:type="character" w:customStyle="1" w:styleId="FooterChar">
-    <w:name w:val="Footer Char"/>
-    <w:basedOn w:val="DefaultParagraphFont"/>
-    <w:link w:val="Footer"/>
+  <w:style w:type="character" w:customStyle="1" w:styleId="PiedepginaCar">
+    <w:name w:val="Pie de página Car"/>
+    <w:basedOn w:val="Fuentedeprrafopredeter"/>
+    <w:link w:val="Piedepgina"/>
     <w:uiPriority w:val="99"/>
   </w:style>
-  <w:style w:type="paragraph" w:styleId="Footer">
+  <w:style w:type="paragraph" w:styleId="Piedepgina">
     <w:name w:val="footer"/>
     <w:basedOn w:val="Normal"/>
-    <w:link w:val="FooterChar"/>
+    <w:link w:val="PiedepginaCar"/>
     <w:uiPriority w:val="99"/>
     <w:unhideWhenUsed/>
     <w:pPr>

--- a/Cicles/Segundo Ciclo/docs/Segundo ciclo.docx
+++ b/Cicles/Segundo Ciclo/docs/Segundo ciclo.docx
@@ -1,19 +1,19 @@
 
 <file path=word/document.xml><?xml version="1.0" encoding="utf-8"?>
-<w:document xmlns:wpc="http://schemas.microsoft.com/office/word/2010/wordprocessingCanvas" xmlns:cx="http://schemas.microsoft.com/office/drawing/2014/chartex" xmlns:cx1="http://schemas.microsoft.com/office/drawing/2015/9/8/chartex" xmlns:cx2="http://schemas.microsoft.com/office/drawing/2015/10/21/chartex" xmlns:cx3="http://schemas.microsoft.com/office/drawing/2016/5/9/chartex" xmlns:cx4="http://schemas.microsoft.com/office/drawing/2016/5/10/chartex" xmlns:cx5="http://schemas.microsoft.com/office/drawing/2016/5/11/chartex" xmlns:cx6="http://schemas.microsoft.com/office/drawing/2016/5/12/chartex" xmlns:cx7="http://schemas.microsoft.com/office/drawing/2016/5/13/chartex" xmlns:cx8="http://schemas.microsoft.com/office/drawing/2016/5/14/chartex" xmlns:mc="http://schemas.openxmlformats.org/markup-compatibility/2006" xmlns:aink="http://schemas.microsoft.com/office/drawing/2016/ink" xmlns:am3d="http://schemas.microsoft.com/office/drawing/2017/model3d" xmlns:o="urn:schemas-microsoft-com:office:office" xmlns:oel="http://schemas.microsoft.com/office/2019/extlst" xmlns:r="http://schemas.openxmlformats.org/officeDocument/2006/relationships" xmlns:m="http://schemas.openxmlformats.org/officeDocument/2006/math" xmlns:v="urn:schemas-microsoft-com:vml" xmlns:wp14="http://schemas.microsoft.com/office/word/2010/wordprocessingDrawing" xmlns:wp="http://schemas.openxmlformats.org/drawingml/2006/wordprocessingDrawing" xmlns:w10="urn:schemas-microsoft-com:office:word" xmlns:w="http://schemas.openxmlformats.org/wordprocessingml/2006/main" xmlns:w14="http://schemas.microsoft.com/office/word/2010/wordml" xmlns:w15="http://schemas.microsoft.com/office/word/2012/wordml" xmlns:w16cex="http://schemas.microsoft.com/office/word/2018/wordml/cex" xmlns:w16cid="http://schemas.microsoft.com/office/word/2016/wordml/cid" xmlns:w16="http://schemas.microsoft.com/office/word/2018/wordml" xmlns:w16du="http://schemas.microsoft.com/office/word/2023/wordml/word16du" xmlns:w16sdtdh="http://schemas.microsoft.com/office/word/2020/wordml/sdtdatahash" xmlns:w16sdtfl="http://schemas.microsoft.com/office/word/2024/wordml/sdtformatlock" xmlns:w16se="http://schemas.microsoft.com/office/word/2015/wordml/symex" xmlns:wpg="http://schemas.microsoft.com/office/word/2010/wordprocessingGroup" xmlns:wpi="http://schemas.microsoft.com/office/word/2010/wordprocessingInk" xmlns:wne="http://schemas.microsoft.com/office/word/2006/wordml" xmlns:wps="http://schemas.microsoft.com/office/word/2010/wordprocessingShape" mc:Ignorable="w14 w15 w16se w16cid w16 w16cex w16sdtdh w16sdtfl w16du wp14">
+<w:document xmlns:wpc="http://schemas.microsoft.com/office/word/2010/wordprocessingCanvas" xmlns:cx="http://schemas.microsoft.com/office/drawing/2014/chartex" xmlns:cx1="http://schemas.microsoft.com/office/drawing/2015/9/8/chartex" xmlns:cx2="http://schemas.microsoft.com/office/drawing/2015/10/21/chartex" xmlns:cx3="http://schemas.microsoft.com/office/drawing/2016/5/9/chartex" xmlns:cx4="http://schemas.microsoft.com/office/drawing/2016/5/10/chartex" xmlns:cx5="http://schemas.microsoft.com/office/drawing/2016/5/11/chartex" xmlns:cx6="http://schemas.microsoft.com/office/drawing/2016/5/12/chartex" xmlns:cx7="http://schemas.microsoft.com/office/drawing/2016/5/13/chartex" xmlns:cx8="http://schemas.microsoft.com/office/drawing/2016/5/14/chartex" xmlns:mc="http://schemas.openxmlformats.org/markup-compatibility/2006" xmlns:aink="http://schemas.microsoft.com/office/drawing/2016/ink" xmlns:am3d="http://schemas.microsoft.com/office/drawing/2017/model3d" xmlns:o="urn:schemas-microsoft-com:office:office" xmlns:oel="http://schemas.microsoft.com/office/2019/extlst" xmlns:r="http://schemas.openxmlformats.org/officeDocument/2006/relationships" xmlns:m="http://schemas.openxmlformats.org/officeDocument/2006/math" xmlns:v="urn:schemas-microsoft-com:vml" xmlns:wp14="http://schemas.microsoft.com/office/word/2010/wordprocessingDrawing" xmlns:wp="http://schemas.openxmlformats.org/drawingml/2006/wordprocessingDrawing" xmlns:w10="urn:schemas-microsoft-com:office:word" xmlns:w="http://schemas.openxmlformats.org/wordprocessingml/2006/main" xmlns:w14="http://schemas.microsoft.com/office/word/2010/wordml" xmlns:w15="http://schemas.microsoft.com/office/word/2012/wordml" xmlns:w16cex="http://schemas.microsoft.com/office/word/2018/wordml/cex" xmlns:w16cid="http://schemas.microsoft.com/office/word/2016/wordml/cid" xmlns:w16="http://schemas.microsoft.com/office/word/2018/wordml" xmlns:w16du="http://schemas.microsoft.com/office/word/2023/wordml/word16du" xmlns:w16sdtdh="http://schemas.microsoft.com/office/word/2020/wordml/sdtdatahash" xmlns:w16sdtfl="http://schemas.microsoft.com/office/word/2024/wordml/sdtformatlock" xmlns:w16se="http://schemas.microsoft.com/office/word/2015/wordml/symex" xmlns:wpg="http://schemas.microsoft.com/office/word/2010/wordprocessingGroup" xmlns:wpi="http://schemas.microsoft.com/office/word/2010/wordprocessingInk" xmlns:wne="http://schemas.microsoft.com/office/word/2006/wordml" xmlns:wps="http://schemas.microsoft.com/office/word/2010/wordprocessingShape" xmlns:a="http://schemas.openxmlformats.org/drawingml/2006/main" xmlns:a16="http://schemas.microsoft.com/office/drawing/2014/main" xmlns:pic="http://schemas.openxmlformats.org/drawingml/2006/picture" xmlns:a14="http://schemas.microsoft.com/office/drawing/2010/main" mc:Ignorable="w14 w15 w16se w16cid w16 w16cex w16sdtdh w16sdtfl w16du wp14">
   <w:body>
     <w:p>
       <w:pPr>
         <w:jc w:val="center"/>
         <w:rPr>
-          <w:rFonts w:ascii="Times New Roman" w:eastAsia="Times New Roman" w:hAnsi="Times New Roman" w:cs="Times New Roman"/>
+          <w:rFonts w:ascii="Times New Roman" w:hAnsi="Times New Roman" w:eastAsia="Times New Roman" w:cs="Times New Roman"/>
           <w:color w:val="000000" w:themeColor="text1"/>
           <w:lang w:val="es-CO"/>
         </w:rPr>
       </w:pPr>
       <w:r>
         <w:rPr>
-          <w:rFonts w:ascii="Times New Roman" w:eastAsia="Times New Roman" w:hAnsi="Times New Roman" w:cs="Times New Roman"/>
+          <w:rFonts w:ascii="Times New Roman" w:hAnsi="Times New Roman" w:eastAsia="Times New Roman" w:cs="Times New Roman"/>
           <w:b/>
           <w:bCs/>
           <w:color w:val="000000" w:themeColor="text1"/>
@@ -26,7 +26,7 @@
       <w:pPr>
         <w:jc w:val="center"/>
         <w:rPr>
-          <w:rFonts w:ascii="Times New Roman" w:eastAsia="Times New Roman" w:hAnsi="Times New Roman" w:cs="Times New Roman"/>
+          <w:rFonts w:ascii="Times New Roman" w:hAnsi="Times New Roman" w:eastAsia="Times New Roman" w:cs="Times New Roman"/>
           <w:color w:val="000000" w:themeColor="text1"/>
           <w:lang w:val="es-CO"/>
         </w:rPr>
@@ -36,7 +36,7 @@
       <w:pPr>
         <w:jc w:val="center"/>
         <w:rPr>
-          <w:rFonts w:ascii="Times New Roman" w:eastAsia="Times New Roman" w:hAnsi="Times New Roman" w:cs="Times New Roman"/>
+          <w:rFonts w:ascii="Times New Roman" w:hAnsi="Times New Roman" w:eastAsia="Times New Roman" w:cs="Times New Roman"/>
           <w:color w:val="000000" w:themeColor="text1"/>
           <w:lang w:val="es-CO"/>
         </w:rPr>
@@ -46,7 +46,7 @@
       <w:pPr>
         <w:jc w:val="center"/>
         <w:rPr>
-          <w:rFonts w:ascii="Times New Roman" w:eastAsia="Times New Roman" w:hAnsi="Times New Roman" w:cs="Times New Roman"/>
+          <w:rFonts w:ascii="Times New Roman" w:hAnsi="Times New Roman" w:eastAsia="Times New Roman" w:cs="Times New Roman"/>
           <w:color w:val="000000" w:themeColor="text1"/>
           <w:lang w:val="es-CO"/>
         </w:rPr>
@@ -56,14 +56,14 @@
       <w:pPr>
         <w:jc w:val="center"/>
         <w:rPr>
-          <w:rFonts w:ascii="Times New Roman" w:eastAsia="Times New Roman" w:hAnsi="Times New Roman" w:cs="Times New Roman"/>
+          <w:rFonts w:ascii="Times New Roman" w:hAnsi="Times New Roman" w:eastAsia="Times New Roman" w:cs="Times New Roman"/>
           <w:color w:val="000000" w:themeColor="text1"/>
           <w:lang w:val="es-CO"/>
         </w:rPr>
       </w:pPr>
       <w:r>
         <w:rPr>
-          <w:rFonts w:ascii="Times New Roman" w:eastAsia="Times New Roman" w:hAnsi="Times New Roman" w:cs="Times New Roman"/>
+          <w:rFonts w:ascii="Times New Roman" w:hAnsi="Times New Roman" w:eastAsia="Times New Roman" w:cs="Times New Roman"/>
           <w:color w:val="000000" w:themeColor="text1"/>
           <w:lang w:val="es-CO"/>
         </w:rPr>
@@ -74,14 +74,14 @@
       <w:pPr>
         <w:jc w:val="center"/>
         <w:rPr>
-          <w:rFonts w:ascii="Times New Roman" w:eastAsia="Times New Roman" w:hAnsi="Times New Roman" w:cs="Times New Roman"/>
+          <w:rFonts w:ascii="Times New Roman" w:hAnsi="Times New Roman" w:eastAsia="Times New Roman" w:cs="Times New Roman"/>
           <w:color w:val="000000" w:themeColor="text1"/>
           <w:lang w:val="es-CO"/>
         </w:rPr>
       </w:pPr>
       <w:r>
         <w:rPr>
-          <w:rFonts w:ascii="Times New Roman" w:eastAsia="Times New Roman" w:hAnsi="Times New Roman" w:cs="Times New Roman"/>
+          <w:rFonts w:ascii="Times New Roman" w:hAnsi="Times New Roman" w:eastAsia="Times New Roman" w:cs="Times New Roman"/>
           <w:color w:val="000000" w:themeColor="text1"/>
           <w:lang w:val="es-CO"/>
         </w:rPr>
@@ -92,7 +92,7 @@
       <w:pPr>
         <w:jc w:val="center"/>
         <w:rPr>
-          <w:rFonts w:ascii="Times New Roman" w:eastAsia="Times New Roman" w:hAnsi="Times New Roman" w:cs="Times New Roman"/>
+          <w:rFonts w:ascii="Times New Roman" w:hAnsi="Times New Roman" w:eastAsia="Times New Roman" w:cs="Times New Roman"/>
           <w:color w:val="000000" w:themeColor="text1"/>
           <w:lang w:val="es-CO"/>
         </w:rPr>
@@ -102,7 +102,7 @@
       <w:pPr>
         <w:jc w:val="center"/>
         <w:rPr>
-          <w:rFonts w:ascii="Times New Roman" w:eastAsia="Times New Roman" w:hAnsi="Times New Roman" w:cs="Times New Roman"/>
+          <w:rFonts w:ascii="Times New Roman" w:hAnsi="Times New Roman" w:eastAsia="Times New Roman" w:cs="Times New Roman"/>
           <w:color w:val="000000" w:themeColor="text1"/>
           <w:lang w:val="es-CO"/>
         </w:rPr>
@@ -112,7 +112,7 @@
       <w:pPr>
         <w:jc w:val="center"/>
         <w:rPr>
-          <w:rFonts w:ascii="Times New Roman" w:eastAsia="Times New Roman" w:hAnsi="Times New Roman" w:cs="Times New Roman"/>
+          <w:rFonts w:ascii="Times New Roman" w:hAnsi="Times New Roman" w:eastAsia="Times New Roman" w:cs="Times New Roman"/>
           <w:color w:val="000000" w:themeColor="text1"/>
           <w:lang w:val="es-CO"/>
         </w:rPr>
@@ -122,7 +122,7 @@
       <w:pPr>
         <w:jc w:val="center"/>
         <w:rPr>
-          <w:rFonts w:ascii="Times New Roman" w:eastAsia="Times New Roman" w:hAnsi="Times New Roman" w:cs="Times New Roman"/>
+          <w:rFonts w:ascii="Times New Roman" w:hAnsi="Times New Roman" w:eastAsia="Times New Roman" w:cs="Times New Roman"/>
           <w:color w:val="000000" w:themeColor="text1"/>
           <w:lang w:val="es-CO"/>
         </w:rPr>
@@ -132,14 +132,14 @@
       <w:pPr>
         <w:jc w:val="center"/>
         <w:rPr>
-          <w:rFonts w:ascii="Times New Roman" w:eastAsia="Times New Roman" w:hAnsi="Times New Roman" w:cs="Times New Roman"/>
+          <w:rFonts w:ascii="Times New Roman" w:hAnsi="Times New Roman" w:eastAsia="Times New Roman" w:cs="Times New Roman"/>
           <w:color w:val="000000" w:themeColor="text1"/>
           <w:lang w:val="es-CO"/>
         </w:rPr>
       </w:pPr>
       <w:r>
         <w:rPr>
-          <w:rFonts w:ascii="Times New Roman" w:eastAsia="Times New Roman" w:hAnsi="Times New Roman" w:cs="Times New Roman"/>
+          <w:rFonts w:ascii="Times New Roman" w:hAnsi="Times New Roman" w:eastAsia="Times New Roman" w:cs="Times New Roman"/>
           <w:color w:val="000000" w:themeColor="text1"/>
           <w:lang w:val="es-CO"/>
         </w:rPr>
@@ -150,14 +150,14 @@
       <w:pPr>
         <w:jc w:val="center"/>
         <w:rPr>
-          <w:rFonts w:ascii="Times New Roman" w:eastAsia="Times New Roman" w:hAnsi="Times New Roman" w:cs="Times New Roman"/>
+          <w:rFonts w:ascii="Times New Roman" w:hAnsi="Times New Roman" w:eastAsia="Times New Roman" w:cs="Times New Roman"/>
           <w:color w:val="000000" w:themeColor="text1"/>
           <w:lang w:val="es-CO"/>
         </w:rPr>
       </w:pPr>
       <w:r>
         <w:rPr>
-          <w:rFonts w:ascii="Times New Roman" w:eastAsia="Times New Roman" w:hAnsi="Times New Roman" w:cs="Times New Roman"/>
+          <w:rFonts w:ascii="Times New Roman" w:hAnsi="Times New Roman" w:eastAsia="Times New Roman" w:cs="Times New Roman"/>
           <w:color w:val="000000" w:themeColor="text1"/>
           <w:lang w:val="es-CO"/>
         </w:rPr>
@@ -168,14 +168,14 @@
       <w:pPr>
         <w:jc w:val="center"/>
         <w:rPr>
-          <w:rFonts w:ascii="Times New Roman" w:eastAsia="Times New Roman" w:hAnsi="Times New Roman" w:cs="Times New Roman"/>
+          <w:rFonts w:ascii="Times New Roman" w:hAnsi="Times New Roman" w:eastAsia="Times New Roman" w:cs="Times New Roman"/>
           <w:color w:val="000000" w:themeColor="text1"/>
           <w:lang w:val="es-CO"/>
         </w:rPr>
       </w:pPr>
       <w:r>
         <w:rPr>
-          <w:rFonts w:ascii="Times New Roman" w:eastAsia="Times New Roman" w:hAnsi="Times New Roman" w:cs="Times New Roman"/>
+          <w:rFonts w:ascii="Times New Roman" w:hAnsi="Times New Roman" w:eastAsia="Times New Roman" w:cs="Times New Roman"/>
           <w:color w:val="000000" w:themeColor="text1"/>
           <w:lang w:val="es-CO"/>
         </w:rPr>
@@ -186,7 +186,7 @@
       <w:pPr>
         <w:jc w:val="center"/>
         <w:rPr>
-          <w:rFonts w:ascii="Times New Roman" w:eastAsia="Times New Roman" w:hAnsi="Times New Roman" w:cs="Times New Roman"/>
+          <w:rFonts w:ascii="Times New Roman" w:hAnsi="Times New Roman" w:eastAsia="Times New Roman" w:cs="Times New Roman"/>
           <w:color w:val="000000" w:themeColor="text1"/>
           <w:lang w:val="es-CO"/>
         </w:rPr>
@@ -196,7 +196,7 @@
       <w:pPr>
         <w:jc w:val="center"/>
         <w:rPr>
-          <w:rFonts w:ascii="Times New Roman" w:eastAsia="Times New Roman" w:hAnsi="Times New Roman" w:cs="Times New Roman"/>
+          <w:rFonts w:ascii="Times New Roman" w:hAnsi="Times New Roman" w:eastAsia="Times New Roman" w:cs="Times New Roman"/>
           <w:color w:val="000000" w:themeColor="text1"/>
           <w:lang w:val="es-CO"/>
         </w:rPr>
@@ -206,14 +206,14 @@
       <w:pPr>
         <w:jc w:val="center"/>
         <w:rPr>
-          <w:rFonts w:ascii="Times New Roman" w:eastAsia="Times New Roman" w:hAnsi="Times New Roman" w:cs="Times New Roman"/>
+          <w:rFonts w:ascii="Times New Roman" w:hAnsi="Times New Roman" w:eastAsia="Times New Roman" w:cs="Times New Roman"/>
           <w:color w:val="000000" w:themeColor="text1"/>
           <w:lang w:val="es-CO"/>
         </w:rPr>
       </w:pPr>
       <w:r>
         <w:rPr>
-          <w:rFonts w:ascii="Times New Roman" w:eastAsia="Times New Roman" w:hAnsi="Times New Roman" w:cs="Times New Roman"/>
+          <w:rFonts w:ascii="Times New Roman" w:hAnsi="Times New Roman" w:eastAsia="Times New Roman" w:cs="Times New Roman"/>
           <w:color w:val="000000" w:themeColor="text1"/>
           <w:lang w:val="es-CO"/>
         </w:rPr>
@@ -224,14 +224,14 @@
       <w:pPr>
         <w:jc w:val="center"/>
         <w:rPr>
-          <w:rFonts w:ascii="Times New Roman" w:eastAsia="Times New Roman" w:hAnsi="Times New Roman" w:cs="Times New Roman"/>
+          <w:rFonts w:ascii="Times New Roman" w:hAnsi="Times New Roman" w:eastAsia="Times New Roman" w:cs="Times New Roman"/>
           <w:color w:val="000000" w:themeColor="text1"/>
           <w:lang w:val="es-CO"/>
         </w:rPr>
       </w:pPr>
       <w:r>
         <w:rPr>
-          <w:rFonts w:ascii="Times New Roman" w:eastAsia="Times New Roman" w:hAnsi="Times New Roman" w:cs="Times New Roman"/>
+          <w:rFonts w:ascii="Times New Roman" w:hAnsi="Times New Roman" w:eastAsia="Times New Roman" w:cs="Times New Roman"/>
           <w:color w:val="000000" w:themeColor="text1"/>
           <w:lang w:val="es-CO"/>
         </w:rPr>
@@ -242,7 +242,7 @@
       <w:pPr>
         <w:jc w:val="center"/>
         <w:rPr>
-          <w:rFonts w:ascii="Times New Roman" w:eastAsia="Times New Roman" w:hAnsi="Times New Roman" w:cs="Times New Roman"/>
+          <w:rFonts w:ascii="Times New Roman" w:hAnsi="Times New Roman" w:eastAsia="Times New Roman" w:cs="Times New Roman"/>
           <w:color w:val="000000" w:themeColor="text1"/>
           <w:lang w:val="es-CO"/>
         </w:rPr>
@@ -898,33 +898,27 @@
       </w:r>
     </w:p>
     <w:p>
-      <w:r>
-        <w:rPr>
-          <w:noProof/>
-        </w:rPr>
+      <w:pPr>
+        <w:pStyle w:val="Normal"/>
+      </w:pPr>
+      <w:r>
         <w:drawing>
-          <wp:inline distT="0" distB="0" distL="0" distR="0" wp14:anchorId="61EF9819" wp14:editId="5EA43AB0">
-            <wp:extent cx="5619750" cy="2886075"/>
+          <wp:inline wp14:editId="7BD45624" wp14:anchorId="620908FA">
+            <wp:extent cx="5619750" cy="2924175"/>
             <wp:effectExtent l="0" t="0" r="0" b="0"/>
-            <wp:docPr id="1686490040" name="drawing">
-              <a:extLst xmlns:a="http://schemas.openxmlformats.org/drawingml/2006/main">
-                <a:ext uri="{FF2B5EF4-FFF2-40B4-BE49-F238E27FC236}">
-                  <a16:creationId xmlns:a16="http://schemas.microsoft.com/office/drawing/2014/main" id="{68451211-75AC-46F2-B7BE-F1AB75CE104F}"/>
-                </a:ext>
-              </a:extLst>
-            </wp:docPr>
+            <wp:docPr id="374117658" name="drawing"/>
             <wp:cNvGraphicFramePr>
-              <a:graphicFrameLocks xmlns:a="http://schemas.openxmlformats.org/drawingml/2006/main" noChangeAspect="1"/>
+              <a:graphicFrameLocks noChangeAspect="1"/>
             </wp:cNvGraphicFramePr>
-            <a:graphic xmlns:a="http://schemas.openxmlformats.org/drawingml/2006/main">
-              <a:graphicData uri="http://schemas.openxmlformats.org/drawingml/2006/picture">
+            <a:graphic>
+              <a:graphicData xmlns:a="http://schemas.openxmlformats.org/drawingml/2006/main" uri="http://schemas.openxmlformats.org/drawingml/2006/picture">
                 <pic:pic xmlns:pic="http://schemas.openxmlformats.org/drawingml/2006/picture">
                   <pic:nvPicPr>
-                    <pic:cNvPr id="1686490040" name="Picture 1686490040"/>
+                    <pic:cNvPr id="374117658" name="Picture 374117658"/>
                     <pic:cNvPicPr/>
                   </pic:nvPicPr>
                   <pic:blipFill>
-                    <a:blip r:embed="rId13">
+                    <a:blip xmlns:r="http://schemas.openxmlformats.org/officeDocument/2006/relationships" r:embed="rId650563685">
                       <a:extLst>
                         <a:ext uri="{28A0092B-C50C-407E-A947-70E740481C1C}">
                           <a14:useLocalDpi xmlns:a14="http://schemas.microsoft.com/office/drawing/2010/main"/>
@@ -938,7 +932,7 @@
                   <pic:spPr>
                     <a:xfrm>
                       <a:off x="0" y="0"/>
-                      <a:ext cx="5619750" cy="2886075"/>
+                      <a:ext cx="5619750" cy="2924175"/>
                     </a:xfrm>
                     <a:prstGeom prst="rect">
                       <a:avLst/>
@@ -2641,11 +2635,7 @@
       </w:r>
     </w:p>
     <w:p>
-      <w:pPr>
-        <w:rPr>
-          <w:lang w:val="es-CO"/>
-        </w:rPr>
-      </w:pPr>
+      <w:pPr/>
       <w:r>
         <w:rPr>
           <w:lang w:val="es-CO"/>
@@ -2657,6 +2647,54 @@
           <w:lang w:val="es-CO"/>
         </w:rPr>
         <w:t xml:space="preserve"> fue necesario implementar spin(int Wheel, int steps), este se resume que en determinada rueda, avance determinada cantidad de pasos.</w:t>
+      </w:r>
+    </w:p>
+    <w:p>
+      <w:pPr>
+        <w:pStyle w:val="Normal"/>
+      </w:pPr>
+      <w:r>
+        <w:drawing>
+          <wp:inline wp14:editId="6C80901F" wp14:anchorId="0AE46279">
+            <wp:extent cx="5506218" cy="1800476"/>
+            <wp:effectExtent l="0" t="0" r="0" b="0"/>
+            <wp:docPr id="1120274484" name="drawing"/>
+            <wp:cNvGraphicFramePr>
+              <a:graphicFrameLocks noChangeAspect="1"/>
+            </wp:cNvGraphicFramePr>
+            <a:graphic>
+              <a:graphicData xmlns:a="http://schemas.openxmlformats.org/drawingml/2006/main" uri="http://schemas.openxmlformats.org/drawingml/2006/picture">
+                <pic:pic xmlns:pic="http://schemas.openxmlformats.org/drawingml/2006/picture">
+                  <pic:nvPicPr>
+                    <pic:cNvPr id="1120274484" name="Picture 1120274484"/>
+                    <pic:cNvPicPr/>
+                  </pic:nvPicPr>
+                  <pic:blipFill>
+                    <a:blip xmlns:r="http://schemas.openxmlformats.org/officeDocument/2006/relationships" r:embed="rId38197701">
+                      <a:extLst>
+                        <a:ext uri="{28A0092B-C50C-407E-A947-70E740481C1C}">
+                          <a14:useLocalDpi xmlns:a14="http://schemas.microsoft.com/office/drawing/2010/main"/>
+                        </a:ext>
+                      </a:extLst>
+                    </a:blip>
+                    <a:stretch>
+                      <a:fillRect/>
+                    </a:stretch>
+                  </pic:blipFill>
+                  <pic:spPr>
+                    <a:xfrm>
+                      <a:off x="0" y="0"/>
+                      <a:ext cx="5506218" cy="1800476"/>
+                    </a:xfrm>
+                    <a:prstGeom prst="rect">
+                      <a:avLst/>
+                    </a:prstGeom>
+                  </pic:spPr>
+                </pic:pic>
+              </a:graphicData>
+            </a:graphic>
+          </wp:inline>
+        </w:drawing>
       </w:r>
     </w:p>
     <w:p>
@@ -6122,13 +6160,25 @@
         <w:rPr>
           <w:lang w:val="es-CO"/>
         </w:rPr>
-        <w:t>distinctSymbols(): int</w:t>
-      </w:r>
-      <w:r>
-        <w:rPr>
-          <w:lang w:val="es-CO"/>
-        </w:rPr>
-        <w:t xml:space="preserve"> **</w:t>
+        <w:t>distinct</w:t>
+      </w:r>
+      <w:r>
+        <w:rPr>
+          <w:lang w:val="es-CO"/>
+        </w:rPr>
+        <w:t>Symbols</w:t>
+      </w:r>
+      <w:r>
+        <w:rPr>
+          <w:lang w:val="es-CO"/>
+        </w:rPr>
+        <w:t xml:space="preserve">(): </w:t>
+      </w:r>
+      <w:r>
+        <w:rPr>
+          <w:lang w:val="es-CO"/>
+        </w:rPr>
+        <w:t>int</w:t>
       </w:r>
     </w:p>
     <w:p>
@@ -6256,13 +6306,37 @@
         <w:rPr>
           <w:lang w:val="es-CO"/>
         </w:rPr>
-        <w:t>Configuration(): String[]</w:t>
-      </w:r>
-      <w:r>
-        <w:rPr>
-          <w:lang w:val="es-CO"/>
-        </w:rPr>
-        <w:t>**</w:t>
+        <w:t>Configur</w:t>
+      </w:r>
+      <w:r>
+        <w:rPr>
+          <w:lang w:val="es-CO"/>
+        </w:rPr>
+        <w:t>atio</w:t>
+      </w:r>
+      <w:r>
+        <w:rPr>
+          <w:lang w:val="es-CO"/>
+        </w:rPr>
+        <w:t>n</w:t>
+      </w:r>
+      <w:r>
+        <w:rPr>
+          <w:lang w:val="es-CO"/>
+        </w:rPr>
+        <w:t xml:space="preserve">(): </w:t>
+      </w:r>
+      <w:r>
+        <w:rPr>
+          <w:lang w:val="es-CO"/>
+        </w:rPr>
+        <w:t>String[</w:t>
+      </w:r>
+      <w:r>
+        <w:rPr>
+          <w:lang w:val="es-CO"/>
+        </w:rPr>
+        <w:t>]</w:t>
       </w:r>
     </w:p>
     <w:p>
@@ -6535,27 +6609,23 @@
         </w:rPr>
       </w:pPr>
       <w:r>
-        <w:rPr>
-          <w:lang w:val="es-CO"/>
-        </w:rPr>
-        <w:lastRenderedPageBreak/>
         <w:drawing>
-          <wp:inline distT="0" distB="0" distL="0" distR="0" wp14:anchorId="2231BCF7" wp14:editId="0FDDC039">
+          <wp:inline wp14:editId="1B70E438" wp14:anchorId="2231BCF7">
             <wp:extent cx="5612130" cy="4410710"/>
             <wp:effectExtent l="0" t="0" r="7620" b="8890"/>
             <wp:docPr id="1376452156" name="Imagen 1"/>
             <wp:cNvGraphicFramePr>
-              <a:graphicFrameLocks xmlns:a="http://schemas.openxmlformats.org/drawingml/2006/main" noChangeAspect="1"/>
+              <a:graphicFrameLocks noChangeAspect="1"/>
             </wp:cNvGraphicFramePr>
-            <a:graphic xmlns:a="http://schemas.openxmlformats.org/drawingml/2006/main">
-              <a:graphicData uri="http://schemas.openxmlformats.org/drawingml/2006/picture">
+            <a:graphic>
+              <a:graphicData xmlns:a="http://schemas.openxmlformats.org/drawingml/2006/main" uri="http://schemas.openxmlformats.org/drawingml/2006/picture">
                 <pic:pic xmlns:pic="http://schemas.openxmlformats.org/drawingml/2006/picture">
                   <pic:nvPicPr>
                     <pic:cNvPr id="1376452156" name=""/>
                     <pic:cNvPicPr/>
                   </pic:nvPicPr>
                   <pic:blipFill>
-                    <a:blip r:embed="rId73"/>
+                    <a:blip xmlns:r="http://schemas.openxmlformats.org/officeDocument/2006/relationships" r:embed="rId73"/>
                     <a:stretch>
                       <a:fillRect/>
                     </a:stretch>
@@ -6576,10 +6646,1275 @@
         </w:drawing>
       </w:r>
     </w:p>
+    <w:p>
+      <w:pPr>
+        <w:pStyle w:val="Normal"/>
+      </w:pPr>
+      <w:r>
+        <w:drawing>
+          <wp:inline wp14:editId="00D6817B" wp14:anchorId="094078D5">
+            <wp:extent cx="5619750" cy="4400550"/>
+            <wp:effectExtent l="0" t="0" r="0" b="0"/>
+            <wp:docPr id="1145569918" name="drawing"/>
+            <wp:cNvGraphicFramePr>
+              <a:graphicFrameLocks noChangeAspect="1"/>
+            </wp:cNvGraphicFramePr>
+            <a:graphic>
+              <a:graphicData xmlns:a="http://schemas.openxmlformats.org/drawingml/2006/main" uri="http://schemas.openxmlformats.org/drawingml/2006/picture">
+                <pic:pic xmlns:pic="http://schemas.openxmlformats.org/drawingml/2006/picture">
+                  <pic:nvPicPr>
+                    <pic:cNvPr id="1145569918" name="Picture 1145569918"/>
+                    <pic:cNvPicPr/>
+                  </pic:nvPicPr>
+                  <pic:blipFill>
+                    <a:blip xmlns:r="http://schemas.openxmlformats.org/officeDocument/2006/relationships" r:embed="rId894013709">
+                      <a:extLst>
+                        <a:ext uri="{28A0092B-C50C-407E-A947-70E740481C1C}">
+                          <a14:useLocalDpi xmlns:a14="http://schemas.microsoft.com/office/drawing/2010/main"/>
+                        </a:ext>
+                      </a:extLst>
+                    </a:blip>
+                    <a:stretch>
+                      <a:fillRect/>
+                    </a:stretch>
+                  </pic:blipFill>
+                  <pic:spPr>
+                    <a:xfrm>
+                      <a:off x="0" y="0"/>
+                      <a:ext cx="5619750" cy="4400550"/>
+                    </a:xfrm>
+                    <a:prstGeom prst="rect">
+                      <a:avLst/>
+                    </a:prstGeom>
+                  </pic:spPr>
+                </pic:pic>
+              </a:graphicData>
+            </a:graphic>
+          </wp:inline>
+        </w:drawing>
+      </w:r>
+    </w:p>
+    <w:p>
+      <w:pPr>
+        <w:pStyle w:val="Normal"/>
+      </w:pPr>
+    </w:p>
+    <w:p>
+      <w:pPr>
+        <w:pStyle w:val="Normal"/>
+      </w:pPr>
+    </w:p>
+    <w:p>
+      <w:pPr>
+        <w:pStyle w:val="Normal"/>
+      </w:pPr>
+    </w:p>
+    <w:p>
+      <w:pPr>
+        <w:pStyle w:val="Normal"/>
+      </w:pPr>
+      <w:r>
+        <w:rPr/>
+        <w:t>Retrospectiva</w:t>
+      </w:r>
+    </w:p>
+    <w:p>
+      <w:pPr>
+        <w:pStyle w:val="Prrafodelista"/>
+        <w:numPr>
+          <w:ilvl w:val="0"/>
+          <w:numId w:val="3"/>
+        </w:numPr>
+        <w:spacing w:before="0" w:beforeAutospacing="off" w:after="0" w:afterAutospacing="off"/>
+        <w:rPr>
+          <w:rFonts w:ascii="Aptos" w:hAnsi="Aptos" w:eastAsia="Aptos" w:cs="Aptos"/>
+          <w:noProof w:val="0"/>
+          <w:sz w:val="24"/>
+          <w:szCs w:val="24"/>
+          <w:lang w:val="en-US"/>
+        </w:rPr>
+      </w:pPr>
+      <w:r>
+        <w:rPr>
+          <w:rFonts w:ascii="Aptos" w:hAnsi="Aptos" w:eastAsia="Aptos" w:cs="Aptos"/>
+          <w:noProof w:val="0"/>
+          <w:sz w:val="24"/>
+          <w:szCs w:val="24"/>
+          <w:lang w:val="en-US"/>
+        </w:rPr>
+        <w:t>¿Cuáles fueron los mini-ciclos definidos? Justifíquenlos.</w:t>
+      </w:r>
+    </w:p>
+    <w:p>
+      <w:pPr>
+        <w:pStyle w:val="Prrafodelista"/>
+        <w:spacing w:before="0" w:beforeAutospacing="off" w:after="0" w:afterAutospacing="off"/>
+        <w:ind w:left="720"/>
+      </w:pPr>
+      <w:r>
+        <w:rPr>
+          <w:rFonts w:ascii="Aptos" w:hAnsi="Aptos" w:eastAsia="Aptos" w:cs="Aptos"/>
+          <w:noProof w:val="0"/>
+          <w:sz w:val="24"/>
+          <w:szCs w:val="24"/>
+          <w:lang w:val="es-ES"/>
+        </w:rPr>
+        <w:t xml:space="preserve">MiniCiclo1: se fue pensando y realizando pruebas, y de seguido pensamos en </w:t>
+      </w:r>
+      <w:r>
+        <w:rPr>
+          <w:rFonts w:ascii="Aptos" w:hAnsi="Aptos" w:eastAsia="Aptos" w:cs="Aptos"/>
+          <w:noProof w:val="0"/>
+          <w:sz w:val="24"/>
+          <w:szCs w:val="24"/>
+          <w:lang w:val="es-ES"/>
+        </w:rPr>
+        <w:t>cómo</w:t>
+      </w:r>
+      <w:r>
+        <w:rPr>
+          <w:rFonts w:ascii="Aptos" w:hAnsi="Aptos" w:eastAsia="Aptos" w:cs="Aptos"/>
+          <w:noProof w:val="0"/>
+          <w:sz w:val="24"/>
+          <w:szCs w:val="24"/>
+          <w:lang w:val="es-ES"/>
+        </w:rPr>
+        <w:t xml:space="preserve"> hacer el </w:t>
+      </w:r>
+      <w:r>
+        <w:rPr>
+          <w:rFonts w:ascii="Aptos" w:hAnsi="Aptos" w:eastAsia="Aptos" w:cs="Aptos"/>
+          <w:noProof w:val="0"/>
+          <w:sz w:val="24"/>
+          <w:szCs w:val="24"/>
+          <w:lang w:val="es-ES"/>
+        </w:rPr>
+        <w:t>metodo</w:t>
+      </w:r>
+      <w:r>
+        <w:rPr>
+          <w:rFonts w:ascii="Aptos" w:hAnsi="Aptos" w:eastAsia="Aptos" w:cs="Aptos"/>
+          <w:noProof w:val="0"/>
+          <w:sz w:val="24"/>
+          <w:szCs w:val="24"/>
+          <w:lang w:val="es-ES"/>
+        </w:rPr>
+        <w:t xml:space="preserve"> basado en las pruebas que </w:t>
+      </w:r>
+      <w:r>
+        <w:rPr>
+          <w:rFonts w:ascii="Aptos" w:hAnsi="Aptos" w:eastAsia="Aptos" w:cs="Aptos"/>
+          <w:noProof w:val="0"/>
+          <w:sz w:val="24"/>
+          <w:szCs w:val="24"/>
+          <w:lang w:val="es-ES"/>
+        </w:rPr>
+        <w:t>habiamos</w:t>
+      </w:r>
+      <w:r>
+        <w:rPr>
+          <w:rFonts w:ascii="Aptos" w:hAnsi="Aptos" w:eastAsia="Aptos" w:cs="Aptos"/>
+          <w:noProof w:val="0"/>
+          <w:sz w:val="24"/>
+          <w:szCs w:val="24"/>
+          <w:lang w:val="es-ES"/>
+        </w:rPr>
+        <w:t xml:space="preserve"> construido</w:t>
+      </w:r>
+    </w:p>
+    <w:p>
+      <w:pPr>
+        <w:pStyle w:val="Prrafodelista"/>
+        <w:spacing w:before="0" w:beforeAutospacing="off" w:after="0" w:afterAutospacing="off"/>
+        <w:ind w:left="720"/>
+      </w:pPr>
+      <w:r>
+        <w:rPr>
+          <w:rFonts w:ascii="Aptos" w:hAnsi="Aptos" w:eastAsia="Aptos" w:cs="Aptos"/>
+          <w:noProof w:val="0"/>
+          <w:sz w:val="24"/>
+          <w:szCs w:val="24"/>
+          <w:lang w:val="es-ES"/>
+        </w:rPr>
+        <w:t xml:space="preserve">MiniCiclo2: se fueron pensando las pruebas y realizamos los </w:t>
+      </w:r>
+      <w:r>
+        <w:rPr>
+          <w:rFonts w:ascii="Aptos" w:hAnsi="Aptos" w:eastAsia="Aptos" w:cs="Aptos"/>
+          <w:noProof w:val="0"/>
+          <w:sz w:val="24"/>
+          <w:szCs w:val="24"/>
+          <w:lang w:val="es-ES"/>
+        </w:rPr>
+        <w:t>metodos</w:t>
+      </w:r>
+      <w:r>
+        <w:rPr>
+          <w:rFonts w:ascii="Aptos" w:hAnsi="Aptos" w:eastAsia="Aptos" w:cs="Aptos"/>
+          <w:noProof w:val="0"/>
+          <w:sz w:val="24"/>
+          <w:szCs w:val="24"/>
+          <w:lang w:val="es-ES"/>
+        </w:rPr>
+        <w:t xml:space="preserve"> lock y unlock</w:t>
+      </w:r>
+      <w:r>
+        <w:rPr>
+          <w:rFonts w:ascii="Aptos" w:hAnsi="Aptos" w:eastAsia="Aptos" w:cs="Aptos"/>
+          <w:noProof w:val="0"/>
+          <w:sz w:val="24"/>
+          <w:szCs w:val="24"/>
+          <w:lang w:val="es-ES"/>
+        </w:rPr>
+        <w:t>, pero debimos modificar ciertas partes de código en la clase Wheel, definir nuevas cosas</w:t>
+      </w:r>
+    </w:p>
+    <w:p>
+      <w:pPr>
+        <w:pStyle w:val="Prrafodelista"/>
+        <w:spacing w:before="0" w:beforeAutospacing="off" w:after="0" w:afterAutospacing="off"/>
+        <w:ind w:left="720"/>
+        <w:rPr>
+          <w:rFonts w:ascii="Aptos" w:hAnsi="Aptos" w:eastAsia="Aptos" w:cs="Aptos"/>
+          <w:noProof w:val="0"/>
+          <w:sz w:val="24"/>
+          <w:szCs w:val="24"/>
+          <w:lang w:val="es-ES"/>
+        </w:rPr>
+      </w:pPr>
+      <w:r>
+        <w:rPr>
+          <w:rFonts w:ascii="Aptos" w:hAnsi="Aptos" w:eastAsia="Aptos" w:cs="Aptos"/>
+          <w:noProof w:val="0"/>
+          <w:sz w:val="24"/>
+          <w:szCs w:val="24"/>
+          <w:lang w:val="es-ES"/>
+        </w:rPr>
+        <w:t xml:space="preserve">MiniCiclo2: definimos pruebas </w:t>
+      </w:r>
+      <w:r>
+        <w:rPr>
+          <w:rFonts w:ascii="Aptos" w:hAnsi="Aptos" w:eastAsia="Aptos" w:cs="Aptos"/>
+          <w:noProof w:val="0"/>
+          <w:sz w:val="24"/>
+          <w:szCs w:val="24"/>
+          <w:lang w:val="es-ES"/>
+        </w:rPr>
+        <w:t xml:space="preserve">y realizamos los </w:t>
+      </w:r>
+      <w:r>
+        <w:rPr>
+          <w:rFonts w:ascii="Aptos" w:hAnsi="Aptos" w:eastAsia="Aptos" w:cs="Aptos"/>
+          <w:noProof w:val="0"/>
+          <w:sz w:val="24"/>
+          <w:szCs w:val="24"/>
+          <w:lang w:val="es-ES"/>
+        </w:rPr>
+        <w:t>metodos</w:t>
+      </w:r>
+      <w:r>
+        <w:rPr>
+          <w:rFonts w:ascii="Aptos" w:hAnsi="Aptos" w:eastAsia="Aptos" w:cs="Aptos"/>
+          <w:noProof w:val="0"/>
+          <w:sz w:val="24"/>
+          <w:szCs w:val="24"/>
+          <w:lang w:val="es-ES"/>
+        </w:rPr>
+        <w:t xml:space="preserve"> </w:t>
+      </w:r>
+      <w:r>
+        <w:rPr>
+          <w:rFonts w:ascii="Aptos" w:hAnsi="Aptos" w:eastAsia="Aptos" w:cs="Aptos"/>
+          <w:noProof w:val="0"/>
+          <w:sz w:val="24"/>
+          <w:szCs w:val="24"/>
+          <w:lang w:val="es-ES"/>
+        </w:rPr>
+        <w:t>spin(</w:t>
+      </w:r>
+      <w:r>
+        <w:rPr>
+          <w:rFonts w:ascii="Aptos" w:hAnsi="Aptos" w:eastAsia="Aptos" w:cs="Aptos"/>
+          <w:noProof w:val="0"/>
+          <w:sz w:val="24"/>
+          <w:szCs w:val="24"/>
+          <w:lang w:val="es-ES"/>
+        </w:rPr>
+        <w:t>wheel</w:t>
+      </w:r>
+      <w:r>
+        <w:rPr>
+          <w:rFonts w:ascii="Aptos" w:hAnsi="Aptos" w:eastAsia="Aptos" w:cs="Aptos"/>
+          <w:noProof w:val="0"/>
+          <w:sz w:val="24"/>
+          <w:szCs w:val="24"/>
+          <w:lang w:val="es-ES"/>
+        </w:rPr>
+        <w:t xml:space="preserve">: </w:t>
+      </w:r>
+      <w:r>
+        <w:rPr>
+          <w:rFonts w:ascii="Aptos" w:hAnsi="Aptos" w:eastAsia="Aptos" w:cs="Aptos"/>
+          <w:noProof w:val="0"/>
+          <w:sz w:val="24"/>
+          <w:szCs w:val="24"/>
+          <w:lang w:val="es-ES"/>
+        </w:rPr>
+        <w:t>int</w:t>
+      </w:r>
+      <w:r>
+        <w:rPr>
+          <w:rFonts w:ascii="Aptos" w:hAnsi="Aptos" w:eastAsia="Aptos" w:cs="Aptos"/>
+          <w:noProof w:val="0"/>
+          <w:sz w:val="24"/>
+          <w:szCs w:val="24"/>
+          <w:lang w:val="es-ES"/>
+        </w:rPr>
+        <w:t xml:space="preserve">, </w:t>
+      </w:r>
+      <w:r>
+        <w:rPr>
+          <w:rFonts w:ascii="Aptos" w:hAnsi="Aptos" w:eastAsia="Aptos" w:cs="Aptos"/>
+          <w:noProof w:val="0"/>
+          <w:sz w:val="24"/>
+          <w:szCs w:val="24"/>
+          <w:lang w:val="es-ES"/>
+        </w:rPr>
+        <w:t>steps</w:t>
+      </w:r>
+      <w:r>
+        <w:rPr>
+          <w:rFonts w:ascii="Aptos" w:hAnsi="Aptos" w:eastAsia="Aptos" w:cs="Aptos"/>
+          <w:noProof w:val="0"/>
+          <w:sz w:val="24"/>
+          <w:szCs w:val="24"/>
+          <w:lang w:val="es-ES"/>
+        </w:rPr>
+        <w:t xml:space="preserve"> : </w:t>
+      </w:r>
+      <w:r>
+        <w:rPr>
+          <w:rFonts w:ascii="Aptos" w:hAnsi="Aptos" w:eastAsia="Aptos" w:cs="Aptos"/>
+          <w:noProof w:val="0"/>
+          <w:sz w:val="24"/>
+          <w:szCs w:val="24"/>
+          <w:lang w:val="es-ES"/>
+        </w:rPr>
+        <w:t>int</w:t>
+      </w:r>
+      <w:r>
+        <w:rPr>
+          <w:rFonts w:ascii="Aptos" w:hAnsi="Aptos" w:eastAsia="Aptos" w:cs="Aptos"/>
+          <w:noProof w:val="0"/>
+          <w:sz w:val="24"/>
+          <w:szCs w:val="24"/>
+          <w:lang w:val="es-ES"/>
+        </w:rPr>
+        <w:t xml:space="preserve">) y  </w:t>
+      </w:r>
+      <w:r>
+        <w:rPr>
+          <w:rFonts w:ascii="Aptos" w:hAnsi="Aptos" w:eastAsia="Aptos" w:cs="Aptos"/>
+          <w:noProof w:val="0"/>
+          <w:sz w:val="24"/>
+          <w:szCs w:val="24"/>
+          <w:lang w:val="es-ES"/>
+        </w:rPr>
+        <w:t>spint</w:t>
+      </w:r>
+      <w:r>
+        <w:rPr>
+          <w:rFonts w:ascii="Aptos" w:hAnsi="Aptos" w:eastAsia="Aptos" w:cs="Aptos"/>
+          <w:noProof w:val="0"/>
+          <w:sz w:val="24"/>
+          <w:szCs w:val="24"/>
+          <w:lang w:val="es-ES"/>
+        </w:rPr>
+        <w:t xml:space="preserve"> ( </w:t>
+      </w:r>
+      <w:r>
+        <w:rPr>
+          <w:rFonts w:ascii="Aptos" w:hAnsi="Aptos" w:eastAsia="Aptos" w:cs="Aptos"/>
+          <w:noProof w:val="0"/>
+          <w:sz w:val="24"/>
+          <w:szCs w:val="24"/>
+          <w:lang w:val="es-ES"/>
+        </w:rPr>
+        <w:t>setSymbols</w:t>
+      </w:r>
+      <w:r>
+        <w:rPr>
+          <w:rFonts w:ascii="Aptos" w:hAnsi="Aptos" w:eastAsia="Aptos" w:cs="Aptos"/>
+          <w:noProof w:val="0"/>
+          <w:sz w:val="24"/>
+          <w:szCs w:val="24"/>
+          <w:lang w:val="es-ES"/>
+        </w:rPr>
+        <w:t>: String[])</w:t>
+      </w:r>
+    </w:p>
+    <w:p>
+      <w:pPr>
+        <w:pStyle w:val="Prrafodelista"/>
+        <w:numPr>
+          <w:ilvl w:val="0"/>
+          <w:numId w:val="3"/>
+        </w:numPr>
+        <w:spacing w:before="0" w:beforeAutospacing="off" w:after="0" w:afterAutospacing="off"/>
+        <w:rPr>
+          <w:rFonts w:ascii="Aptos" w:hAnsi="Aptos" w:eastAsia="Aptos" w:cs="Aptos"/>
+          <w:noProof w:val="0"/>
+          <w:sz w:val="24"/>
+          <w:szCs w:val="24"/>
+          <w:lang w:val="en-US"/>
+        </w:rPr>
+      </w:pPr>
+      <w:r>
+        <w:rPr>
+          <w:rFonts w:ascii="Aptos" w:hAnsi="Aptos" w:eastAsia="Aptos" w:cs="Aptos"/>
+          <w:noProof w:val="0"/>
+          <w:sz w:val="24"/>
+          <w:szCs w:val="24"/>
+          <w:lang w:val="en-US"/>
+        </w:rPr>
+        <w:t>¿Cuál es el estado actual del proyecto en términos de mini-ciclos? ¿por qué?</w:t>
+      </w:r>
+    </w:p>
+    <w:p>
+      <w:pPr>
+        <w:pStyle w:val="Prrafodelista"/>
+        <w:spacing w:before="0" w:beforeAutospacing="off" w:after="0" w:afterAutospacing="off"/>
+        <w:ind w:left="720"/>
+      </w:pPr>
+      <w:r>
+        <w:rPr>
+          <w:rFonts w:ascii="Aptos" w:hAnsi="Aptos" w:eastAsia="Aptos" w:cs="Aptos"/>
+          <w:noProof w:val="0"/>
+          <w:sz w:val="24"/>
+          <w:szCs w:val="24"/>
+          <w:lang w:val="es-ES"/>
+        </w:rPr>
+        <w:t xml:space="preserve">El estado es finalizado, logramos realizar los </w:t>
+      </w:r>
+      <w:r>
+        <w:rPr>
+          <w:rFonts w:ascii="Aptos" w:hAnsi="Aptos" w:eastAsia="Aptos" w:cs="Aptos"/>
+          <w:noProof w:val="0"/>
+          <w:sz w:val="24"/>
+          <w:szCs w:val="24"/>
+          <w:lang w:val="es-ES"/>
+        </w:rPr>
+        <w:t>miniCiclos</w:t>
+      </w:r>
+      <w:r>
+        <w:rPr>
+          <w:rFonts w:ascii="Aptos" w:hAnsi="Aptos" w:eastAsia="Aptos" w:cs="Aptos"/>
+          <w:noProof w:val="0"/>
+          <w:sz w:val="24"/>
+          <w:szCs w:val="24"/>
+          <w:lang w:val="es-ES"/>
+        </w:rPr>
+        <w:t xml:space="preserve"> correctamente y pudimos realizar este segundo ciclo de manera correcta.</w:t>
+      </w:r>
+    </w:p>
+    <w:p>
+      <w:pPr>
+        <w:pStyle w:val="Prrafodelista"/>
+        <w:spacing w:before="0" w:beforeAutospacing="off" w:after="0" w:afterAutospacing="off"/>
+        <w:ind w:left="720"/>
+        <w:rPr>
+          <w:rFonts w:ascii="Aptos" w:hAnsi="Aptos" w:eastAsia="Aptos" w:cs="Aptos"/>
+          <w:noProof w:val="0"/>
+          <w:sz w:val="24"/>
+          <w:szCs w:val="24"/>
+          <w:lang w:val="en-US"/>
+        </w:rPr>
+      </w:pPr>
+    </w:p>
+    <w:p>
+      <w:pPr>
+        <w:pStyle w:val="Prrafodelista"/>
+        <w:numPr>
+          <w:ilvl w:val="0"/>
+          <w:numId w:val="3"/>
+        </w:numPr>
+        <w:spacing w:before="0" w:beforeAutospacing="off" w:after="0" w:afterAutospacing="off"/>
+        <w:rPr>
+          <w:rFonts w:ascii="Aptos" w:hAnsi="Aptos" w:eastAsia="Aptos" w:cs="Aptos"/>
+          <w:noProof w:val="0"/>
+          <w:sz w:val="24"/>
+          <w:szCs w:val="24"/>
+          <w:lang w:val="en-US"/>
+        </w:rPr>
+      </w:pPr>
+      <w:r>
+        <w:rPr>
+          <w:rFonts w:ascii="Aptos" w:hAnsi="Aptos" w:eastAsia="Aptos" w:cs="Aptos"/>
+          <w:noProof w:val="0"/>
+          <w:sz w:val="24"/>
+          <w:szCs w:val="24"/>
+          <w:lang w:val="en-US"/>
+        </w:rPr>
+        <w:t>¿Cuál fue el tiempo total invertido por cada uno de ustedes? (Horas/Hombre)</w:t>
+      </w:r>
+    </w:p>
+    <w:p>
+      <w:pPr>
+        <w:pStyle w:val="Prrafodelista"/>
+        <w:spacing w:before="0" w:beforeAutospacing="off" w:after="0" w:afterAutospacing="off"/>
+        <w:ind w:left="720"/>
+      </w:pPr>
+      <w:r>
+        <w:rPr>
+          <w:rFonts w:ascii="Aptos" w:hAnsi="Aptos" w:eastAsia="Aptos" w:cs="Aptos"/>
+          <w:noProof w:val="0"/>
+          <w:sz w:val="24"/>
+          <w:szCs w:val="24"/>
+          <w:lang w:val="en-US"/>
+        </w:rPr>
+        <w:t xml:space="preserve">Por </w:t>
+      </w:r>
+      <w:r>
+        <w:rPr>
+          <w:rFonts w:ascii="Aptos" w:hAnsi="Aptos" w:eastAsia="Aptos" w:cs="Aptos"/>
+          <w:noProof w:val="0"/>
+          <w:sz w:val="24"/>
+          <w:szCs w:val="24"/>
+          <w:lang w:val="en-US"/>
+        </w:rPr>
+        <w:t>parte</w:t>
+      </w:r>
+      <w:r>
+        <w:rPr>
+          <w:rFonts w:ascii="Aptos" w:hAnsi="Aptos" w:eastAsia="Aptos" w:cs="Aptos"/>
+          <w:noProof w:val="0"/>
+          <w:sz w:val="24"/>
+          <w:szCs w:val="24"/>
+          <w:lang w:val="en-US"/>
+        </w:rPr>
+        <w:t xml:space="preserve"> de ambos, el </w:t>
+      </w:r>
+      <w:r>
+        <w:rPr>
+          <w:rFonts w:ascii="Aptos" w:hAnsi="Aptos" w:eastAsia="Aptos" w:cs="Aptos"/>
+          <w:noProof w:val="0"/>
+          <w:sz w:val="24"/>
+          <w:szCs w:val="24"/>
+          <w:lang w:val="en-US"/>
+        </w:rPr>
+        <w:t>tiempo</w:t>
+      </w:r>
+      <w:r>
+        <w:rPr>
+          <w:rFonts w:ascii="Aptos" w:hAnsi="Aptos" w:eastAsia="Aptos" w:cs="Aptos"/>
+          <w:noProof w:val="0"/>
+          <w:sz w:val="24"/>
+          <w:szCs w:val="24"/>
+          <w:lang w:val="en-US"/>
+        </w:rPr>
+        <w:t xml:space="preserve"> </w:t>
+      </w:r>
+      <w:r>
+        <w:rPr>
+          <w:rFonts w:ascii="Aptos" w:hAnsi="Aptos" w:eastAsia="Aptos" w:cs="Aptos"/>
+          <w:noProof w:val="0"/>
+          <w:sz w:val="24"/>
+          <w:szCs w:val="24"/>
+          <w:lang w:val="en-US"/>
+        </w:rPr>
+        <w:t>invertido</w:t>
+      </w:r>
+      <w:r>
+        <w:rPr>
+          <w:rFonts w:ascii="Aptos" w:hAnsi="Aptos" w:eastAsia="Aptos" w:cs="Aptos"/>
+          <w:noProof w:val="0"/>
+          <w:sz w:val="24"/>
+          <w:szCs w:val="24"/>
+          <w:lang w:val="en-US"/>
+        </w:rPr>
+        <w:t xml:space="preserve"> </w:t>
+      </w:r>
+      <w:r>
+        <w:rPr>
+          <w:rFonts w:ascii="Aptos" w:hAnsi="Aptos" w:eastAsia="Aptos" w:cs="Aptos"/>
+          <w:noProof w:val="0"/>
+          <w:sz w:val="24"/>
+          <w:szCs w:val="24"/>
+          <w:lang w:val="en-US"/>
+        </w:rPr>
+        <w:t>fue</w:t>
+      </w:r>
+      <w:r>
+        <w:rPr>
+          <w:rFonts w:ascii="Aptos" w:hAnsi="Aptos" w:eastAsia="Aptos" w:cs="Aptos"/>
+          <w:noProof w:val="0"/>
+          <w:sz w:val="24"/>
+          <w:szCs w:val="24"/>
+          <w:lang w:val="en-US"/>
+        </w:rPr>
+        <w:t xml:space="preserve"> de 6 horas</w:t>
+      </w:r>
+    </w:p>
+    <w:p>
+      <w:pPr>
+        <w:pStyle w:val="Prrafodelista"/>
+        <w:spacing w:before="0" w:beforeAutospacing="off" w:after="0" w:afterAutospacing="off"/>
+        <w:ind w:left="720"/>
+        <w:rPr>
+          <w:rFonts w:ascii="Aptos" w:hAnsi="Aptos" w:eastAsia="Aptos" w:cs="Aptos"/>
+          <w:noProof w:val="0"/>
+          <w:sz w:val="24"/>
+          <w:szCs w:val="24"/>
+          <w:lang w:val="en-US"/>
+        </w:rPr>
+      </w:pPr>
+    </w:p>
+    <w:p>
+      <w:pPr>
+        <w:pStyle w:val="Prrafodelista"/>
+        <w:numPr>
+          <w:ilvl w:val="0"/>
+          <w:numId w:val="3"/>
+        </w:numPr>
+        <w:spacing w:before="0" w:beforeAutospacing="off" w:after="0" w:afterAutospacing="off"/>
+        <w:rPr>
+          <w:rFonts w:ascii="Aptos" w:hAnsi="Aptos" w:eastAsia="Aptos" w:cs="Aptos"/>
+          <w:noProof w:val="0"/>
+          <w:sz w:val="24"/>
+          <w:szCs w:val="24"/>
+          <w:lang w:val="en-US"/>
+        </w:rPr>
+      </w:pPr>
+      <w:r>
+        <w:rPr>
+          <w:rFonts w:ascii="Aptos" w:hAnsi="Aptos" w:eastAsia="Aptos" w:cs="Aptos"/>
+          <w:noProof w:val="0"/>
+          <w:sz w:val="24"/>
+          <w:szCs w:val="24"/>
+          <w:lang w:val="en-US"/>
+        </w:rPr>
+        <w:t>¿Cuál consideran fue el mayor logro? ¿Por qué?</w:t>
+      </w:r>
+    </w:p>
+    <w:p>
+      <w:pPr>
+        <w:pStyle w:val="Prrafodelista"/>
+        <w:spacing w:before="0" w:beforeAutospacing="off" w:after="0" w:afterAutospacing="off"/>
+        <w:ind w:left="720"/>
+      </w:pPr>
+      <w:r>
+        <w:rPr>
+          <w:rFonts w:ascii="Aptos" w:hAnsi="Aptos" w:eastAsia="Aptos" w:cs="Aptos"/>
+          <w:noProof w:val="0"/>
+          <w:sz w:val="24"/>
+          <w:szCs w:val="24"/>
+          <w:lang w:val="es-ES"/>
+        </w:rPr>
+        <w:t xml:space="preserve">El mayor logro fue haber definido unas correctas pruebas, </w:t>
+      </w:r>
+      <w:r>
+        <w:rPr>
+          <w:rFonts w:ascii="Aptos" w:hAnsi="Aptos" w:eastAsia="Aptos" w:cs="Aptos"/>
+          <w:noProof w:val="0"/>
+          <w:sz w:val="24"/>
+          <w:szCs w:val="24"/>
+          <w:lang w:val="es-ES"/>
+        </w:rPr>
+        <w:t>ya que</w:t>
+      </w:r>
+      <w:r>
+        <w:rPr>
+          <w:rFonts w:ascii="Aptos" w:hAnsi="Aptos" w:eastAsia="Aptos" w:cs="Aptos"/>
+          <w:noProof w:val="0"/>
+          <w:sz w:val="24"/>
+          <w:szCs w:val="24"/>
+          <w:lang w:val="es-ES"/>
+        </w:rPr>
+        <w:t xml:space="preserve"> con esto, se basa toda la lógica de los </w:t>
+      </w:r>
+      <w:r>
+        <w:rPr>
+          <w:rFonts w:ascii="Aptos" w:hAnsi="Aptos" w:eastAsia="Aptos" w:cs="Aptos"/>
+          <w:noProof w:val="0"/>
+          <w:sz w:val="24"/>
+          <w:szCs w:val="24"/>
+          <w:lang w:val="es-ES"/>
+        </w:rPr>
+        <w:t>métodos</w:t>
+      </w:r>
+      <w:r>
+        <w:rPr>
+          <w:rFonts w:ascii="Aptos" w:hAnsi="Aptos" w:eastAsia="Aptos" w:cs="Aptos"/>
+          <w:noProof w:val="0"/>
+          <w:sz w:val="24"/>
+          <w:szCs w:val="24"/>
+          <w:lang w:val="es-ES"/>
+        </w:rPr>
+        <w:t xml:space="preserve"> </w:t>
+      </w:r>
+      <w:r>
+        <w:rPr>
+          <w:rFonts w:ascii="Aptos" w:hAnsi="Aptos" w:eastAsia="Aptos" w:cs="Aptos"/>
+          <w:noProof w:val="0"/>
+          <w:sz w:val="24"/>
+          <w:szCs w:val="24"/>
+          <w:lang w:val="es-ES"/>
+        </w:rPr>
+        <w:t>implementados</w:t>
+      </w:r>
+      <w:r>
+        <w:rPr>
+          <w:rFonts w:ascii="Aptos" w:hAnsi="Aptos" w:eastAsia="Aptos" w:cs="Aptos"/>
+          <w:noProof w:val="0"/>
+          <w:sz w:val="24"/>
+          <w:szCs w:val="24"/>
+          <w:lang w:val="es-ES"/>
+        </w:rPr>
+        <w:t xml:space="preserve"> en este segundo ciclo del proyecto</w:t>
+      </w:r>
+    </w:p>
+    <w:p>
+      <w:pPr>
+        <w:pStyle w:val="Prrafodelista"/>
+        <w:spacing w:before="0" w:beforeAutospacing="off" w:after="0" w:afterAutospacing="off"/>
+        <w:ind w:left="720"/>
+        <w:rPr>
+          <w:rFonts w:ascii="Aptos" w:hAnsi="Aptos" w:eastAsia="Aptos" w:cs="Aptos"/>
+          <w:noProof w:val="0"/>
+          <w:sz w:val="24"/>
+          <w:szCs w:val="24"/>
+          <w:lang w:val="en-US"/>
+        </w:rPr>
+      </w:pPr>
+    </w:p>
+    <w:p>
+      <w:pPr>
+        <w:pStyle w:val="Prrafodelista"/>
+        <w:numPr>
+          <w:ilvl w:val="0"/>
+          <w:numId w:val="3"/>
+        </w:numPr>
+        <w:spacing w:before="0" w:beforeAutospacing="off" w:after="0" w:afterAutospacing="off"/>
+        <w:rPr>
+          <w:rFonts w:ascii="Aptos" w:hAnsi="Aptos" w:eastAsia="Aptos" w:cs="Aptos"/>
+          <w:noProof w:val="0"/>
+          <w:sz w:val="24"/>
+          <w:szCs w:val="24"/>
+          <w:lang w:val="en-US"/>
+        </w:rPr>
+      </w:pPr>
+      <w:r>
+        <w:rPr>
+          <w:rFonts w:ascii="Aptos" w:hAnsi="Aptos" w:eastAsia="Aptos" w:cs="Aptos"/>
+          <w:noProof w:val="0"/>
+          <w:sz w:val="24"/>
+          <w:szCs w:val="24"/>
+          <w:lang w:val="en-US"/>
+        </w:rPr>
+        <w:t>¿Cuál consideran que fue el mayor problema técnico? ¿Qué hicieron para resolverlo?</w:t>
+      </w:r>
+    </w:p>
+    <w:p>
+      <w:pPr>
+        <w:pStyle w:val="Prrafodelista"/>
+        <w:spacing w:before="0" w:beforeAutospacing="off" w:after="0" w:afterAutospacing="off"/>
+        <w:ind w:left="720"/>
+      </w:pPr>
+      <w:r>
+        <w:rPr>
+          <w:rFonts w:ascii="Aptos" w:hAnsi="Aptos" w:eastAsia="Aptos" w:cs="Aptos"/>
+          <w:noProof w:val="0"/>
+          <w:sz w:val="24"/>
+          <w:szCs w:val="24"/>
+          <w:lang w:val="es-ES"/>
+        </w:rPr>
+        <w:t>Realizar las mismas pruebas, al desarrollar el software de esta manera es diferente a como uno lo suele hacer, entonces eso dificulta mucho como pensar en nuevos metodos</w:t>
+      </w:r>
+    </w:p>
+    <w:p>
+      <w:pPr>
+        <w:pStyle w:val="Prrafodelista"/>
+        <w:spacing w:before="0" w:beforeAutospacing="off" w:after="0" w:afterAutospacing="off"/>
+        <w:ind w:left="720"/>
+        <w:rPr>
+          <w:rFonts w:ascii="Aptos" w:hAnsi="Aptos" w:eastAsia="Aptos" w:cs="Aptos"/>
+          <w:noProof w:val="0"/>
+          <w:sz w:val="24"/>
+          <w:szCs w:val="24"/>
+          <w:lang w:val="en-US"/>
+        </w:rPr>
+      </w:pPr>
+    </w:p>
+    <w:p>
+      <w:pPr>
+        <w:pStyle w:val="Prrafodelista"/>
+        <w:spacing w:before="0" w:beforeAutospacing="off" w:after="0" w:afterAutospacing="off"/>
+        <w:ind w:left="720"/>
+        <w:rPr>
+          <w:rFonts w:ascii="Aptos" w:hAnsi="Aptos" w:eastAsia="Aptos" w:cs="Aptos"/>
+          <w:noProof w:val="0"/>
+          <w:sz w:val="24"/>
+          <w:szCs w:val="24"/>
+          <w:lang w:val="en-US"/>
+        </w:rPr>
+      </w:pPr>
+    </w:p>
+    <w:p>
+      <w:pPr>
+        <w:pStyle w:val="Prrafodelista"/>
+        <w:numPr>
+          <w:ilvl w:val="0"/>
+          <w:numId w:val="3"/>
+        </w:numPr>
+        <w:spacing w:before="0" w:beforeAutospacing="off" w:after="0" w:afterAutospacing="off"/>
+        <w:rPr>
+          <w:rFonts w:ascii="Aptos" w:hAnsi="Aptos" w:eastAsia="Aptos" w:cs="Aptos"/>
+          <w:noProof w:val="0"/>
+          <w:sz w:val="24"/>
+          <w:szCs w:val="24"/>
+          <w:lang w:val="en-US"/>
+        </w:rPr>
+      </w:pPr>
+      <w:r>
+        <w:rPr>
+          <w:rFonts w:ascii="Aptos" w:hAnsi="Aptos" w:eastAsia="Aptos" w:cs="Aptos"/>
+          <w:noProof w:val="0"/>
+          <w:sz w:val="24"/>
+          <w:szCs w:val="24"/>
+          <w:lang w:val="en-US"/>
+        </w:rPr>
+        <w:t>¿Qué hicieron bien como equipo? ¿Qué se comprometen a hacer para mejorar los resultados?</w:t>
+      </w:r>
+    </w:p>
+    <w:p>
+      <w:pPr>
+        <w:pStyle w:val="Prrafodelista"/>
+        <w:spacing w:before="0" w:beforeAutospacing="off" w:after="0" w:afterAutospacing="off"/>
+        <w:ind w:left="720"/>
+      </w:pPr>
+      <w:r>
+        <w:rPr>
+          <w:rFonts w:ascii="Aptos" w:hAnsi="Aptos" w:eastAsia="Aptos" w:cs="Aptos"/>
+          <w:noProof w:val="0"/>
+          <w:sz w:val="24"/>
+          <w:szCs w:val="24"/>
+          <w:lang w:val="es-ES"/>
+        </w:rPr>
+        <w:t xml:space="preserve">Ser </w:t>
+      </w:r>
+      <w:r>
+        <w:rPr>
+          <w:rFonts w:ascii="Aptos" w:hAnsi="Aptos" w:eastAsia="Aptos" w:cs="Aptos"/>
+          <w:noProof w:val="0"/>
+          <w:sz w:val="24"/>
+          <w:szCs w:val="24"/>
+          <w:lang w:val="es-ES"/>
+        </w:rPr>
+        <w:t>rapidos</w:t>
+      </w:r>
+      <w:r>
+        <w:rPr>
+          <w:rFonts w:ascii="Aptos" w:hAnsi="Aptos" w:eastAsia="Aptos" w:cs="Aptos"/>
+          <w:noProof w:val="0"/>
+          <w:sz w:val="24"/>
+          <w:szCs w:val="24"/>
+          <w:lang w:val="es-ES"/>
+        </w:rPr>
+        <w:t xml:space="preserve"> y eficientes, teniendo en cuenta las pruebas para desarrollar este ciclo 2</w:t>
+      </w:r>
+    </w:p>
+    <w:p>
+      <w:pPr>
+        <w:pStyle w:val="Prrafodelista"/>
+        <w:spacing w:before="0" w:beforeAutospacing="off" w:after="0" w:afterAutospacing="off"/>
+        <w:ind w:left="720"/>
+        <w:rPr>
+          <w:rFonts w:ascii="Aptos" w:hAnsi="Aptos" w:eastAsia="Aptos" w:cs="Aptos"/>
+          <w:noProof w:val="0"/>
+          <w:sz w:val="24"/>
+          <w:szCs w:val="24"/>
+          <w:lang w:val="en-US"/>
+        </w:rPr>
+      </w:pPr>
+    </w:p>
+    <w:p>
+      <w:pPr>
+        <w:pStyle w:val="Prrafodelista"/>
+        <w:numPr>
+          <w:ilvl w:val="0"/>
+          <w:numId w:val="3"/>
+        </w:numPr>
+        <w:spacing w:before="0" w:beforeAutospacing="off" w:after="0" w:afterAutospacing="off"/>
+        <w:rPr>
+          <w:rFonts w:ascii="Aptos" w:hAnsi="Aptos" w:eastAsia="Aptos" w:cs="Aptos"/>
+          <w:noProof w:val="0"/>
+          <w:sz w:val="24"/>
+          <w:szCs w:val="24"/>
+          <w:lang w:val="en-US"/>
+        </w:rPr>
+      </w:pPr>
+      <w:r>
+        <w:rPr>
+          <w:rFonts w:ascii="Aptos" w:hAnsi="Aptos" w:eastAsia="Aptos" w:cs="Aptos"/>
+          <w:noProof w:val="0"/>
+          <w:sz w:val="24"/>
+          <w:szCs w:val="24"/>
+          <w:lang w:val="en-US"/>
+        </w:rPr>
+        <w:t>Considerando las prácticas XP incluidas en los laboratorios. ¿cuál fue la más útil? ¿por qué?</w:t>
+      </w:r>
+    </w:p>
+    <w:p>
+      <w:pPr>
+        <w:pStyle w:val="Prrafodelista"/>
+        <w:spacing w:before="0" w:beforeAutospacing="off" w:after="0" w:afterAutospacing="off"/>
+        <w:ind w:left="720"/>
+        <w:rPr>
+          <w:rFonts w:ascii="Aptos" w:hAnsi="Aptos" w:eastAsia="Aptos" w:cs="Aptos"/>
+          <w:noProof w:val="0"/>
+          <w:sz w:val="24"/>
+          <w:szCs w:val="24"/>
+          <w:lang w:val="es-ES"/>
+        </w:rPr>
+      </w:pPr>
+      <w:r>
+        <w:rPr>
+          <w:rFonts w:ascii="Aptos" w:hAnsi="Aptos" w:eastAsia="Aptos" w:cs="Aptos"/>
+          <w:noProof w:val="0"/>
+          <w:sz w:val="24"/>
+          <w:szCs w:val="24"/>
+          <w:lang w:val="es-ES"/>
+        </w:rPr>
+        <w:t xml:space="preserve">Pair </w:t>
+      </w:r>
+      <w:r>
+        <w:rPr>
+          <w:rFonts w:ascii="Aptos" w:hAnsi="Aptos" w:eastAsia="Aptos" w:cs="Aptos"/>
+          <w:noProof w:val="0"/>
+          <w:sz w:val="24"/>
+          <w:szCs w:val="24"/>
+          <w:lang w:val="es-ES"/>
+        </w:rPr>
+        <w:t>Programming</w:t>
+      </w:r>
+      <w:r>
+        <w:rPr>
+          <w:rFonts w:ascii="Aptos" w:hAnsi="Aptos" w:eastAsia="Aptos" w:cs="Aptos"/>
+          <w:noProof w:val="0"/>
+          <w:sz w:val="24"/>
+          <w:szCs w:val="24"/>
+          <w:lang w:val="es-ES"/>
+        </w:rPr>
+        <w:t xml:space="preserve">, por lo general mientras que uno programa y ve como el otro desarrollaba pruebas, el otro iba verificando que funcionaran y a la hora de crear el </w:t>
+      </w:r>
+      <w:r>
+        <w:rPr>
+          <w:rFonts w:ascii="Aptos" w:hAnsi="Aptos" w:eastAsia="Aptos" w:cs="Aptos"/>
+          <w:noProof w:val="0"/>
+          <w:sz w:val="24"/>
+          <w:szCs w:val="24"/>
+          <w:lang w:val="es-ES"/>
+        </w:rPr>
+        <w:t>codigo</w:t>
+      </w:r>
+      <w:r>
+        <w:rPr>
+          <w:rFonts w:ascii="Aptos" w:hAnsi="Aptos" w:eastAsia="Aptos" w:cs="Aptos"/>
+          <w:noProof w:val="0"/>
+          <w:sz w:val="24"/>
+          <w:szCs w:val="24"/>
+          <w:lang w:val="es-ES"/>
+        </w:rPr>
+        <w:t xml:space="preserve">, </w:t>
+      </w:r>
+      <w:r>
+        <w:rPr>
+          <w:rFonts w:ascii="Aptos" w:hAnsi="Aptos" w:eastAsia="Aptos" w:cs="Aptos"/>
+          <w:noProof w:val="0"/>
+          <w:sz w:val="24"/>
+          <w:szCs w:val="24"/>
+          <w:lang w:val="es-ES"/>
+        </w:rPr>
+        <w:t>haciamos</w:t>
+      </w:r>
+      <w:r>
+        <w:rPr>
+          <w:rFonts w:ascii="Aptos" w:hAnsi="Aptos" w:eastAsia="Aptos" w:cs="Aptos"/>
+          <w:noProof w:val="0"/>
+          <w:sz w:val="24"/>
+          <w:szCs w:val="24"/>
+          <w:lang w:val="es-ES"/>
+        </w:rPr>
+        <w:t xml:space="preserve"> lo mismo.</w:t>
+      </w:r>
+    </w:p>
+    <w:p>
+      <w:pPr>
+        <w:pStyle w:val="Prrafodelista"/>
+        <w:spacing w:before="0" w:beforeAutospacing="off" w:after="0" w:afterAutospacing="off"/>
+        <w:ind w:left="720"/>
+        <w:rPr>
+          <w:rFonts w:ascii="Aptos" w:hAnsi="Aptos" w:eastAsia="Aptos" w:cs="Aptos"/>
+          <w:noProof w:val="0"/>
+          <w:sz w:val="24"/>
+          <w:szCs w:val="24"/>
+          <w:lang w:val="en-US"/>
+        </w:rPr>
+      </w:pPr>
+    </w:p>
+    <w:p>
+      <w:pPr>
+        <w:pStyle w:val="Prrafodelista"/>
+        <w:numPr>
+          <w:ilvl w:val="0"/>
+          <w:numId w:val="3"/>
+        </w:numPr>
+        <w:spacing w:before="0" w:beforeAutospacing="off" w:after="0" w:afterAutospacing="off"/>
+        <w:rPr>
+          <w:rFonts w:ascii="Aptos" w:hAnsi="Aptos" w:eastAsia="Aptos" w:cs="Aptos"/>
+          <w:noProof w:val="0"/>
+          <w:sz w:val="24"/>
+          <w:szCs w:val="24"/>
+          <w:lang w:val="en-US"/>
+        </w:rPr>
+      </w:pPr>
+      <w:r>
+        <w:rPr>
+          <w:rFonts w:ascii="Aptos" w:hAnsi="Aptos" w:eastAsia="Aptos" w:cs="Aptos"/>
+          <w:noProof w:val="0"/>
+          <w:sz w:val="24"/>
+          <w:szCs w:val="24"/>
+          <w:lang w:val="en-US"/>
+        </w:rPr>
+        <w:t>¿</w:t>
+      </w:r>
+      <w:r>
+        <w:rPr>
+          <w:rFonts w:ascii="Aptos" w:hAnsi="Aptos" w:eastAsia="Aptos" w:cs="Aptos"/>
+          <w:noProof w:val="0"/>
+          <w:sz w:val="24"/>
+          <w:szCs w:val="24"/>
+          <w:lang w:val="en-US"/>
+        </w:rPr>
+        <w:t>Qué</w:t>
+      </w:r>
+      <w:r>
+        <w:rPr>
+          <w:rFonts w:ascii="Aptos" w:hAnsi="Aptos" w:eastAsia="Aptos" w:cs="Aptos"/>
+          <w:noProof w:val="0"/>
+          <w:sz w:val="24"/>
+          <w:szCs w:val="24"/>
+          <w:lang w:val="en-US"/>
+        </w:rPr>
+        <w:t xml:space="preserve"> </w:t>
+      </w:r>
+      <w:r>
+        <w:rPr>
+          <w:rFonts w:ascii="Aptos" w:hAnsi="Aptos" w:eastAsia="Aptos" w:cs="Aptos"/>
+          <w:noProof w:val="0"/>
+          <w:sz w:val="24"/>
+          <w:szCs w:val="24"/>
+          <w:lang w:val="en-US"/>
+        </w:rPr>
+        <w:t>referencias</w:t>
+      </w:r>
+      <w:r>
+        <w:rPr>
+          <w:rFonts w:ascii="Aptos" w:hAnsi="Aptos" w:eastAsia="Aptos" w:cs="Aptos"/>
+          <w:noProof w:val="0"/>
+          <w:sz w:val="24"/>
+          <w:szCs w:val="24"/>
+          <w:lang w:val="en-US"/>
+        </w:rPr>
+        <w:t xml:space="preserve"> </w:t>
+      </w:r>
+      <w:r>
+        <w:rPr>
+          <w:rFonts w:ascii="Aptos" w:hAnsi="Aptos" w:eastAsia="Aptos" w:cs="Aptos"/>
+          <w:noProof w:val="0"/>
+          <w:sz w:val="24"/>
+          <w:szCs w:val="24"/>
+          <w:lang w:val="en-US"/>
+        </w:rPr>
+        <w:t>usaron</w:t>
+      </w:r>
+      <w:r>
+        <w:rPr>
+          <w:rFonts w:ascii="Aptos" w:hAnsi="Aptos" w:eastAsia="Aptos" w:cs="Aptos"/>
+          <w:noProof w:val="0"/>
+          <w:sz w:val="24"/>
+          <w:szCs w:val="24"/>
+          <w:lang w:val="en-US"/>
+        </w:rPr>
+        <w:t>? ¿</w:t>
+      </w:r>
+      <w:r>
+        <w:rPr>
+          <w:rFonts w:ascii="Aptos" w:hAnsi="Aptos" w:eastAsia="Aptos" w:cs="Aptos"/>
+          <w:noProof w:val="0"/>
+          <w:sz w:val="24"/>
+          <w:szCs w:val="24"/>
+          <w:lang w:val="en-US"/>
+        </w:rPr>
+        <w:t>Cuál</w:t>
+      </w:r>
+      <w:r>
+        <w:rPr>
+          <w:rFonts w:ascii="Aptos" w:hAnsi="Aptos" w:eastAsia="Aptos" w:cs="Aptos"/>
+          <w:noProof w:val="0"/>
+          <w:sz w:val="24"/>
+          <w:szCs w:val="24"/>
+          <w:lang w:val="en-US"/>
+        </w:rPr>
+        <w:t xml:space="preserve"> </w:t>
+      </w:r>
+      <w:r>
+        <w:rPr>
+          <w:rFonts w:ascii="Aptos" w:hAnsi="Aptos" w:eastAsia="Aptos" w:cs="Aptos"/>
+          <w:noProof w:val="0"/>
+          <w:sz w:val="24"/>
+          <w:szCs w:val="24"/>
+          <w:lang w:val="en-US"/>
+        </w:rPr>
+        <w:t>fue</w:t>
+      </w:r>
+      <w:r>
+        <w:rPr>
+          <w:rFonts w:ascii="Aptos" w:hAnsi="Aptos" w:eastAsia="Aptos" w:cs="Aptos"/>
+          <w:noProof w:val="0"/>
+          <w:sz w:val="24"/>
+          <w:szCs w:val="24"/>
+          <w:lang w:val="en-US"/>
+        </w:rPr>
+        <w:t xml:space="preserve"> la </w:t>
+      </w:r>
+      <w:r>
+        <w:rPr>
+          <w:rFonts w:ascii="Aptos" w:hAnsi="Aptos" w:eastAsia="Aptos" w:cs="Aptos"/>
+          <w:noProof w:val="0"/>
+          <w:sz w:val="24"/>
+          <w:szCs w:val="24"/>
+          <w:lang w:val="en-US"/>
+        </w:rPr>
+        <w:t>más</w:t>
+      </w:r>
+      <w:r>
+        <w:rPr>
+          <w:rFonts w:ascii="Aptos" w:hAnsi="Aptos" w:eastAsia="Aptos" w:cs="Aptos"/>
+          <w:noProof w:val="0"/>
+          <w:sz w:val="24"/>
+          <w:szCs w:val="24"/>
+          <w:lang w:val="en-US"/>
+        </w:rPr>
+        <w:t xml:space="preserve"> </w:t>
+      </w:r>
+      <w:r>
+        <w:rPr>
+          <w:rFonts w:ascii="Aptos" w:hAnsi="Aptos" w:eastAsia="Aptos" w:cs="Aptos"/>
+          <w:noProof w:val="0"/>
+          <w:sz w:val="24"/>
+          <w:szCs w:val="24"/>
+          <w:lang w:val="en-US"/>
+        </w:rPr>
+        <w:t>útil</w:t>
+      </w:r>
+      <w:r>
+        <w:rPr>
+          <w:rFonts w:ascii="Aptos" w:hAnsi="Aptos" w:eastAsia="Aptos" w:cs="Aptos"/>
+          <w:noProof w:val="0"/>
+          <w:sz w:val="24"/>
+          <w:szCs w:val="24"/>
+          <w:lang w:val="en-US"/>
+        </w:rPr>
+        <w:t xml:space="preserve">? </w:t>
+      </w:r>
+    </w:p>
+    <w:p>
+      <w:pPr>
+        <w:pStyle w:val="Prrafodelista"/>
+        <w:spacing w:before="0" w:beforeAutospacing="off" w:after="0" w:afterAutospacing="off"/>
+        <w:ind w:left="720"/>
+      </w:pPr>
+      <w:r>
+        <w:rPr>
+          <w:rFonts w:ascii="Aptos" w:hAnsi="Aptos" w:eastAsia="Aptos" w:cs="Aptos"/>
+          <w:noProof w:val="0"/>
+          <w:sz w:val="24"/>
+          <w:szCs w:val="24"/>
+          <w:lang w:val="es-ES"/>
+        </w:rPr>
+        <w:t xml:space="preserve">Consideramos que las </w:t>
+      </w:r>
+      <w:r>
+        <w:rPr>
+          <w:rFonts w:ascii="Aptos" w:hAnsi="Aptos" w:eastAsia="Aptos" w:cs="Aptos"/>
+          <w:noProof w:val="0"/>
+          <w:sz w:val="24"/>
+          <w:szCs w:val="24"/>
+          <w:lang w:val="es-ES"/>
+        </w:rPr>
+        <w:t>unicas</w:t>
+      </w:r>
+      <w:r>
+        <w:rPr>
+          <w:rFonts w:ascii="Aptos" w:hAnsi="Aptos" w:eastAsia="Aptos" w:cs="Aptos"/>
+          <w:noProof w:val="0"/>
+          <w:sz w:val="24"/>
+          <w:szCs w:val="24"/>
+          <w:lang w:val="es-ES"/>
+        </w:rPr>
+        <w:t xml:space="preserve"> referencias que usamos fueron las presentaciones (Notas de clase) de la profesora </w:t>
+      </w:r>
+      <w:r>
+        <w:rPr>
+          <w:rFonts w:ascii="Aptos" w:hAnsi="Aptos" w:eastAsia="Aptos" w:cs="Aptos"/>
+          <w:noProof w:val="0"/>
+          <w:sz w:val="24"/>
+          <w:szCs w:val="24"/>
+          <w:lang w:val="es-ES"/>
+        </w:rPr>
+        <w:t>maria</w:t>
+      </w:r>
+      <w:r>
+        <w:rPr>
+          <w:rFonts w:ascii="Aptos" w:hAnsi="Aptos" w:eastAsia="Aptos" w:cs="Aptos"/>
+          <w:noProof w:val="0"/>
+          <w:sz w:val="24"/>
+          <w:szCs w:val="24"/>
+          <w:lang w:val="es-ES"/>
+        </w:rPr>
+        <w:t xml:space="preserve"> </w:t>
+      </w:r>
+      <w:r>
+        <w:rPr>
+          <w:rFonts w:ascii="Aptos" w:hAnsi="Aptos" w:eastAsia="Aptos" w:cs="Aptos"/>
+          <w:noProof w:val="0"/>
+          <w:sz w:val="24"/>
+          <w:szCs w:val="24"/>
+          <w:lang w:val="es-ES"/>
+        </w:rPr>
+        <w:t>irma</w:t>
+      </w:r>
+      <w:r>
+        <w:rPr>
+          <w:rFonts w:ascii="Aptos" w:hAnsi="Aptos" w:eastAsia="Aptos" w:cs="Aptos"/>
+          <w:noProof w:val="0"/>
+          <w:sz w:val="24"/>
+          <w:szCs w:val="24"/>
+          <w:lang w:val="es-ES"/>
+        </w:rPr>
+        <w:t>, sobre todo al usar las notas de clase de la semana 7, donde podemos ver como refactorizar el archivo SHAPES, usando herencia</w:t>
+      </w:r>
+    </w:p>
+    <w:p>
+      <w:pPr>
+        <w:pStyle w:val="Normal"/>
+      </w:pPr>
+    </w:p>
     <w:sectPr>
       <w:headerReference w:type="default" r:id="rId74"/>
       <w:footerReference w:type="default" r:id="rId75"/>
-      <w:pgSz w:w="12240" w:h="15840"/>
+      <w:pgSz w:w="12240" w:h="15840" w:orient="portrait"/>
       <w:pgMar w:top="1417" w:right="1701" w:bottom="1417" w:left="1701" w:header="708" w:footer="708" w:gutter="0"/>
       <w:cols w:space="708"/>
       <w:docGrid w:linePitch="360"/>
@@ -6760,6 +8095,91 @@
 
 <file path=word/numbering.xml><?xml version="1.0" encoding="utf-8"?>
 <w:numbering xmlns:wpc="http://schemas.microsoft.com/office/word/2010/wordprocessingCanvas" xmlns:cx="http://schemas.microsoft.com/office/drawing/2014/chartex" xmlns:cx1="http://schemas.microsoft.com/office/drawing/2015/9/8/chartex" xmlns:cx2="http://schemas.microsoft.com/office/drawing/2015/10/21/chartex" xmlns:cx3="http://schemas.microsoft.com/office/drawing/2016/5/9/chartex" xmlns:cx4="http://schemas.microsoft.com/office/drawing/2016/5/10/chartex" xmlns:cx5="http://schemas.microsoft.com/office/drawing/2016/5/11/chartex" xmlns:cx6="http://schemas.microsoft.com/office/drawing/2016/5/12/chartex" xmlns:cx7="http://schemas.microsoft.com/office/drawing/2016/5/13/chartex" xmlns:cx8="http://schemas.microsoft.com/office/drawing/2016/5/14/chartex" xmlns:mc="http://schemas.openxmlformats.org/markup-compatibility/2006" xmlns:aink="http://schemas.microsoft.com/office/drawing/2016/ink" xmlns:am3d="http://schemas.microsoft.com/office/drawing/2017/model3d" xmlns:o="urn:schemas-microsoft-com:office:office" xmlns:oel="http://schemas.microsoft.com/office/2019/extlst" xmlns:r="http://schemas.openxmlformats.org/officeDocument/2006/relationships" xmlns:m="http://schemas.openxmlformats.org/officeDocument/2006/math" xmlns:v="urn:schemas-microsoft-com:vml" xmlns:wp14="http://schemas.microsoft.com/office/word/2010/wordprocessingDrawing" xmlns:wp="http://schemas.openxmlformats.org/drawingml/2006/wordprocessingDrawing" xmlns:w10="urn:schemas-microsoft-com:office:word" xmlns:w="http://schemas.openxmlformats.org/wordprocessingml/2006/main" xmlns:w14="http://schemas.microsoft.com/office/word/2010/wordml" xmlns:w15="http://schemas.microsoft.com/office/word/2012/wordml" xmlns:w16cex="http://schemas.microsoft.com/office/word/2018/wordml/cex" xmlns:w16cid="http://schemas.microsoft.com/office/word/2016/wordml/cid" xmlns:w16="http://schemas.microsoft.com/office/word/2018/wordml" xmlns:w16du="http://schemas.microsoft.com/office/word/2023/wordml/word16du" xmlns:w16sdtdh="http://schemas.microsoft.com/office/word/2020/wordml/sdtdatahash" xmlns:w16sdtfl="http://schemas.microsoft.com/office/word/2024/wordml/sdtformatlock" xmlns:w16se="http://schemas.microsoft.com/office/word/2015/wordml/symex" xmlns:wpg="http://schemas.microsoft.com/office/word/2010/wordprocessingGroup" xmlns:wpi="http://schemas.microsoft.com/office/word/2010/wordprocessingInk" xmlns:wne="http://schemas.microsoft.com/office/word/2006/wordml" xmlns:wps="http://schemas.microsoft.com/office/word/2010/wordprocessingShape" mc:Ignorable="w14 w15 w16se w16cid w16 w16cex w16sdtdh w16sdtfl w16du wp14">
+  <w:abstractNum xmlns:w="http://schemas.openxmlformats.org/wordprocessingml/2006/main" w:abstractNumId="2">
+    <w:nsid w:val="30733179"/>
+    <w:multiLevelType xmlns:w="http://schemas.openxmlformats.org/wordprocessingml/2006/main" w:val="hybridMultilevel"/>
+    <w:lvl xmlns:w="http://schemas.openxmlformats.org/wordprocessingml/2006/main" w:ilvl="0">
+      <w:start w:val="1"/>
+      <w:numFmt w:val="decimal"/>
+      <w:lvlText w:val="%1."/>
+      <w:lvlJc w:val="left"/>
+      <w:pPr>
+        <w:ind w:left="720" w:hanging="360"/>
+      </w:pPr>
+    </w:lvl>
+    <w:lvl xmlns:w="http://schemas.openxmlformats.org/wordprocessingml/2006/main" w:ilvl="1">
+      <w:start w:val="1"/>
+      <w:numFmt w:val="lowerLetter"/>
+      <w:lvlText w:val="%2."/>
+      <w:lvlJc w:val="left"/>
+      <w:pPr>
+        <w:ind w:left="1440" w:hanging="360"/>
+      </w:pPr>
+    </w:lvl>
+    <w:lvl xmlns:w="http://schemas.openxmlformats.org/wordprocessingml/2006/main" w:ilvl="2">
+      <w:start w:val="1"/>
+      <w:numFmt w:val="lowerRoman"/>
+      <w:lvlText w:val="%3."/>
+      <w:lvlJc w:val="right"/>
+      <w:pPr>
+        <w:ind w:left="2160" w:hanging="180"/>
+      </w:pPr>
+    </w:lvl>
+    <w:lvl xmlns:w="http://schemas.openxmlformats.org/wordprocessingml/2006/main" w:ilvl="3">
+      <w:start w:val="1"/>
+      <w:numFmt w:val="decimal"/>
+      <w:lvlText w:val="%4."/>
+      <w:lvlJc w:val="left"/>
+      <w:pPr>
+        <w:ind w:left="2880" w:hanging="360"/>
+      </w:pPr>
+    </w:lvl>
+    <w:lvl xmlns:w="http://schemas.openxmlformats.org/wordprocessingml/2006/main" w:ilvl="4">
+      <w:start w:val="1"/>
+      <w:numFmt w:val="lowerLetter"/>
+      <w:lvlText w:val="%5."/>
+      <w:lvlJc w:val="left"/>
+      <w:pPr>
+        <w:ind w:left="3600" w:hanging="360"/>
+      </w:pPr>
+    </w:lvl>
+    <w:lvl xmlns:w="http://schemas.openxmlformats.org/wordprocessingml/2006/main" w:ilvl="5">
+      <w:start w:val="1"/>
+      <w:numFmt w:val="lowerRoman"/>
+      <w:lvlText w:val="%6."/>
+      <w:lvlJc w:val="right"/>
+      <w:pPr>
+        <w:ind w:left="4320" w:hanging="180"/>
+      </w:pPr>
+    </w:lvl>
+    <w:lvl xmlns:w="http://schemas.openxmlformats.org/wordprocessingml/2006/main" w:ilvl="6">
+      <w:start w:val="1"/>
+      <w:numFmt w:val="decimal"/>
+      <w:lvlText w:val="%7."/>
+      <w:lvlJc w:val="left"/>
+      <w:pPr>
+        <w:ind w:left="5040" w:hanging="360"/>
+      </w:pPr>
+    </w:lvl>
+    <w:lvl xmlns:w="http://schemas.openxmlformats.org/wordprocessingml/2006/main" w:ilvl="7">
+      <w:start w:val="1"/>
+      <w:numFmt w:val="lowerLetter"/>
+      <w:lvlText w:val="%8."/>
+      <w:lvlJc w:val="left"/>
+      <w:pPr>
+        <w:ind w:left="5760" w:hanging="360"/>
+      </w:pPr>
+    </w:lvl>
+    <w:lvl xmlns:w="http://schemas.openxmlformats.org/wordprocessingml/2006/main" w:ilvl="8">
+      <w:start w:val="1"/>
+      <w:numFmt w:val="lowerRoman"/>
+      <w:lvlText w:val="%9."/>
+      <w:lvlJc w:val="right"/>
+      <w:pPr>
+        <w:ind w:left="6480" w:hanging="180"/>
+      </w:pPr>
+    </w:lvl>
+  </w:abstractNum>
   <w:abstractNum w:abstractNumId="0" w15:restartNumberingAfterBreak="0">
     <w:nsid w:val="10F35C58"/>
     <w:multiLevelType w:val="hybridMultilevel"/>
@@ -6861,7 +8281,7 @@
         <w:ind w:left="720" w:hanging="360"/>
       </w:pPr>
       <w:rPr>
-        <w:rFonts w:ascii="Aptos" w:eastAsiaTheme="minorEastAsia" w:hAnsi="Aptos" w:cstheme="minorBidi" w:hint="default"/>
+        <w:rFonts w:hint="default" w:ascii="Aptos" w:hAnsi="Aptos" w:eastAsiaTheme="minorEastAsia" w:cstheme="minorBidi"/>
       </w:rPr>
     </w:lvl>
     <w:lvl w:ilvl="1" w:tplc="240A0003" w:tentative="1">
@@ -6873,7 +8293,7 @@
         <w:ind w:left="1440" w:hanging="360"/>
       </w:pPr>
       <w:rPr>
-        <w:rFonts w:ascii="Courier New" w:hAnsi="Courier New" w:cs="Courier New" w:hint="default"/>
+        <w:rFonts w:hint="default" w:ascii="Courier New" w:hAnsi="Courier New" w:cs="Courier New"/>
       </w:rPr>
     </w:lvl>
     <w:lvl w:ilvl="2" w:tplc="240A0005" w:tentative="1">
@@ -6885,7 +8305,7 @@
         <w:ind w:left="2160" w:hanging="360"/>
       </w:pPr>
       <w:rPr>
-        <w:rFonts w:ascii="Wingdings" w:hAnsi="Wingdings" w:hint="default"/>
+        <w:rFonts w:hint="default" w:ascii="Wingdings" w:hAnsi="Wingdings"/>
       </w:rPr>
     </w:lvl>
     <w:lvl w:ilvl="3" w:tplc="240A0001" w:tentative="1">
@@ -6897,7 +8317,7 @@
         <w:ind w:left="2880" w:hanging="360"/>
       </w:pPr>
       <w:rPr>
-        <w:rFonts w:ascii="Symbol" w:hAnsi="Symbol" w:hint="default"/>
+        <w:rFonts w:hint="default" w:ascii="Symbol" w:hAnsi="Symbol"/>
       </w:rPr>
     </w:lvl>
     <w:lvl w:ilvl="4" w:tplc="240A0003" w:tentative="1">
@@ -6909,7 +8329,7 @@
         <w:ind w:left="3600" w:hanging="360"/>
       </w:pPr>
       <w:rPr>
-        <w:rFonts w:ascii="Courier New" w:hAnsi="Courier New" w:cs="Courier New" w:hint="default"/>
+        <w:rFonts w:hint="default" w:ascii="Courier New" w:hAnsi="Courier New" w:cs="Courier New"/>
       </w:rPr>
     </w:lvl>
     <w:lvl w:ilvl="5" w:tplc="240A0005" w:tentative="1">
@@ -6921,7 +8341,7 @@
         <w:ind w:left="4320" w:hanging="360"/>
       </w:pPr>
       <w:rPr>
-        <w:rFonts w:ascii="Wingdings" w:hAnsi="Wingdings" w:hint="default"/>
+        <w:rFonts w:hint="default" w:ascii="Wingdings" w:hAnsi="Wingdings"/>
       </w:rPr>
     </w:lvl>
     <w:lvl w:ilvl="6" w:tplc="240A0001" w:tentative="1">
@@ -6933,7 +8353,7 @@
         <w:ind w:left="5040" w:hanging="360"/>
       </w:pPr>
       <w:rPr>
-        <w:rFonts w:ascii="Symbol" w:hAnsi="Symbol" w:hint="default"/>
+        <w:rFonts w:hint="default" w:ascii="Symbol" w:hAnsi="Symbol"/>
       </w:rPr>
     </w:lvl>
     <w:lvl w:ilvl="7" w:tplc="240A0003" w:tentative="1">
@@ -6945,7 +8365,7 @@
         <w:ind w:left="5760" w:hanging="360"/>
       </w:pPr>
       <w:rPr>
-        <w:rFonts w:ascii="Courier New" w:hAnsi="Courier New" w:cs="Courier New" w:hint="default"/>
+        <w:rFonts w:hint="default" w:ascii="Courier New" w:hAnsi="Courier New" w:cs="Courier New"/>
       </w:rPr>
     </w:lvl>
     <w:lvl w:ilvl="8" w:tplc="240A0005" w:tentative="1">
@@ -6957,10 +8377,13 @@
         <w:ind w:left="6480" w:hanging="360"/>
       </w:pPr>
       <w:rPr>
-        <w:rFonts w:ascii="Wingdings" w:hAnsi="Wingdings" w:hint="default"/>
+        <w:rFonts w:hint="default" w:ascii="Wingdings" w:hAnsi="Wingdings"/>
       </w:rPr>
     </w:lvl>
   </w:abstractNum>
+  <w:num w:numId="3">
+    <w:abstractNumId w:val="2"/>
+  </w:num>
   <w:num w:numId="1" w16cid:durableId="1254974244">
     <w:abstractNumId w:val="0"/>
   </w:num>
@@ -6975,7 +8398,7 @@
   <w:docDefaults>
     <w:rPrDefault>
       <w:rPr>
-        <w:rFonts w:asciiTheme="minorHAnsi" w:eastAsiaTheme="minorHAnsi" w:hAnsiTheme="minorHAnsi" w:cstheme="minorBidi"/>
+        <w:rFonts w:asciiTheme="minorHAnsi" w:hAnsiTheme="minorHAnsi" w:eastAsiaTheme="minorHAnsi" w:cstheme="minorBidi"/>
         <w:kern w:val="2"/>
         <w:sz w:val="24"/>
         <w:szCs w:val="24"/>
@@ -6992,14 +8415,14 @@
   <w:latentStyles w:defLockedState="0" w:defUIPriority="99" w:defSemiHidden="0" w:defUnhideWhenUsed="0" w:defQFormat="0" w:count="376">
     <w:lsdException w:name="Normal" w:uiPriority="0" w:qFormat="1"/>
     <w:lsdException w:name="heading 1" w:uiPriority="9" w:qFormat="1"/>
-    <w:lsdException w:name="heading 2" w:semiHidden="1" w:uiPriority="9" w:unhideWhenUsed="1" w:qFormat="1"/>
-    <w:lsdException w:name="heading 3" w:semiHidden="1" w:uiPriority="9" w:unhideWhenUsed="1" w:qFormat="1"/>
-    <w:lsdException w:name="heading 4" w:semiHidden="1" w:uiPriority="9" w:unhideWhenUsed="1" w:qFormat="1"/>
-    <w:lsdException w:name="heading 5" w:semiHidden="1" w:uiPriority="9" w:unhideWhenUsed="1" w:qFormat="1"/>
-    <w:lsdException w:name="heading 6" w:semiHidden="1" w:uiPriority="9" w:unhideWhenUsed="1" w:qFormat="1"/>
-    <w:lsdException w:name="heading 7" w:semiHidden="1" w:uiPriority="9" w:unhideWhenUsed="1" w:qFormat="1"/>
-    <w:lsdException w:name="heading 8" w:semiHidden="1" w:uiPriority="9" w:unhideWhenUsed="1" w:qFormat="1"/>
-    <w:lsdException w:name="heading 9" w:semiHidden="1" w:uiPriority="9" w:unhideWhenUsed="1" w:qFormat="1"/>
+    <w:lsdException w:name="heading 2" w:uiPriority="9" w:semiHidden="1" w:unhideWhenUsed="1" w:qFormat="1"/>
+    <w:lsdException w:name="heading 3" w:uiPriority="9" w:semiHidden="1" w:unhideWhenUsed="1" w:qFormat="1"/>
+    <w:lsdException w:name="heading 4" w:uiPriority="9" w:semiHidden="1" w:unhideWhenUsed="1" w:qFormat="1"/>
+    <w:lsdException w:name="heading 5" w:uiPriority="9" w:semiHidden="1" w:unhideWhenUsed="1" w:qFormat="1"/>
+    <w:lsdException w:name="heading 6" w:uiPriority="9" w:semiHidden="1" w:unhideWhenUsed="1" w:qFormat="1"/>
+    <w:lsdException w:name="heading 7" w:uiPriority="9" w:semiHidden="1" w:unhideWhenUsed="1" w:qFormat="1"/>
+    <w:lsdException w:name="heading 8" w:uiPriority="9" w:semiHidden="1" w:unhideWhenUsed="1" w:qFormat="1"/>
+    <w:lsdException w:name="heading 9" w:uiPriority="9" w:semiHidden="1" w:unhideWhenUsed="1" w:qFormat="1"/>
     <w:lsdException w:name="index 1" w:semiHidden="1" w:unhideWhenUsed="1"/>
     <w:lsdException w:name="index 2" w:semiHidden="1" w:unhideWhenUsed="1"/>
     <w:lsdException w:name="index 3" w:semiHidden="1" w:unhideWhenUsed="1"/>
@@ -7009,22 +8432,22 @@
     <w:lsdException w:name="index 7" w:semiHidden="1" w:unhideWhenUsed="1"/>
     <w:lsdException w:name="index 8" w:semiHidden="1" w:unhideWhenUsed="1"/>
     <w:lsdException w:name="index 9" w:semiHidden="1" w:unhideWhenUsed="1"/>
-    <w:lsdException w:name="toc 1" w:semiHidden="1" w:uiPriority="39" w:unhideWhenUsed="1"/>
-    <w:lsdException w:name="toc 2" w:semiHidden="1" w:uiPriority="39" w:unhideWhenUsed="1"/>
-    <w:lsdException w:name="toc 3" w:semiHidden="1" w:uiPriority="39" w:unhideWhenUsed="1"/>
-    <w:lsdException w:name="toc 4" w:semiHidden="1" w:uiPriority="39" w:unhideWhenUsed="1"/>
-    <w:lsdException w:name="toc 5" w:semiHidden="1" w:uiPriority="39" w:unhideWhenUsed="1"/>
-    <w:lsdException w:name="toc 6" w:semiHidden="1" w:uiPriority="39" w:unhideWhenUsed="1"/>
-    <w:lsdException w:name="toc 7" w:semiHidden="1" w:uiPriority="39" w:unhideWhenUsed="1"/>
-    <w:lsdException w:name="toc 8" w:semiHidden="1" w:uiPriority="39" w:unhideWhenUsed="1"/>
-    <w:lsdException w:name="toc 9" w:semiHidden="1" w:uiPriority="39" w:unhideWhenUsed="1"/>
+    <w:lsdException w:name="toc 1" w:uiPriority="39" w:semiHidden="1" w:unhideWhenUsed="1"/>
+    <w:lsdException w:name="toc 2" w:uiPriority="39" w:semiHidden="1" w:unhideWhenUsed="1"/>
+    <w:lsdException w:name="toc 3" w:uiPriority="39" w:semiHidden="1" w:unhideWhenUsed="1"/>
+    <w:lsdException w:name="toc 4" w:uiPriority="39" w:semiHidden="1" w:unhideWhenUsed="1"/>
+    <w:lsdException w:name="toc 5" w:uiPriority="39" w:semiHidden="1" w:unhideWhenUsed="1"/>
+    <w:lsdException w:name="toc 6" w:uiPriority="39" w:semiHidden="1" w:unhideWhenUsed="1"/>
+    <w:lsdException w:name="toc 7" w:uiPriority="39" w:semiHidden="1" w:unhideWhenUsed="1"/>
+    <w:lsdException w:name="toc 8" w:uiPriority="39" w:semiHidden="1" w:unhideWhenUsed="1"/>
+    <w:lsdException w:name="toc 9" w:uiPriority="39" w:semiHidden="1" w:unhideWhenUsed="1"/>
     <w:lsdException w:name="Normal Indent" w:semiHidden="1" w:unhideWhenUsed="1"/>
     <w:lsdException w:name="footnote text" w:semiHidden="1" w:unhideWhenUsed="1"/>
     <w:lsdException w:name="annotation text" w:semiHidden="1" w:unhideWhenUsed="1"/>
     <w:lsdException w:name="header" w:semiHidden="1" w:unhideWhenUsed="1"/>
     <w:lsdException w:name="footer" w:semiHidden="1" w:unhideWhenUsed="1"/>
     <w:lsdException w:name="index heading" w:semiHidden="1" w:unhideWhenUsed="1"/>
-    <w:lsdException w:name="caption" w:semiHidden="1" w:uiPriority="35" w:unhideWhenUsed="1" w:qFormat="1"/>
+    <w:lsdException w:name="caption" w:uiPriority="35" w:semiHidden="1" w:unhideWhenUsed="1" w:qFormat="1"/>
     <w:lsdException w:name="table of figures" w:semiHidden="1" w:unhideWhenUsed="1"/>
     <w:lsdException w:name="envelope address" w:semiHidden="1" w:unhideWhenUsed="1"/>
     <w:lsdException w:name="envelope return" w:semiHidden="1" w:unhideWhenUsed="1"/>
@@ -7055,7 +8478,7 @@
     <w:lsdException w:name="Title" w:uiPriority="10" w:qFormat="1"/>
     <w:lsdException w:name="Closing" w:semiHidden="1" w:unhideWhenUsed="1"/>
     <w:lsdException w:name="Signature" w:semiHidden="1" w:unhideWhenUsed="1"/>
-    <w:lsdException w:name="Default Paragraph Font" w:semiHidden="1" w:uiPriority="1" w:unhideWhenUsed="1"/>
+    <w:lsdException w:name="Default Paragraph Font" w:uiPriority="1" w:semiHidden="1" w:unhideWhenUsed="1"/>
     <w:lsdException w:name="Body Text" w:semiHidden="1" w:unhideWhenUsed="1"/>
     <w:lsdException w:name="Body Text Indent" w:semiHidden="1" w:unhideWhenUsed="1"/>
     <w:lsdException w:name="List Continue" w:semiHidden="1" w:unhideWhenUsed="1"/>
@@ -7255,8 +8678,8 @@
     <w:lsdException w:name="Subtle Reference" w:uiPriority="31" w:qFormat="1"/>
     <w:lsdException w:name="Intense Reference" w:uiPriority="32" w:qFormat="1"/>
     <w:lsdException w:name="Book Title" w:uiPriority="33" w:qFormat="1"/>
-    <w:lsdException w:name="Bibliography" w:semiHidden="1" w:uiPriority="37" w:unhideWhenUsed="1"/>
-    <w:lsdException w:name="TOC Heading" w:semiHidden="1" w:uiPriority="39" w:unhideWhenUsed="1" w:qFormat="1"/>
+    <w:lsdException w:name="Bibliography" w:uiPriority="37" w:semiHidden="1" w:unhideWhenUsed="1"/>
+    <w:lsdException w:name="TOC Heading" w:uiPriority="39" w:semiHidden="1" w:unhideWhenUsed="1" w:qFormat="1"/>
     <w:lsdException w:name="Plain Table 1" w:uiPriority="41"/>
     <w:lsdException w:name="Plain Table 2" w:uiPriority="42"/>
     <w:lsdException w:name="Plain Table 3" w:uiPriority="43"/>
@@ -7367,7 +8790,7 @@
     <w:lsdException w:name="Unresolved Mention" w:semiHidden="1" w:unhideWhenUsed="1"/>
     <w:lsdException w:name="Smart Link" w:semiHidden="1" w:unhideWhenUsed="1"/>
   </w:latentStyles>
-  <w:style w:type="paragraph" w:default="1" w:styleId="Normal">
+  <w:style w:type="paragraph" w:styleId="Normal" w:default="1">
     <w:name w:val="Normal"/>
     <w:qFormat/>
     <w:rsid w:val="00EC057D"/>
@@ -7396,7 +8819,7 @@
       <w:outlineLvl w:val="0"/>
     </w:pPr>
     <w:rPr>
-      <w:rFonts w:asciiTheme="majorHAnsi" w:eastAsiaTheme="majorEastAsia" w:hAnsiTheme="majorHAnsi" w:cstheme="majorBidi"/>
+      <w:rFonts w:asciiTheme="majorHAnsi" w:hAnsiTheme="majorHAnsi" w:eastAsiaTheme="majorEastAsia" w:cstheme="majorBidi"/>
       <w:color w:val="0F4761" w:themeColor="accent1" w:themeShade="BF"/>
       <w:kern w:val="2"/>
       <w:sz w:val="40"/>
@@ -7422,7 +8845,7 @@
       <w:outlineLvl w:val="1"/>
     </w:pPr>
     <w:rPr>
-      <w:rFonts w:asciiTheme="majorHAnsi" w:eastAsiaTheme="majorEastAsia" w:hAnsiTheme="majorHAnsi" w:cstheme="majorBidi"/>
+      <w:rFonts w:asciiTheme="majorHAnsi" w:hAnsiTheme="majorHAnsi" w:eastAsiaTheme="majorEastAsia" w:cstheme="majorBidi"/>
       <w:color w:val="0F4761" w:themeColor="accent1" w:themeShade="BF"/>
       <w:kern w:val="2"/>
       <w:sz w:val="32"/>
@@ -7607,13 +9030,13 @@
       <w14:ligatures w14:val="standardContextual"/>
     </w:rPr>
   </w:style>
-  <w:style w:type="character" w:default="1" w:styleId="Fuentedeprrafopredeter">
+  <w:style w:type="character" w:styleId="Fuentedeprrafopredeter" w:default="1">
     <w:name w:val="Default Paragraph Font"/>
     <w:uiPriority w:val="1"/>
     <w:semiHidden/>
     <w:unhideWhenUsed/>
   </w:style>
-  <w:style w:type="table" w:default="1" w:styleId="Tablanormal">
+  <w:style w:type="table" w:styleId="Tablanormal" w:default="1">
     <w:name w:val="Normal Table"/>
     <w:uiPriority w:val="99"/>
     <w:semiHidden/>
@@ -7628,26 +9051,26 @@
       </w:tblCellMar>
     </w:tblPr>
   </w:style>
-  <w:style w:type="numbering" w:default="1" w:styleId="Sinlista">
+  <w:style w:type="numbering" w:styleId="Sinlista" w:default="1">
     <w:name w:val="No List"/>
     <w:uiPriority w:val="99"/>
     <w:semiHidden/>
     <w:unhideWhenUsed/>
   </w:style>
-  <w:style w:type="character" w:customStyle="1" w:styleId="Ttulo1Car">
+  <w:style w:type="character" w:styleId="Ttulo1Car" w:customStyle="1">
     <w:name w:val="Título 1 Car"/>
     <w:basedOn w:val="Fuentedeprrafopredeter"/>
     <w:link w:val="Ttulo1"/>
     <w:uiPriority w:val="9"/>
     <w:rsid w:val="00F91CC4"/>
     <w:rPr>
-      <w:rFonts w:asciiTheme="majorHAnsi" w:eastAsiaTheme="majorEastAsia" w:hAnsiTheme="majorHAnsi" w:cstheme="majorBidi"/>
+      <w:rFonts w:asciiTheme="majorHAnsi" w:hAnsiTheme="majorHAnsi" w:eastAsiaTheme="majorEastAsia" w:cstheme="majorBidi"/>
       <w:color w:val="0F4761" w:themeColor="accent1" w:themeShade="BF"/>
       <w:sz w:val="40"/>
       <w:szCs w:val="40"/>
     </w:rPr>
   </w:style>
-  <w:style w:type="character" w:customStyle="1" w:styleId="Ttulo2Car">
+  <w:style w:type="character" w:styleId="Ttulo2Car" w:customStyle="1">
     <w:name w:val="Título 2 Car"/>
     <w:basedOn w:val="Fuentedeprrafopredeter"/>
     <w:link w:val="Ttulo2"/>
@@ -7655,13 +9078,13 @@
     <w:semiHidden/>
     <w:rsid w:val="00F91CC4"/>
     <w:rPr>
-      <w:rFonts w:asciiTheme="majorHAnsi" w:eastAsiaTheme="majorEastAsia" w:hAnsiTheme="majorHAnsi" w:cstheme="majorBidi"/>
+      <w:rFonts w:asciiTheme="majorHAnsi" w:hAnsiTheme="majorHAnsi" w:eastAsiaTheme="majorEastAsia" w:cstheme="majorBidi"/>
       <w:color w:val="0F4761" w:themeColor="accent1" w:themeShade="BF"/>
       <w:sz w:val="32"/>
       <w:szCs w:val="32"/>
     </w:rPr>
   </w:style>
-  <w:style w:type="character" w:customStyle="1" w:styleId="Ttulo3Car">
+  <w:style w:type="character" w:styleId="Ttulo3Car" w:customStyle="1">
     <w:name w:val="Título 3 Car"/>
     <w:basedOn w:val="Fuentedeprrafopredeter"/>
     <w:link w:val="Ttulo3"/>
@@ -7675,7 +9098,7 @@
       <w:szCs w:val="28"/>
     </w:rPr>
   </w:style>
-  <w:style w:type="character" w:customStyle="1" w:styleId="Ttulo4Car">
+  <w:style w:type="character" w:styleId="Ttulo4Car" w:customStyle="1">
     <w:name w:val="Título 4 Car"/>
     <w:basedOn w:val="Fuentedeprrafopredeter"/>
     <w:link w:val="Ttulo4"/>
@@ -7689,7 +9112,7 @@
       <w:color w:val="0F4761" w:themeColor="accent1" w:themeShade="BF"/>
     </w:rPr>
   </w:style>
-  <w:style w:type="character" w:customStyle="1" w:styleId="Ttulo5Car">
+  <w:style w:type="character" w:styleId="Ttulo5Car" w:customStyle="1">
     <w:name w:val="Título 5 Car"/>
     <w:basedOn w:val="Fuentedeprrafopredeter"/>
     <w:link w:val="Ttulo5"/>
@@ -7701,7 +9124,7 @@
       <w:color w:val="0F4761" w:themeColor="accent1" w:themeShade="BF"/>
     </w:rPr>
   </w:style>
-  <w:style w:type="character" w:customStyle="1" w:styleId="Ttulo6Car">
+  <w:style w:type="character" w:styleId="Ttulo6Car" w:customStyle="1">
     <w:name w:val="Título 6 Car"/>
     <w:basedOn w:val="Fuentedeprrafopredeter"/>
     <w:link w:val="Ttulo6"/>
@@ -7715,7 +9138,7 @@
       <w:color w:val="595959" w:themeColor="text1" w:themeTint="A6"/>
     </w:rPr>
   </w:style>
-  <w:style w:type="character" w:customStyle="1" w:styleId="Ttulo7Car">
+  <w:style w:type="character" w:styleId="Ttulo7Car" w:customStyle="1">
     <w:name w:val="Título 7 Car"/>
     <w:basedOn w:val="Fuentedeprrafopredeter"/>
     <w:link w:val="Ttulo7"/>
@@ -7727,7 +9150,7 @@
       <w:color w:val="595959" w:themeColor="text1" w:themeTint="A6"/>
     </w:rPr>
   </w:style>
-  <w:style w:type="character" w:customStyle="1" w:styleId="Ttulo8Car">
+  <w:style w:type="character" w:styleId="Ttulo8Car" w:customStyle="1">
     <w:name w:val="Título 8 Car"/>
     <w:basedOn w:val="Fuentedeprrafopredeter"/>
     <w:link w:val="Ttulo8"/>
@@ -7741,7 +9164,7 @@
       <w:color w:val="272727" w:themeColor="text1" w:themeTint="D8"/>
     </w:rPr>
   </w:style>
-  <w:style w:type="character" w:customStyle="1" w:styleId="Ttulo9Car">
+  <w:style w:type="character" w:styleId="Ttulo9Car" w:customStyle="1">
     <w:name w:val="Título 9 Car"/>
     <w:basedOn w:val="Fuentedeprrafopredeter"/>
     <w:link w:val="Ttulo9"/>
@@ -7766,7 +9189,7 @@
       <w:contextualSpacing/>
     </w:pPr>
     <w:rPr>
-      <w:rFonts w:asciiTheme="majorHAnsi" w:eastAsiaTheme="majorEastAsia" w:hAnsiTheme="majorHAnsi" w:cstheme="majorBidi"/>
+      <w:rFonts w:asciiTheme="majorHAnsi" w:hAnsiTheme="majorHAnsi" w:eastAsiaTheme="majorEastAsia" w:cstheme="majorBidi"/>
       <w:spacing w:val="-10"/>
       <w:kern w:val="28"/>
       <w:sz w:val="56"/>
@@ -7775,14 +9198,14 @@
       <w14:ligatures w14:val="standardContextual"/>
     </w:rPr>
   </w:style>
-  <w:style w:type="character" w:customStyle="1" w:styleId="TtuloCar">
+  <w:style w:type="character" w:styleId="TtuloCar" w:customStyle="1">
     <w:name w:val="Título Car"/>
     <w:basedOn w:val="Fuentedeprrafopredeter"/>
     <w:link w:val="Ttulo"/>
     <w:uiPriority w:val="10"/>
     <w:rsid w:val="00F91CC4"/>
     <w:rPr>
-      <w:rFonts w:asciiTheme="majorHAnsi" w:eastAsiaTheme="majorEastAsia" w:hAnsiTheme="majorHAnsi" w:cstheme="majorBidi"/>
+      <w:rFonts w:asciiTheme="majorHAnsi" w:hAnsiTheme="majorHAnsi" w:eastAsiaTheme="majorEastAsia" w:cstheme="majorBidi"/>
       <w:spacing w:val="-10"/>
       <w:kern w:val="28"/>
       <w:sz w:val="56"/>
@@ -7814,7 +9237,7 @@
       <w14:ligatures w14:val="standardContextual"/>
     </w:rPr>
   </w:style>
-  <w:style w:type="character" w:customStyle="1" w:styleId="SubttuloCar">
+  <w:style w:type="character" w:styleId="SubttuloCar" w:customStyle="1">
     <w:name w:val="Subtítulo Car"/>
     <w:basedOn w:val="Fuentedeprrafopredeter"/>
     <w:link w:val="Subttulo"/>
@@ -7850,7 +9273,7 @@
       <w14:ligatures w14:val="standardContextual"/>
     </w:rPr>
   </w:style>
-  <w:style w:type="character" w:customStyle="1" w:styleId="CitaCar">
+  <w:style w:type="character" w:styleId="CitaCar" w:customStyle="1">
     <w:name w:val="Cita Car"/>
     <w:basedOn w:val="Fuentedeprrafopredeter"/>
     <w:link w:val="Cita"/>
@@ -7902,8 +9325,8 @@
     <w:rsid w:val="00F91CC4"/>
     <w:pPr>
       <w:pBdr>
-        <w:top w:val="single" w:sz="4" w:space="10" w:color="0F4761" w:themeColor="accent1" w:themeShade="BF"/>
-        <w:bottom w:val="single" w:sz="4" w:space="10" w:color="0F4761" w:themeColor="accent1" w:themeShade="BF"/>
+        <w:top w:val="single" w:color="0F4761" w:themeColor="accent1" w:themeShade="BF" w:sz="4" w:space="10"/>
+        <w:bottom w:val="single" w:color="0F4761" w:themeColor="accent1" w:themeShade="BF" w:sz="4" w:space="10"/>
       </w:pBdr>
       <w:spacing w:before="360" w:after="360" w:line="278" w:lineRule="auto"/>
       <w:ind w:left="864" w:right="864"/>
@@ -7919,7 +9342,7 @@
       <w14:ligatures w14:val="standardContextual"/>
     </w:rPr>
   </w:style>
-  <w:style w:type="character" w:customStyle="1" w:styleId="CitadestacadaCar">
+  <w:style w:type="character" w:styleId="CitadestacadaCar" w:customStyle="1">
     <w:name w:val="Cita destacada Car"/>
     <w:basedOn w:val="Fuentedeprrafopredeter"/>
     <w:link w:val="Citadestacada"/>
@@ -7955,16 +9378,16 @@
     </w:pPr>
     <w:tblPr>
       <w:tblBorders>
-        <w:top w:val="single" w:sz="4" w:space="0" w:color="auto"/>
-        <w:left w:val="single" w:sz="4" w:space="0" w:color="auto"/>
-        <w:bottom w:val="single" w:sz="4" w:space="0" w:color="auto"/>
-        <w:right w:val="single" w:sz="4" w:space="0" w:color="auto"/>
-        <w:insideH w:val="single" w:sz="4" w:space="0" w:color="auto"/>
-        <w:insideV w:val="single" w:sz="4" w:space="0" w:color="auto"/>
+        <w:top w:val="single" w:color="auto" w:sz="4" w:space="0"/>
+        <w:left w:val="single" w:color="auto" w:sz="4" w:space="0"/>
+        <w:bottom w:val="single" w:color="auto" w:sz="4" w:space="0"/>
+        <w:right w:val="single" w:color="auto" w:sz="4" w:space="0"/>
+        <w:insideH w:val="single" w:color="auto" w:sz="4" w:space="0"/>
+        <w:insideV w:val="single" w:color="auto" w:sz="4" w:space="0"/>
       </w:tblBorders>
     </w:tblPr>
   </w:style>
-  <w:style w:type="character" w:customStyle="1" w:styleId="EncabezadoCar">
+  <w:style w:type="character" w:styleId="EncabezadoCar" w:customStyle="1">
     <w:name w:val="Encabezado Car"/>
     <w:basedOn w:val="Fuentedeprrafopredeter"/>
     <w:link w:val="Encabezado"/>
@@ -7984,7 +9407,7 @@
       <w:spacing w:after="0" w:line="240" w:lineRule="auto"/>
     </w:pPr>
   </w:style>
-  <w:style w:type="character" w:customStyle="1" w:styleId="PiedepginaCar">
+  <w:style w:type="character" w:styleId="PiedepginaCar" w:customStyle="1">
     <w:name w:val="Pie de página Car"/>
     <w:basedOn w:val="Fuentedeprrafopredeter"/>
     <w:link w:val="Piedepgina"/>
@@ -8008,7 +9431,7 @@
 </file>
 
 <file path=word/theme/theme1.xml><?xml version="1.0" encoding="utf-8"?>
-<a:theme xmlns:a="http://schemas.openxmlformats.org/drawingml/2006/main" name="Office Theme">
+<a:theme xmlns:a="http://schemas.openxmlformats.org/drawingml/2006/main" xmlns:thm15="http://schemas.microsoft.com/office/thememl/2012/main" name="Office Theme">
   <a:themeElements>
     <a:clrScheme name="Office">
       <a:dk1>
